--- a/manuscript/ziehr_2023_mcti_supplement.docx
+++ b/manuscript/ziehr_2023_mcti_supplement.docx
@@ -1621,11 +1621,11 @@
     <w:next w:val="BodyText"/>
     <w:uiPriority w:val="9"/>
     <w:qFormat/>
-    <w:rsid w:val="002A7FF0"/>
+    <w:rsid w:val="000E081E"/>
     <w:pPr>
       <w:keepNext/>
       <w:keepLines/>
-      <w:spacing w:after="240"/>
+      <w:spacing w:after="240" w:before="360"/>
       <w:outlineLvl w:val="0"/>
     </w:pPr>
     <w:rPr>
@@ -1643,11 +1643,11 @@
     <w:uiPriority w:val="9"/>
     <w:unhideWhenUsed/>
     <w:qFormat/>
-    <w:rsid w:val="002A7FF0"/>
+    <w:rsid w:val="000E081E"/>
     <w:pPr>
       <w:keepNext/>
       <w:keepLines/>
-      <w:spacing w:after="240"/>
+      <w:spacing w:after="120"/>
       <w:outlineLvl w:val="1"/>
     </w:pPr>
     <w:rPr>
@@ -1664,11 +1664,11 @@
     <w:uiPriority w:val="9"/>
     <w:unhideWhenUsed/>
     <w:qFormat/>
-    <w:rsid w:val="002A7FF0"/>
+    <w:rsid w:val="000E081E"/>
     <w:pPr>
       <w:keepNext/>
       <w:keepLines/>
-      <w:spacing w:after="240"/>
+      <w:spacing w:after="0"/>
       <w:outlineLvl w:val="2"/>
     </w:pPr>
     <w:rPr>

--- a/manuscript/ziehr_2023_mcti_supplement.docx
+++ b/manuscript/ziehr_2023_mcti_supplement.docx
@@ -574,7 +574,7 @@
         <w:t xml:space="preserve"> </w:t>
       </w:r>
       <w:r>
-        <w:t xml:space="preserve">Department of Human Genetics, University of Utah, Salt Lake City, UT</w:t>
+        <w:t xml:space="preserve">Department of Internal Medicine, University of Utah, Salt Lake City, UT</w:t>
       </w:r>
       <w:r>
         <w:br/>
@@ -604,7 +604,7 @@
         <w:t xml:space="preserve"> </w:t>
       </w:r>
       <w:r>
-        <w:t xml:space="preserve">Department of Pathology, Anatomy &amp; Cell Biology, Thomas Jefferson University, Philadelphia, PA</w:t>
+        <w:t xml:space="preserve">Department of Pathology and Genomic Medicine, Thomas Jefferson University, Philadelphia, PA</w:t>
       </w:r>
       <w:r>
         <w:br/>
@@ -680,6 +680,7882 @@
         </w:r>
       </w:hyperlink>
     </w:p>
+    <w:p>
+      <w:r>
+        <w:br w:type="page"/>
+      </w:r>
+    </w:p>
+    <w:bookmarkStart w:id="44" w:name="materials-and-methods"/>
+    <w:p>
+      <w:pPr>
+        <w:pStyle w:val="Heading1"/>
+      </w:pPr>
+      <w:r>
+        <w:t xml:space="preserve">Materials and Methods</w:t>
+      </w:r>
+    </w:p>
+    <w:bookmarkStart w:id="21" w:name="key-resources"/>
+    <w:p>
+      <w:pPr>
+        <w:pStyle w:val="Heading2"/>
+      </w:pPr>
+      <w:r>
+        <w:t xml:space="preserve">Key Resources</w:t>
+      </w:r>
+    </w:p>
+    <w:tbl xmlns:w="http://schemas.openxmlformats.org/wordprocessingml/2006/main" xmlns:r="http://schemas.openxmlformats.org/officeDocument/2006/relationships" xmlns:w14="http://schemas.microsoft.com/office/word/2010/wordml" xmlns:wp="http://schemas.openxmlformats.org/drawingml/2006/wordprocessingDrawing" xmlns:a="http://schemas.openxmlformats.org/drawingml/2006/main" xmlns:pic="http://schemas.openxmlformats.org/drawingml/2006/picture">
+      <w:tblPr>
+        <w:tblLayout w:type="autofit"/>
+        <w:jc w:val="center"/>
+        <w:tblW w:type="pct" w:w="0"/>
+        <w:tblLook w:firstRow="1" w:lastRow="0" w:firstColumn="0" w:lastColumn="0" w:noHBand="0" w:noVBand="1"/>
+      </w:tblPr>
+      <w:tr>
+        <w:trPr>
+          <w:trHeight w:val="360" w:hRule="auto"/>
+          <w:tblHeader/>
+        </w:trPr>
+        header 1
+        <w:tc>
+          <w:tcPr>
+            <w:tcBorders>
+              <w:bottom w:val="single" w:sz="12" w:space="0" w:color="666666"/>
+              <w:top w:val="single" w:sz="12" w:space="0" w:color="666666"/>
+              <w:left w:val="none" w:sz="0" w:space="0" w:color="000000"/>
+              <w:right w:val="none" w:sz="0" w:space="0" w:color="000000"/>
+            </w:tcBorders>
+            <w:shd w:val="clear" w:color="auto" w:fill="FFFFFF"/>
+            <w:tcMar>
+              <w:top w:w="0" w:type="dxa"/>
+              <w:bottom w:w="0" w:type="dxa"/>
+              <w:left w:w="0" w:type="dxa"/>
+              <w:right w:w="0" w:type="dxa"/>
+            </w:tcMar>
+            <w:vAlign w:val="center"/>
+          </w:tcPr>
+          <w:p>
+            <w:pPr>
+              <w:pStyle w:val="Normal"/>
+              <w:jc w:val="left"/>
+              <w:pBdr>
+                <w:bottom w:val="none" w:sz="0" w:space="0" w:color="000000"/>
+                <w:top w:val="none" w:sz="0" w:space="0" w:color="000000"/>
+                <w:left w:val="none" w:sz="0" w:space="0" w:color="000000"/>
+                <w:right w:val="none" w:sz="0" w:space="0" w:color="000000"/>
+              </w:pBdr>
+              <w:spacing w:after="100" w:before="100" w:line="240"/>
+              <w:ind w:left="100" w:right="100" w:firstLine="0" w:firstLineChars="0"/>
+            </w:pPr>
+            <w:r xmlns:w="http://schemas.openxmlformats.org/wordprocessingml/2006/main" xmlns:wp="http://schemas.openxmlformats.org/drawingml/2006/wordprocessingDrawing" xmlns:r="http://schemas.openxmlformats.org/officeDocument/2006/relationships" xmlns:w14="http://schemas.microsoft.com/office/word/2010/wordml">
+              <w:rPr>
+                <w:rFonts w:ascii="Calibri" w:hAnsi="Calibri" w:eastAsia="Calibri" w:cs="Calibri"/>
+                <w:i w:val="false"/>
+                <w:b w:val="true"/>
+                <w:u w:val="none"/>
+                <w:sz w:val="18"/>
+                <w:szCs w:val="18"/>
+                <w:color w:val="000000"/>
+              </w:rPr>
+              <w:t xml:space="preserve">Resource</w:t>
+            </w:r>
+          </w:p>
+        </w:tc>
+        <w:tc>
+          <w:tcPr>
+            <w:tcBorders>
+              <w:bottom w:val="single" w:sz="12" w:space="0" w:color="666666"/>
+              <w:top w:val="single" w:sz="12" w:space="0" w:color="666666"/>
+              <w:left w:val="none" w:sz="0" w:space="0" w:color="000000"/>
+              <w:right w:val="none" w:sz="0" w:space="0" w:color="000000"/>
+            </w:tcBorders>
+            <w:shd w:val="clear" w:color="auto" w:fill="FFFFFF"/>
+            <w:tcMar>
+              <w:top w:w="0" w:type="dxa"/>
+              <w:bottom w:w="0" w:type="dxa"/>
+              <w:left w:w="0" w:type="dxa"/>
+              <w:right w:w="0" w:type="dxa"/>
+            </w:tcMar>
+            <w:vAlign w:val="center"/>
+          </w:tcPr>
+          <w:p>
+            <w:pPr>
+              <w:pStyle w:val="Normal"/>
+              <w:jc w:val="left"/>
+              <w:pBdr>
+                <w:bottom w:val="none" w:sz="0" w:space="0" w:color="000000"/>
+                <w:top w:val="none" w:sz="0" w:space="0" w:color="000000"/>
+                <w:left w:val="none" w:sz="0" w:space="0" w:color="000000"/>
+                <w:right w:val="none" w:sz="0" w:space="0" w:color="000000"/>
+              </w:pBdr>
+              <w:spacing w:after="100" w:before="100" w:line="240"/>
+              <w:ind w:left="100" w:right="100" w:firstLine="0" w:firstLineChars="0"/>
+            </w:pPr>
+            <w:r xmlns:w="http://schemas.openxmlformats.org/wordprocessingml/2006/main" xmlns:wp="http://schemas.openxmlformats.org/drawingml/2006/wordprocessingDrawing" xmlns:r="http://schemas.openxmlformats.org/officeDocument/2006/relationships" xmlns:w14="http://schemas.microsoft.com/office/word/2010/wordml">
+              <w:rPr>
+                <w:rFonts w:ascii="Calibri" w:hAnsi="Calibri" w:eastAsia="Calibri" w:cs="Calibri"/>
+                <w:i w:val="false"/>
+                <w:b w:val="true"/>
+                <w:u w:val="none"/>
+                <w:sz w:val="18"/>
+                <w:szCs w:val="18"/>
+                <w:color w:val="000000"/>
+              </w:rPr>
+              <w:t xml:space="preserve">Designation</w:t>
+            </w:r>
+          </w:p>
+        </w:tc>
+        <w:tc>
+          <w:tcPr>
+            <w:tcBorders>
+              <w:bottom w:val="single" w:sz="12" w:space="0" w:color="666666"/>
+              <w:top w:val="single" w:sz="12" w:space="0" w:color="666666"/>
+              <w:left w:val="none" w:sz="0" w:space="0" w:color="000000"/>
+              <w:right w:val="none" w:sz="0" w:space="0" w:color="000000"/>
+            </w:tcBorders>
+            <w:shd w:val="clear" w:color="auto" w:fill="FFFFFF"/>
+            <w:tcMar>
+              <w:top w:w="0" w:type="dxa"/>
+              <w:bottom w:w="0" w:type="dxa"/>
+              <w:left w:w="0" w:type="dxa"/>
+              <w:right w:w="0" w:type="dxa"/>
+            </w:tcMar>
+            <w:vAlign w:val="center"/>
+          </w:tcPr>
+          <w:p>
+            <w:pPr>
+              <w:pStyle w:val="Normal"/>
+              <w:jc w:val="left"/>
+              <w:pBdr>
+                <w:bottom w:val="none" w:sz="0" w:space="0" w:color="000000"/>
+                <w:top w:val="none" w:sz="0" w:space="0" w:color="000000"/>
+                <w:left w:val="none" w:sz="0" w:space="0" w:color="000000"/>
+                <w:right w:val="none" w:sz="0" w:space="0" w:color="000000"/>
+              </w:pBdr>
+              <w:spacing w:after="100" w:before="100" w:line="240"/>
+              <w:ind w:left="100" w:right="100" w:firstLine="0" w:firstLineChars="0"/>
+            </w:pPr>
+            <w:r xmlns:w="http://schemas.openxmlformats.org/wordprocessingml/2006/main" xmlns:wp="http://schemas.openxmlformats.org/drawingml/2006/wordprocessingDrawing" xmlns:r="http://schemas.openxmlformats.org/officeDocument/2006/relationships" xmlns:w14="http://schemas.microsoft.com/office/word/2010/wordml">
+              <w:rPr>
+                <w:rFonts w:ascii="Calibri" w:hAnsi="Calibri" w:eastAsia="Calibri" w:cs="Calibri"/>
+                <w:i w:val="false"/>
+                <w:b w:val="true"/>
+                <w:u w:val="none"/>
+                <w:sz w:val="18"/>
+                <w:szCs w:val="18"/>
+                <w:color w:val="000000"/>
+              </w:rPr>
+              <w:t xml:space="preserve">Source</w:t>
+            </w:r>
+          </w:p>
+        </w:tc>
+        <w:tc>
+          <w:tcPr>
+            <w:tcBorders>
+              <w:bottom w:val="single" w:sz="12" w:space="0" w:color="666666"/>
+              <w:top w:val="single" w:sz="12" w:space="0" w:color="666666"/>
+              <w:left w:val="none" w:sz="0" w:space="0" w:color="000000"/>
+              <w:right w:val="none" w:sz="0" w:space="0" w:color="000000"/>
+            </w:tcBorders>
+            <w:shd w:val="clear" w:color="auto" w:fill="FFFFFF"/>
+            <w:tcMar>
+              <w:top w:w="0" w:type="dxa"/>
+              <w:bottom w:w="0" w:type="dxa"/>
+              <w:left w:w="0" w:type="dxa"/>
+              <w:right w:w="0" w:type="dxa"/>
+            </w:tcMar>
+            <w:vAlign w:val="center"/>
+          </w:tcPr>
+          <w:p>
+            <w:pPr>
+              <w:pStyle w:val="Normal"/>
+              <w:jc w:val="left"/>
+              <w:pBdr>
+                <w:bottom w:val="none" w:sz="0" w:space="0" w:color="000000"/>
+                <w:top w:val="none" w:sz="0" w:space="0" w:color="000000"/>
+                <w:left w:val="none" w:sz="0" w:space="0" w:color="000000"/>
+                <w:right w:val="none" w:sz="0" w:space="0" w:color="000000"/>
+              </w:pBdr>
+              <w:spacing w:after="100" w:before="100" w:line="240"/>
+              <w:ind w:left="100" w:right="100" w:firstLine="0" w:firstLineChars="0"/>
+            </w:pPr>
+            <w:r xmlns:w="http://schemas.openxmlformats.org/wordprocessingml/2006/main" xmlns:wp="http://schemas.openxmlformats.org/drawingml/2006/wordprocessingDrawing" xmlns:r="http://schemas.openxmlformats.org/officeDocument/2006/relationships" xmlns:w14="http://schemas.microsoft.com/office/word/2010/wordml">
+              <w:rPr>
+                <w:rFonts w:ascii="Calibri" w:hAnsi="Calibri" w:eastAsia="Calibri" w:cs="Calibri"/>
+                <w:i w:val="false"/>
+                <w:b w:val="true"/>
+                <w:u w:val="none"/>
+                <w:sz w:val="18"/>
+                <w:szCs w:val="18"/>
+                <w:color w:val="000000"/>
+              </w:rPr>
+              <w:t xml:space="preserve">Identifiers</w:t>
+            </w:r>
+          </w:p>
+        </w:tc>
+        <w:tc>
+          <w:tcPr>
+            <w:tcBorders>
+              <w:bottom w:val="single" w:sz="12" w:space="0" w:color="666666"/>
+              <w:top w:val="single" w:sz="12" w:space="0" w:color="666666"/>
+              <w:left w:val="none" w:sz="0" w:space="0" w:color="000000"/>
+              <w:right w:val="none" w:sz="0" w:space="0" w:color="000000"/>
+            </w:tcBorders>
+            <w:shd w:val="clear" w:color="auto" w:fill="FFFFFF"/>
+            <w:tcMar>
+              <w:top w:w="0" w:type="dxa"/>
+              <w:bottom w:w="0" w:type="dxa"/>
+              <w:left w:w="0" w:type="dxa"/>
+              <w:right w:w="0" w:type="dxa"/>
+            </w:tcMar>
+            <w:vAlign w:val="center"/>
+          </w:tcPr>
+          <w:p>
+            <w:pPr>
+              <w:pStyle w:val="Normal"/>
+              <w:jc w:val="left"/>
+              <w:pBdr>
+                <w:bottom w:val="none" w:sz="0" w:space="0" w:color="000000"/>
+                <w:top w:val="none" w:sz="0" w:space="0" w:color="000000"/>
+                <w:left w:val="none" w:sz="0" w:space="0" w:color="000000"/>
+                <w:right w:val="none" w:sz="0" w:space="0" w:color="000000"/>
+              </w:pBdr>
+              <w:spacing w:after="100" w:before="100" w:line="240"/>
+              <w:ind w:left="100" w:right="100" w:firstLine="0" w:firstLineChars="0"/>
+            </w:pPr>
+            <w:r xmlns:w="http://schemas.openxmlformats.org/wordprocessingml/2006/main" xmlns:wp="http://schemas.openxmlformats.org/drawingml/2006/wordprocessingDrawing" xmlns:r="http://schemas.openxmlformats.org/officeDocument/2006/relationships" xmlns:w14="http://schemas.microsoft.com/office/word/2010/wordml">
+              <w:rPr>
+                <w:rFonts w:ascii="Calibri" w:hAnsi="Calibri" w:eastAsia="Calibri" w:cs="Calibri"/>
+                <w:i w:val="false"/>
+                <w:b w:val="true"/>
+                <w:u w:val="none"/>
+                <w:sz w:val="18"/>
+                <w:szCs w:val="18"/>
+                <w:color w:val="000000"/>
+              </w:rPr>
+              <w:t xml:space="preserve">Notes</w:t>
+            </w:r>
+          </w:p>
+        </w:tc>
+      </w:tr>
+      <w:tr>
+        <w:trPr>
+          <w:trHeight w:val="360" w:hRule="auto"/>
+        </w:trPr>
+        body 1
+        <w:tc>
+          <w:tcPr>
+            <w:tcBorders>
+              <w:bottom w:val="none" w:sz="0" w:space="0" w:color="000000"/>
+              <w:top w:val="single" w:sz="12" w:space="0" w:color="666666"/>
+              <w:left w:val="none" w:sz="0" w:space="0" w:color="000000"/>
+              <w:right w:val="none" w:sz="0" w:space="0" w:color="000000"/>
+            </w:tcBorders>
+            <w:shd w:val="clear" w:color="auto" w:fill="FFFFFF"/>
+            <w:tcMar>
+              <w:top w:w="0" w:type="dxa"/>
+              <w:bottom w:w="0" w:type="dxa"/>
+              <w:left w:w="0" w:type="dxa"/>
+              <w:right w:w="0" w:type="dxa"/>
+            </w:tcMar>
+            <w:vAlign w:val="center"/>
+          </w:tcPr>
+          <w:p>
+            <w:pPr>
+              <w:pStyle w:val="Normal"/>
+              <w:jc w:val="left"/>
+              <w:pBdr>
+                <w:bottom w:val="none" w:sz="0" w:space="0" w:color="000000"/>
+                <w:top w:val="none" w:sz="0" w:space="0" w:color="000000"/>
+                <w:left w:val="none" w:sz="0" w:space="0" w:color="000000"/>
+                <w:right w:val="none" w:sz="0" w:space="0" w:color="000000"/>
+              </w:pBdr>
+              <w:spacing w:after="100" w:before="100" w:line="240"/>
+              <w:ind w:left="100" w:right="100" w:firstLine="0" w:firstLineChars="0"/>
+            </w:pPr>
+            <w:r xmlns:w="http://schemas.openxmlformats.org/wordprocessingml/2006/main" xmlns:wp="http://schemas.openxmlformats.org/drawingml/2006/wordprocessingDrawing" xmlns:r="http://schemas.openxmlformats.org/officeDocument/2006/relationships" xmlns:w14="http://schemas.microsoft.com/office/word/2010/wordml">
+              <w:rPr>
+                <w:rFonts w:ascii="Calibri" w:hAnsi="Calibri" w:eastAsia="Calibri" w:cs="Calibri"/>
+                <w:i w:val="false"/>
+                <w:b w:val="false"/>
+                <w:u w:val="none"/>
+                <w:sz w:val="18"/>
+                <w:szCs w:val="18"/>
+                <w:color w:val="000000"/>
+              </w:rPr>
+              <w:t xml:space="preserve">antibody</w:t>
+            </w:r>
+          </w:p>
+        </w:tc>
+        <w:tc>
+          <w:tcPr>
+            <w:tcBorders>
+              <w:bottom w:val="none" w:sz="0" w:space="0" w:color="000000"/>
+              <w:top w:val="single" w:sz="12" w:space="0" w:color="666666"/>
+              <w:left w:val="none" w:sz="0" w:space="0" w:color="000000"/>
+              <w:right w:val="none" w:sz="0" w:space="0" w:color="000000"/>
+            </w:tcBorders>
+            <w:shd w:val="clear" w:color="auto" w:fill="FFFFFF"/>
+            <w:tcMar>
+              <w:top w:w="0" w:type="dxa"/>
+              <w:bottom w:w="0" w:type="dxa"/>
+              <w:left w:w="0" w:type="dxa"/>
+              <w:right w:w="0" w:type="dxa"/>
+            </w:tcMar>
+            <w:vAlign w:val="center"/>
+          </w:tcPr>
+          <w:p>
+            <w:pPr>
+              <w:pStyle w:val="Normal"/>
+              <w:jc w:val="left"/>
+              <w:pBdr>
+                <w:bottom w:val="none" w:sz="0" w:space="0" w:color="000000"/>
+                <w:top w:val="none" w:sz="0" w:space="0" w:color="000000"/>
+                <w:left w:val="none" w:sz="0" w:space="0" w:color="000000"/>
+                <w:right w:val="none" w:sz="0" w:space="0" w:color="000000"/>
+              </w:pBdr>
+              <w:spacing w:after="100" w:before="100" w:line="240"/>
+              <w:ind w:left="100" w:right="100" w:firstLine="0" w:firstLineChars="0"/>
+            </w:pPr>
+            <w:r xmlns:w="http://schemas.openxmlformats.org/wordprocessingml/2006/main" xmlns:wp="http://schemas.openxmlformats.org/drawingml/2006/wordprocessingDrawing" xmlns:r="http://schemas.openxmlformats.org/officeDocument/2006/relationships" xmlns:w14="http://schemas.microsoft.com/office/word/2010/wordml">
+              <w:rPr>
+                <w:rFonts w:ascii="Calibri" w:hAnsi="Calibri" w:eastAsia="Calibri" w:cs="Calibri"/>
+                <w:i w:val="false"/>
+                <w:b w:val="false"/>
+                <w:u w:val="none"/>
+                <w:sz w:val="18"/>
+                <w:szCs w:val="18"/>
+                <w:color w:val="000000"/>
+              </w:rPr>
+              <w:t xml:space="preserve">HRP-anti-Rabbit IgG</w:t>
+            </w:r>
+          </w:p>
+        </w:tc>
+        <w:tc>
+          <w:tcPr>
+            <w:tcBorders>
+              <w:bottom w:val="none" w:sz="0" w:space="0" w:color="000000"/>
+              <w:top w:val="single" w:sz="12" w:space="0" w:color="666666"/>
+              <w:left w:val="none" w:sz="0" w:space="0" w:color="000000"/>
+              <w:right w:val="none" w:sz="0" w:space="0" w:color="000000"/>
+            </w:tcBorders>
+            <w:shd w:val="clear" w:color="auto" w:fill="FFFFFF"/>
+            <w:tcMar>
+              <w:top w:w="0" w:type="dxa"/>
+              <w:bottom w:w="0" w:type="dxa"/>
+              <w:left w:w="0" w:type="dxa"/>
+              <w:right w:w="0" w:type="dxa"/>
+            </w:tcMar>
+            <w:vAlign w:val="center"/>
+          </w:tcPr>
+          <w:p>
+            <w:pPr>
+              <w:pStyle w:val="Normal"/>
+              <w:jc w:val="left"/>
+              <w:pBdr>
+                <w:bottom w:val="none" w:sz="0" w:space="0" w:color="000000"/>
+                <w:top w:val="none" w:sz="0" w:space="0" w:color="000000"/>
+                <w:left w:val="none" w:sz="0" w:space="0" w:color="000000"/>
+                <w:right w:val="none" w:sz="0" w:space="0" w:color="000000"/>
+              </w:pBdr>
+              <w:spacing w:after="100" w:before="100" w:line="240"/>
+              <w:ind w:left="100" w:right="100" w:firstLine="0" w:firstLineChars="0"/>
+            </w:pPr>
+            <w:r xmlns:w="http://schemas.openxmlformats.org/wordprocessingml/2006/main" xmlns:wp="http://schemas.openxmlformats.org/drawingml/2006/wordprocessingDrawing" xmlns:r="http://schemas.openxmlformats.org/officeDocument/2006/relationships" xmlns:w14="http://schemas.microsoft.com/office/word/2010/wordml">
+              <w:rPr>
+                <w:rFonts w:ascii="Calibri" w:hAnsi="Calibri" w:eastAsia="Calibri" w:cs="Calibri"/>
+                <w:i w:val="false"/>
+                <w:b w:val="false"/>
+                <w:u w:val="none"/>
+                <w:sz w:val="18"/>
+                <w:szCs w:val="18"/>
+                <w:color w:val="000000"/>
+              </w:rPr>
+              <w:t xml:space="preserve">Cell Signaling Technologies</w:t>
+            </w:r>
+          </w:p>
+        </w:tc>
+        <w:tc>
+          <w:tcPr>
+            <w:tcBorders>
+              <w:bottom w:val="none" w:sz="0" w:space="0" w:color="000000"/>
+              <w:top w:val="single" w:sz="12" w:space="0" w:color="666666"/>
+              <w:left w:val="none" w:sz="0" w:space="0" w:color="000000"/>
+              <w:right w:val="none" w:sz="0" w:space="0" w:color="000000"/>
+            </w:tcBorders>
+            <w:shd w:val="clear" w:color="auto" w:fill="FFFFFF"/>
+            <w:tcMar>
+              <w:top w:w="0" w:type="dxa"/>
+              <w:bottom w:w="0" w:type="dxa"/>
+              <w:left w:w="0" w:type="dxa"/>
+              <w:right w:w="0" w:type="dxa"/>
+            </w:tcMar>
+            <w:vAlign w:val="center"/>
+          </w:tcPr>
+          <w:p>
+            <w:pPr>
+              <w:pStyle w:val="Normal"/>
+              <w:jc w:val="left"/>
+              <w:pBdr>
+                <w:bottom w:val="none" w:sz="0" w:space="0" w:color="000000"/>
+                <w:top w:val="none" w:sz="0" w:space="0" w:color="000000"/>
+                <w:left w:val="none" w:sz="0" w:space="0" w:color="000000"/>
+                <w:right w:val="none" w:sz="0" w:space="0" w:color="000000"/>
+              </w:pBdr>
+              <w:spacing w:after="100" w:before="100" w:line="240"/>
+              <w:ind w:left="100" w:right="100" w:firstLine="0" w:firstLineChars="0"/>
+            </w:pPr>
+            <w:r xmlns:w="http://schemas.openxmlformats.org/wordprocessingml/2006/main" xmlns:wp="http://schemas.openxmlformats.org/drawingml/2006/wordprocessingDrawing" xmlns:r="http://schemas.openxmlformats.org/officeDocument/2006/relationships" xmlns:w14="http://schemas.microsoft.com/office/word/2010/wordml">
+              <w:rPr>
+                <w:rFonts w:ascii="Calibri" w:hAnsi="Calibri" w:eastAsia="Calibri" w:cs="Calibri"/>
+                <w:i w:val="false"/>
+                <w:b w:val="false"/>
+                <w:u w:val="none"/>
+                <w:sz w:val="18"/>
+                <w:szCs w:val="18"/>
+                <w:color w:val="000000"/>
+              </w:rPr>
+              <w:t xml:space="preserve">7074</w:t>
+            </w:r>
+          </w:p>
+        </w:tc>
+        <w:tc>
+          <w:tcPr>
+            <w:tcBorders>
+              <w:bottom w:val="none" w:sz="0" w:space="0" w:color="000000"/>
+              <w:top w:val="single" w:sz="12" w:space="0" w:color="666666"/>
+              <w:left w:val="none" w:sz="0" w:space="0" w:color="000000"/>
+              <w:right w:val="none" w:sz="0" w:space="0" w:color="000000"/>
+            </w:tcBorders>
+            <w:shd w:val="clear" w:color="auto" w:fill="FFFFFF"/>
+            <w:tcMar>
+              <w:top w:w="0" w:type="dxa"/>
+              <w:bottom w:w="0" w:type="dxa"/>
+              <w:left w:w="0" w:type="dxa"/>
+              <w:right w:w="0" w:type="dxa"/>
+            </w:tcMar>
+            <w:vAlign w:val="center"/>
+          </w:tcPr>
+          <w:p>
+            <w:pPr>
+              <w:pStyle w:val="Normal"/>
+              <w:jc w:val="left"/>
+              <w:pBdr>
+                <w:bottom w:val="none" w:sz="0" w:space="0" w:color="000000"/>
+                <w:top w:val="none" w:sz="0" w:space="0" w:color="000000"/>
+                <w:left w:val="none" w:sz="0" w:space="0" w:color="000000"/>
+                <w:right w:val="none" w:sz="0" w:space="0" w:color="000000"/>
+              </w:pBdr>
+              <w:spacing w:after="100" w:before="100" w:line="240"/>
+              <w:ind w:left="100" w:right="100" w:firstLine="0" w:firstLineChars="0"/>
+            </w:pPr>
+            <w:r xmlns:w="http://schemas.openxmlformats.org/wordprocessingml/2006/main" xmlns:wp="http://schemas.openxmlformats.org/drawingml/2006/wordprocessingDrawing" xmlns:r="http://schemas.openxmlformats.org/officeDocument/2006/relationships" xmlns:w14="http://schemas.microsoft.com/office/word/2010/wordml">
+              <w:rPr>
+                <w:rFonts w:ascii="Calibri" w:hAnsi="Calibri" w:eastAsia="Calibri" w:cs="Calibri"/>
+                <w:i w:val="false"/>
+                <w:b w:val="false"/>
+                <w:u w:val="none"/>
+                <w:sz w:val="18"/>
+                <w:szCs w:val="18"/>
+                <w:color w:val="000000"/>
+              </w:rPr>
+              <w:t xml:space="preserve">1:5000</w:t>
+            </w:r>
+          </w:p>
+        </w:tc>
+      </w:tr>
+      <w:tr>
+        <w:trPr>
+          <w:trHeight w:val="360" w:hRule="auto"/>
+        </w:trPr>
+        body 2
+        <w:tc>
+          <w:tcPr>
+            <w:tcBorders>
+              <w:bottom w:val="none" w:sz="0" w:space="0" w:color="000000"/>
+              <w:top w:val="none" w:sz="0" w:space="0" w:color="000000"/>
+              <w:left w:val="none" w:sz="0" w:space="0" w:color="000000"/>
+              <w:right w:val="none" w:sz="0" w:space="0" w:color="000000"/>
+            </w:tcBorders>
+            <w:shd w:val="clear" w:color="auto" w:fill="FFFFFF"/>
+            <w:tcMar>
+              <w:top w:w="0" w:type="dxa"/>
+              <w:bottom w:w="0" w:type="dxa"/>
+              <w:left w:w="0" w:type="dxa"/>
+              <w:right w:w="0" w:type="dxa"/>
+            </w:tcMar>
+            <w:vAlign w:val="center"/>
+          </w:tcPr>
+          <w:p>
+            <w:pPr>
+              <w:pStyle w:val="Normal"/>
+              <w:jc w:val="left"/>
+              <w:pBdr>
+                <w:bottom w:val="none" w:sz="0" w:space="0" w:color="000000"/>
+                <w:top w:val="none" w:sz="0" w:space="0" w:color="000000"/>
+                <w:left w:val="none" w:sz="0" w:space="0" w:color="000000"/>
+                <w:right w:val="none" w:sz="0" w:space="0" w:color="000000"/>
+              </w:pBdr>
+              <w:spacing w:after="100" w:before="100" w:line="240"/>
+              <w:ind w:left="100" w:right="100" w:firstLine="0" w:firstLineChars="0"/>
+            </w:pPr>
+            <w:r xmlns:w="http://schemas.openxmlformats.org/wordprocessingml/2006/main" xmlns:wp="http://schemas.openxmlformats.org/drawingml/2006/wordprocessingDrawing" xmlns:r="http://schemas.openxmlformats.org/officeDocument/2006/relationships" xmlns:w14="http://schemas.microsoft.com/office/word/2010/wordml">
+              <w:rPr>
+                <w:rFonts w:ascii="Calibri" w:hAnsi="Calibri" w:eastAsia="Calibri" w:cs="Calibri"/>
+                <w:i w:val="false"/>
+                <w:b w:val="false"/>
+                <w:u w:val="none"/>
+                <w:sz w:val="18"/>
+                <w:szCs w:val="18"/>
+                <w:color w:val="000000"/>
+              </w:rPr>
+              <w:t xml:space="preserve">antibody</w:t>
+            </w:r>
+          </w:p>
+        </w:tc>
+        <w:tc>
+          <w:tcPr>
+            <w:tcBorders>
+              <w:bottom w:val="none" w:sz="0" w:space="0" w:color="000000"/>
+              <w:top w:val="none" w:sz="0" w:space="0" w:color="000000"/>
+              <w:left w:val="none" w:sz="0" w:space="0" w:color="000000"/>
+              <w:right w:val="none" w:sz="0" w:space="0" w:color="000000"/>
+            </w:tcBorders>
+            <w:shd w:val="clear" w:color="auto" w:fill="FFFFFF"/>
+            <w:tcMar>
+              <w:top w:w="0" w:type="dxa"/>
+              <w:bottom w:w="0" w:type="dxa"/>
+              <w:left w:w="0" w:type="dxa"/>
+              <w:right w:w="0" w:type="dxa"/>
+            </w:tcMar>
+            <w:vAlign w:val="center"/>
+          </w:tcPr>
+          <w:p>
+            <w:pPr>
+              <w:pStyle w:val="Normal"/>
+              <w:jc w:val="left"/>
+              <w:pBdr>
+                <w:bottom w:val="none" w:sz="0" w:space="0" w:color="000000"/>
+                <w:top w:val="none" w:sz="0" w:space="0" w:color="000000"/>
+                <w:left w:val="none" w:sz="0" w:space="0" w:color="000000"/>
+                <w:right w:val="none" w:sz="0" w:space="0" w:color="000000"/>
+              </w:pBdr>
+              <w:spacing w:after="100" w:before="100" w:line="240"/>
+              <w:ind w:left="100" w:right="100" w:firstLine="0" w:firstLineChars="0"/>
+            </w:pPr>
+            <w:r xmlns:w="http://schemas.openxmlformats.org/wordprocessingml/2006/main" xmlns:wp="http://schemas.openxmlformats.org/drawingml/2006/wordprocessingDrawing" xmlns:r="http://schemas.openxmlformats.org/officeDocument/2006/relationships" xmlns:w14="http://schemas.microsoft.com/office/word/2010/wordml">
+              <w:rPr>
+                <w:rFonts w:ascii="Calibri" w:hAnsi="Calibri" w:eastAsia="Calibri" w:cs="Calibri"/>
+                <w:i w:val="false"/>
+                <w:b w:val="false"/>
+                <w:u w:val="none"/>
+                <w:sz w:val="18"/>
+                <w:szCs w:val="18"/>
+                <w:color w:val="000000"/>
+              </w:rPr>
+              <w:t xml:space="preserve">HRP-anti-Mouse IgG</w:t>
+            </w:r>
+          </w:p>
+        </w:tc>
+        <w:tc>
+          <w:tcPr>
+            <w:tcBorders>
+              <w:bottom w:val="none" w:sz="0" w:space="0" w:color="000000"/>
+              <w:top w:val="none" w:sz="0" w:space="0" w:color="000000"/>
+              <w:left w:val="none" w:sz="0" w:space="0" w:color="000000"/>
+              <w:right w:val="none" w:sz="0" w:space="0" w:color="000000"/>
+            </w:tcBorders>
+            <w:shd w:val="clear" w:color="auto" w:fill="FFFFFF"/>
+            <w:tcMar>
+              <w:top w:w="0" w:type="dxa"/>
+              <w:bottom w:w="0" w:type="dxa"/>
+              <w:left w:w="0" w:type="dxa"/>
+              <w:right w:w="0" w:type="dxa"/>
+            </w:tcMar>
+            <w:vAlign w:val="center"/>
+          </w:tcPr>
+          <w:p>
+            <w:pPr>
+              <w:pStyle w:val="Normal"/>
+              <w:jc w:val="left"/>
+              <w:pBdr>
+                <w:bottom w:val="none" w:sz="0" w:space="0" w:color="000000"/>
+                <w:top w:val="none" w:sz="0" w:space="0" w:color="000000"/>
+                <w:left w:val="none" w:sz="0" w:space="0" w:color="000000"/>
+                <w:right w:val="none" w:sz="0" w:space="0" w:color="000000"/>
+              </w:pBdr>
+              <w:spacing w:after="100" w:before="100" w:line="240"/>
+              <w:ind w:left="100" w:right="100" w:firstLine="0" w:firstLineChars="0"/>
+            </w:pPr>
+            <w:r xmlns:w="http://schemas.openxmlformats.org/wordprocessingml/2006/main" xmlns:wp="http://schemas.openxmlformats.org/drawingml/2006/wordprocessingDrawing" xmlns:r="http://schemas.openxmlformats.org/officeDocument/2006/relationships" xmlns:w14="http://schemas.microsoft.com/office/word/2010/wordml">
+              <w:rPr>
+                <w:rFonts w:ascii="Calibri" w:hAnsi="Calibri" w:eastAsia="Calibri" w:cs="Calibri"/>
+                <w:i w:val="false"/>
+                <w:b w:val="false"/>
+                <w:u w:val="none"/>
+                <w:sz w:val="18"/>
+                <w:szCs w:val="18"/>
+                <w:color w:val="000000"/>
+              </w:rPr>
+              <w:t xml:space="preserve">Cell Signaling Technologies</w:t>
+            </w:r>
+          </w:p>
+        </w:tc>
+        <w:tc>
+          <w:tcPr>
+            <w:tcBorders>
+              <w:bottom w:val="none" w:sz="0" w:space="0" w:color="000000"/>
+              <w:top w:val="none" w:sz="0" w:space="0" w:color="000000"/>
+              <w:left w:val="none" w:sz="0" w:space="0" w:color="000000"/>
+              <w:right w:val="none" w:sz="0" w:space="0" w:color="000000"/>
+            </w:tcBorders>
+            <w:shd w:val="clear" w:color="auto" w:fill="FFFFFF"/>
+            <w:tcMar>
+              <w:top w:w="0" w:type="dxa"/>
+              <w:bottom w:w="0" w:type="dxa"/>
+              <w:left w:w="0" w:type="dxa"/>
+              <w:right w:w="0" w:type="dxa"/>
+            </w:tcMar>
+            <w:vAlign w:val="center"/>
+          </w:tcPr>
+          <w:p>
+            <w:pPr>
+              <w:pStyle w:val="Normal"/>
+              <w:jc w:val="left"/>
+              <w:pBdr>
+                <w:bottom w:val="none" w:sz="0" w:space="0" w:color="000000"/>
+                <w:top w:val="none" w:sz="0" w:space="0" w:color="000000"/>
+                <w:left w:val="none" w:sz="0" w:space="0" w:color="000000"/>
+                <w:right w:val="none" w:sz="0" w:space="0" w:color="000000"/>
+              </w:pBdr>
+              <w:spacing w:after="100" w:before="100" w:line="240"/>
+              <w:ind w:left="100" w:right="100" w:firstLine="0" w:firstLineChars="0"/>
+            </w:pPr>
+            <w:r xmlns:w="http://schemas.openxmlformats.org/wordprocessingml/2006/main" xmlns:wp="http://schemas.openxmlformats.org/drawingml/2006/wordprocessingDrawing" xmlns:r="http://schemas.openxmlformats.org/officeDocument/2006/relationships" xmlns:w14="http://schemas.microsoft.com/office/word/2010/wordml">
+              <w:rPr>
+                <w:rFonts w:ascii="Calibri" w:hAnsi="Calibri" w:eastAsia="Calibri" w:cs="Calibri"/>
+                <w:i w:val="false"/>
+                <w:b w:val="false"/>
+                <w:u w:val="none"/>
+                <w:sz w:val="18"/>
+                <w:szCs w:val="18"/>
+                <w:color w:val="000000"/>
+              </w:rPr>
+              <w:t xml:space="preserve">7076</w:t>
+            </w:r>
+          </w:p>
+        </w:tc>
+        <w:tc>
+          <w:tcPr>
+            <w:tcBorders>
+              <w:bottom w:val="none" w:sz="0" w:space="0" w:color="000000"/>
+              <w:top w:val="none" w:sz="0" w:space="0" w:color="000000"/>
+              <w:left w:val="none" w:sz="0" w:space="0" w:color="000000"/>
+              <w:right w:val="none" w:sz="0" w:space="0" w:color="000000"/>
+            </w:tcBorders>
+            <w:shd w:val="clear" w:color="auto" w:fill="FFFFFF"/>
+            <w:tcMar>
+              <w:top w:w="0" w:type="dxa"/>
+              <w:bottom w:w="0" w:type="dxa"/>
+              <w:left w:w="0" w:type="dxa"/>
+              <w:right w:w="0" w:type="dxa"/>
+            </w:tcMar>
+            <w:vAlign w:val="center"/>
+          </w:tcPr>
+          <w:p>
+            <w:pPr>
+              <w:pStyle w:val="Normal"/>
+              <w:jc w:val="left"/>
+              <w:pBdr>
+                <w:bottom w:val="none" w:sz="0" w:space="0" w:color="000000"/>
+                <w:top w:val="none" w:sz="0" w:space="0" w:color="000000"/>
+                <w:left w:val="none" w:sz="0" w:space="0" w:color="000000"/>
+                <w:right w:val="none" w:sz="0" w:space="0" w:color="000000"/>
+              </w:pBdr>
+              <w:spacing w:after="100" w:before="100" w:line="240"/>
+              <w:ind w:left="100" w:right="100" w:firstLine="0" w:firstLineChars="0"/>
+            </w:pPr>
+            <w:r xmlns:w="http://schemas.openxmlformats.org/wordprocessingml/2006/main" xmlns:wp="http://schemas.openxmlformats.org/drawingml/2006/wordprocessingDrawing" xmlns:r="http://schemas.openxmlformats.org/officeDocument/2006/relationships" xmlns:w14="http://schemas.microsoft.com/office/word/2010/wordml">
+              <w:rPr>
+                <w:rFonts w:ascii="Calibri" w:hAnsi="Calibri" w:eastAsia="Calibri" w:cs="Calibri"/>
+                <w:i w:val="false"/>
+                <w:b w:val="false"/>
+                <w:u w:val="none"/>
+                <w:sz w:val="18"/>
+                <w:szCs w:val="18"/>
+                <w:color w:val="000000"/>
+              </w:rPr>
+              <w:t xml:space="preserve">1:5000</w:t>
+            </w:r>
+          </w:p>
+        </w:tc>
+      </w:tr>
+      <w:tr>
+        <w:trPr>
+          <w:trHeight w:val="360" w:hRule="auto"/>
+        </w:trPr>
+        body 3
+        <w:tc>
+          <w:tcPr>
+            <w:tcBorders>
+              <w:bottom w:val="none" w:sz="0" w:space="0" w:color="000000"/>
+              <w:top w:val="none" w:sz="0" w:space="0" w:color="000000"/>
+              <w:left w:val="none" w:sz="0" w:space="0" w:color="000000"/>
+              <w:right w:val="none" w:sz="0" w:space="0" w:color="000000"/>
+            </w:tcBorders>
+            <w:shd w:val="clear" w:color="auto" w:fill="FFFFFF"/>
+            <w:tcMar>
+              <w:top w:w="0" w:type="dxa"/>
+              <w:bottom w:w="0" w:type="dxa"/>
+              <w:left w:w="0" w:type="dxa"/>
+              <w:right w:w="0" w:type="dxa"/>
+            </w:tcMar>
+            <w:vAlign w:val="center"/>
+          </w:tcPr>
+          <w:p>
+            <w:pPr>
+              <w:pStyle w:val="Normal"/>
+              <w:jc w:val="left"/>
+              <w:pBdr>
+                <w:bottom w:val="none" w:sz="0" w:space="0" w:color="000000"/>
+                <w:top w:val="none" w:sz="0" w:space="0" w:color="000000"/>
+                <w:left w:val="none" w:sz="0" w:space="0" w:color="000000"/>
+                <w:right w:val="none" w:sz="0" w:space="0" w:color="000000"/>
+              </w:pBdr>
+              <w:spacing w:after="100" w:before="100" w:line="240"/>
+              <w:ind w:left="100" w:right="100" w:firstLine="0" w:firstLineChars="0"/>
+            </w:pPr>
+            <w:r xmlns:w="http://schemas.openxmlformats.org/wordprocessingml/2006/main" xmlns:wp="http://schemas.openxmlformats.org/drawingml/2006/wordprocessingDrawing" xmlns:r="http://schemas.openxmlformats.org/officeDocument/2006/relationships" xmlns:w14="http://schemas.microsoft.com/office/word/2010/wordml">
+              <w:rPr>
+                <w:rFonts w:ascii="Calibri" w:hAnsi="Calibri" w:eastAsia="Calibri" w:cs="Calibri"/>
+                <w:i w:val="false"/>
+                <w:b w:val="false"/>
+                <w:u w:val="none"/>
+                <w:sz w:val="18"/>
+                <w:szCs w:val="18"/>
+                <w:color w:val="000000"/>
+              </w:rPr>
+              <w:t xml:space="preserve">antibody</w:t>
+            </w:r>
+          </w:p>
+        </w:tc>
+        <w:tc>
+          <w:tcPr>
+            <w:tcBorders>
+              <w:bottom w:val="none" w:sz="0" w:space="0" w:color="000000"/>
+              <w:top w:val="none" w:sz="0" w:space="0" w:color="000000"/>
+              <w:left w:val="none" w:sz="0" w:space="0" w:color="000000"/>
+              <w:right w:val="none" w:sz="0" w:space="0" w:color="000000"/>
+            </w:tcBorders>
+            <w:shd w:val="clear" w:color="auto" w:fill="FFFFFF"/>
+            <w:tcMar>
+              <w:top w:w="0" w:type="dxa"/>
+              <w:bottom w:w="0" w:type="dxa"/>
+              <w:left w:w="0" w:type="dxa"/>
+              <w:right w:w="0" w:type="dxa"/>
+            </w:tcMar>
+            <w:vAlign w:val="center"/>
+          </w:tcPr>
+          <w:p>
+            <w:pPr>
+              <w:pStyle w:val="Normal"/>
+              <w:jc w:val="left"/>
+              <w:pBdr>
+                <w:bottom w:val="none" w:sz="0" w:space="0" w:color="000000"/>
+                <w:top w:val="none" w:sz="0" w:space="0" w:color="000000"/>
+                <w:left w:val="none" w:sz="0" w:space="0" w:color="000000"/>
+                <w:right w:val="none" w:sz="0" w:space="0" w:color="000000"/>
+              </w:pBdr>
+              <w:spacing w:after="100" w:before="100" w:line="240"/>
+              <w:ind w:left="100" w:right="100" w:firstLine="0" w:firstLineChars="0"/>
+            </w:pPr>
+            <w:r xmlns:w="http://schemas.openxmlformats.org/wordprocessingml/2006/main" xmlns:wp="http://schemas.openxmlformats.org/drawingml/2006/wordprocessingDrawing" xmlns:r="http://schemas.openxmlformats.org/officeDocument/2006/relationships" xmlns:w14="http://schemas.microsoft.com/office/word/2010/wordml">
+              <w:rPr>
+                <w:rFonts w:ascii="Calibri" w:hAnsi="Calibri" w:eastAsia="Calibri" w:cs="Calibri"/>
+                <w:i w:val="false"/>
+                <w:b w:val="false"/>
+                <w:u w:val="none"/>
+                <w:sz w:val="18"/>
+                <w:szCs w:val="18"/>
+                <w:color w:val="000000"/>
+              </w:rPr>
+              <w:t xml:space="preserve">anti-MCT1</w:t>
+            </w:r>
+          </w:p>
+        </w:tc>
+        <w:tc>
+          <w:tcPr>
+            <w:tcBorders>
+              <w:bottom w:val="none" w:sz="0" w:space="0" w:color="000000"/>
+              <w:top w:val="none" w:sz="0" w:space="0" w:color="000000"/>
+              <w:left w:val="none" w:sz="0" w:space="0" w:color="000000"/>
+              <w:right w:val="none" w:sz="0" w:space="0" w:color="000000"/>
+            </w:tcBorders>
+            <w:shd w:val="clear" w:color="auto" w:fill="FFFFFF"/>
+            <w:tcMar>
+              <w:top w:w="0" w:type="dxa"/>
+              <w:bottom w:w="0" w:type="dxa"/>
+              <w:left w:w="0" w:type="dxa"/>
+              <w:right w:w="0" w:type="dxa"/>
+            </w:tcMar>
+            <w:vAlign w:val="center"/>
+          </w:tcPr>
+          <w:p>
+            <w:pPr>
+              <w:pStyle w:val="Normal"/>
+              <w:jc w:val="left"/>
+              <w:pBdr>
+                <w:bottom w:val="none" w:sz="0" w:space="0" w:color="000000"/>
+                <w:top w:val="none" w:sz="0" w:space="0" w:color="000000"/>
+                <w:left w:val="none" w:sz="0" w:space="0" w:color="000000"/>
+                <w:right w:val="none" w:sz="0" w:space="0" w:color="000000"/>
+              </w:pBdr>
+              <w:spacing w:after="100" w:before="100" w:line="240"/>
+              <w:ind w:left="100" w:right="100" w:firstLine="0" w:firstLineChars="0"/>
+            </w:pPr>
+            <w:r xmlns:w="http://schemas.openxmlformats.org/wordprocessingml/2006/main" xmlns:wp="http://schemas.openxmlformats.org/drawingml/2006/wordprocessingDrawing" xmlns:r="http://schemas.openxmlformats.org/officeDocument/2006/relationships" xmlns:w14="http://schemas.microsoft.com/office/word/2010/wordml">
+              <w:rPr>
+                <w:rFonts w:ascii="Calibri" w:hAnsi="Calibri" w:eastAsia="Calibri" w:cs="Calibri"/>
+                <w:i w:val="false"/>
+                <w:b w:val="false"/>
+                <w:u w:val="none"/>
+                <w:sz w:val="18"/>
+                <w:szCs w:val="18"/>
+                <w:color w:val="000000"/>
+              </w:rPr>
+              <w:t xml:space="preserve">Thermo</w:t>
+            </w:r>
+          </w:p>
+        </w:tc>
+        <w:tc>
+          <w:tcPr>
+            <w:tcBorders>
+              <w:bottom w:val="none" w:sz="0" w:space="0" w:color="000000"/>
+              <w:top w:val="none" w:sz="0" w:space="0" w:color="000000"/>
+              <w:left w:val="none" w:sz="0" w:space="0" w:color="000000"/>
+              <w:right w:val="none" w:sz="0" w:space="0" w:color="000000"/>
+            </w:tcBorders>
+            <w:shd w:val="clear" w:color="auto" w:fill="FFFFFF"/>
+            <w:tcMar>
+              <w:top w:w="0" w:type="dxa"/>
+              <w:bottom w:w="0" w:type="dxa"/>
+              <w:left w:w="0" w:type="dxa"/>
+              <w:right w:w="0" w:type="dxa"/>
+            </w:tcMar>
+            <w:vAlign w:val="center"/>
+          </w:tcPr>
+          <w:p>
+            <w:pPr>
+              <w:pStyle w:val="Normal"/>
+              <w:jc w:val="left"/>
+              <w:pBdr>
+                <w:bottom w:val="none" w:sz="0" w:space="0" w:color="000000"/>
+                <w:top w:val="none" w:sz="0" w:space="0" w:color="000000"/>
+                <w:left w:val="none" w:sz="0" w:space="0" w:color="000000"/>
+                <w:right w:val="none" w:sz="0" w:space="0" w:color="000000"/>
+              </w:pBdr>
+              <w:spacing w:after="100" w:before="100" w:line="240"/>
+              <w:ind w:left="100" w:right="100" w:firstLine="0" w:firstLineChars="0"/>
+            </w:pPr>
+            <w:r xmlns:w="http://schemas.openxmlformats.org/wordprocessingml/2006/main" xmlns:wp="http://schemas.openxmlformats.org/drawingml/2006/wordprocessingDrawing" xmlns:r="http://schemas.openxmlformats.org/officeDocument/2006/relationships" xmlns:w14="http://schemas.microsoft.com/office/word/2010/wordml">
+              <w:rPr>
+                <w:rFonts w:ascii="Calibri" w:hAnsi="Calibri" w:eastAsia="Calibri" w:cs="Calibri"/>
+                <w:i w:val="false"/>
+                <w:b w:val="false"/>
+                <w:u w:val="none"/>
+                <w:sz w:val="18"/>
+                <w:szCs w:val="18"/>
+                <w:color w:val="000000"/>
+              </w:rPr>
+              <w:t xml:space="preserve">PA5-72957</w:t>
+            </w:r>
+          </w:p>
+        </w:tc>
+        <w:tc>
+          <w:tcPr>
+            <w:tcBorders>
+              <w:bottom w:val="none" w:sz="0" w:space="0" w:color="000000"/>
+              <w:top w:val="none" w:sz="0" w:space="0" w:color="000000"/>
+              <w:left w:val="none" w:sz="0" w:space="0" w:color="000000"/>
+              <w:right w:val="none" w:sz="0" w:space="0" w:color="000000"/>
+            </w:tcBorders>
+            <w:shd w:val="clear" w:color="auto" w:fill="FFFFFF"/>
+            <w:tcMar>
+              <w:top w:w="0" w:type="dxa"/>
+              <w:bottom w:w="0" w:type="dxa"/>
+              <w:left w:w="0" w:type="dxa"/>
+              <w:right w:w="0" w:type="dxa"/>
+            </w:tcMar>
+            <w:vAlign w:val="center"/>
+          </w:tcPr>
+          <w:p>
+            <w:pPr>
+              <w:pStyle w:val="Normal"/>
+              <w:jc w:val="left"/>
+              <w:pBdr>
+                <w:bottom w:val="none" w:sz="0" w:space="0" w:color="000000"/>
+                <w:top w:val="none" w:sz="0" w:space="0" w:color="000000"/>
+                <w:left w:val="none" w:sz="0" w:space="0" w:color="000000"/>
+                <w:right w:val="none" w:sz="0" w:space="0" w:color="000000"/>
+              </w:pBdr>
+              <w:spacing w:after="100" w:before="100" w:line="240"/>
+              <w:ind w:left="100" w:right="100" w:firstLine="0" w:firstLineChars="0"/>
+            </w:pPr>
+            <w:r xmlns:w="http://schemas.openxmlformats.org/wordprocessingml/2006/main" xmlns:wp="http://schemas.openxmlformats.org/drawingml/2006/wordprocessingDrawing" xmlns:r="http://schemas.openxmlformats.org/officeDocument/2006/relationships" xmlns:w14="http://schemas.microsoft.com/office/word/2010/wordml">
+              <w:rPr>
+                <w:rFonts w:ascii="Calibri" w:hAnsi="Calibri" w:eastAsia="Calibri" w:cs="Calibri"/>
+                <w:i w:val="false"/>
+                <w:b w:val="false"/>
+                <w:u w:val="none"/>
+                <w:sz w:val="18"/>
+                <w:szCs w:val="18"/>
+                <w:color w:val="000000"/>
+              </w:rPr>
+              <w:t xml:space="preserve">1:1000 WB</w:t>
+            </w:r>
+          </w:p>
+        </w:tc>
+      </w:tr>
+      <w:tr>
+        <w:trPr>
+          <w:trHeight w:val="360" w:hRule="auto"/>
+        </w:trPr>
+        body 4
+        <w:tc>
+          <w:tcPr>
+            <w:tcBorders>
+              <w:bottom w:val="none" w:sz="0" w:space="0" w:color="000000"/>
+              <w:top w:val="none" w:sz="0" w:space="0" w:color="000000"/>
+              <w:left w:val="none" w:sz="0" w:space="0" w:color="000000"/>
+              <w:right w:val="none" w:sz="0" w:space="0" w:color="000000"/>
+            </w:tcBorders>
+            <w:shd w:val="clear" w:color="auto" w:fill="FFFFFF"/>
+            <w:tcMar>
+              <w:top w:w="0" w:type="dxa"/>
+              <w:bottom w:w="0" w:type="dxa"/>
+              <w:left w:w="0" w:type="dxa"/>
+              <w:right w:w="0" w:type="dxa"/>
+            </w:tcMar>
+            <w:vAlign w:val="center"/>
+          </w:tcPr>
+          <w:p>
+            <w:pPr>
+              <w:pStyle w:val="Normal"/>
+              <w:jc w:val="left"/>
+              <w:pBdr>
+                <w:bottom w:val="none" w:sz="0" w:space="0" w:color="000000"/>
+                <w:top w:val="none" w:sz="0" w:space="0" w:color="000000"/>
+                <w:left w:val="none" w:sz="0" w:space="0" w:color="000000"/>
+                <w:right w:val="none" w:sz="0" w:space="0" w:color="000000"/>
+              </w:pBdr>
+              <w:spacing w:after="100" w:before="100" w:line="240"/>
+              <w:ind w:left="100" w:right="100" w:firstLine="0" w:firstLineChars="0"/>
+            </w:pPr>
+            <w:r xmlns:w="http://schemas.openxmlformats.org/wordprocessingml/2006/main" xmlns:wp="http://schemas.openxmlformats.org/drawingml/2006/wordprocessingDrawing" xmlns:r="http://schemas.openxmlformats.org/officeDocument/2006/relationships" xmlns:w14="http://schemas.microsoft.com/office/word/2010/wordml">
+              <w:rPr>
+                <w:rFonts w:ascii="Calibri" w:hAnsi="Calibri" w:eastAsia="Calibri" w:cs="Calibri"/>
+                <w:i w:val="false"/>
+                <w:b w:val="false"/>
+                <w:u w:val="none"/>
+                <w:sz w:val="18"/>
+                <w:szCs w:val="18"/>
+                <w:color w:val="000000"/>
+              </w:rPr>
+              <w:t xml:space="preserve">antibody</w:t>
+            </w:r>
+          </w:p>
+        </w:tc>
+        <w:tc>
+          <w:tcPr>
+            <w:tcBorders>
+              <w:bottom w:val="none" w:sz="0" w:space="0" w:color="000000"/>
+              <w:top w:val="none" w:sz="0" w:space="0" w:color="000000"/>
+              <w:left w:val="none" w:sz="0" w:space="0" w:color="000000"/>
+              <w:right w:val="none" w:sz="0" w:space="0" w:color="000000"/>
+            </w:tcBorders>
+            <w:shd w:val="clear" w:color="auto" w:fill="FFFFFF"/>
+            <w:tcMar>
+              <w:top w:w="0" w:type="dxa"/>
+              <w:bottom w:w="0" w:type="dxa"/>
+              <w:left w:w="0" w:type="dxa"/>
+              <w:right w:w="0" w:type="dxa"/>
+            </w:tcMar>
+            <w:vAlign w:val="center"/>
+          </w:tcPr>
+          <w:p>
+            <w:pPr>
+              <w:pStyle w:val="Normal"/>
+              <w:jc w:val="left"/>
+              <w:pBdr>
+                <w:bottom w:val="none" w:sz="0" w:space="0" w:color="000000"/>
+                <w:top w:val="none" w:sz="0" w:space="0" w:color="000000"/>
+                <w:left w:val="none" w:sz="0" w:space="0" w:color="000000"/>
+                <w:right w:val="none" w:sz="0" w:space="0" w:color="000000"/>
+              </w:pBdr>
+              <w:spacing w:after="100" w:before="100" w:line="240"/>
+              <w:ind w:left="100" w:right="100" w:firstLine="0" w:firstLineChars="0"/>
+            </w:pPr>
+            <w:r xmlns:w="http://schemas.openxmlformats.org/wordprocessingml/2006/main" xmlns:wp="http://schemas.openxmlformats.org/drawingml/2006/wordprocessingDrawing" xmlns:r="http://schemas.openxmlformats.org/officeDocument/2006/relationships" xmlns:w14="http://schemas.microsoft.com/office/word/2010/wordml">
+              <w:rPr>
+                <w:rFonts w:ascii="Calibri" w:hAnsi="Calibri" w:eastAsia="Calibri" w:cs="Calibri"/>
+                <w:i w:val="false"/>
+                <w:b w:val="false"/>
+                <w:u w:val="none"/>
+                <w:sz w:val="18"/>
+                <w:szCs w:val="18"/>
+                <w:color w:val="000000"/>
+              </w:rPr>
+              <w:t xml:space="preserve">anti-MCT4</w:t>
+            </w:r>
+          </w:p>
+        </w:tc>
+        <w:tc>
+          <w:tcPr>
+            <w:tcBorders>
+              <w:bottom w:val="none" w:sz="0" w:space="0" w:color="000000"/>
+              <w:top w:val="none" w:sz="0" w:space="0" w:color="000000"/>
+              <w:left w:val="none" w:sz="0" w:space="0" w:color="000000"/>
+              <w:right w:val="none" w:sz="0" w:space="0" w:color="000000"/>
+            </w:tcBorders>
+            <w:shd w:val="clear" w:color="auto" w:fill="FFFFFF"/>
+            <w:tcMar>
+              <w:top w:w="0" w:type="dxa"/>
+              <w:bottom w:w="0" w:type="dxa"/>
+              <w:left w:w="0" w:type="dxa"/>
+              <w:right w:w="0" w:type="dxa"/>
+            </w:tcMar>
+            <w:vAlign w:val="center"/>
+          </w:tcPr>
+          <w:p>
+            <w:pPr>
+              <w:pStyle w:val="Normal"/>
+              <w:jc w:val="left"/>
+              <w:pBdr>
+                <w:bottom w:val="none" w:sz="0" w:space="0" w:color="000000"/>
+                <w:top w:val="none" w:sz="0" w:space="0" w:color="000000"/>
+                <w:left w:val="none" w:sz="0" w:space="0" w:color="000000"/>
+                <w:right w:val="none" w:sz="0" w:space="0" w:color="000000"/>
+              </w:pBdr>
+              <w:spacing w:after="100" w:before="100" w:line="240"/>
+              <w:ind w:left="100" w:right="100" w:firstLine="0" w:firstLineChars="0"/>
+            </w:pPr>
+            <w:r xmlns:w="http://schemas.openxmlformats.org/wordprocessingml/2006/main" xmlns:wp="http://schemas.openxmlformats.org/drawingml/2006/wordprocessingDrawing" xmlns:r="http://schemas.openxmlformats.org/officeDocument/2006/relationships" xmlns:w14="http://schemas.microsoft.com/office/word/2010/wordml">
+              <w:rPr>
+                <w:rFonts w:ascii="Calibri" w:hAnsi="Calibri" w:eastAsia="Calibri" w:cs="Calibri"/>
+                <w:i w:val="false"/>
+                <w:b w:val="false"/>
+                <w:u w:val="none"/>
+                <w:sz w:val="18"/>
+                <w:szCs w:val="18"/>
+                <w:color w:val="000000"/>
+              </w:rPr>
+              <w:t xml:space="preserve">abcam</w:t>
+            </w:r>
+          </w:p>
+        </w:tc>
+        <w:tc>
+          <w:tcPr>
+            <w:tcBorders>
+              <w:bottom w:val="none" w:sz="0" w:space="0" w:color="000000"/>
+              <w:top w:val="none" w:sz="0" w:space="0" w:color="000000"/>
+              <w:left w:val="none" w:sz="0" w:space="0" w:color="000000"/>
+              <w:right w:val="none" w:sz="0" w:space="0" w:color="000000"/>
+            </w:tcBorders>
+            <w:shd w:val="clear" w:color="auto" w:fill="FFFFFF"/>
+            <w:tcMar>
+              <w:top w:w="0" w:type="dxa"/>
+              <w:bottom w:w="0" w:type="dxa"/>
+              <w:left w:w="0" w:type="dxa"/>
+              <w:right w:w="0" w:type="dxa"/>
+            </w:tcMar>
+            <w:vAlign w:val="center"/>
+          </w:tcPr>
+          <w:p>
+            <w:pPr>
+              <w:pStyle w:val="Normal"/>
+              <w:jc w:val="left"/>
+              <w:pBdr>
+                <w:bottom w:val="none" w:sz="0" w:space="0" w:color="000000"/>
+                <w:top w:val="none" w:sz="0" w:space="0" w:color="000000"/>
+                <w:left w:val="none" w:sz="0" w:space="0" w:color="000000"/>
+                <w:right w:val="none" w:sz="0" w:space="0" w:color="000000"/>
+              </w:pBdr>
+              <w:spacing w:after="100" w:before="100" w:line="240"/>
+              <w:ind w:left="100" w:right="100" w:firstLine="0" w:firstLineChars="0"/>
+            </w:pPr>
+            <w:r xmlns:w="http://schemas.openxmlformats.org/wordprocessingml/2006/main" xmlns:wp="http://schemas.openxmlformats.org/drawingml/2006/wordprocessingDrawing" xmlns:r="http://schemas.openxmlformats.org/officeDocument/2006/relationships" xmlns:w14="http://schemas.microsoft.com/office/word/2010/wordml">
+              <w:rPr>
+                <w:rFonts w:ascii="Calibri" w:hAnsi="Calibri" w:eastAsia="Calibri" w:cs="Calibri"/>
+                <w:i w:val="false"/>
+                <w:b w:val="false"/>
+                <w:u w:val="none"/>
+                <w:sz w:val="18"/>
+                <w:szCs w:val="18"/>
+                <w:color w:val="000000"/>
+              </w:rPr>
+              <w:t xml:space="preserve">ab244385</w:t>
+            </w:r>
+          </w:p>
+        </w:tc>
+        <w:tc>
+          <w:tcPr>
+            <w:tcBorders>
+              <w:bottom w:val="none" w:sz="0" w:space="0" w:color="000000"/>
+              <w:top w:val="none" w:sz="0" w:space="0" w:color="000000"/>
+              <w:left w:val="none" w:sz="0" w:space="0" w:color="000000"/>
+              <w:right w:val="none" w:sz="0" w:space="0" w:color="000000"/>
+            </w:tcBorders>
+            <w:shd w:val="clear" w:color="auto" w:fill="FFFFFF"/>
+            <w:tcMar>
+              <w:top w:w="0" w:type="dxa"/>
+              <w:bottom w:w="0" w:type="dxa"/>
+              <w:left w:w="0" w:type="dxa"/>
+              <w:right w:w="0" w:type="dxa"/>
+            </w:tcMar>
+            <w:vAlign w:val="center"/>
+          </w:tcPr>
+          <w:p>
+            <w:pPr>
+              <w:pStyle w:val="Normal"/>
+              <w:jc w:val="left"/>
+              <w:pBdr>
+                <w:bottom w:val="none" w:sz="0" w:space="0" w:color="000000"/>
+                <w:top w:val="none" w:sz="0" w:space="0" w:color="000000"/>
+                <w:left w:val="none" w:sz="0" w:space="0" w:color="000000"/>
+                <w:right w:val="none" w:sz="0" w:space="0" w:color="000000"/>
+              </w:pBdr>
+              <w:spacing w:after="100" w:before="100" w:line="240"/>
+              <w:ind w:left="100" w:right="100" w:firstLine="0" w:firstLineChars="0"/>
+            </w:pPr>
+            <w:r xmlns:w="http://schemas.openxmlformats.org/wordprocessingml/2006/main" xmlns:wp="http://schemas.openxmlformats.org/drawingml/2006/wordprocessingDrawing" xmlns:r="http://schemas.openxmlformats.org/officeDocument/2006/relationships" xmlns:w14="http://schemas.microsoft.com/office/word/2010/wordml">
+              <w:rPr>
+                <w:rFonts w:ascii="Calibri" w:hAnsi="Calibri" w:eastAsia="Calibri" w:cs="Calibri"/>
+                <w:i w:val="false"/>
+                <w:b w:val="false"/>
+                <w:u w:val="none"/>
+                <w:sz w:val="18"/>
+                <w:szCs w:val="18"/>
+                <w:color w:val="000000"/>
+              </w:rPr>
+              <w:t xml:space="preserve">1:2000 WB</w:t>
+            </w:r>
+          </w:p>
+        </w:tc>
+      </w:tr>
+      <w:tr>
+        <w:trPr>
+          <w:trHeight w:val="360" w:hRule="auto"/>
+        </w:trPr>
+        body 5
+        <w:tc>
+          <w:tcPr>
+            <w:tcBorders>
+              <w:bottom w:val="none" w:sz="0" w:space="0" w:color="000000"/>
+              <w:top w:val="none" w:sz="0" w:space="0" w:color="000000"/>
+              <w:left w:val="none" w:sz="0" w:space="0" w:color="000000"/>
+              <w:right w:val="none" w:sz="0" w:space="0" w:color="000000"/>
+            </w:tcBorders>
+            <w:shd w:val="clear" w:color="auto" w:fill="FFFFFF"/>
+            <w:tcMar>
+              <w:top w:w="0" w:type="dxa"/>
+              <w:bottom w:w="0" w:type="dxa"/>
+              <w:left w:w="0" w:type="dxa"/>
+              <w:right w:w="0" w:type="dxa"/>
+            </w:tcMar>
+            <w:vAlign w:val="center"/>
+          </w:tcPr>
+          <w:p>
+            <w:pPr>
+              <w:pStyle w:val="Normal"/>
+              <w:jc w:val="left"/>
+              <w:pBdr>
+                <w:bottom w:val="none" w:sz="0" w:space="0" w:color="000000"/>
+                <w:top w:val="none" w:sz="0" w:space="0" w:color="000000"/>
+                <w:left w:val="none" w:sz="0" w:space="0" w:color="000000"/>
+                <w:right w:val="none" w:sz="0" w:space="0" w:color="000000"/>
+              </w:pBdr>
+              <w:spacing w:after="100" w:before="100" w:line="240"/>
+              <w:ind w:left="100" w:right="100" w:firstLine="0" w:firstLineChars="0"/>
+            </w:pPr>
+            <w:r xmlns:w="http://schemas.openxmlformats.org/wordprocessingml/2006/main" xmlns:wp="http://schemas.openxmlformats.org/drawingml/2006/wordprocessingDrawing" xmlns:r="http://schemas.openxmlformats.org/officeDocument/2006/relationships" xmlns:w14="http://schemas.microsoft.com/office/word/2010/wordml">
+              <w:rPr>
+                <w:rFonts w:ascii="Calibri" w:hAnsi="Calibri" w:eastAsia="Calibri" w:cs="Calibri"/>
+                <w:i w:val="false"/>
+                <w:b w:val="false"/>
+                <w:u w:val="none"/>
+                <w:sz w:val="18"/>
+                <w:szCs w:val="18"/>
+                <w:color w:val="000000"/>
+              </w:rPr>
+              <w:t xml:space="preserve">antibody</w:t>
+            </w:r>
+          </w:p>
+        </w:tc>
+        <w:tc>
+          <w:tcPr>
+            <w:tcBorders>
+              <w:bottom w:val="none" w:sz="0" w:space="0" w:color="000000"/>
+              <w:top w:val="none" w:sz="0" w:space="0" w:color="000000"/>
+              <w:left w:val="none" w:sz="0" w:space="0" w:color="000000"/>
+              <w:right w:val="none" w:sz="0" w:space="0" w:color="000000"/>
+            </w:tcBorders>
+            <w:shd w:val="clear" w:color="auto" w:fill="FFFFFF"/>
+            <w:tcMar>
+              <w:top w:w="0" w:type="dxa"/>
+              <w:bottom w:w="0" w:type="dxa"/>
+              <w:left w:w="0" w:type="dxa"/>
+              <w:right w:w="0" w:type="dxa"/>
+            </w:tcMar>
+            <w:vAlign w:val="center"/>
+          </w:tcPr>
+          <w:p>
+            <w:pPr>
+              <w:pStyle w:val="Normal"/>
+              <w:jc w:val="left"/>
+              <w:pBdr>
+                <w:bottom w:val="none" w:sz="0" w:space="0" w:color="000000"/>
+                <w:top w:val="none" w:sz="0" w:space="0" w:color="000000"/>
+                <w:left w:val="none" w:sz="0" w:space="0" w:color="000000"/>
+                <w:right w:val="none" w:sz="0" w:space="0" w:color="000000"/>
+              </w:pBdr>
+              <w:spacing w:after="100" w:before="100" w:line="240"/>
+              <w:ind w:left="100" w:right="100" w:firstLine="0" w:firstLineChars="0"/>
+            </w:pPr>
+            <w:r xmlns:w="http://schemas.openxmlformats.org/wordprocessingml/2006/main" xmlns:wp="http://schemas.openxmlformats.org/drawingml/2006/wordprocessingDrawing" xmlns:r="http://schemas.openxmlformats.org/officeDocument/2006/relationships" xmlns:w14="http://schemas.microsoft.com/office/word/2010/wordml">
+              <w:rPr>
+                <w:rFonts w:ascii="Calibri" w:hAnsi="Calibri" w:eastAsia="Calibri" w:cs="Calibri"/>
+                <w:i w:val="false"/>
+                <w:b w:val="false"/>
+                <w:u w:val="none"/>
+                <w:sz w:val="18"/>
+                <w:szCs w:val="18"/>
+                <w:color w:val="000000"/>
+              </w:rPr>
+              <w:t xml:space="preserve">anti-α-SMA</w:t>
+            </w:r>
+          </w:p>
+        </w:tc>
+        <w:tc>
+          <w:tcPr>
+            <w:tcBorders>
+              <w:bottom w:val="none" w:sz="0" w:space="0" w:color="000000"/>
+              <w:top w:val="none" w:sz="0" w:space="0" w:color="000000"/>
+              <w:left w:val="none" w:sz="0" w:space="0" w:color="000000"/>
+              <w:right w:val="none" w:sz="0" w:space="0" w:color="000000"/>
+            </w:tcBorders>
+            <w:shd w:val="clear" w:color="auto" w:fill="FFFFFF"/>
+            <w:tcMar>
+              <w:top w:w="0" w:type="dxa"/>
+              <w:bottom w:w="0" w:type="dxa"/>
+              <w:left w:w="0" w:type="dxa"/>
+              <w:right w:w="0" w:type="dxa"/>
+            </w:tcMar>
+            <w:vAlign w:val="center"/>
+          </w:tcPr>
+          <w:p>
+            <w:pPr>
+              <w:pStyle w:val="Normal"/>
+              <w:jc w:val="left"/>
+              <w:pBdr>
+                <w:bottom w:val="none" w:sz="0" w:space="0" w:color="000000"/>
+                <w:top w:val="none" w:sz="0" w:space="0" w:color="000000"/>
+                <w:left w:val="none" w:sz="0" w:space="0" w:color="000000"/>
+                <w:right w:val="none" w:sz="0" w:space="0" w:color="000000"/>
+              </w:pBdr>
+              <w:spacing w:after="100" w:before="100" w:line="240"/>
+              <w:ind w:left="100" w:right="100" w:firstLine="0" w:firstLineChars="0"/>
+            </w:pPr>
+            <w:r xmlns:w="http://schemas.openxmlformats.org/wordprocessingml/2006/main" xmlns:wp="http://schemas.openxmlformats.org/drawingml/2006/wordprocessingDrawing" xmlns:r="http://schemas.openxmlformats.org/officeDocument/2006/relationships" xmlns:w14="http://schemas.microsoft.com/office/word/2010/wordml">
+              <w:rPr>
+                <w:rFonts w:ascii="Calibri" w:hAnsi="Calibri" w:eastAsia="Calibri" w:cs="Calibri"/>
+                <w:i w:val="false"/>
+                <w:b w:val="false"/>
+                <w:u w:val="none"/>
+                <w:sz w:val="18"/>
+                <w:szCs w:val="18"/>
+                <w:color w:val="000000"/>
+              </w:rPr>
+              <w:t xml:space="preserve">abcam</w:t>
+            </w:r>
+          </w:p>
+        </w:tc>
+        <w:tc>
+          <w:tcPr>
+            <w:tcBorders>
+              <w:bottom w:val="none" w:sz="0" w:space="0" w:color="000000"/>
+              <w:top w:val="none" w:sz="0" w:space="0" w:color="000000"/>
+              <w:left w:val="none" w:sz="0" w:space="0" w:color="000000"/>
+              <w:right w:val="none" w:sz="0" w:space="0" w:color="000000"/>
+            </w:tcBorders>
+            <w:shd w:val="clear" w:color="auto" w:fill="FFFFFF"/>
+            <w:tcMar>
+              <w:top w:w="0" w:type="dxa"/>
+              <w:bottom w:w="0" w:type="dxa"/>
+              <w:left w:w="0" w:type="dxa"/>
+              <w:right w:w="0" w:type="dxa"/>
+            </w:tcMar>
+            <w:vAlign w:val="center"/>
+          </w:tcPr>
+          <w:p>
+            <w:pPr>
+              <w:pStyle w:val="Normal"/>
+              <w:jc w:val="left"/>
+              <w:pBdr>
+                <w:bottom w:val="none" w:sz="0" w:space="0" w:color="000000"/>
+                <w:top w:val="none" w:sz="0" w:space="0" w:color="000000"/>
+                <w:left w:val="none" w:sz="0" w:space="0" w:color="000000"/>
+                <w:right w:val="none" w:sz="0" w:space="0" w:color="000000"/>
+              </w:pBdr>
+              <w:spacing w:after="100" w:before="100" w:line="240"/>
+              <w:ind w:left="100" w:right="100" w:firstLine="0" w:firstLineChars="0"/>
+            </w:pPr>
+            <w:r xmlns:w="http://schemas.openxmlformats.org/wordprocessingml/2006/main" xmlns:wp="http://schemas.openxmlformats.org/drawingml/2006/wordprocessingDrawing" xmlns:r="http://schemas.openxmlformats.org/officeDocument/2006/relationships" xmlns:w14="http://schemas.microsoft.com/office/word/2010/wordml">
+              <w:rPr>
+                <w:rFonts w:ascii="Calibri" w:hAnsi="Calibri" w:eastAsia="Calibri" w:cs="Calibri"/>
+                <w:i w:val="false"/>
+                <w:b w:val="false"/>
+                <w:u w:val="none"/>
+                <w:sz w:val="18"/>
+                <w:szCs w:val="18"/>
+                <w:color w:val="000000"/>
+              </w:rPr>
+              <w:t xml:space="preserve">ab32575</w:t>
+            </w:r>
+          </w:p>
+        </w:tc>
+        <w:tc>
+          <w:tcPr>
+            <w:tcBorders>
+              <w:bottom w:val="none" w:sz="0" w:space="0" w:color="000000"/>
+              <w:top w:val="none" w:sz="0" w:space="0" w:color="000000"/>
+              <w:left w:val="none" w:sz="0" w:space="0" w:color="000000"/>
+              <w:right w:val="none" w:sz="0" w:space="0" w:color="000000"/>
+            </w:tcBorders>
+            <w:shd w:val="clear" w:color="auto" w:fill="FFFFFF"/>
+            <w:tcMar>
+              <w:top w:w="0" w:type="dxa"/>
+              <w:bottom w:w="0" w:type="dxa"/>
+              <w:left w:w="0" w:type="dxa"/>
+              <w:right w:w="0" w:type="dxa"/>
+            </w:tcMar>
+            <w:vAlign w:val="center"/>
+          </w:tcPr>
+          <w:p>
+            <w:pPr>
+              <w:pStyle w:val="Normal"/>
+              <w:jc w:val="left"/>
+              <w:pBdr>
+                <w:bottom w:val="none" w:sz="0" w:space="0" w:color="000000"/>
+                <w:top w:val="none" w:sz="0" w:space="0" w:color="000000"/>
+                <w:left w:val="none" w:sz="0" w:space="0" w:color="000000"/>
+                <w:right w:val="none" w:sz="0" w:space="0" w:color="000000"/>
+              </w:pBdr>
+              <w:spacing w:after="100" w:before="100" w:line="240"/>
+              <w:ind w:left="100" w:right="100" w:firstLine="0" w:firstLineChars="0"/>
+            </w:pPr>
+            <w:r xmlns:w="http://schemas.openxmlformats.org/wordprocessingml/2006/main" xmlns:wp="http://schemas.openxmlformats.org/drawingml/2006/wordprocessingDrawing" xmlns:r="http://schemas.openxmlformats.org/officeDocument/2006/relationships" xmlns:w14="http://schemas.microsoft.com/office/word/2010/wordml">
+              <w:rPr>
+                <w:rFonts w:ascii="Calibri" w:hAnsi="Calibri" w:eastAsia="Calibri" w:cs="Calibri"/>
+                <w:i w:val="false"/>
+                <w:b w:val="false"/>
+                <w:u w:val="none"/>
+                <w:sz w:val="18"/>
+                <w:szCs w:val="18"/>
+                <w:color w:val="000000"/>
+              </w:rPr>
+              <w:t xml:space="preserve">1:2000 WB</w:t>
+            </w:r>
+          </w:p>
+        </w:tc>
+      </w:tr>
+      <w:tr>
+        <w:trPr>
+          <w:trHeight w:val="360" w:hRule="auto"/>
+        </w:trPr>
+        body 6
+        <w:tc>
+          <w:tcPr>
+            <w:tcBorders>
+              <w:bottom w:val="none" w:sz="0" w:space="0" w:color="000000"/>
+              <w:top w:val="none" w:sz="0" w:space="0" w:color="000000"/>
+              <w:left w:val="none" w:sz="0" w:space="0" w:color="000000"/>
+              <w:right w:val="none" w:sz="0" w:space="0" w:color="000000"/>
+            </w:tcBorders>
+            <w:shd w:val="clear" w:color="auto" w:fill="FFFFFF"/>
+            <w:tcMar>
+              <w:top w:w="0" w:type="dxa"/>
+              <w:bottom w:w="0" w:type="dxa"/>
+              <w:left w:w="0" w:type="dxa"/>
+              <w:right w:w="0" w:type="dxa"/>
+            </w:tcMar>
+            <w:vAlign w:val="center"/>
+          </w:tcPr>
+          <w:p>
+            <w:pPr>
+              <w:pStyle w:val="Normal"/>
+              <w:jc w:val="left"/>
+              <w:pBdr>
+                <w:bottom w:val="none" w:sz="0" w:space="0" w:color="000000"/>
+                <w:top w:val="none" w:sz="0" w:space="0" w:color="000000"/>
+                <w:left w:val="none" w:sz="0" w:space="0" w:color="000000"/>
+                <w:right w:val="none" w:sz="0" w:space="0" w:color="000000"/>
+              </w:pBdr>
+              <w:spacing w:after="100" w:before="100" w:line="240"/>
+              <w:ind w:left="100" w:right="100" w:firstLine="0" w:firstLineChars="0"/>
+            </w:pPr>
+            <w:r xmlns:w="http://schemas.openxmlformats.org/wordprocessingml/2006/main" xmlns:wp="http://schemas.openxmlformats.org/drawingml/2006/wordprocessingDrawing" xmlns:r="http://schemas.openxmlformats.org/officeDocument/2006/relationships" xmlns:w14="http://schemas.microsoft.com/office/word/2010/wordml">
+              <w:rPr>
+                <w:rFonts w:ascii="Calibri" w:hAnsi="Calibri" w:eastAsia="Calibri" w:cs="Calibri"/>
+                <w:i w:val="false"/>
+                <w:b w:val="false"/>
+                <w:u w:val="none"/>
+                <w:sz w:val="18"/>
+                <w:szCs w:val="18"/>
+                <w:color w:val="000000"/>
+              </w:rPr>
+              <w:t xml:space="preserve">antibody</w:t>
+            </w:r>
+          </w:p>
+        </w:tc>
+        <w:tc>
+          <w:tcPr>
+            <w:tcBorders>
+              <w:bottom w:val="none" w:sz="0" w:space="0" w:color="000000"/>
+              <w:top w:val="none" w:sz="0" w:space="0" w:color="000000"/>
+              <w:left w:val="none" w:sz="0" w:space="0" w:color="000000"/>
+              <w:right w:val="none" w:sz="0" w:space="0" w:color="000000"/>
+            </w:tcBorders>
+            <w:shd w:val="clear" w:color="auto" w:fill="FFFFFF"/>
+            <w:tcMar>
+              <w:top w:w="0" w:type="dxa"/>
+              <w:bottom w:w="0" w:type="dxa"/>
+              <w:left w:w="0" w:type="dxa"/>
+              <w:right w:w="0" w:type="dxa"/>
+            </w:tcMar>
+            <w:vAlign w:val="center"/>
+          </w:tcPr>
+          <w:p>
+            <w:pPr>
+              <w:pStyle w:val="Normal"/>
+              <w:jc w:val="left"/>
+              <w:pBdr>
+                <w:bottom w:val="none" w:sz="0" w:space="0" w:color="000000"/>
+                <w:top w:val="none" w:sz="0" w:space="0" w:color="000000"/>
+                <w:left w:val="none" w:sz="0" w:space="0" w:color="000000"/>
+                <w:right w:val="none" w:sz="0" w:space="0" w:color="000000"/>
+              </w:pBdr>
+              <w:spacing w:after="100" w:before="100" w:line="240"/>
+              <w:ind w:left="100" w:right="100" w:firstLine="0" w:firstLineChars="0"/>
+            </w:pPr>
+            <w:r xmlns:w="http://schemas.openxmlformats.org/wordprocessingml/2006/main" xmlns:wp="http://schemas.openxmlformats.org/drawingml/2006/wordprocessingDrawing" xmlns:r="http://schemas.openxmlformats.org/officeDocument/2006/relationships" xmlns:w14="http://schemas.microsoft.com/office/word/2010/wordml">
+              <w:rPr>
+                <w:rFonts w:ascii="Calibri" w:hAnsi="Calibri" w:eastAsia="Calibri" w:cs="Calibri"/>
+                <w:i w:val="false"/>
+                <w:b w:val="false"/>
+                <w:u w:val="none"/>
+                <w:sz w:val="18"/>
+                <w:szCs w:val="18"/>
+                <w:color w:val="000000"/>
+              </w:rPr>
+              <w:t xml:space="preserve">anti-Col1a1</w:t>
+            </w:r>
+          </w:p>
+        </w:tc>
+        <w:tc>
+          <w:tcPr>
+            <w:tcBorders>
+              <w:bottom w:val="none" w:sz="0" w:space="0" w:color="000000"/>
+              <w:top w:val="none" w:sz="0" w:space="0" w:color="000000"/>
+              <w:left w:val="none" w:sz="0" w:space="0" w:color="000000"/>
+              <w:right w:val="none" w:sz="0" w:space="0" w:color="000000"/>
+            </w:tcBorders>
+            <w:shd w:val="clear" w:color="auto" w:fill="FFFFFF"/>
+            <w:tcMar>
+              <w:top w:w="0" w:type="dxa"/>
+              <w:bottom w:w="0" w:type="dxa"/>
+              <w:left w:w="0" w:type="dxa"/>
+              <w:right w:w="0" w:type="dxa"/>
+            </w:tcMar>
+            <w:vAlign w:val="center"/>
+          </w:tcPr>
+          <w:p>
+            <w:pPr>
+              <w:pStyle w:val="Normal"/>
+              <w:jc w:val="left"/>
+              <w:pBdr>
+                <w:bottom w:val="none" w:sz="0" w:space="0" w:color="000000"/>
+                <w:top w:val="none" w:sz="0" w:space="0" w:color="000000"/>
+                <w:left w:val="none" w:sz="0" w:space="0" w:color="000000"/>
+                <w:right w:val="none" w:sz="0" w:space="0" w:color="000000"/>
+              </w:pBdr>
+              <w:spacing w:after="100" w:before="100" w:line="240"/>
+              <w:ind w:left="100" w:right="100" w:firstLine="0" w:firstLineChars="0"/>
+            </w:pPr>
+            <w:r xmlns:w="http://schemas.openxmlformats.org/wordprocessingml/2006/main" xmlns:wp="http://schemas.openxmlformats.org/drawingml/2006/wordprocessingDrawing" xmlns:r="http://schemas.openxmlformats.org/officeDocument/2006/relationships" xmlns:w14="http://schemas.microsoft.com/office/word/2010/wordml">
+              <w:rPr>
+                <w:rFonts w:ascii="Calibri" w:hAnsi="Calibri" w:eastAsia="Calibri" w:cs="Calibri"/>
+                <w:i w:val="false"/>
+                <w:b w:val="false"/>
+                <w:u w:val="none"/>
+                <w:sz w:val="18"/>
+                <w:szCs w:val="18"/>
+                <w:color w:val="000000"/>
+              </w:rPr>
+              <w:t xml:space="preserve">Cell Signaling</w:t>
+            </w:r>
+          </w:p>
+        </w:tc>
+        <w:tc>
+          <w:tcPr>
+            <w:tcBorders>
+              <w:bottom w:val="none" w:sz="0" w:space="0" w:color="000000"/>
+              <w:top w:val="none" w:sz="0" w:space="0" w:color="000000"/>
+              <w:left w:val="none" w:sz="0" w:space="0" w:color="000000"/>
+              <w:right w:val="none" w:sz="0" w:space="0" w:color="000000"/>
+            </w:tcBorders>
+            <w:shd w:val="clear" w:color="auto" w:fill="FFFFFF"/>
+            <w:tcMar>
+              <w:top w:w="0" w:type="dxa"/>
+              <w:bottom w:w="0" w:type="dxa"/>
+              <w:left w:w="0" w:type="dxa"/>
+              <w:right w:w="0" w:type="dxa"/>
+            </w:tcMar>
+            <w:vAlign w:val="center"/>
+          </w:tcPr>
+          <w:p>
+            <w:pPr>
+              <w:pStyle w:val="Normal"/>
+              <w:jc w:val="left"/>
+              <w:pBdr>
+                <w:bottom w:val="none" w:sz="0" w:space="0" w:color="000000"/>
+                <w:top w:val="none" w:sz="0" w:space="0" w:color="000000"/>
+                <w:left w:val="none" w:sz="0" w:space="0" w:color="000000"/>
+                <w:right w:val="none" w:sz="0" w:space="0" w:color="000000"/>
+              </w:pBdr>
+              <w:spacing w:after="100" w:before="100" w:line="240"/>
+              <w:ind w:left="100" w:right="100" w:firstLine="0" w:firstLineChars="0"/>
+            </w:pPr>
+            <w:r xmlns:w="http://schemas.openxmlformats.org/wordprocessingml/2006/main" xmlns:wp="http://schemas.openxmlformats.org/drawingml/2006/wordprocessingDrawing" xmlns:r="http://schemas.openxmlformats.org/officeDocument/2006/relationships" xmlns:w14="http://schemas.microsoft.com/office/word/2010/wordml">
+              <w:rPr>
+                <w:rFonts w:ascii="Calibri" w:hAnsi="Calibri" w:eastAsia="Calibri" w:cs="Calibri"/>
+                <w:i w:val="false"/>
+                <w:b w:val="false"/>
+                <w:u w:val="none"/>
+                <w:sz w:val="18"/>
+                <w:szCs w:val="18"/>
+                <w:color w:val="000000"/>
+              </w:rPr>
+              <w:t xml:space="preserve">39952S</w:t>
+            </w:r>
+          </w:p>
+        </w:tc>
+        <w:tc>
+          <w:tcPr>
+            <w:tcBorders>
+              <w:bottom w:val="none" w:sz="0" w:space="0" w:color="000000"/>
+              <w:top w:val="none" w:sz="0" w:space="0" w:color="000000"/>
+              <w:left w:val="none" w:sz="0" w:space="0" w:color="000000"/>
+              <w:right w:val="none" w:sz="0" w:space="0" w:color="000000"/>
+            </w:tcBorders>
+            <w:shd w:val="clear" w:color="auto" w:fill="FFFFFF"/>
+            <w:tcMar>
+              <w:top w:w="0" w:type="dxa"/>
+              <w:bottom w:w="0" w:type="dxa"/>
+              <w:left w:w="0" w:type="dxa"/>
+              <w:right w:w="0" w:type="dxa"/>
+            </w:tcMar>
+            <w:vAlign w:val="center"/>
+          </w:tcPr>
+          <w:p>
+            <w:pPr>
+              <w:pStyle w:val="Normal"/>
+              <w:jc w:val="left"/>
+              <w:pBdr>
+                <w:bottom w:val="none" w:sz="0" w:space="0" w:color="000000"/>
+                <w:top w:val="none" w:sz="0" w:space="0" w:color="000000"/>
+                <w:left w:val="none" w:sz="0" w:space="0" w:color="000000"/>
+                <w:right w:val="none" w:sz="0" w:space="0" w:color="000000"/>
+              </w:pBdr>
+              <w:spacing w:after="100" w:before="100" w:line="240"/>
+              <w:ind w:left="100" w:right="100" w:firstLine="0" w:firstLineChars="0"/>
+            </w:pPr>
+            <w:r xmlns:w="http://schemas.openxmlformats.org/wordprocessingml/2006/main" xmlns:wp="http://schemas.openxmlformats.org/drawingml/2006/wordprocessingDrawing" xmlns:r="http://schemas.openxmlformats.org/officeDocument/2006/relationships" xmlns:w14="http://schemas.microsoft.com/office/word/2010/wordml">
+              <w:rPr>
+                <w:rFonts w:ascii="Calibri" w:hAnsi="Calibri" w:eastAsia="Calibri" w:cs="Calibri"/>
+                <w:i w:val="false"/>
+                <w:b w:val="false"/>
+                <w:u w:val="none"/>
+                <w:sz w:val="18"/>
+                <w:szCs w:val="18"/>
+                <w:color w:val="000000"/>
+              </w:rPr>
+              <w:t xml:space="preserve">1:1000 WB</w:t>
+            </w:r>
+          </w:p>
+        </w:tc>
+      </w:tr>
+      <w:tr>
+        <w:trPr>
+          <w:trHeight w:val="360" w:hRule="auto"/>
+        </w:trPr>
+        body 7
+        <w:tc>
+          <w:tcPr>
+            <w:tcBorders>
+              <w:bottom w:val="none" w:sz="0" w:space="0" w:color="000000"/>
+              <w:top w:val="none" w:sz="0" w:space="0" w:color="000000"/>
+              <w:left w:val="none" w:sz="0" w:space="0" w:color="000000"/>
+              <w:right w:val="none" w:sz="0" w:space="0" w:color="000000"/>
+            </w:tcBorders>
+            <w:shd w:val="clear" w:color="auto" w:fill="FFFFFF"/>
+            <w:tcMar>
+              <w:top w:w="0" w:type="dxa"/>
+              <w:bottom w:w="0" w:type="dxa"/>
+              <w:left w:w="0" w:type="dxa"/>
+              <w:right w:w="0" w:type="dxa"/>
+            </w:tcMar>
+            <w:vAlign w:val="center"/>
+          </w:tcPr>
+          <w:p>
+            <w:pPr>
+              <w:pStyle w:val="Normal"/>
+              <w:jc w:val="left"/>
+              <w:pBdr>
+                <w:bottom w:val="none" w:sz="0" w:space="0" w:color="000000"/>
+                <w:top w:val="none" w:sz="0" w:space="0" w:color="000000"/>
+                <w:left w:val="none" w:sz="0" w:space="0" w:color="000000"/>
+                <w:right w:val="none" w:sz="0" w:space="0" w:color="000000"/>
+              </w:pBdr>
+              <w:spacing w:after="100" w:before="100" w:line="240"/>
+              <w:ind w:left="100" w:right="100" w:firstLine="0" w:firstLineChars="0"/>
+            </w:pPr>
+            <w:r xmlns:w="http://schemas.openxmlformats.org/wordprocessingml/2006/main" xmlns:wp="http://schemas.openxmlformats.org/drawingml/2006/wordprocessingDrawing" xmlns:r="http://schemas.openxmlformats.org/officeDocument/2006/relationships" xmlns:w14="http://schemas.microsoft.com/office/word/2010/wordml">
+              <w:rPr>
+                <w:rFonts w:ascii="Calibri" w:hAnsi="Calibri" w:eastAsia="Calibri" w:cs="Calibri"/>
+                <w:i w:val="false"/>
+                <w:b w:val="false"/>
+                <w:u w:val="none"/>
+                <w:sz w:val="18"/>
+                <w:szCs w:val="18"/>
+                <w:color w:val="000000"/>
+              </w:rPr>
+              <w:t xml:space="preserve">antibody</w:t>
+            </w:r>
+          </w:p>
+        </w:tc>
+        <w:tc>
+          <w:tcPr>
+            <w:tcBorders>
+              <w:bottom w:val="none" w:sz="0" w:space="0" w:color="000000"/>
+              <w:top w:val="none" w:sz="0" w:space="0" w:color="000000"/>
+              <w:left w:val="none" w:sz="0" w:space="0" w:color="000000"/>
+              <w:right w:val="none" w:sz="0" w:space="0" w:color="000000"/>
+            </w:tcBorders>
+            <w:shd w:val="clear" w:color="auto" w:fill="FFFFFF"/>
+            <w:tcMar>
+              <w:top w:w="0" w:type="dxa"/>
+              <w:bottom w:w="0" w:type="dxa"/>
+              <w:left w:w="0" w:type="dxa"/>
+              <w:right w:w="0" w:type="dxa"/>
+            </w:tcMar>
+            <w:vAlign w:val="center"/>
+          </w:tcPr>
+          <w:p>
+            <w:pPr>
+              <w:pStyle w:val="Normal"/>
+              <w:jc w:val="left"/>
+              <w:pBdr>
+                <w:bottom w:val="none" w:sz="0" w:space="0" w:color="000000"/>
+                <w:top w:val="none" w:sz="0" w:space="0" w:color="000000"/>
+                <w:left w:val="none" w:sz="0" w:space="0" w:color="000000"/>
+                <w:right w:val="none" w:sz="0" w:space="0" w:color="000000"/>
+              </w:pBdr>
+              <w:spacing w:after="100" w:before="100" w:line="240"/>
+              <w:ind w:left="100" w:right="100" w:firstLine="0" w:firstLineChars="0"/>
+            </w:pPr>
+            <w:r xmlns:w="http://schemas.openxmlformats.org/wordprocessingml/2006/main" xmlns:wp="http://schemas.openxmlformats.org/drawingml/2006/wordprocessingDrawing" xmlns:r="http://schemas.openxmlformats.org/officeDocument/2006/relationships" xmlns:w14="http://schemas.microsoft.com/office/word/2010/wordml">
+              <w:rPr>
+                <w:rFonts w:ascii="Calibri" w:hAnsi="Calibri" w:eastAsia="Calibri" w:cs="Calibri"/>
+                <w:i w:val="false"/>
+                <w:b w:val="false"/>
+                <w:u w:val="none"/>
+                <w:sz w:val="18"/>
+                <w:szCs w:val="18"/>
+                <w:color w:val="000000"/>
+              </w:rPr>
+              <w:t xml:space="preserve">anti-HIF-1α</w:t>
+            </w:r>
+          </w:p>
+        </w:tc>
+        <w:tc>
+          <w:tcPr>
+            <w:tcBorders>
+              <w:bottom w:val="none" w:sz="0" w:space="0" w:color="000000"/>
+              <w:top w:val="none" w:sz="0" w:space="0" w:color="000000"/>
+              <w:left w:val="none" w:sz="0" w:space="0" w:color="000000"/>
+              <w:right w:val="none" w:sz="0" w:space="0" w:color="000000"/>
+            </w:tcBorders>
+            <w:shd w:val="clear" w:color="auto" w:fill="FFFFFF"/>
+            <w:tcMar>
+              <w:top w:w="0" w:type="dxa"/>
+              <w:bottom w:w="0" w:type="dxa"/>
+              <w:left w:w="0" w:type="dxa"/>
+              <w:right w:w="0" w:type="dxa"/>
+            </w:tcMar>
+            <w:vAlign w:val="center"/>
+          </w:tcPr>
+          <w:p>
+            <w:pPr>
+              <w:pStyle w:val="Normal"/>
+              <w:jc w:val="left"/>
+              <w:pBdr>
+                <w:bottom w:val="none" w:sz="0" w:space="0" w:color="000000"/>
+                <w:top w:val="none" w:sz="0" w:space="0" w:color="000000"/>
+                <w:left w:val="none" w:sz="0" w:space="0" w:color="000000"/>
+                <w:right w:val="none" w:sz="0" w:space="0" w:color="000000"/>
+              </w:pBdr>
+              <w:spacing w:after="100" w:before="100" w:line="240"/>
+              <w:ind w:left="100" w:right="100" w:firstLine="0" w:firstLineChars="0"/>
+            </w:pPr>
+            <w:r xmlns:w="http://schemas.openxmlformats.org/wordprocessingml/2006/main" xmlns:wp="http://schemas.openxmlformats.org/drawingml/2006/wordprocessingDrawing" xmlns:r="http://schemas.openxmlformats.org/officeDocument/2006/relationships" xmlns:w14="http://schemas.microsoft.com/office/word/2010/wordml">
+              <w:rPr>
+                <w:rFonts w:ascii="Calibri" w:hAnsi="Calibri" w:eastAsia="Calibri" w:cs="Calibri"/>
+                <w:i w:val="false"/>
+                <w:b w:val="false"/>
+                <w:u w:val="none"/>
+                <w:sz w:val="18"/>
+                <w:szCs w:val="18"/>
+                <w:color w:val="000000"/>
+              </w:rPr>
+              <w:t xml:space="preserve">BD Biosciences</w:t>
+            </w:r>
+          </w:p>
+        </w:tc>
+        <w:tc>
+          <w:tcPr>
+            <w:tcBorders>
+              <w:bottom w:val="none" w:sz="0" w:space="0" w:color="000000"/>
+              <w:top w:val="none" w:sz="0" w:space="0" w:color="000000"/>
+              <w:left w:val="none" w:sz="0" w:space="0" w:color="000000"/>
+              <w:right w:val="none" w:sz="0" w:space="0" w:color="000000"/>
+            </w:tcBorders>
+            <w:shd w:val="clear" w:color="auto" w:fill="FFFFFF"/>
+            <w:tcMar>
+              <w:top w:w="0" w:type="dxa"/>
+              <w:bottom w:w="0" w:type="dxa"/>
+              <w:left w:w="0" w:type="dxa"/>
+              <w:right w:w="0" w:type="dxa"/>
+            </w:tcMar>
+            <w:vAlign w:val="center"/>
+          </w:tcPr>
+          <w:p>
+            <w:pPr>
+              <w:pStyle w:val="Normal"/>
+              <w:jc w:val="left"/>
+              <w:pBdr>
+                <w:bottom w:val="none" w:sz="0" w:space="0" w:color="000000"/>
+                <w:top w:val="none" w:sz="0" w:space="0" w:color="000000"/>
+                <w:left w:val="none" w:sz="0" w:space="0" w:color="000000"/>
+                <w:right w:val="none" w:sz="0" w:space="0" w:color="000000"/>
+              </w:pBdr>
+              <w:spacing w:after="100" w:before="100" w:line="240"/>
+              <w:ind w:left="100" w:right="100" w:firstLine="0" w:firstLineChars="0"/>
+            </w:pPr>
+            <w:r xmlns:w="http://schemas.openxmlformats.org/wordprocessingml/2006/main" xmlns:wp="http://schemas.openxmlformats.org/drawingml/2006/wordprocessingDrawing" xmlns:r="http://schemas.openxmlformats.org/officeDocument/2006/relationships" xmlns:w14="http://schemas.microsoft.com/office/word/2010/wordml">
+              <w:rPr>
+                <w:rFonts w:ascii="Calibri" w:hAnsi="Calibri" w:eastAsia="Calibri" w:cs="Calibri"/>
+                <w:i w:val="false"/>
+                <w:b w:val="false"/>
+                <w:u w:val="none"/>
+                <w:sz w:val="18"/>
+                <w:szCs w:val="18"/>
+                <w:color w:val="000000"/>
+              </w:rPr>
+              <w:t xml:space="preserve">610958</w:t>
+            </w:r>
+          </w:p>
+        </w:tc>
+        <w:tc>
+          <w:tcPr>
+            <w:tcBorders>
+              <w:bottom w:val="none" w:sz="0" w:space="0" w:color="000000"/>
+              <w:top w:val="none" w:sz="0" w:space="0" w:color="000000"/>
+              <w:left w:val="none" w:sz="0" w:space="0" w:color="000000"/>
+              <w:right w:val="none" w:sz="0" w:space="0" w:color="000000"/>
+            </w:tcBorders>
+            <w:shd w:val="clear" w:color="auto" w:fill="FFFFFF"/>
+            <w:tcMar>
+              <w:top w:w="0" w:type="dxa"/>
+              <w:bottom w:w="0" w:type="dxa"/>
+              <w:left w:w="0" w:type="dxa"/>
+              <w:right w:w="0" w:type="dxa"/>
+            </w:tcMar>
+            <w:vAlign w:val="center"/>
+          </w:tcPr>
+          <w:p>
+            <w:pPr>
+              <w:pStyle w:val="Normal"/>
+              <w:jc w:val="left"/>
+              <w:pBdr>
+                <w:bottom w:val="none" w:sz="0" w:space="0" w:color="000000"/>
+                <w:top w:val="none" w:sz="0" w:space="0" w:color="000000"/>
+                <w:left w:val="none" w:sz="0" w:space="0" w:color="000000"/>
+                <w:right w:val="none" w:sz="0" w:space="0" w:color="000000"/>
+              </w:pBdr>
+              <w:spacing w:after="100" w:before="100" w:line="240"/>
+              <w:ind w:left="100" w:right="100" w:firstLine="0" w:firstLineChars="0"/>
+            </w:pPr>
+            <w:r xmlns:w="http://schemas.openxmlformats.org/wordprocessingml/2006/main" xmlns:wp="http://schemas.openxmlformats.org/drawingml/2006/wordprocessingDrawing" xmlns:r="http://schemas.openxmlformats.org/officeDocument/2006/relationships" xmlns:w14="http://schemas.microsoft.com/office/word/2010/wordml">
+              <w:rPr>
+                <w:rFonts w:ascii="Calibri" w:hAnsi="Calibri" w:eastAsia="Calibri" w:cs="Calibri"/>
+                <w:i w:val="false"/>
+                <w:b w:val="false"/>
+                <w:u w:val="none"/>
+                <w:sz w:val="18"/>
+                <w:szCs w:val="18"/>
+                <w:color w:val="000000"/>
+              </w:rPr>
+              <w:t xml:space="preserve">1:1000 WB</w:t>
+            </w:r>
+          </w:p>
+        </w:tc>
+      </w:tr>
+      <w:tr>
+        <w:trPr>
+          <w:trHeight w:val="360" w:hRule="auto"/>
+        </w:trPr>
+        body 8
+        <w:tc>
+          <w:tcPr>
+            <w:tcBorders>
+              <w:bottom w:val="none" w:sz="0" w:space="0" w:color="000000"/>
+              <w:top w:val="none" w:sz="0" w:space="0" w:color="000000"/>
+              <w:left w:val="none" w:sz="0" w:space="0" w:color="000000"/>
+              <w:right w:val="none" w:sz="0" w:space="0" w:color="000000"/>
+            </w:tcBorders>
+            <w:shd w:val="clear" w:color="auto" w:fill="FFFFFF"/>
+            <w:tcMar>
+              <w:top w:w="0" w:type="dxa"/>
+              <w:bottom w:w="0" w:type="dxa"/>
+              <w:left w:w="0" w:type="dxa"/>
+              <w:right w:w="0" w:type="dxa"/>
+            </w:tcMar>
+            <w:vAlign w:val="center"/>
+          </w:tcPr>
+          <w:p>
+            <w:pPr>
+              <w:pStyle w:val="Normal"/>
+              <w:jc w:val="left"/>
+              <w:pBdr>
+                <w:bottom w:val="none" w:sz="0" w:space="0" w:color="000000"/>
+                <w:top w:val="none" w:sz="0" w:space="0" w:color="000000"/>
+                <w:left w:val="none" w:sz="0" w:space="0" w:color="000000"/>
+                <w:right w:val="none" w:sz="0" w:space="0" w:color="000000"/>
+              </w:pBdr>
+              <w:spacing w:after="100" w:before="100" w:line="240"/>
+              <w:ind w:left="100" w:right="100" w:firstLine="0" w:firstLineChars="0"/>
+            </w:pPr>
+            <w:r xmlns:w="http://schemas.openxmlformats.org/wordprocessingml/2006/main" xmlns:wp="http://schemas.openxmlformats.org/drawingml/2006/wordprocessingDrawing" xmlns:r="http://schemas.openxmlformats.org/officeDocument/2006/relationships" xmlns:w14="http://schemas.microsoft.com/office/word/2010/wordml">
+              <w:rPr>
+                <w:rFonts w:ascii="Calibri" w:hAnsi="Calibri" w:eastAsia="Calibri" w:cs="Calibri"/>
+                <w:i w:val="false"/>
+                <w:b w:val="false"/>
+                <w:u w:val="none"/>
+                <w:sz w:val="18"/>
+                <w:szCs w:val="18"/>
+                <w:color w:val="000000"/>
+              </w:rPr>
+              <w:t xml:space="preserve">antibody</w:t>
+            </w:r>
+          </w:p>
+        </w:tc>
+        <w:tc>
+          <w:tcPr>
+            <w:tcBorders>
+              <w:bottom w:val="none" w:sz="0" w:space="0" w:color="000000"/>
+              <w:top w:val="none" w:sz="0" w:space="0" w:color="000000"/>
+              <w:left w:val="none" w:sz="0" w:space="0" w:color="000000"/>
+              <w:right w:val="none" w:sz="0" w:space="0" w:color="000000"/>
+            </w:tcBorders>
+            <w:shd w:val="clear" w:color="auto" w:fill="FFFFFF"/>
+            <w:tcMar>
+              <w:top w:w="0" w:type="dxa"/>
+              <w:bottom w:w="0" w:type="dxa"/>
+              <w:left w:w="0" w:type="dxa"/>
+              <w:right w:w="0" w:type="dxa"/>
+            </w:tcMar>
+            <w:vAlign w:val="center"/>
+          </w:tcPr>
+          <w:p>
+            <w:pPr>
+              <w:pStyle w:val="Normal"/>
+              <w:jc w:val="left"/>
+              <w:pBdr>
+                <w:bottom w:val="none" w:sz="0" w:space="0" w:color="000000"/>
+                <w:top w:val="none" w:sz="0" w:space="0" w:color="000000"/>
+                <w:left w:val="none" w:sz="0" w:space="0" w:color="000000"/>
+                <w:right w:val="none" w:sz="0" w:space="0" w:color="000000"/>
+              </w:pBdr>
+              <w:spacing w:after="100" w:before="100" w:line="240"/>
+              <w:ind w:left="100" w:right="100" w:firstLine="0" w:firstLineChars="0"/>
+            </w:pPr>
+            <w:r xmlns:w="http://schemas.openxmlformats.org/wordprocessingml/2006/main" xmlns:wp="http://schemas.openxmlformats.org/drawingml/2006/wordprocessingDrawing" xmlns:r="http://schemas.openxmlformats.org/officeDocument/2006/relationships" xmlns:w14="http://schemas.microsoft.com/office/word/2010/wordml">
+              <w:rPr>
+                <w:rFonts w:ascii="Calibri" w:hAnsi="Calibri" w:eastAsia="Calibri" w:cs="Calibri"/>
+                <w:i w:val="false"/>
+                <w:b w:val="false"/>
+                <w:u w:val="none"/>
+                <w:sz w:val="18"/>
+                <w:szCs w:val="18"/>
+                <w:color w:val="000000"/>
+              </w:rPr>
+              <w:t xml:space="preserve">anti-Smad3</w:t>
+            </w:r>
+          </w:p>
+        </w:tc>
+        <w:tc>
+          <w:tcPr>
+            <w:tcBorders>
+              <w:bottom w:val="none" w:sz="0" w:space="0" w:color="000000"/>
+              <w:top w:val="none" w:sz="0" w:space="0" w:color="000000"/>
+              <w:left w:val="none" w:sz="0" w:space="0" w:color="000000"/>
+              <w:right w:val="none" w:sz="0" w:space="0" w:color="000000"/>
+            </w:tcBorders>
+            <w:shd w:val="clear" w:color="auto" w:fill="FFFFFF"/>
+            <w:tcMar>
+              <w:top w:w="0" w:type="dxa"/>
+              <w:bottom w:w="0" w:type="dxa"/>
+              <w:left w:w="0" w:type="dxa"/>
+              <w:right w:w="0" w:type="dxa"/>
+            </w:tcMar>
+            <w:vAlign w:val="center"/>
+          </w:tcPr>
+          <w:p>
+            <w:pPr>
+              <w:pStyle w:val="Normal"/>
+              <w:jc w:val="left"/>
+              <w:pBdr>
+                <w:bottom w:val="none" w:sz="0" w:space="0" w:color="000000"/>
+                <w:top w:val="none" w:sz="0" w:space="0" w:color="000000"/>
+                <w:left w:val="none" w:sz="0" w:space="0" w:color="000000"/>
+                <w:right w:val="none" w:sz="0" w:space="0" w:color="000000"/>
+              </w:pBdr>
+              <w:spacing w:after="100" w:before="100" w:line="240"/>
+              <w:ind w:left="100" w:right="100" w:firstLine="0" w:firstLineChars="0"/>
+            </w:pPr>
+            <w:r xmlns:w="http://schemas.openxmlformats.org/wordprocessingml/2006/main" xmlns:wp="http://schemas.openxmlformats.org/drawingml/2006/wordprocessingDrawing" xmlns:r="http://schemas.openxmlformats.org/officeDocument/2006/relationships" xmlns:w14="http://schemas.microsoft.com/office/word/2010/wordml">
+              <w:rPr>
+                <w:rFonts w:ascii="Calibri" w:hAnsi="Calibri" w:eastAsia="Calibri" w:cs="Calibri"/>
+                <w:i w:val="false"/>
+                <w:b w:val="false"/>
+                <w:u w:val="none"/>
+                <w:sz w:val="18"/>
+                <w:szCs w:val="18"/>
+                <w:color w:val="000000"/>
+              </w:rPr>
+              <w:t xml:space="preserve">abcam</w:t>
+            </w:r>
+          </w:p>
+        </w:tc>
+        <w:tc>
+          <w:tcPr>
+            <w:tcBorders>
+              <w:bottom w:val="none" w:sz="0" w:space="0" w:color="000000"/>
+              <w:top w:val="none" w:sz="0" w:space="0" w:color="000000"/>
+              <w:left w:val="none" w:sz="0" w:space="0" w:color="000000"/>
+              <w:right w:val="none" w:sz="0" w:space="0" w:color="000000"/>
+            </w:tcBorders>
+            <w:shd w:val="clear" w:color="auto" w:fill="FFFFFF"/>
+            <w:tcMar>
+              <w:top w:w="0" w:type="dxa"/>
+              <w:bottom w:w="0" w:type="dxa"/>
+              <w:left w:w="0" w:type="dxa"/>
+              <w:right w:w="0" w:type="dxa"/>
+            </w:tcMar>
+            <w:vAlign w:val="center"/>
+          </w:tcPr>
+          <w:p>
+            <w:pPr>
+              <w:pStyle w:val="Normal"/>
+              <w:jc w:val="left"/>
+              <w:pBdr>
+                <w:bottom w:val="none" w:sz="0" w:space="0" w:color="000000"/>
+                <w:top w:val="none" w:sz="0" w:space="0" w:color="000000"/>
+                <w:left w:val="none" w:sz="0" w:space="0" w:color="000000"/>
+                <w:right w:val="none" w:sz="0" w:space="0" w:color="000000"/>
+              </w:pBdr>
+              <w:spacing w:after="100" w:before="100" w:line="240"/>
+              <w:ind w:left="100" w:right="100" w:firstLine="0" w:firstLineChars="0"/>
+            </w:pPr>
+            <w:r xmlns:w="http://schemas.openxmlformats.org/wordprocessingml/2006/main" xmlns:wp="http://schemas.openxmlformats.org/drawingml/2006/wordprocessingDrawing" xmlns:r="http://schemas.openxmlformats.org/officeDocument/2006/relationships" xmlns:w14="http://schemas.microsoft.com/office/word/2010/wordml">
+              <w:rPr>
+                <w:rFonts w:ascii="Calibri" w:hAnsi="Calibri" w:eastAsia="Calibri" w:cs="Calibri"/>
+                <w:i w:val="false"/>
+                <w:b w:val="false"/>
+                <w:u w:val="none"/>
+                <w:sz w:val="18"/>
+                <w:szCs w:val="18"/>
+                <w:color w:val="000000"/>
+              </w:rPr>
+              <w:t xml:space="preserve">ab40854</w:t>
+            </w:r>
+          </w:p>
+        </w:tc>
+        <w:tc>
+          <w:tcPr>
+            <w:tcBorders>
+              <w:bottom w:val="none" w:sz="0" w:space="0" w:color="000000"/>
+              <w:top w:val="none" w:sz="0" w:space="0" w:color="000000"/>
+              <w:left w:val="none" w:sz="0" w:space="0" w:color="000000"/>
+              <w:right w:val="none" w:sz="0" w:space="0" w:color="000000"/>
+            </w:tcBorders>
+            <w:shd w:val="clear" w:color="auto" w:fill="FFFFFF"/>
+            <w:tcMar>
+              <w:top w:w="0" w:type="dxa"/>
+              <w:bottom w:w="0" w:type="dxa"/>
+              <w:left w:w="0" w:type="dxa"/>
+              <w:right w:w="0" w:type="dxa"/>
+            </w:tcMar>
+            <w:vAlign w:val="center"/>
+          </w:tcPr>
+          <w:p>
+            <w:pPr>
+              <w:pStyle w:val="Normal"/>
+              <w:jc w:val="left"/>
+              <w:pBdr>
+                <w:bottom w:val="none" w:sz="0" w:space="0" w:color="000000"/>
+                <w:top w:val="none" w:sz="0" w:space="0" w:color="000000"/>
+                <w:left w:val="none" w:sz="0" w:space="0" w:color="000000"/>
+                <w:right w:val="none" w:sz="0" w:space="0" w:color="000000"/>
+              </w:pBdr>
+              <w:spacing w:after="100" w:before="100" w:line="240"/>
+              <w:ind w:left="100" w:right="100" w:firstLine="0" w:firstLineChars="0"/>
+            </w:pPr>
+            <w:r xmlns:w="http://schemas.openxmlformats.org/wordprocessingml/2006/main" xmlns:wp="http://schemas.openxmlformats.org/drawingml/2006/wordprocessingDrawing" xmlns:r="http://schemas.openxmlformats.org/officeDocument/2006/relationships" xmlns:w14="http://schemas.microsoft.com/office/word/2010/wordml">
+              <w:rPr>
+                <w:rFonts w:ascii="Calibri" w:hAnsi="Calibri" w:eastAsia="Calibri" w:cs="Calibri"/>
+                <w:i w:val="false"/>
+                <w:b w:val="false"/>
+                <w:u w:val="none"/>
+                <w:sz w:val="18"/>
+                <w:szCs w:val="18"/>
+                <w:color w:val="000000"/>
+              </w:rPr>
+              <w:t xml:space="preserve">1:2000 WB</w:t>
+            </w:r>
+          </w:p>
+        </w:tc>
+      </w:tr>
+      <w:tr>
+        <w:trPr>
+          <w:trHeight w:val="360" w:hRule="auto"/>
+        </w:trPr>
+        body 9
+        <w:tc>
+          <w:tcPr>
+            <w:tcBorders>
+              <w:bottom w:val="none" w:sz="0" w:space="0" w:color="000000"/>
+              <w:top w:val="none" w:sz="0" w:space="0" w:color="000000"/>
+              <w:left w:val="none" w:sz="0" w:space="0" w:color="000000"/>
+              <w:right w:val="none" w:sz="0" w:space="0" w:color="000000"/>
+            </w:tcBorders>
+            <w:shd w:val="clear" w:color="auto" w:fill="FFFFFF"/>
+            <w:tcMar>
+              <w:top w:w="0" w:type="dxa"/>
+              <w:bottom w:w="0" w:type="dxa"/>
+              <w:left w:w="0" w:type="dxa"/>
+              <w:right w:w="0" w:type="dxa"/>
+            </w:tcMar>
+            <w:vAlign w:val="center"/>
+          </w:tcPr>
+          <w:p>
+            <w:pPr>
+              <w:pStyle w:val="Normal"/>
+              <w:jc w:val="left"/>
+              <w:pBdr>
+                <w:bottom w:val="none" w:sz="0" w:space="0" w:color="000000"/>
+                <w:top w:val="none" w:sz="0" w:space="0" w:color="000000"/>
+                <w:left w:val="none" w:sz="0" w:space="0" w:color="000000"/>
+                <w:right w:val="none" w:sz="0" w:space="0" w:color="000000"/>
+              </w:pBdr>
+              <w:spacing w:after="100" w:before="100" w:line="240"/>
+              <w:ind w:left="100" w:right="100" w:firstLine="0" w:firstLineChars="0"/>
+            </w:pPr>
+            <w:r xmlns:w="http://schemas.openxmlformats.org/wordprocessingml/2006/main" xmlns:wp="http://schemas.openxmlformats.org/drawingml/2006/wordprocessingDrawing" xmlns:r="http://schemas.openxmlformats.org/officeDocument/2006/relationships" xmlns:w14="http://schemas.microsoft.com/office/word/2010/wordml">
+              <w:rPr>
+                <w:rFonts w:ascii="Calibri" w:hAnsi="Calibri" w:eastAsia="Calibri" w:cs="Calibri"/>
+                <w:i w:val="false"/>
+                <w:b w:val="false"/>
+                <w:u w:val="none"/>
+                <w:sz w:val="18"/>
+                <w:szCs w:val="18"/>
+                <w:color w:val="000000"/>
+              </w:rPr>
+              <w:t xml:space="preserve">antibody</w:t>
+            </w:r>
+          </w:p>
+        </w:tc>
+        <w:tc>
+          <w:tcPr>
+            <w:tcBorders>
+              <w:bottom w:val="none" w:sz="0" w:space="0" w:color="000000"/>
+              <w:top w:val="none" w:sz="0" w:space="0" w:color="000000"/>
+              <w:left w:val="none" w:sz="0" w:space="0" w:color="000000"/>
+              <w:right w:val="none" w:sz="0" w:space="0" w:color="000000"/>
+            </w:tcBorders>
+            <w:shd w:val="clear" w:color="auto" w:fill="FFFFFF"/>
+            <w:tcMar>
+              <w:top w:w="0" w:type="dxa"/>
+              <w:bottom w:w="0" w:type="dxa"/>
+              <w:left w:w="0" w:type="dxa"/>
+              <w:right w:w="0" w:type="dxa"/>
+            </w:tcMar>
+            <w:vAlign w:val="center"/>
+          </w:tcPr>
+          <w:p>
+            <w:pPr>
+              <w:pStyle w:val="Normal"/>
+              <w:jc w:val="left"/>
+              <w:pBdr>
+                <w:bottom w:val="none" w:sz="0" w:space="0" w:color="000000"/>
+                <w:top w:val="none" w:sz="0" w:space="0" w:color="000000"/>
+                <w:left w:val="none" w:sz="0" w:space="0" w:color="000000"/>
+                <w:right w:val="none" w:sz="0" w:space="0" w:color="000000"/>
+              </w:pBdr>
+              <w:spacing w:after="100" w:before="100" w:line="240"/>
+              <w:ind w:left="100" w:right="100" w:firstLine="0" w:firstLineChars="0"/>
+            </w:pPr>
+            <w:r xmlns:w="http://schemas.openxmlformats.org/wordprocessingml/2006/main" xmlns:wp="http://schemas.openxmlformats.org/drawingml/2006/wordprocessingDrawing" xmlns:r="http://schemas.openxmlformats.org/officeDocument/2006/relationships" xmlns:w14="http://schemas.microsoft.com/office/word/2010/wordml">
+              <w:rPr>
+                <w:rFonts w:ascii="Calibri" w:hAnsi="Calibri" w:eastAsia="Calibri" w:cs="Calibri"/>
+                <w:i w:val="false"/>
+                <w:b w:val="false"/>
+                <w:u w:val="none"/>
+                <w:sz w:val="18"/>
+                <w:szCs w:val="18"/>
+                <w:color w:val="000000"/>
+              </w:rPr>
+              <w:t xml:space="preserve">anti-pSmad3</w:t>
+            </w:r>
+          </w:p>
+        </w:tc>
+        <w:tc>
+          <w:tcPr>
+            <w:tcBorders>
+              <w:bottom w:val="none" w:sz="0" w:space="0" w:color="000000"/>
+              <w:top w:val="none" w:sz="0" w:space="0" w:color="000000"/>
+              <w:left w:val="none" w:sz="0" w:space="0" w:color="000000"/>
+              <w:right w:val="none" w:sz="0" w:space="0" w:color="000000"/>
+            </w:tcBorders>
+            <w:shd w:val="clear" w:color="auto" w:fill="FFFFFF"/>
+            <w:tcMar>
+              <w:top w:w="0" w:type="dxa"/>
+              <w:bottom w:w="0" w:type="dxa"/>
+              <w:left w:w="0" w:type="dxa"/>
+              <w:right w:w="0" w:type="dxa"/>
+            </w:tcMar>
+            <w:vAlign w:val="center"/>
+          </w:tcPr>
+          <w:p>
+            <w:pPr>
+              <w:pStyle w:val="Normal"/>
+              <w:jc w:val="left"/>
+              <w:pBdr>
+                <w:bottom w:val="none" w:sz="0" w:space="0" w:color="000000"/>
+                <w:top w:val="none" w:sz="0" w:space="0" w:color="000000"/>
+                <w:left w:val="none" w:sz="0" w:space="0" w:color="000000"/>
+                <w:right w:val="none" w:sz="0" w:space="0" w:color="000000"/>
+              </w:pBdr>
+              <w:spacing w:after="100" w:before="100" w:line="240"/>
+              <w:ind w:left="100" w:right="100" w:firstLine="0" w:firstLineChars="0"/>
+            </w:pPr>
+            <w:r xmlns:w="http://schemas.openxmlformats.org/wordprocessingml/2006/main" xmlns:wp="http://schemas.openxmlformats.org/drawingml/2006/wordprocessingDrawing" xmlns:r="http://schemas.openxmlformats.org/officeDocument/2006/relationships" xmlns:w14="http://schemas.microsoft.com/office/word/2010/wordml">
+              <w:rPr>
+                <w:rFonts w:ascii="Calibri" w:hAnsi="Calibri" w:eastAsia="Calibri" w:cs="Calibri"/>
+                <w:i w:val="false"/>
+                <w:b w:val="false"/>
+                <w:u w:val="none"/>
+                <w:sz w:val="18"/>
+                <w:szCs w:val="18"/>
+                <w:color w:val="000000"/>
+              </w:rPr>
+              <w:t xml:space="preserve">abcam</w:t>
+            </w:r>
+          </w:p>
+        </w:tc>
+        <w:tc>
+          <w:tcPr>
+            <w:tcBorders>
+              <w:bottom w:val="none" w:sz="0" w:space="0" w:color="000000"/>
+              <w:top w:val="none" w:sz="0" w:space="0" w:color="000000"/>
+              <w:left w:val="none" w:sz="0" w:space="0" w:color="000000"/>
+              <w:right w:val="none" w:sz="0" w:space="0" w:color="000000"/>
+            </w:tcBorders>
+            <w:shd w:val="clear" w:color="auto" w:fill="FFFFFF"/>
+            <w:tcMar>
+              <w:top w:w="0" w:type="dxa"/>
+              <w:bottom w:w="0" w:type="dxa"/>
+              <w:left w:w="0" w:type="dxa"/>
+              <w:right w:w="0" w:type="dxa"/>
+            </w:tcMar>
+            <w:vAlign w:val="center"/>
+          </w:tcPr>
+          <w:p>
+            <w:pPr>
+              <w:pStyle w:val="Normal"/>
+              <w:jc w:val="left"/>
+              <w:pBdr>
+                <w:bottom w:val="none" w:sz="0" w:space="0" w:color="000000"/>
+                <w:top w:val="none" w:sz="0" w:space="0" w:color="000000"/>
+                <w:left w:val="none" w:sz="0" w:space="0" w:color="000000"/>
+                <w:right w:val="none" w:sz="0" w:space="0" w:color="000000"/>
+              </w:pBdr>
+              <w:spacing w:after="100" w:before="100" w:line="240"/>
+              <w:ind w:left="100" w:right="100" w:firstLine="0" w:firstLineChars="0"/>
+            </w:pPr>
+            <w:r xmlns:w="http://schemas.openxmlformats.org/wordprocessingml/2006/main" xmlns:wp="http://schemas.openxmlformats.org/drawingml/2006/wordprocessingDrawing" xmlns:r="http://schemas.openxmlformats.org/officeDocument/2006/relationships" xmlns:w14="http://schemas.microsoft.com/office/word/2010/wordml">
+              <w:rPr>
+                <w:rFonts w:ascii="Calibri" w:hAnsi="Calibri" w:eastAsia="Calibri" w:cs="Calibri"/>
+                <w:i w:val="false"/>
+                <w:b w:val="false"/>
+                <w:u w:val="none"/>
+                <w:sz w:val="18"/>
+                <w:szCs w:val="18"/>
+                <w:color w:val="000000"/>
+              </w:rPr>
+              <w:t xml:space="preserve">ab52903</w:t>
+            </w:r>
+          </w:p>
+        </w:tc>
+        <w:tc>
+          <w:tcPr>
+            <w:tcBorders>
+              <w:bottom w:val="none" w:sz="0" w:space="0" w:color="000000"/>
+              <w:top w:val="none" w:sz="0" w:space="0" w:color="000000"/>
+              <w:left w:val="none" w:sz="0" w:space="0" w:color="000000"/>
+              <w:right w:val="none" w:sz="0" w:space="0" w:color="000000"/>
+            </w:tcBorders>
+            <w:shd w:val="clear" w:color="auto" w:fill="FFFFFF"/>
+            <w:tcMar>
+              <w:top w:w="0" w:type="dxa"/>
+              <w:bottom w:w="0" w:type="dxa"/>
+              <w:left w:w="0" w:type="dxa"/>
+              <w:right w:w="0" w:type="dxa"/>
+            </w:tcMar>
+            <w:vAlign w:val="center"/>
+          </w:tcPr>
+          <w:p>
+            <w:pPr>
+              <w:pStyle w:val="Normal"/>
+              <w:jc w:val="left"/>
+              <w:pBdr>
+                <w:bottom w:val="none" w:sz="0" w:space="0" w:color="000000"/>
+                <w:top w:val="none" w:sz="0" w:space="0" w:color="000000"/>
+                <w:left w:val="none" w:sz="0" w:space="0" w:color="000000"/>
+                <w:right w:val="none" w:sz="0" w:space="0" w:color="000000"/>
+              </w:pBdr>
+              <w:spacing w:after="100" w:before="100" w:line="240"/>
+              <w:ind w:left="100" w:right="100" w:firstLine="0" w:firstLineChars="0"/>
+            </w:pPr>
+            <w:r xmlns:w="http://schemas.openxmlformats.org/wordprocessingml/2006/main" xmlns:wp="http://schemas.openxmlformats.org/drawingml/2006/wordprocessingDrawing" xmlns:r="http://schemas.openxmlformats.org/officeDocument/2006/relationships" xmlns:w14="http://schemas.microsoft.com/office/word/2010/wordml">
+              <w:rPr>
+                <w:rFonts w:ascii="Calibri" w:hAnsi="Calibri" w:eastAsia="Calibri" w:cs="Calibri"/>
+                <w:i w:val="false"/>
+                <w:b w:val="false"/>
+                <w:u w:val="none"/>
+                <w:sz w:val="18"/>
+                <w:szCs w:val="18"/>
+                <w:color w:val="000000"/>
+              </w:rPr>
+              <w:t xml:space="preserve">1:2000 WB</w:t>
+            </w:r>
+          </w:p>
+        </w:tc>
+      </w:tr>
+      <w:tr>
+        <w:trPr>
+          <w:trHeight w:val="360" w:hRule="auto"/>
+        </w:trPr>
+        body10
+        <w:tc>
+          <w:tcPr>
+            <w:tcBorders>
+              <w:bottom w:val="none" w:sz="0" w:space="0" w:color="000000"/>
+              <w:top w:val="none" w:sz="0" w:space="0" w:color="000000"/>
+              <w:left w:val="none" w:sz="0" w:space="0" w:color="000000"/>
+              <w:right w:val="none" w:sz="0" w:space="0" w:color="000000"/>
+            </w:tcBorders>
+            <w:shd w:val="clear" w:color="auto" w:fill="FFFFFF"/>
+            <w:tcMar>
+              <w:top w:w="0" w:type="dxa"/>
+              <w:bottom w:w="0" w:type="dxa"/>
+              <w:left w:w="0" w:type="dxa"/>
+              <w:right w:w="0" w:type="dxa"/>
+            </w:tcMar>
+            <w:vAlign w:val="center"/>
+          </w:tcPr>
+          <w:p>
+            <w:pPr>
+              <w:pStyle w:val="Normal"/>
+              <w:jc w:val="left"/>
+              <w:pBdr>
+                <w:bottom w:val="none" w:sz="0" w:space="0" w:color="000000"/>
+                <w:top w:val="none" w:sz="0" w:space="0" w:color="000000"/>
+                <w:left w:val="none" w:sz="0" w:space="0" w:color="000000"/>
+                <w:right w:val="none" w:sz="0" w:space="0" w:color="000000"/>
+              </w:pBdr>
+              <w:spacing w:after="100" w:before="100" w:line="240"/>
+              <w:ind w:left="100" w:right="100" w:firstLine="0" w:firstLineChars="0"/>
+            </w:pPr>
+            <w:r xmlns:w="http://schemas.openxmlformats.org/wordprocessingml/2006/main" xmlns:wp="http://schemas.openxmlformats.org/drawingml/2006/wordprocessingDrawing" xmlns:r="http://schemas.openxmlformats.org/officeDocument/2006/relationships" xmlns:w14="http://schemas.microsoft.com/office/word/2010/wordml">
+              <w:rPr>
+                <w:rFonts w:ascii="Calibri" w:hAnsi="Calibri" w:eastAsia="Calibri" w:cs="Calibri"/>
+                <w:i w:val="false"/>
+                <w:b w:val="false"/>
+                <w:u w:val="none"/>
+                <w:sz w:val="18"/>
+                <w:szCs w:val="18"/>
+                <w:color w:val="000000"/>
+              </w:rPr>
+              <w:t xml:space="preserve">antibody</w:t>
+            </w:r>
+          </w:p>
+        </w:tc>
+        <w:tc>
+          <w:tcPr>
+            <w:tcBorders>
+              <w:bottom w:val="none" w:sz="0" w:space="0" w:color="000000"/>
+              <w:top w:val="none" w:sz="0" w:space="0" w:color="000000"/>
+              <w:left w:val="none" w:sz="0" w:space="0" w:color="000000"/>
+              <w:right w:val="none" w:sz="0" w:space="0" w:color="000000"/>
+            </w:tcBorders>
+            <w:shd w:val="clear" w:color="auto" w:fill="FFFFFF"/>
+            <w:tcMar>
+              <w:top w:w="0" w:type="dxa"/>
+              <w:bottom w:w="0" w:type="dxa"/>
+              <w:left w:w="0" w:type="dxa"/>
+              <w:right w:w="0" w:type="dxa"/>
+            </w:tcMar>
+            <w:vAlign w:val="center"/>
+          </w:tcPr>
+          <w:p>
+            <w:pPr>
+              <w:pStyle w:val="Normal"/>
+              <w:jc w:val="left"/>
+              <w:pBdr>
+                <w:bottom w:val="none" w:sz="0" w:space="0" w:color="000000"/>
+                <w:top w:val="none" w:sz="0" w:space="0" w:color="000000"/>
+                <w:left w:val="none" w:sz="0" w:space="0" w:color="000000"/>
+                <w:right w:val="none" w:sz="0" w:space="0" w:color="000000"/>
+              </w:pBdr>
+              <w:spacing w:after="100" w:before="100" w:line="240"/>
+              <w:ind w:left="100" w:right="100" w:firstLine="0" w:firstLineChars="0"/>
+            </w:pPr>
+            <w:r xmlns:w="http://schemas.openxmlformats.org/wordprocessingml/2006/main" xmlns:wp="http://schemas.openxmlformats.org/drawingml/2006/wordprocessingDrawing" xmlns:r="http://schemas.openxmlformats.org/officeDocument/2006/relationships" xmlns:w14="http://schemas.microsoft.com/office/word/2010/wordml">
+              <w:rPr>
+                <w:rFonts w:ascii="Calibri" w:hAnsi="Calibri" w:eastAsia="Calibri" w:cs="Calibri"/>
+                <w:i w:val="false"/>
+                <w:b w:val="false"/>
+                <w:u w:val="none"/>
+                <w:sz w:val="18"/>
+                <w:szCs w:val="18"/>
+                <w:color w:val="000000"/>
+              </w:rPr>
+              <w:t xml:space="preserve">anti-ERK</w:t>
+            </w:r>
+          </w:p>
+        </w:tc>
+        <w:tc>
+          <w:tcPr>
+            <w:tcBorders>
+              <w:bottom w:val="none" w:sz="0" w:space="0" w:color="000000"/>
+              <w:top w:val="none" w:sz="0" w:space="0" w:color="000000"/>
+              <w:left w:val="none" w:sz="0" w:space="0" w:color="000000"/>
+              <w:right w:val="none" w:sz="0" w:space="0" w:color="000000"/>
+            </w:tcBorders>
+            <w:shd w:val="clear" w:color="auto" w:fill="FFFFFF"/>
+            <w:tcMar>
+              <w:top w:w="0" w:type="dxa"/>
+              <w:bottom w:w="0" w:type="dxa"/>
+              <w:left w:w="0" w:type="dxa"/>
+              <w:right w:w="0" w:type="dxa"/>
+            </w:tcMar>
+            <w:vAlign w:val="center"/>
+          </w:tcPr>
+          <w:p>
+            <w:pPr>
+              <w:pStyle w:val="Normal"/>
+              <w:jc w:val="left"/>
+              <w:pBdr>
+                <w:bottom w:val="none" w:sz="0" w:space="0" w:color="000000"/>
+                <w:top w:val="none" w:sz="0" w:space="0" w:color="000000"/>
+                <w:left w:val="none" w:sz="0" w:space="0" w:color="000000"/>
+                <w:right w:val="none" w:sz="0" w:space="0" w:color="000000"/>
+              </w:pBdr>
+              <w:spacing w:after="100" w:before="100" w:line="240"/>
+              <w:ind w:left="100" w:right="100" w:firstLine="0" w:firstLineChars="0"/>
+            </w:pPr>
+            <w:r xmlns:w="http://schemas.openxmlformats.org/wordprocessingml/2006/main" xmlns:wp="http://schemas.openxmlformats.org/drawingml/2006/wordprocessingDrawing" xmlns:r="http://schemas.openxmlformats.org/officeDocument/2006/relationships" xmlns:w14="http://schemas.microsoft.com/office/word/2010/wordml">
+              <w:rPr>
+                <w:rFonts w:ascii="Calibri" w:hAnsi="Calibri" w:eastAsia="Calibri" w:cs="Calibri"/>
+                <w:i w:val="false"/>
+                <w:b w:val="false"/>
+                <w:u w:val="none"/>
+                <w:sz w:val="18"/>
+                <w:szCs w:val="18"/>
+                <w:color w:val="000000"/>
+              </w:rPr>
+              <w:t xml:space="preserve">Cell Signaling Technologies</w:t>
+            </w:r>
+          </w:p>
+        </w:tc>
+        <w:tc>
+          <w:tcPr>
+            <w:tcBorders>
+              <w:bottom w:val="none" w:sz="0" w:space="0" w:color="000000"/>
+              <w:top w:val="none" w:sz="0" w:space="0" w:color="000000"/>
+              <w:left w:val="none" w:sz="0" w:space="0" w:color="000000"/>
+              <w:right w:val="none" w:sz="0" w:space="0" w:color="000000"/>
+            </w:tcBorders>
+            <w:shd w:val="clear" w:color="auto" w:fill="FFFFFF"/>
+            <w:tcMar>
+              <w:top w:w="0" w:type="dxa"/>
+              <w:bottom w:w="0" w:type="dxa"/>
+              <w:left w:w="0" w:type="dxa"/>
+              <w:right w:w="0" w:type="dxa"/>
+            </w:tcMar>
+            <w:vAlign w:val="center"/>
+          </w:tcPr>
+          <w:p>
+            <w:pPr>
+              <w:pStyle w:val="Normal"/>
+              <w:jc w:val="left"/>
+              <w:pBdr>
+                <w:bottom w:val="none" w:sz="0" w:space="0" w:color="000000"/>
+                <w:top w:val="none" w:sz="0" w:space="0" w:color="000000"/>
+                <w:left w:val="none" w:sz="0" w:space="0" w:color="000000"/>
+                <w:right w:val="none" w:sz="0" w:space="0" w:color="000000"/>
+              </w:pBdr>
+              <w:spacing w:after="100" w:before="100" w:line="240"/>
+              <w:ind w:left="100" w:right="100" w:firstLine="0" w:firstLineChars="0"/>
+            </w:pPr>
+            <w:r xmlns:w="http://schemas.openxmlformats.org/wordprocessingml/2006/main" xmlns:wp="http://schemas.openxmlformats.org/drawingml/2006/wordprocessingDrawing" xmlns:r="http://schemas.openxmlformats.org/officeDocument/2006/relationships" xmlns:w14="http://schemas.microsoft.com/office/word/2010/wordml">
+              <w:rPr>
+                <w:rFonts w:ascii="Calibri" w:hAnsi="Calibri" w:eastAsia="Calibri" w:cs="Calibri"/>
+                <w:i w:val="false"/>
+                <w:b w:val="false"/>
+                <w:u w:val="none"/>
+                <w:sz w:val="18"/>
+                <w:szCs w:val="18"/>
+                <w:color w:val="000000"/>
+              </w:rPr>
+              <w:t xml:space="preserve">4696S</w:t>
+            </w:r>
+          </w:p>
+        </w:tc>
+        <w:tc>
+          <w:tcPr>
+            <w:tcBorders>
+              <w:bottom w:val="none" w:sz="0" w:space="0" w:color="000000"/>
+              <w:top w:val="none" w:sz="0" w:space="0" w:color="000000"/>
+              <w:left w:val="none" w:sz="0" w:space="0" w:color="000000"/>
+              <w:right w:val="none" w:sz="0" w:space="0" w:color="000000"/>
+            </w:tcBorders>
+            <w:shd w:val="clear" w:color="auto" w:fill="FFFFFF"/>
+            <w:tcMar>
+              <w:top w:w="0" w:type="dxa"/>
+              <w:bottom w:w="0" w:type="dxa"/>
+              <w:left w:w="0" w:type="dxa"/>
+              <w:right w:w="0" w:type="dxa"/>
+            </w:tcMar>
+            <w:vAlign w:val="center"/>
+          </w:tcPr>
+          <w:p>
+            <w:pPr>
+              <w:pStyle w:val="Normal"/>
+              <w:jc w:val="left"/>
+              <w:pBdr>
+                <w:bottom w:val="none" w:sz="0" w:space="0" w:color="000000"/>
+                <w:top w:val="none" w:sz="0" w:space="0" w:color="000000"/>
+                <w:left w:val="none" w:sz="0" w:space="0" w:color="000000"/>
+                <w:right w:val="none" w:sz="0" w:space="0" w:color="000000"/>
+              </w:pBdr>
+              <w:spacing w:after="100" w:before="100" w:line="240"/>
+              <w:ind w:left="100" w:right="100" w:firstLine="0" w:firstLineChars="0"/>
+            </w:pPr>
+            <w:r xmlns:w="http://schemas.openxmlformats.org/wordprocessingml/2006/main" xmlns:wp="http://schemas.openxmlformats.org/drawingml/2006/wordprocessingDrawing" xmlns:r="http://schemas.openxmlformats.org/officeDocument/2006/relationships" xmlns:w14="http://schemas.microsoft.com/office/word/2010/wordml">
+              <w:rPr>
+                <w:rFonts w:ascii="Calibri" w:hAnsi="Calibri" w:eastAsia="Calibri" w:cs="Calibri"/>
+                <w:i w:val="false"/>
+                <w:b w:val="false"/>
+                <w:u w:val="none"/>
+                <w:sz w:val="18"/>
+                <w:szCs w:val="18"/>
+                <w:color w:val="000000"/>
+              </w:rPr>
+              <w:t xml:space="preserve">1:2000 WB</w:t>
+            </w:r>
+          </w:p>
+        </w:tc>
+      </w:tr>
+      <w:tr>
+        <w:trPr>
+          <w:trHeight w:val="360" w:hRule="auto"/>
+        </w:trPr>
+        body11
+        <w:tc>
+          <w:tcPr>
+            <w:tcBorders>
+              <w:bottom w:val="none" w:sz="0" w:space="0" w:color="000000"/>
+              <w:top w:val="none" w:sz="0" w:space="0" w:color="000000"/>
+              <w:left w:val="none" w:sz="0" w:space="0" w:color="000000"/>
+              <w:right w:val="none" w:sz="0" w:space="0" w:color="000000"/>
+            </w:tcBorders>
+            <w:shd w:val="clear" w:color="auto" w:fill="FFFFFF"/>
+            <w:tcMar>
+              <w:top w:w="0" w:type="dxa"/>
+              <w:bottom w:w="0" w:type="dxa"/>
+              <w:left w:w="0" w:type="dxa"/>
+              <w:right w:w="0" w:type="dxa"/>
+            </w:tcMar>
+            <w:vAlign w:val="center"/>
+          </w:tcPr>
+          <w:p>
+            <w:pPr>
+              <w:pStyle w:val="Normal"/>
+              <w:jc w:val="left"/>
+              <w:pBdr>
+                <w:bottom w:val="none" w:sz="0" w:space="0" w:color="000000"/>
+                <w:top w:val="none" w:sz="0" w:space="0" w:color="000000"/>
+                <w:left w:val="none" w:sz="0" w:space="0" w:color="000000"/>
+                <w:right w:val="none" w:sz="0" w:space="0" w:color="000000"/>
+              </w:pBdr>
+              <w:spacing w:after="100" w:before="100" w:line="240"/>
+              <w:ind w:left="100" w:right="100" w:firstLine="0" w:firstLineChars="0"/>
+            </w:pPr>
+            <w:r xmlns:w="http://schemas.openxmlformats.org/wordprocessingml/2006/main" xmlns:wp="http://schemas.openxmlformats.org/drawingml/2006/wordprocessingDrawing" xmlns:r="http://schemas.openxmlformats.org/officeDocument/2006/relationships" xmlns:w14="http://schemas.microsoft.com/office/word/2010/wordml">
+              <w:rPr>
+                <w:rFonts w:ascii="Calibri" w:hAnsi="Calibri" w:eastAsia="Calibri" w:cs="Calibri"/>
+                <w:i w:val="false"/>
+                <w:b w:val="false"/>
+                <w:u w:val="none"/>
+                <w:sz w:val="18"/>
+                <w:szCs w:val="18"/>
+                <w:color w:val="000000"/>
+              </w:rPr>
+              <w:t xml:space="preserve">antibody</w:t>
+            </w:r>
+          </w:p>
+        </w:tc>
+        <w:tc>
+          <w:tcPr>
+            <w:tcBorders>
+              <w:bottom w:val="none" w:sz="0" w:space="0" w:color="000000"/>
+              <w:top w:val="none" w:sz="0" w:space="0" w:color="000000"/>
+              <w:left w:val="none" w:sz="0" w:space="0" w:color="000000"/>
+              <w:right w:val="none" w:sz="0" w:space="0" w:color="000000"/>
+            </w:tcBorders>
+            <w:shd w:val="clear" w:color="auto" w:fill="FFFFFF"/>
+            <w:tcMar>
+              <w:top w:w="0" w:type="dxa"/>
+              <w:bottom w:w="0" w:type="dxa"/>
+              <w:left w:w="0" w:type="dxa"/>
+              <w:right w:w="0" w:type="dxa"/>
+            </w:tcMar>
+            <w:vAlign w:val="center"/>
+          </w:tcPr>
+          <w:p>
+            <w:pPr>
+              <w:pStyle w:val="Normal"/>
+              <w:jc w:val="left"/>
+              <w:pBdr>
+                <w:bottom w:val="none" w:sz="0" w:space="0" w:color="000000"/>
+                <w:top w:val="none" w:sz="0" w:space="0" w:color="000000"/>
+                <w:left w:val="none" w:sz="0" w:space="0" w:color="000000"/>
+                <w:right w:val="none" w:sz="0" w:space="0" w:color="000000"/>
+              </w:pBdr>
+              <w:spacing w:after="100" w:before="100" w:line="240"/>
+              <w:ind w:left="100" w:right="100" w:firstLine="0" w:firstLineChars="0"/>
+            </w:pPr>
+            <w:r xmlns:w="http://schemas.openxmlformats.org/wordprocessingml/2006/main" xmlns:wp="http://schemas.openxmlformats.org/drawingml/2006/wordprocessingDrawing" xmlns:r="http://schemas.openxmlformats.org/officeDocument/2006/relationships" xmlns:w14="http://schemas.microsoft.com/office/word/2010/wordml">
+              <w:rPr>
+                <w:rFonts w:ascii="Calibri" w:hAnsi="Calibri" w:eastAsia="Calibri" w:cs="Calibri"/>
+                <w:i w:val="false"/>
+                <w:b w:val="false"/>
+                <w:u w:val="none"/>
+                <w:sz w:val="18"/>
+                <w:szCs w:val="18"/>
+                <w:color w:val="000000"/>
+              </w:rPr>
+              <w:t xml:space="preserve">anti-pERK</w:t>
+            </w:r>
+          </w:p>
+        </w:tc>
+        <w:tc>
+          <w:tcPr>
+            <w:tcBorders>
+              <w:bottom w:val="none" w:sz="0" w:space="0" w:color="000000"/>
+              <w:top w:val="none" w:sz="0" w:space="0" w:color="000000"/>
+              <w:left w:val="none" w:sz="0" w:space="0" w:color="000000"/>
+              <w:right w:val="none" w:sz="0" w:space="0" w:color="000000"/>
+            </w:tcBorders>
+            <w:shd w:val="clear" w:color="auto" w:fill="FFFFFF"/>
+            <w:tcMar>
+              <w:top w:w="0" w:type="dxa"/>
+              <w:bottom w:w="0" w:type="dxa"/>
+              <w:left w:w="0" w:type="dxa"/>
+              <w:right w:w="0" w:type="dxa"/>
+            </w:tcMar>
+            <w:vAlign w:val="center"/>
+          </w:tcPr>
+          <w:p>
+            <w:pPr>
+              <w:pStyle w:val="Normal"/>
+              <w:jc w:val="left"/>
+              <w:pBdr>
+                <w:bottom w:val="none" w:sz="0" w:space="0" w:color="000000"/>
+                <w:top w:val="none" w:sz="0" w:space="0" w:color="000000"/>
+                <w:left w:val="none" w:sz="0" w:space="0" w:color="000000"/>
+                <w:right w:val="none" w:sz="0" w:space="0" w:color="000000"/>
+              </w:pBdr>
+              <w:spacing w:after="100" w:before="100" w:line="240"/>
+              <w:ind w:left="100" w:right="100" w:firstLine="0" w:firstLineChars="0"/>
+            </w:pPr>
+            <w:r xmlns:w="http://schemas.openxmlformats.org/wordprocessingml/2006/main" xmlns:wp="http://schemas.openxmlformats.org/drawingml/2006/wordprocessingDrawing" xmlns:r="http://schemas.openxmlformats.org/officeDocument/2006/relationships" xmlns:w14="http://schemas.microsoft.com/office/word/2010/wordml">
+              <w:rPr>
+                <w:rFonts w:ascii="Calibri" w:hAnsi="Calibri" w:eastAsia="Calibri" w:cs="Calibri"/>
+                <w:i w:val="false"/>
+                <w:b w:val="false"/>
+                <w:u w:val="none"/>
+                <w:sz w:val="18"/>
+                <w:szCs w:val="18"/>
+                <w:color w:val="000000"/>
+              </w:rPr>
+              <w:t xml:space="preserve">Cell Signaling Technologies</w:t>
+            </w:r>
+          </w:p>
+        </w:tc>
+        <w:tc>
+          <w:tcPr>
+            <w:tcBorders>
+              <w:bottom w:val="none" w:sz="0" w:space="0" w:color="000000"/>
+              <w:top w:val="none" w:sz="0" w:space="0" w:color="000000"/>
+              <w:left w:val="none" w:sz="0" w:space="0" w:color="000000"/>
+              <w:right w:val="none" w:sz="0" w:space="0" w:color="000000"/>
+            </w:tcBorders>
+            <w:shd w:val="clear" w:color="auto" w:fill="FFFFFF"/>
+            <w:tcMar>
+              <w:top w:w="0" w:type="dxa"/>
+              <w:bottom w:w="0" w:type="dxa"/>
+              <w:left w:w="0" w:type="dxa"/>
+              <w:right w:w="0" w:type="dxa"/>
+            </w:tcMar>
+            <w:vAlign w:val="center"/>
+          </w:tcPr>
+          <w:p>
+            <w:pPr>
+              <w:pStyle w:val="Normal"/>
+              <w:jc w:val="left"/>
+              <w:pBdr>
+                <w:bottom w:val="none" w:sz="0" w:space="0" w:color="000000"/>
+                <w:top w:val="none" w:sz="0" w:space="0" w:color="000000"/>
+                <w:left w:val="none" w:sz="0" w:space="0" w:color="000000"/>
+                <w:right w:val="none" w:sz="0" w:space="0" w:color="000000"/>
+              </w:pBdr>
+              <w:spacing w:after="100" w:before="100" w:line="240"/>
+              <w:ind w:left="100" w:right="100" w:firstLine="0" w:firstLineChars="0"/>
+            </w:pPr>
+            <w:r xmlns:w="http://schemas.openxmlformats.org/wordprocessingml/2006/main" xmlns:wp="http://schemas.openxmlformats.org/drawingml/2006/wordprocessingDrawing" xmlns:r="http://schemas.openxmlformats.org/officeDocument/2006/relationships" xmlns:w14="http://schemas.microsoft.com/office/word/2010/wordml">
+              <w:rPr>
+                <w:rFonts w:ascii="Calibri" w:hAnsi="Calibri" w:eastAsia="Calibri" w:cs="Calibri"/>
+                <w:i w:val="false"/>
+                <w:b w:val="false"/>
+                <w:u w:val="none"/>
+                <w:sz w:val="18"/>
+                <w:szCs w:val="18"/>
+                <w:color w:val="000000"/>
+              </w:rPr>
+              <w:t xml:space="preserve">4370S</w:t>
+            </w:r>
+          </w:p>
+        </w:tc>
+        <w:tc>
+          <w:tcPr>
+            <w:tcBorders>
+              <w:bottom w:val="none" w:sz="0" w:space="0" w:color="000000"/>
+              <w:top w:val="none" w:sz="0" w:space="0" w:color="000000"/>
+              <w:left w:val="none" w:sz="0" w:space="0" w:color="000000"/>
+              <w:right w:val="none" w:sz="0" w:space="0" w:color="000000"/>
+            </w:tcBorders>
+            <w:shd w:val="clear" w:color="auto" w:fill="FFFFFF"/>
+            <w:tcMar>
+              <w:top w:w="0" w:type="dxa"/>
+              <w:bottom w:w="0" w:type="dxa"/>
+              <w:left w:w="0" w:type="dxa"/>
+              <w:right w:w="0" w:type="dxa"/>
+            </w:tcMar>
+            <w:vAlign w:val="center"/>
+          </w:tcPr>
+          <w:p>
+            <w:pPr>
+              <w:pStyle w:val="Normal"/>
+              <w:jc w:val="left"/>
+              <w:pBdr>
+                <w:bottom w:val="none" w:sz="0" w:space="0" w:color="000000"/>
+                <w:top w:val="none" w:sz="0" w:space="0" w:color="000000"/>
+                <w:left w:val="none" w:sz="0" w:space="0" w:color="000000"/>
+                <w:right w:val="none" w:sz="0" w:space="0" w:color="000000"/>
+              </w:pBdr>
+              <w:spacing w:after="100" w:before="100" w:line="240"/>
+              <w:ind w:left="100" w:right="100" w:firstLine="0" w:firstLineChars="0"/>
+            </w:pPr>
+            <w:r xmlns:w="http://schemas.openxmlformats.org/wordprocessingml/2006/main" xmlns:wp="http://schemas.openxmlformats.org/drawingml/2006/wordprocessingDrawing" xmlns:r="http://schemas.openxmlformats.org/officeDocument/2006/relationships" xmlns:w14="http://schemas.microsoft.com/office/word/2010/wordml">
+              <w:rPr>
+                <w:rFonts w:ascii="Calibri" w:hAnsi="Calibri" w:eastAsia="Calibri" w:cs="Calibri"/>
+                <w:i w:val="false"/>
+                <w:b w:val="false"/>
+                <w:u w:val="none"/>
+                <w:sz w:val="18"/>
+                <w:szCs w:val="18"/>
+                <w:color w:val="000000"/>
+              </w:rPr>
+              <w:t xml:space="preserve">1:2000 WB</w:t>
+            </w:r>
+          </w:p>
+        </w:tc>
+      </w:tr>
+      <w:tr>
+        <w:trPr>
+          <w:trHeight w:val="360" w:hRule="auto"/>
+        </w:trPr>
+        body12
+        <w:tc>
+          <w:tcPr>
+            <w:tcBorders>
+              <w:bottom w:val="none" w:sz="0" w:space="0" w:color="000000"/>
+              <w:top w:val="none" w:sz="0" w:space="0" w:color="000000"/>
+              <w:left w:val="none" w:sz="0" w:space="0" w:color="000000"/>
+              <w:right w:val="none" w:sz="0" w:space="0" w:color="000000"/>
+            </w:tcBorders>
+            <w:shd w:val="clear" w:color="auto" w:fill="FFFFFF"/>
+            <w:tcMar>
+              <w:top w:w="0" w:type="dxa"/>
+              <w:bottom w:w="0" w:type="dxa"/>
+              <w:left w:w="0" w:type="dxa"/>
+              <w:right w:w="0" w:type="dxa"/>
+            </w:tcMar>
+            <w:vAlign w:val="center"/>
+          </w:tcPr>
+          <w:p>
+            <w:pPr>
+              <w:pStyle w:val="Normal"/>
+              <w:jc w:val="left"/>
+              <w:pBdr>
+                <w:bottom w:val="none" w:sz="0" w:space="0" w:color="000000"/>
+                <w:top w:val="none" w:sz="0" w:space="0" w:color="000000"/>
+                <w:left w:val="none" w:sz="0" w:space="0" w:color="000000"/>
+                <w:right w:val="none" w:sz="0" w:space="0" w:color="000000"/>
+              </w:pBdr>
+              <w:spacing w:after="100" w:before="100" w:line="240"/>
+              <w:ind w:left="100" w:right="100" w:firstLine="0" w:firstLineChars="0"/>
+            </w:pPr>
+            <w:r xmlns:w="http://schemas.openxmlformats.org/wordprocessingml/2006/main" xmlns:wp="http://schemas.openxmlformats.org/drawingml/2006/wordprocessingDrawing" xmlns:r="http://schemas.openxmlformats.org/officeDocument/2006/relationships" xmlns:w14="http://schemas.microsoft.com/office/word/2010/wordml">
+              <w:rPr>
+                <w:rFonts w:ascii="Calibri" w:hAnsi="Calibri" w:eastAsia="Calibri" w:cs="Calibri"/>
+                <w:i w:val="false"/>
+                <w:b w:val="false"/>
+                <w:u w:val="none"/>
+                <w:sz w:val="18"/>
+                <w:szCs w:val="18"/>
+                <w:color w:val="000000"/>
+              </w:rPr>
+              <w:t xml:space="preserve">siRNA</w:t>
+            </w:r>
+          </w:p>
+        </w:tc>
+        <w:tc>
+          <w:tcPr>
+            <w:tcBorders>
+              <w:bottom w:val="none" w:sz="0" w:space="0" w:color="000000"/>
+              <w:top w:val="none" w:sz="0" w:space="0" w:color="000000"/>
+              <w:left w:val="none" w:sz="0" w:space="0" w:color="000000"/>
+              <w:right w:val="none" w:sz="0" w:space="0" w:color="000000"/>
+            </w:tcBorders>
+            <w:shd w:val="clear" w:color="auto" w:fill="FFFFFF"/>
+            <w:tcMar>
+              <w:top w:w="0" w:type="dxa"/>
+              <w:bottom w:w="0" w:type="dxa"/>
+              <w:left w:w="0" w:type="dxa"/>
+              <w:right w:w="0" w:type="dxa"/>
+            </w:tcMar>
+            <w:vAlign w:val="center"/>
+          </w:tcPr>
+          <w:p>
+            <w:pPr>
+              <w:pStyle w:val="Normal"/>
+              <w:jc w:val="left"/>
+              <w:pBdr>
+                <w:bottom w:val="none" w:sz="0" w:space="0" w:color="000000"/>
+                <w:top w:val="none" w:sz="0" w:space="0" w:color="000000"/>
+                <w:left w:val="none" w:sz="0" w:space="0" w:color="000000"/>
+                <w:right w:val="none" w:sz="0" w:space="0" w:color="000000"/>
+              </w:pBdr>
+              <w:spacing w:after="100" w:before="100" w:line="240"/>
+              <w:ind w:left="100" w:right="100" w:firstLine="0" w:firstLineChars="0"/>
+            </w:pPr>
+            <w:r xmlns:w="http://schemas.openxmlformats.org/wordprocessingml/2006/main" xmlns:wp="http://schemas.openxmlformats.org/drawingml/2006/wordprocessingDrawing" xmlns:r="http://schemas.openxmlformats.org/officeDocument/2006/relationships" xmlns:w14="http://schemas.microsoft.com/office/word/2010/wordml">
+              <w:rPr>
+                <w:rFonts w:ascii="Calibri" w:hAnsi="Calibri" w:eastAsia="Calibri" w:cs="Calibri"/>
+                <w:i w:val="false"/>
+                <w:b w:val="false"/>
+                <w:u w:val="none"/>
+                <w:sz w:val="18"/>
+                <w:szCs w:val="18"/>
+                <w:color w:val="000000"/>
+              </w:rPr>
+              <w:t xml:space="preserve">siMCT1</w:t>
+            </w:r>
+          </w:p>
+        </w:tc>
+        <w:tc>
+          <w:tcPr>
+            <w:tcBorders>
+              <w:bottom w:val="none" w:sz="0" w:space="0" w:color="000000"/>
+              <w:top w:val="none" w:sz="0" w:space="0" w:color="000000"/>
+              <w:left w:val="none" w:sz="0" w:space="0" w:color="000000"/>
+              <w:right w:val="none" w:sz="0" w:space="0" w:color="000000"/>
+            </w:tcBorders>
+            <w:shd w:val="clear" w:color="auto" w:fill="FFFFFF"/>
+            <w:tcMar>
+              <w:top w:w="0" w:type="dxa"/>
+              <w:bottom w:w="0" w:type="dxa"/>
+              <w:left w:w="0" w:type="dxa"/>
+              <w:right w:w="0" w:type="dxa"/>
+            </w:tcMar>
+            <w:vAlign w:val="center"/>
+          </w:tcPr>
+          <w:p>
+            <w:pPr>
+              <w:pStyle w:val="Normal"/>
+              <w:jc w:val="left"/>
+              <w:pBdr>
+                <w:bottom w:val="none" w:sz="0" w:space="0" w:color="000000"/>
+                <w:top w:val="none" w:sz="0" w:space="0" w:color="000000"/>
+                <w:left w:val="none" w:sz="0" w:space="0" w:color="000000"/>
+                <w:right w:val="none" w:sz="0" w:space="0" w:color="000000"/>
+              </w:pBdr>
+              <w:spacing w:after="100" w:before="100" w:line="240"/>
+              <w:ind w:left="100" w:right="100" w:firstLine="0" w:firstLineChars="0"/>
+            </w:pPr>
+            <w:r xmlns:w="http://schemas.openxmlformats.org/wordprocessingml/2006/main" xmlns:wp="http://schemas.openxmlformats.org/drawingml/2006/wordprocessingDrawing" xmlns:r="http://schemas.openxmlformats.org/officeDocument/2006/relationships" xmlns:w14="http://schemas.microsoft.com/office/word/2010/wordml">
+              <w:rPr>
+                <w:rFonts w:ascii="Calibri" w:hAnsi="Calibri" w:eastAsia="Calibri" w:cs="Calibri"/>
+                <w:i w:val="false"/>
+                <w:b w:val="false"/>
+                <w:u w:val="none"/>
+                <w:sz w:val="18"/>
+                <w:szCs w:val="18"/>
+                <w:color w:val="000000"/>
+              </w:rPr>
+              <w:t xml:space="preserve">Dharmacon</w:t>
+            </w:r>
+          </w:p>
+        </w:tc>
+        <w:tc>
+          <w:tcPr>
+            <w:tcBorders>
+              <w:bottom w:val="none" w:sz="0" w:space="0" w:color="000000"/>
+              <w:top w:val="none" w:sz="0" w:space="0" w:color="000000"/>
+              <w:left w:val="none" w:sz="0" w:space="0" w:color="000000"/>
+              <w:right w:val="none" w:sz="0" w:space="0" w:color="000000"/>
+            </w:tcBorders>
+            <w:shd w:val="clear" w:color="auto" w:fill="FFFFFF"/>
+            <w:tcMar>
+              <w:top w:w="0" w:type="dxa"/>
+              <w:bottom w:w="0" w:type="dxa"/>
+              <w:left w:w="0" w:type="dxa"/>
+              <w:right w:w="0" w:type="dxa"/>
+            </w:tcMar>
+            <w:vAlign w:val="center"/>
+          </w:tcPr>
+          <w:p>
+            <w:pPr>
+              <w:pStyle w:val="Normal"/>
+              <w:jc w:val="left"/>
+              <w:pBdr>
+                <w:bottom w:val="none" w:sz="0" w:space="0" w:color="000000"/>
+                <w:top w:val="none" w:sz="0" w:space="0" w:color="000000"/>
+                <w:left w:val="none" w:sz="0" w:space="0" w:color="000000"/>
+                <w:right w:val="none" w:sz="0" w:space="0" w:color="000000"/>
+              </w:pBdr>
+              <w:spacing w:after="100" w:before="100" w:line="240"/>
+              <w:ind w:left="100" w:right="100" w:firstLine="0" w:firstLineChars="0"/>
+            </w:pPr>
+            <w:r xmlns:w="http://schemas.openxmlformats.org/wordprocessingml/2006/main" xmlns:wp="http://schemas.openxmlformats.org/drawingml/2006/wordprocessingDrawing" xmlns:r="http://schemas.openxmlformats.org/officeDocument/2006/relationships" xmlns:w14="http://schemas.microsoft.com/office/word/2010/wordml">
+              <w:rPr>
+                <w:rFonts w:ascii="Calibri" w:hAnsi="Calibri" w:eastAsia="Calibri" w:cs="Calibri"/>
+                <w:i w:val="false"/>
+                <w:b w:val="false"/>
+                <w:u w:val="none"/>
+                <w:sz w:val="18"/>
+                <w:szCs w:val="18"/>
+                <w:color w:val="000000"/>
+              </w:rPr>
+              <w:t xml:space="preserve">L-007402-00-0005</w:t>
+            </w:r>
+          </w:p>
+        </w:tc>
+        <w:tc>
+          <w:tcPr>
+            <w:tcBorders>
+              <w:bottom w:val="none" w:sz="0" w:space="0" w:color="000000"/>
+              <w:top w:val="none" w:sz="0" w:space="0" w:color="000000"/>
+              <w:left w:val="none" w:sz="0" w:space="0" w:color="000000"/>
+              <w:right w:val="none" w:sz="0" w:space="0" w:color="000000"/>
+            </w:tcBorders>
+            <w:shd w:val="clear" w:color="auto" w:fill="FFFFFF"/>
+            <w:tcMar>
+              <w:top w:w="0" w:type="dxa"/>
+              <w:bottom w:w="0" w:type="dxa"/>
+              <w:left w:w="0" w:type="dxa"/>
+              <w:right w:w="0" w:type="dxa"/>
+            </w:tcMar>
+            <w:vAlign w:val="center"/>
+          </w:tcPr>
+          <w:p>
+            <w:pPr>
+              <w:pStyle w:val="Normal"/>
+              <w:jc w:val="left"/>
+              <w:pBdr>
+                <w:bottom w:val="none" w:sz="0" w:space="0" w:color="000000"/>
+                <w:top w:val="none" w:sz="0" w:space="0" w:color="000000"/>
+                <w:left w:val="none" w:sz="0" w:space="0" w:color="000000"/>
+                <w:right w:val="none" w:sz="0" w:space="0" w:color="000000"/>
+              </w:pBdr>
+              <w:spacing w:after="100" w:before="100" w:line="240"/>
+              <w:ind w:left="100" w:right="100" w:firstLine="0" w:firstLineChars="0"/>
+            </w:pPr>
+            <w:r xmlns:w="http://schemas.openxmlformats.org/wordprocessingml/2006/main" xmlns:wp="http://schemas.openxmlformats.org/drawingml/2006/wordprocessingDrawing" xmlns:r="http://schemas.openxmlformats.org/officeDocument/2006/relationships" xmlns:w14="http://schemas.microsoft.com/office/word/2010/wordml">
+              <w:rPr>
+                <w:rFonts w:ascii="Calibri" w:hAnsi="Calibri" w:eastAsia="Calibri" w:cs="Calibri"/>
+                <w:i w:val="false"/>
+                <w:b w:val="false"/>
+                <w:u w:val="none"/>
+                <w:sz w:val="18"/>
+                <w:szCs w:val="18"/>
+                <w:color w:val="000000"/>
+              </w:rPr>
+              <w:t xml:space="preserve"/>
+            </w:r>
+          </w:p>
+        </w:tc>
+      </w:tr>
+      <w:tr>
+        <w:trPr>
+          <w:trHeight w:val="360" w:hRule="auto"/>
+        </w:trPr>
+        body13
+        <w:tc>
+          <w:tcPr>
+            <w:tcBorders>
+              <w:bottom w:val="none" w:sz="0" w:space="0" w:color="000000"/>
+              <w:top w:val="none" w:sz="0" w:space="0" w:color="000000"/>
+              <w:left w:val="none" w:sz="0" w:space="0" w:color="000000"/>
+              <w:right w:val="none" w:sz="0" w:space="0" w:color="000000"/>
+            </w:tcBorders>
+            <w:shd w:val="clear" w:color="auto" w:fill="FFFFFF"/>
+            <w:tcMar>
+              <w:top w:w="0" w:type="dxa"/>
+              <w:bottom w:w="0" w:type="dxa"/>
+              <w:left w:w="0" w:type="dxa"/>
+              <w:right w:w="0" w:type="dxa"/>
+            </w:tcMar>
+            <w:vAlign w:val="center"/>
+          </w:tcPr>
+          <w:p>
+            <w:pPr>
+              <w:pStyle w:val="Normal"/>
+              <w:jc w:val="left"/>
+              <w:pBdr>
+                <w:bottom w:val="none" w:sz="0" w:space="0" w:color="000000"/>
+                <w:top w:val="none" w:sz="0" w:space="0" w:color="000000"/>
+                <w:left w:val="none" w:sz="0" w:space="0" w:color="000000"/>
+                <w:right w:val="none" w:sz="0" w:space="0" w:color="000000"/>
+              </w:pBdr>
+              <w:spacing w:after="100" w:before="100" w:line="240"/>
+              <w:ind w:left="100" w:right="100" w:firstLine="0" w:firstLineChars="0"/>
+            </w:pPr>
+            <w:r xmlns:w="http://schemas.openxmlformats.org/wordprocessingml/2006/main" xmlns:wp="http://schemas.openxmlformats.org/drawingml/2006/wordprocessingDrawing" xmlns:r="http://schemas.openxmlformats.org/officeDocument/2006/relationships" xmlns:w14="http://schemas.microsoft.com/office/word/2010/wordml">
+              <w:rPr>
+                <w:rFonts w:ascii="Calibri" w:hAnsi="Calibri" w:eastAsia="Calibri" w:cs="Calibri"/>
+                <w:i w:val="false"/>
+                <w:b w:val="false"/>
+                <w:u w:val="none"/>
+                <w:sz w:val="18"/>
+                <w:szCs w:val="18"/>
+                <w:color w:val="000000"/>
+              </w:rPr>
+              <w:t xml:space="preserve">siRNA</w:t>
+            </w:r>
+          </w:p>
+        </w:tc>
+        <w:tc>
+          <w:tcPr>
+            <w:tcBorders>
+              <w:bottom w:val="none" w:sz="0" w:space="0" w:color="000000"/>
+              <w:top w:val="none" w:sz="0" w:space="0" w:color="000000"/>
+              <w:left w:val="none" w:sz="0" w:space="0" w:color="000000"/>
+              <w:right w:val="none" w:sz="0" w:space="0" w:color="000000"/>
+            </w:tcBorders>
+            <w:shd w:val="clear" w:color="auto" w:fill="FFFFFF"/>
+            <w:tcMar>
+              <w:top w:w="0" w:type="dxa"/>
+              <w:bottom w:w="0" w:type="dxa"/>
+              <w:left w:w="0" w:type="dxa"/>
+              <w:right w:w="0" w:type="dxa"/>
+            </w:tcMar>
+            <w:vAlign w:val="center"/>
+          </w:tcPr>
+          <w:p>
+            <w:pPr>
+              <w:pStyle w:val="Normal"/>
+              <w:jc w:val="left"/>
+              <w:pBdr>
+                <w:bottom w:val="none" w:sz="0" w:space="0" w:color="000000"/>
+                <w:top w:val="none" w:sz="0" w:space="0" w:color="000000"/>
+                <w:left w:val="none" w:sz="0" w:space="0" w:color="000000"/>
+                <w:right w:val="none" w:sz="0" w:space="0" w:color="000000"/>
+              </w:pBdr>
+              <w:spacing w:after="100" w:before="100" w:line="240"/>
+              <w:ind w:left="100" w:right="100" w:firstLine="0" w:firstLineChars="0"/>
+            </w:pPr>
+            <w:r xmlns:w="http://schemas.openxmlformats.org/wordprocessingml/2006/main" xmlns:wp="http://schemas.openxmlformats.org/drawingml/2006/wordprocessingDrawing" xmlns:r="http://schemas.openxmlformats.org/officeDocument/2006/relationships" xmlns:w14="http://schemas.microsoft.com/office/word/2010/wordml">
+              <w:rPr>
+                <w:rFonts w:ascii="Calibri" w:hAnsi="Calibri" w:eastAsia="Calibri" w:cs="Calibri"/>
+                <w:i w:val="false"/>
+                <w:b w:val="false"/>
+                <w:u w:val="none"/>
+                <w:sz w:val="18"/>
+                <w:szCs w:val="18"/>
+                <w:color w:val="000000"/>
+              </w:rPr>
+              <w:t xml:space="preserve">siMCT4</w:t>
+            </w:r>
+          </w:p>
+        </w:tc>
+        <w:tc>
+          <w:tcPr>
+            <w:tcBorders>
+              <w:bottom w:val="none" w:sz="0" w:space="0" w:color="000000"/>
+              <w:top w:val="none" w:sz="0" w:space="0" w:color="000000"/>
+              <w:left w:val="none" w:sz="0" w:space="0" w:color="000000"/>
+              <w:right w:val="none" w:sz="0" w:space="0" w:color="000000"/>
+            </w:tcBorders>
+            <w:shd w:val="clear" w:color="auto" w:fill="FFFFFF"/>
+            <w:tcMar>
+              <w:top w:w="0" w:type="dxa"/>
+              <w:bottom w:w="0" w:type="dxa"/>
+              <w:left w:w="0" w:type="dxa"/>
+              <w:right w:w="0" w:type="dxa"/>
+            </w:tcMar>
+            <w:vAlign w:val="center"/>
+          </w:tcPr>
+          <w:p>
+            <w:pPr>
+              <w:pStyle w:val="Normal"/>
+              <w:jc w:val="left"/>
+              <w:pBdr>
+                <w:bottom w:val="none" w:sz="0" w:space="0" w:color="000000"/>
+                <w:top w:val="none" w:sz="0" w:space="0" w:color="000000"/>
+                <w:left w:val="none" w:sz="0" w:space="0" w:color="000000"/>
+                <w:right w:val="none" w:sz="0" w:space="0" w:color="000000"/>
+              </w:pBdr>
+              <w:spacing w:after="100" w:before="100" w:line="240"/>
+              <w:ind w:left="100" w:right="100" w:firstLine="0" w:firstLineChars="0"/>
+            </w:pPr>
+            <w:r xmlns:w="http://schemas.openxmlformats.org/wordprocessingml/2006/main" xmlns:wp="http://schemas.openxmlformats.org/drawingml/2006/wordprocessingDrawing" xmlns:r="http://schemas.openxmlformats.org/officeDocument/2006/relationships" xmlns:w14="http://schemas.microsoft.com/office/word/2010/wordml">
+              <w:rPr>
+                <w:rFonts w:ascii="Calibri" w:hAnsi="Calibri" w:eastAsia="Calibri" w:cs="Calibri"/>
+                <w:i w:val="false"/>
+                <w:b w:val="false"/>
+                <w:u w:val="none"/>
+                <w:sz w:val="18"/>
+                <w:szCs w:val="18"/>
+                <w:color w:val="000000"/>
+              </w:rPr>
+              <w:t xml:space="preserve">Dharmacon</w:t>
+            </w:r>
+          </w:p>
+        </w:tc>
+        <w:tc>
+          <w:tcPr>
+            <w:tcBorders>
+              <w:bottom w:val="none" w:sz="0" w:space="0" w:color="000000"/>
+              <w:top w:val="none" w:sz="0" w:space="0" w:color="000000"/>
+              <w:left w:val="none" w:sz="0" w:space="0" w:color="000000"/>
+              <w:right w:val="none" w:sz="0" w:space="0" w:color="000000"/>
+            </w:tcBorders>
+            <w:shd w:val="clear" w:color="auto" w:fill="FFFFFF"/>
+            <w:tcMar>
+              <w:top w:w="0" w:type="dxa"/>
+              <w:bottom w:w="0" w:type="dxa"/>
+              <w:left w:w="0" w:type="dxa"/>
+              <w:right w:w="0" w:type="dxa"/>
+            </w:tcMar>
+            <w:vAlign w:val="center"/>
+          </w:tcPr>
+          <w:p>
+            <w:pPr>
+              <w:pStyle w:val="Normal"/>
+              <w:jc w:val="left"/>
+              <w:pBdr>
+                <w:bottom w:val="none" w:sz="0" w:space="0" w:color="000000"/>
+                <w:top w:val="none" w:sz="0" w:space="0" w:color="000000"/>
+                <w:left w:val="none" w:sz="0" w:space="0" w:color="000000"/>
+                <w:right w:val="none" w:sz="0" w:space="0" w:color="000000"/>
+              </w:pBdr>
+              <w:spacing w:after="100" w:before="100" w:line="240"/>
+              <w:ind w:left="100" w:right="100" w:firstLine="0" w:firstLineChars="0"/>
+            </w:pPr>
+            <w:r xmlns:w="http://schemas.openxmlformats.org/wordprocessingml/2006/main" xmlns:wp="http://schemas.openxmlformats.org/drawingml/2006/wordprocessingDrawing" xmlns:r="http://schemas.openxmlformats.org/officeDocument/2006/relationships" xmlns:w14="http://schemas.microsoft.com/office/word/2010/wordml">
+              <w:rPr>
+                <w:rFonts w:ascii="Calibri" w:hAnsi="Calibri" w:eastAsia="Calibri" w:cs="Calibri"/>
+                <w:i w:val="false"/>
+                <w:b w:val="false"/>
+                <w:u w:val="none"/>
+                <w:sz w:val="18"/>
+                <w:szCs w:val="18"/>
+                <w:color w:val="000000"/>
+              </w:rPr>
+              <w:t xml:space="preserve">L-005126-02-0005</w:t>
+            </w:r>
+          </w:p>
+        </w:tc>
+        <w:tc>
+          <w:tcPr>
+            <w:tcBorders>
+              <w:bottom w:val="none" w:sz="0" w:space="0" w:color="000000"/>
+              <w:top w:val="none" w:sz="0" w:space="0" w:color="000000"/>
+              <w:left w:val="none" w:sz="0" w:space="0" w:color="000000"/>
+              <w:right w:val="none" w:sz="0" w:space="0" w:color="000000"/>
+            </w:tcBorders>
+            <w:shd w:val="clear" w:color="auto" w:fill="FFFFFF"/>
+            <w:tcMar>
+              <w:top w:w="0" w:type="dxa"/>
+              <w:bottom w:w="0" w:type="dxa"/>
+              <w:left w:w="0" w:type="dxa"/>
+              <w:right w:w="0" w:type="dxa"/>
+            </w:tcMar>
+            <w:vAlign w:val="center"/>
+          </w:tcPr>
+          <w:p>
+            <w:pPr>
+              <w:pStyle w:val="Normal"/>
+              <w:jc w:val="left"/>
+              <w:pBdr>
+                <w:bottom w:val="none" w:sz="0" w:space="0" w:color="000000"/>
+                <w:top w:val="none" w:sz="0" w:space="0" w:color="000000"/>
+                <w:left w:val="none" w:sz="0" w:space="0" w:color="000000"/>
+                <w:right w:val="none" w:sz="0" w:space="0" w:color="000000"/>
+              </w:pBdr>
+              <w:spacing w:after="100" w:before="100" w:line="240"/>
+              <w:ind w:left="100" w:right="100" w:firstLine="0" w:firstLineChars="0"/>
+            </w:pPr>
+            <w:r xmlns:w="http://schemas.openxmlformats.org/wordprocessingml/2006/main" xmlns:wp="http://schemas.openxmlformats.org/drawingml/2006/wordprocessingDrawing" xmlns:r="http://schemas.openxmlformats.org/officeDocument/2006/relationships" xmlns:w14="http://schemas.microsoft.com/office/word/2010/wordml">
+              <w:rPr>
+                <w:rFonts w:ascii="Calibri" w:hAnsi="Calibri" w:eastAsia="Calibri" w:cs="Calibri"/>
+                <w:i w:val="false"/>
+                <w:b w:val="false"/>
+                <w:u w:val="none"/>
+                <w:sz w:val="18"/>
+                <w:szCs w:val="18"/>
+                <w:color w:val="000000"/>
+              </w:rPr>
+              <w:t xml:space="preserve"/>
+            </w:r>
+          </w:p>
+        </w:tc>
+      </w:tr>
+      <w:tr>
+        <w:trPr>
+          <w:trHeight w:val="360" w:hRule="auto"/>
+        </w:trPr>
+        body14
+        <w:tc>
+          <w:tcPr>
+            <w:tcBorders>
+              <w:bottom w:val="none" w:sz="0" w:space="0" w:color="000000"/>
+              <w:top w:val="none" w:sz="0" w:space="0" w:color="000000"/>
+              <w:left w:val="none" w:sz="0" w:space="0" w:color="000000"/>
+              <w:right w:val="none" w:sz="0" w:space="0" w:color="000000"/>
+            </w:tcBorders>
+            <w:shd w:val="clear" w:color="auto" w:fill="FFFFFF"/>
+            <w:tcMar>
+              <w:top w:w="0" w:type="dxa"/>
+              <w:bottom w:w="0" w:type="dxa"/>
+              <w:left w:w="0" w:type="dxa"/>
+              <w:right w:w="0" w:type="dxa"/>
+            </w:tcMar>
+            <w:vAlign w:val="center"/>
+          </w:tcPr>
+          <w:p>
+            <w:pPr>
+              <w:pStyle w:val="Normal"/>
+              <w:jc w:val="left"/>
+              <w:pBdr>
+                <w:bottom w:val="none" w:sz="0" w:space="0" w:color="000000"/>
+                <w:top w:val="none" w:sz="0" w:space="0" w:color="000000"/>
+                <w:left w:val="none" w:sz="0" w:space="0" w:color="000000"/>
+                <w:right w:val="none" w:sz="0" w:space="0" w:color="000000"/>
+              </w:pBdr>
+              <w:spacing w:after="100" w:before="100" w:line="240"/>
+              <w:ind w:left="100" w:right="100" w:firstLine="0" w:firstLineChars="0"/>
+            </w:pPr>
+            <w:r xmlns:w="http://schemas.openxmlformats.org/wordprocessingml/2006/main" xmlns:wp="http://schemas.openxmlformats.org/drawingml/2006/wordprocessingDrawing" xmlns:r="http://schemas.openxmlformats.org/officeDocument/2006/relationships" xmlns:w14="http://schemas.microsoft.com/office/word/2010/wordml">
+              <w:rPr>
+                <w:rFonts w:ascii="Calibri" w:hAnsi="Calibri" w:eastAsia="Calibri" w:cs="Calibri"/>
+                <w:i w:val="false"/>
+                <w:b w:val="false"/>
+                <w:u w:val="none"/>
+                <w:sz w:val="18"/>
+                <w:szCs w:val="18"/>
+                <w:color w:val="000000"/>
+              </w:rPr>
+              <w:t xml:space="preserve">siRNA</w:t>
+            </w:r>
+          </w:p>
+        </w:tc>
+        <w:tc>
+          <w:tcPr>
+            <w:tcBorders>
+              <w:bottom w:val="none" w:sz="0" w:space="0" w:color="000000"/>
+              <w:top w:val="none" w:sz="0" w:space="0" w:color="000000"/>
+              <w:left w:val="none" w:sz="0" w:space="0" w:color="000000"/>
+              <w:right w:val="none" w:sz="0" w:space="0" w:color="000000"/>
+            </w:tcBorders>
+            <w:shd w:val="clear" w:color="auto" w:fill="FFFFFF"/>
+            <w:tcMar>
+              <w:top w:w="0" w:type="dxa"/>
+              <w:bottom w:w="0" w:type="dxa"/>
+              <w:left w:w="0" w:type="dxa"/>
+              <w:right w:w="0" w:type="dxa"/>
+            </w:tcMar>
+            <w:vAlign w:val="center"/>
+          </w:tcPr>
+          <w:p>
+            <w:pPr>
+              <w:pStyle w:val="Normal"/>
+              <w:jc w:val="left"/>
+              <w:pBdr>
+                <w:bottom w:val="none" w:sz="0" w:space="0" w:color="000000"/>
+                <w:top w:val="none" w:sz="0" w:space="0" w:color="000000"/>
+                <w:left w:val="none" w:sz="0" w:space="0" w:color="000000"/>
+                <w:right w:val="none" w:sz="0" w:space="0" w:color="000000"/>
+              </w:pBdr>
+              <w:spacing w:after="100" w:before="100" w:line="240"/>
+              <w:ind w:left="100" w:right="100" w:firstLine="0" w:firstLineChars="0"/>
+            </w:pPr>
+            <w:r xmlns:w="http://schemas.openxmlformats.org/wordprocessingml/2006/main" xmlns:wp="http://schemas.openxmlformats.org/drawingml/2006/wordprocessingDrawing" xmlns:r="http://schemas.openxmlformats.org/officeDocument/2006/relationships" xmlns:w14="http://schemas.microsoft.com/office/word/2010/wordml">
+              <w:rPr>
+                <w:rFonts w:ascii="Calibri" w:hAnsi="Calibri" w:eastAsia="Calibri" w:cs="Calibri"/>
+                <w:i w:val="false"/>
+                <w:b w:val="false"/>
+                <w:u w:val="none"/>
+                <w:sz w:val="18"/>
+                <w:szCs w:val="18"/>
+                <w:color w:val="000000"/>
+              </w:rPr>
+              <w:t xml:space="preserve">siCTL</w:t>
+            </w:r>
+          </w:p>
+        </w:tc>
+        <w:tc>
+          <w:tcPr>
+            <w:tcBorders>
+              <w:bottom w:val="none" w:sz="0" w:space="0" w:color="000000"/>
+              <w:top w:val="none" w:sz="0" w:space="0" w:color="000000"/>
+              <w:left w:val="none" w:sz="0" w:space="0" w:color="000000"/>
+              <w:right w:val="none" w:sz="0" w:space="0" w:color="000000"/>
+            </w:tcBorders>
+            <w:shd w:val="clear" w:color="auto" w:fill="FFFFFF"/>
+            <w:tcMar>
+              <w:top w:w="0" w:type="dxa"/>
+              <w:bottom w:w="0" w:type="dxa"/>
+              <w:left w:w="0" w:type="dxa"/>
+              <w:right w:w="0" w:type="dxa"/>
+            </w:tcMar>
+            <w:vAlign w:val="center"/>
+          </w:tcPr>
+          <w:p>
+            <w:pPr>
+              <w:pStyle w:val="Normal"/>
+              <w:jc w:val="left"/>
+              <w:pBdr>
+                <w:bottom w:val="none" w:sz="0" w:space="0" w:color="000000"/>
+                <w:top w:val="none" w:sz="0" w:space="0" w:color="000000"/>
+                <w:left w:val="none" w:sz="0" w:space="0" w:color="000000"/>
+                <w:right w:val="none" w:sz="0" w:space="0" w:color="000000"/>
+              </w:pBdr>
+              <w:spacing w:after="100" w:before="100" w:line="240"/>
+              <w:ind w:left="100" w:right="100" w:firstLine="0" w:firstLineChars="0"/>
+            </w:pPr>
+            <w:r xmlns:w="http://schemas.openxmlformats.org/wordprocessingml/2006/main" xmlns:wp="http://schemas.openxmlformats.org/drawingml/2006/wordprocessingDrawing" xmlns:r="http://schemas.openxmlformats.org/officeDocument/2006/relationships" xmlns:w14="http://schemas.microsoft.com/office/word/2010/wordml">
+              <w:rPr>
+                <w:rFonts w:ascii="Calibri" w:hAnsi="Calibri" w:eastAsia="Calibri" w:cs="Calibri"/>
+                <w:i w:val="false"/>
+                <w:b w:val="false"/>
+                <w:u w:val="none"/>
+                <w:sz w:val="18"/>
+                <w:szCs w:val="18"/>
+                <w:color w:val="000000"/>
+              </w:rPr>
+              <w:t xml:space="preserve">Dharmacon</w:t>
+            </w:r>
+          </w:p>
+        </w:tc>
+        <w:tc>
+          <w:tcPr>
+            <w:tcBorders>
+              <w:bottom w:val="none" w:sz="0" w:space="0" w:color="000000"/>
+              <w:top w:val="none" w:sz="0" w:space="0" w:color="000000"/>
+              <w:left w:val="none" w:sz="0" w:space="0" w:color="000000"/>
+              <w:right w:val="none" w:sz="0" w:space="0" w:color="000000"/>
+            </w:tcBorders>
+            <w:shd w:val="clear" w:color="auto" w:fill="FFFFFF"/>
+            <w:tcMar>
+              <w:top w:w="0" w:type="dxa"/>
+              <w:bottom w:w="0" w:type="dxa"/>
+              <w:left w:w="0" w:type="dxa"/>
+              <w:right w:w="0" w:type="dxa"/>
+            </w:tcMar>
+            <w:vAlign w:val="center"/>
+          </w:tcPr>
+          <w:p>
+            <w:pPr>
+              <w:pStyle w:val="Normal"/>
+              <w:jc w:val="left"/>
+              <w:pBdr>
+                <w:bottom w:val="none" w:sz="0" w:space="0" w:color="000000"/>
+                <w:top w:val="none" w:sz="0" w:space="0" w:color="000000"/>
+                <w:left w:val="none" w:sz="0" w:space="0" w:color="000000"/>
+                <w:right w:val="none" w:sz="0" w:space="0" w:color="000000"/>
+              </w:pBdr>
+              <w:spacing w:after="100" w:before="100" w:line="240"/>
+              <w:ind w:left="100" w:right="100" w:firstLine="0" w:firstLineChars="0"/>
+            </w:pPr>
+            <w:r xmlns:w="http://schemas.openxmlformats.org/wordprocessingml/2006/main" xmlns:wp="http://schemas.openxmlformats.org/drawingml/2006/wordprocessingDrawing" xmlns:r="http://schemas.openxmlformats.org/officeDocument/2006/relationships" xmlns:w14="http://schemas.microsoft.com/office/word/2010/wordml">
+              <w:rPr>
+                <w:rFonts w:ascii="Calibri" w:hAnsi="Calibri" w:eastAsia="Calibri" w:cs="Calibri"/>
+                <w:i w:val="false"/>
+                <w:b w:val="false"/>
+                <w:u w:val="none"/>
+                <w:sz w:val="18"/>
+                <w:szCs w:val="18"/>
+                <w:color w:val="000000"/>
+              </w:rPr>
+              <w:t xml:space="preserve">D-001810-10-05</w:t>
+            </w:r>
+          </w:p>
+        </w:tc>
+        <w:tc>
+          <w:tcPr>
+            <w:tcBorders>
+              <w:bottom w:val="none" w:sz="0" w:space="0" w:color="000000"/>
+              <w:top w:val="none" w:sz="0" w:space="0" w:color="000000"/>
+              <w:left w:val="none" w:sz="0" w:space="0" w:color="000000"/>
+              <w:right w:val="none" w:sz="0" w:space="0" w:color="000000"/>
+            </w:tcBorders>
+            <w:shd w:val="clear" w:color="auto" w:fill="FFFFFF"/>
+            <w:tcMar>
+              <w:top w:w="0" w:type="dxa"/>
+              <w:bottom w:w="0" w:type="dxa"/>
+              <w:left w:w="0" w:type="dxa"/>
+              <w:right w:w="0" w:type="dxa"/>
+            </w:tcMar>
+            <w:vAlign w:val="center"/>
+          </w:tcPr>
+          <w:p>
+            <w:pPr>
+              <w:pStyle w:val="Normal"/>
+              <w:jc w:val="left"/>
+              <w:pBdr>
+                <w:bottom w:val="none" w:sz="0" w:space="0" w:color="000000"/>
+                <w:top w:val="none" w:sz="0" w:space="0" w:color="000000"/>
+                <w:left w:val="none" w:sz="0" w:space="0" w:color="000000"/>
+                <w:right w:val="none" w:sz="0" w:space="0" w:color="000000"/>
+              </w:pBdr>
+              <w:spacing w:after="100" w:before="100" w:line="240"/>
+              <w:ind w:left="100" w:right="100" w:firstLine="0" w:firstLineChars="0"/>
+            </w:pPr>
+            <w:r xmlns:w="http://schemas.openxmlformats.org/wordprocessingml/2006/main" xmlns:wp="http://schemas.openxmlformats.org/drawingml/2006/wordprocessingDrawing" xmlns:r="http://schemas.openxmlformats.org/officeDocument/2006/relationships" xmlns:w14="http://schemas.microsoft.com/office/word/2010/wordml">
+              <w:rPr>
+                <w:rFonts w:ascii="Calibri" w:hAnsi="Calibri" w:eastAsia="Calibri" w:cs="Calibri"/>
+                <w:i w:val="false"/>
+                <w:b w:val="false"/>
+                <w:u w:val="none"/>
+                <w:sz w:val="18"/>
+                <w:szCs w:val="18"/>
+                <w:color w:val="000000"/>
+              </w:rPr>
+              <w:t xml:space="preserve"/>
+            </w:r>
+          </w:p>
+        </w:tc>
+      </w:tr>
+      <w:tr>
+        <w:trPr>
+          <w:trHeight w:val="360" w:hRule="auto"/>
+        </w:trPr>
+        body15
+        <w:tc>
+          <w:tcPr>
+            <w:tcBorders>
+              <w:bottom w:val="none" w:sz="0" w:space="0" w:color="000000"/>
+              <w:top w:val="none" w:sz="0" w:space="0" w:color="000000"/>
+              <w:left w:val="none" w:sz="0" w:space="0" w:color="000000"/>
+              <w:right w:val="none" w:sz="0" w:space="0" w:color="000000"/>
+            </w:tcBorders>
+            <w:shd w:val="clear" w:color="auto" w:fill="FFFFFF"/>
+            <w:tcMar>
+              <w:top w:w="0" w:type="dxa"/>
+              <w:bottom w:w="0" w:type="dxa"/>
+              <w:left w:w="0" w:type="dxa"/>
+              <w:right w:w="0" w:type="dxa"/>
+            </w:tcMar>
+            <w:vAlign w:val="center"/>
+          </w:tcPr>
+          <w:p>
+            <w:pPr>
+              <w:pStyle w:val="Normal"/>
+              <w:jc w:val="left"/>
+              <w:pBdr>
+                <w:bottom w:val="none" w:sz="0" w:space="0" w:color="000000"/>
+                <w:top w:val="none" w:sz="0" w:space="0" w:color="000000"/>
+                <w:left w:val="none" w:sz="0" w:space="0" w:color="000000"/>
+                <w:right w:val="none" w:sz="0" w:space="0" w:color="000000"/>
+              </w:pBdr>
+              <w:spacing w:after="100" w:before="100" w:line="240"/>
+              <w:ind w:left="100" w:right="100" w:firstLine="0" w:firstLineChars="0"/>
+            </w:pPr>
+            <w:r xmlns:w="http://schemas.openxmlformats.org/wordprocessingml/2006/main" xmlns:wp="http://schemas.openxmlformats.org/drawingml/2006/wordprocessingDrawing" xmlns:r="http://schemas.openxmlformats.org/officeDocument/2006/relationships" xmlns:w14="http://schemas.microsoft.com/office/word/2010/wordml">
+              <w:rPr>
+                <w:rFonts w:ascii="Calibri" w:hAnsi="Calibri" w:eastAsia="Calibri" w:cs="Calibri"/>
+                <w:i w:val="false"/>
+                <w:b w:val="false"/>
+                <w:u w:val="none"/>
+                <w:sz w:val="18"/>
+                <w:szCs w:val="18"/>
+                <w:color w:val="000000"/>
+              </w:rPr>
+              <w:t xml:space="preserve">chemical</w:t>
+            </w:r>
+          </w:p>
+        </w:tc>
+        <w:tc>
+          <w:tcPr>
+            <w:tcBorders>
+              <w:bottom w:val="none" w:sz="0" w:space="0" w:color="000000"/>
+              <w:top w:val="none" w:sz="0" w:space="0" w:color="000000"/>
+              <w:left w:val="none" w:sz="0" w:space="0" w:color="000000"/>
+              <w:right w:val="none" w:sz="0" w:space="0" w:color="000000"/>
+            </w:tcBorders>
+            <w:shd w:val="clear" w:color="auto" w:fill="FFFFFF"/>
+            <w:tcMar>
+              <w:top w:w="0" w:type="dxa"/>
+              <w:bottom w:w="0" w:type="dxa"/>
+              <w:left w:w="0" w:type="dxa"/>
+              <w:right w:w="0" w:type="dxa"/>
+            </w:tcMar>
+            <w:vAlign w:val="center"/>
+          </w:tcPr>
+          <w:p>
+            <w:pPr>
+              <w:pStyle w:val="Normal"/>
+              <w:jc w:val="left"/>
+              <w:pBdr>
+                <w:bottom w:val="none" w:sz="0" w:space="0" w:color="000000"/>
+                <w:top w:val="none" w:sz="0" w:space="0" w:color="000000"/>
+                <w:left w:val="none" w:sz="0" w:space="0" w:color="000000"/>
+                <w:right w:val="none" w:sz="0" w:space="0" w:color="000000"/>
+              </w:pBdr>
+              <w:spacing w:after="100" w:before="100" w:line="240"/>
+              <w:ind w:left="100" w:right="100" w:firstLine="0" w:firstLineChars="0"/>
+            </w:pPr>
+            <w:r xmlns:w="http://schemas.openxmlformats.org/wordprocessingml/2006/main" xmlns:wp="http://schemas.openxmlformats.org/drawingml/2006/wordprocessingDrawing" xmlns:r="http://schemas.openxmlformats.org/officeDocument/2006/relationships" xmlns:w14="http://schemas.microsoft.com/office/word/2010/wordml">
+              <w:rPr>
+                <w:rFonts w:ascii="Calibri" w:hAnsi="Calibri" w:eastAsia="Calibri" w:cs="Calibri"/>
+                <w:i w:val="false"/>
+                <w:b w:val="false"/>
+                <w:u w:val="none"/>
+                <w:sz w:val="18"/>
+                <w:szCs w:val="18"/>
+                <w:color w:val="000000"/>
+              </w:rPr>
+              <w:t xml:space="preserve">AZD3965</w:t>
+            </w:r>
+          </w:p>
+        </w:tc>
+        <w:tc>
+          <w:tcPr>
+            <w:tcBorders>
+              <w:bottom w:val="none" w:sz="0" w:space="0" w:color="000000"/>
+              <w:top w:val="none" w:sz="0" w:space="0" w:color="000000"/>
+              <w:left w:val="none" w:sz="0" w:space="0" w:color="000000"/>
+              <w:right w:val="none" w:sz="0" w:space="0" w:color="000000"/>
+            </w:tcBorders>
+            <w:shd w:val="clear" w:color="auto" w:fill="FFFFFF"/>
+            <w:tcMar>
+              <w:top w:w="0" w:type="dxa"/>
+              <w:bottom w:w="0" w:type="dxa"/>
+              <w:left w:w="0" w:type="dxa"/>
+              <w:right w:w="0" w:type="dxa"/>
+            </w:tcMar>
+            <w:vAlign w:val="center"/>
+          </w:tcPr>
+          <w:p>
+            <w:pPr>
+              <w:pStyle w:val="Normal"/>
+              <w:jc w:val="left"/>
+              <w:pBdr>
+                <w:bottom w:val="none" w:sz="0" w:space="0" w:color="000000"/>
+                <w:top w:val="none" w:sz="0" w:space="0" w:color="000000"/>
+                <w:left w:val="none" w:sz="0" w:space="0" w:color="000000"/>
+                <w:right w:val="none" w:sz="0" w:space="0" w:color="000000"/>
+              </w:pBdr>
+              <w:spacing w:after="100" w:before="100" w:line="240"/>
+              <w:ind w:left="100" w:right="100" w:firstLine="0" w:firstLineChars="0"/>
+            </w:pPr>
+            <w:r xmlns:w="http://schemas.openxmlformats.org/wordprocessingml/2006/main" xmlns:wp="http://schemas.openxmlformats.org/drawingml/2006/wordprocessingDrawing" xmlns:r="http://schemas.openxmlformats.org/officeDocument/2006/relationships" xmlns:w14="http://schemas.microsoft.com/office/word/2010/wordml">
+              <w:rPr>
+                <w:rFonts w:ascii="Calibri" w:hAnsi="Calibri" w:eastAsia="Calibri" w:cs="Calibri"/>
+                <w:i w:val="false"/>
+                <w:b w:val="false"/>
+                <w:u w:val="none"/>
+                <w:sz w:val="18"/>
+                <w:szCs w:val="18"/>
+                <w:color w:val="000000"/>
+              </w:rPr>
+              <w:t xml:space="preserve">Medkoo Biosciences</w:t>
+            </w:r>
+          </w:p>
+        </w:tc>
+        <w:tc>
+          <w:tcPr>
+            <w:tcBorders>
+              <w:bottom w:val="none" w:sz="0" w:space="0" w:color="000000"/>
+              <w:top w:val="none" w:sz="0" w:space="0" w:color="000000"/>
+              <w:left w:val="none" w:sz="0" w:space="0" w:color="000000"/>
+              <w:right w:val="none" w:sz="0" w:space="0" w:color="000000"/>
+            </w:tcBorders>
+            <w:shd w:val="clear" w:color="auto" w:fill="FFFFFF"/>
+            <w:tcMar>
+              <w:top w:w="0" w:type="dxa"/>
+              <w:bottom w:w="0" w:type="dxa"/>
+              <w:left w:w="0" w:type="dxa"/>
+              <w:right w:w="0" w:type="dxa"/>
+            </w:tcMar>
+            <w:vAlign w:val="center"/>
+          </w:tcPr>
+          <w:p>
+            <w:pPr>
+              <w:pStyle w:val="Normal"/>
+              <w:jc w:val="left"/>
+              <w:pBdr>
+                <w:bottom w:val="none" w:sz="0" w:space="0" w:color="000000"/>
+                <w:top w:val="none" w:sz="0" w:space="0" w:color="000000"/>
+                <w:left w:val="none" w:sz="0" w:space="0" w:color="000000"/>
+                <w:right w:val="none" w:sz="0" w:space="0" w:color="000000"/>
+              </w:pBdr>
+              <w:spacing w:after="100" w:before="100" w:line="240"/>
+              <w:ind w:left="100" w:right="100" w:firstLine="0" w:firstLineChars="0"/>
+            </w:pPr>
+            <w:r xmlns:w="http://schemas.openxmlformats.org/wordprocessingml/2006/main" xmlns:wp="http://schemas.openxmlformats.org/drawingml/2006/wordprocessingDrawing" xmlns:r="http://schemas.openxmlformats.org/officeDocument/2006/relationships" xmlns:w14="http://schemas.microsoft.com/office/word/2010/wordml">
+              <w:rPr>
+                <w:rFonts w:ascii="Calibri" w:hAnsi="Calibri" w:eastAsia="Calibri" w:cs="Calibri"/>
+                <w:i w:val="false"/>
+                <w:b w:val="false"/>
+                <w:u w:val="none"/>
+                <w:sz w:val="18"/>
+                <w:szCs w:val="18"/>
+                <w:color w:val="000000"/>
+              </w:rPr>
+              <w:t xml:space="preserve">206040</w:t>
+            </w:r>
+          </w:p>
+        </w:tc>
+        <w:tc>
+          <w:tcPr>
+            <w:tcBorders>
+              <w:bottom w:val="none" w:sz="0" w:space="0" w:color="000000"/>
+              <w:top w:val="none" w:sz="0" w:space="0" w:color="000000"/>
+              <w:left w:val="none" w:sz="0" w:space="0" w:color="000000"/>
+              <w:right w:val="none" w:sz="0" w:space="0" w:color="000000"/>
+            </w:tcBorders>
+            <w:shd w:val="clear" w:color="auto" w:fill="FFFFFF"/>
+            <w:tcMar>
+              <w:top w:w="0" w:type="dxa"/>
+              <w:bottom w:w="0" w:type="dxa"/>
+              <w:left w:w="0" w:type="dxa"/>
+              <w:right w:w="0" w:type="dxa"/>
+            </w:tcMar>
+            <w:vAlign w:val="center"/>
+          </w:tcPr>
+          <w:p>
+            <w:pPr>
+              <w:pStyle w:val="Normal"/>
+              <w:jc w:val="left"/>
+              <w:pBdr>
+                <w:bottom w:val="none" w:sz="0" w:space="0" w:color="000000"/>
+                <w:top w:val="none" w:sz="0" w:space="0" w:color="000000"/>
+                <w:left w:val="none" w:sz="0" w:space="0" w:color="000000"/>
+                <w:right w:val="none" w:sz="0" w:space="0" w:color="000000"/>
+              </w:pBdr>
+              <w:spacing w:after="100" w:before="100" w:line="240"/>
+              <w:ind w:left="100" w:right="100" w:firstLine="0" w:firstLineChars="0"/>
+            </w:pPr>
+            <w:r xmlns:w="http://schemas.openxmlformats.org/wordprocessingml/2006/main" xmlns:wp="http://schemas.openxmlformats.org/drawingml/2006/wordprocessingDrawing" xmlns:r="http://schemas.openxmlformats.org/officeDocument/2006/relationships" xmlns:w14="http://schemas.microsoft.com/office/word/2010/wordml">
+              <w:rPr>
+                <w:rFonts w:ascii="Calibri" w:hAnsi="Calibri" w:eastAsia="Calibri" w:cs="Calibri"/>
+                <w:i w:val="false"/>
+                <w:b w:val="false"/>
+                <w:u w:val="none"/>
+                <w:sz w:val="18"/>
+                <w:szCs w:val="18"/>
+                <w:color w:val="000000"/>
+              </w:rPr>
+              <w:t xml:space="preserve"/>
+            </w:r>
+          </w:p>
+        </w:tc>
+      </w:tr>
+      <w:tr>
+        <w:trPr>
+          <w:trHeight w:val="360" w:hRule="auto"/>
+        </w:trPr>
+        body16
+        <w:tc>
+          <w:tcPr>
+            <w:tcBorders>
+              <w:bottom w:val="none" w:sz="0" w:space="0" w:color="000000"/>
+              <w:top w:val="none" w:sz="0" w:space="0" w:color="000000"/>
+              <w:left w:val="none" w:sz="0" w:space="0" w:color="000000"/>
+              <w:right w:val="none" w:sz="0" w:space="0" w:color="000000"/>
+            </w:tcBorders>
+            <w:shd w:val="clear" w:color="auto" w:fill="FFFFFF"/>
+            <w:tcMar>
+              <w:top w:w="0" w:type="dxa"/>
+              <w:bottom w:w="0" w:type="dxa"/>
+              <w:left w:w="0" w:type="dxa"/>
+              <w:right w:w="0" w:type="dxa"/>
+            </w:tcMar>
+            <w:vAlign w:val="center"/>
+          </w:tcPr>
+          <w:p>
+            <w:pPr>
+              <w:pStyle w:val="Normal"/>
+              <w:jc w:val="left"/>
+              <w:pBdr>
+                <w:bottom w:val="none" w:sz="0" w:space="0" w:color="000000"/>
+                <w:top w:val="none" w:sz="0" w:space="0" w:color="000000"/>
+                <w:left w:val="none" w:sz="0" w:space="0" w:color="000000"/>
+                <w:right w:val="none" w:sz="0" w:space="0" w:color="000000"/>
+              </w:pBdr>
+              <w:spacing w:after="100" w:before="100" w:line="240"/>
+              <w:ind w:left="100" w:right="100" w:firstLine="0" w:firstLineChars="0"/>
+            </w:pPr>
+            <w:r xmlns:w="http://schemas.openxmlformats.org/wordprocessingml/2006/main" xmlns:wp="http://schemas.openxmlformats.org/drawingml/2006/wordprocessingDrawing" xmlns:r="http://schemas.openxmlformats.org/officeDocument/2006/relationships" xmlns:w14="http://schemas.microsoft.com/office/word/2010/wordml">
+              <w:rPr>
+                <w:rFonts w:ascii="Calibri" w:hAnsi="Calibri" w:eastAsia="Calibri" w:cs="Calibri"/>
+                <w:i w:val="false"/>
+                <w:b w:val="false"/>
+                <w:u w:val="none"/>
+                <w:sz w:val="18"/>
+                <w:szCs w:val="18"/>
+                <w:color w:val="000000"/>
+              </w:rPr>
+              <w:t xml:space="preserve">chemical</w:t>
+            </w:r>
+          </w:p>
+        </w:tc>
+        <w:tc>
+          <w:tcPr>
+            <w:tcBorders>
+              <w:bottom w:val="none" w:sz="0" w:space="0" w:color="000000"/>
+              <w:top w:val="none" w:sz="0" w:space="0" w:color="000000"/>
+              <w:left w:val="none" w:sz="0" w:space="0" w:color="000000"/>
+              <w:right w:val="none" w:sz="0" w:space="0" w:color="000000"/>
+            </w:tcBorders>
+            <w:shd w:val="clear" w:color="auto" w:fill="FFFFFF"/>
+            <w:tcMar>
+              <w:top w:w="0" w:type="dxa"/>
+              <w:bottom w:w="0" w:type="dxa"/>
+              <w:left w:w="0" w:type="dxa"/>
+              <w:right w:w="0" w:type="dxa"/>
+            </w:tcMar>
+            <w:vAlign w:val="center"/>
+          </w:tcPr>
+          <w:p>
+            <w:pPr>
+              <w:pStyle w:val="Normal"/>
+              <w:jc w:val="left"/>
+              <w:pBdr>
+                <w:bottom w:val="none" w:sz="0" w:space="0" w:color="000000"/>
+                <w:top w:val="none" w:sz="0" w:space="0" w:color="000000"/>
+                <w:left w:val="none" w:sz="0" w:space="0" w:color="000000"/>
+                <w:right w:val="none" w:sz="0" w:space="0" w:color="000000"/>
+              </w:pBdr>
+              <w:spacing w:after="100" w:before="100" w:line="240"/>
+              <w:ind w:left="100" w:right="100" w:firstLine="0" w:firstLineChars="0"/>
+            </w:pPr>
+            <w:r xmlns:w="http://schemas.openxmlformats.org/wordprocessingml/2006/main" xmlns:wp="http://schemas.openxmlformats.org/drawingml/2006/wordprocessingDrawing" xmlns:r="http://schemas.openxmlformats.org/officeDocument/2006/relationships" xmlns:w14="http://schemas.microsoft.com/office/word/2010/wordml">
+              <w:rPr>
+                <w:rFonts w:ascii="Calibri" w:hAnsi="Calibri" w:eastAsia="Calibri" w:cs="Calibri"/>
+                <w:i w:val="false"/>
+                <w:b w:val="false"/>
+                <w:u w:val="none"/>
+                <w:sz w:val="18"/>
+                <w:szCs w:val="18"/>
+                <w:color w:val="000000"/>
+              </w:rPr>
+              <w:t xml:space="preserve">AR-C155858</w:t>
+            </w:r>
+          </w:p>
+        </w:tc>
+        <w:tc>
+          <w:tcPr>
+            <w:tcBorders>
+              <w:bottom w:val="none" w:sz="0" w:space="0" w:color="000000"/>
+              <w:top w:val="none" w:sz="0" w:space="0" w:color="000000"/>
+              <w:left w:val="none" w:sz="0" w:space="0" w:color="000000"/>
+              <w:right w:val="none" w:sz="0" w:space="0" w:color="000000"/>
+            </w:tcBorders>
+            <w:shd w:val="clear" w:color="auto" w:fill="FFFFFF"/>
+            <w:tcMar>
+              <w:top w:w="0" w:type="dxa"/>
+              <w:bottom w:w="0" w:type="dxa"/>
+              <w:left w:w="0" w:type="dxa"/>
+              <w:right w:w="0" w:type="dxa"/>
+            </w:tcMar>
+            <w:vAlign w:val="center"/>
+          </w:tcPr>
+          <w:p>
+            <w:pPr>
+              <w:pStyle w:val="Normal"/>
+              <w:jc w:val="left"/>
+              <w:pBdr>
+                <w:bottom w:val="none" w:sz="0" w:space="0" w:color="000000"/>
+                <w:top w:val="none" w:sz="0" w:space="0" w:color="000000"/>
+                <w:left w:val="none" w:sz="0" w:space="0" w:color="000000"/>
+                <w:right w:val="none" w:sz="0" w:space="0" w:color="000000"/>
+              </w:pBdr>
+              <w:spacing w:after="100" w:before="100" w:line="240"/>
+              <w:ind w:left="100" w:right="100" w:firstLine="0" w:firstLineChars="0"/>
+            </w:pPr>
+            <w:r xmlns:w="http://schemas.openxmlformats.org/wordprocessingml/2006/main" xmlns:wp="http://schemas.openxmlformats.org/drawingml/2006/wordprocessingDrawing" xmlns:r="http://schemas.openxmlformats.org/officeDocument/2006/relationships" xmlns:w14="http://schemas.microsoft.com/office/word/2010/wordml">
+              <w:rPr>
+                <w:rFonts w:ascii="Calibri" w:hAnsi="Calibri" w:eastAsia="Calibri" w:cs="Calibri"/>
+                <w:i w:val="false"/>
+                <w:b w:val="false"/>
+                <w:u w:val="none"/>
+                <w:sz w:val="18"/>
+                <w:szCs w:val="18"/>
+                <w:color w:val="000000"/>
+              </w:rPr>
+              <w:t xml:space="preserve">Tocris Bioscience</w:t>
+            </w:r>
+          </w:p>
+        </w:tc>
+        <w:tc>
+          <w:tcPr>
+            <w:tcBorders>
+              <w:bottom w:val="none" w:sz="0" w:space="0" w:color="000000"/>
+              <w:top w:val="none" w:sz="0" w:space="0" w:color="000000"/>
+              <w:left w:val="none" w:sz="0" w:space="0" w:color="000000"/>
+              <w:right w:val="none" w:sz="0" w:space="0" w:color="000000"/>
+            </w:tcBorders>
+            <w:shd w:val="clear" w:color="auto" w:fill="FFFFFF"/>
+            <w:tcMar>
+              <w:top w:w="0" w:type="dxa"/>
+              <w:bottom w:w="0" w:type="dxa"/>
+              <w:left w:w="0" w:type="dxa"/>
+              <w:right w:w="0" w:type="dxa"/>
+            </w:tcMar>
+            <w:vAlign w:val="center"/>
+          </w:tcPr>
+          <w:p>
+            <w:pPr>
+              <w:pStyle w:val="Normal"/>
+              <w:jc w:val="left"/>
+              <w:pBdr>
+                <w:bottom w:val="none" w:sz="0" w:space="0" w:color="000000"/>
+                <w:top w:val="none" w:sz="0" w:space="0" w:color="000000"/>
+                <w:left w:val="none" w:sz="0" w:space="0" w:color="000000"/>
+                <w:right w:val="none" w:sz="0" w:space="0" w:color="000000"/>
+              </w:pBdr>
+              <w:spacing w:after="100" w:before="100" w:line="240"/>
+              <w:ind w:left="100" w:right="100" w:firstLine="0" w:firstLineChars="0"/>
+            </w:pPr>
+            <w:r xmlns:w="http://schemas.openxmlformats.org/wordprocessingml/2006/main" xmlns:wp="http://schemas.openxmlformats.org/drawingml/2006/wordprocessingDrawing" xmlns:r="http://schemas.openxmlformats.org/officeDocument/2006/relationships" xmlns:w14="http://schemas.microsoft.com/office/word/2010/wordml">
+              <w:rPr>
+                <w:rFonts w:ascii="Calibri" w:hAnsi="Calibri" w:eastAsia="Calibri" w:cs="Calibri"/>
+                <w:i w:val="false"/>
+                <w:b w:val="false"/>
+                <w:u w:val="none"/>
+                <w:sz w:val="18"/>
+                <w:szCs w:val="18"/>
+                <w:color w:val="000000"/>
+              </w:rPr>
+              <w:t xml:space="preserve">4960</w:t>
+            </w:r>
+          </w:p>
+        </w:tc>
+        <w:tc>
+          <w:tcPr>
+            <w:tcBorders>
+              <w:bottom w:val="none" w:sz="0" w:space="0" w:color="000000"/>
+              <w:top w:val="none" w:sz="0" w:space="0" w:color="000000"/>
+              <w:left w:val="none" w:sz="0" w:space="0" w:color="000000"/>
+              <w:right w:val="none" w:sz="0" w:space="0" w:color="000000"/>
+            </w:tcBorders>
+            <w:shd w:val="clear" w:color="auto" w:fill="FFFFFF"/>
+            <w:tcMar>
+              <w:top w:w="0" w:type="dxa"/>
+              <w:bottom w:w="0" w:type="dxa"/>
+              <w:left w:w="0" w:type="dxa"/>
+              <w:right w:w="0" w:type="dxa"/>
+            </w:tcMar>
+            <w:vAlign w:val="center"/>
+          </w:tcPr>
+          <w:p>
+            <w:pPr>
+              <w:pStyle w:val="Normal"/>
+              <w:jc w:val="left"/>
+              <w:pBdr>
+                <w:bottom w:val="none" w:sz="0" w:space="0" w:color="000000"/>
+                <w:top w:val="none" w:sz="0" w:space="0" w:color="000000"/>
+                <w:left w:val="none" w:sz="0" w:space="0" w:color="000000"/>
+                <w:right w:val="none" w:sz="0" w:space="0" w:color="000000"/>
+              </w:pBdr>
+              <w:spacing w:after="100" w:before="100" w:line="240"/>
+              <w:ind w:left="100" w:right="100" w:firstLine="0" w:firstLineChars="0"/>
+            </w:pPr>
+            <w:r xmlns:w="http://schemas.openxmlformats.org/wordprocessingml/2006/main" xmlns:wp="http://schemas.openxmlformats.org/drawingml/2006/wordprocessingDrawing" xmlns:r="http://schemas.openxmlformats.org/officeDocument/2006/relationships" xmlns:w14="http://schemas.microsoft.com/office/word/2010/wordml">
+              <w:rPr>
+                <w:rFonts w:ascii="Calibri" w:hAnsi="Calibri" w:eastAsia="Calibri" w:cs="Calibri"/>
+                <w:i w:val="false"/>
+                <w:b w:val="false"/>
+                <w:u w:val="none"/>
+                <w:sz w:val="18"/>
+                <w:szCs w:val="18"/>
+                <w:color w:val="000000"/>
+              </w:rPr>
+              <w:t xml:space="preserve"/>
+            </w:r>
+          </w:p>
+        </w:tc>
+      </w:tr>
+      <w:tr>
+        <w:trPr>
+          <w:trHeight w:val="360" w:hRule="auto"/>
+        </w:trPr>
+        body17
+        <w:tc>
+          <w:tcPr>
+            <w:tcBorders>
+              <w:bottom w:val="single" w:sz="12" w:space="0" w:color="666666"/>
+              <w:top w:val="none" w:sz="0" w:space="0" w:color="000000"/>
+              <w:left w:val="none" w:sz="0" w:space="0" w:color="000000"/>
+              <w:right w:val="none" w:sz="0" w:space="0" w:color="000000"/>
+            </w:tcBorders>
+            <w:shd w:val="clear" w:color="auto" w:fill="FFFFFF"/>
+            <w:tcMar>
+              <w:top w:w="0" w:type="dxa"/>
+              <w:bottom w:w="0" w:type="dxa"/>
+              <w:left w:w="0" w:type="dxa"/>
+              <w:right w:w="0" w:type="dxa"/>
+            </w:tcMar>
+            <w:vAlign w:val="center"/>
+          </w:tcPr>
+          <w:p>
+            <w:pPr>
+              <w:pStyle w:val="Normal"/>
+              <w:jc w:val="left"/>
+              <w:pBdr>
+                <w:bottom w:val="none" w:sz="0" w:space="0" w:color="000000"/>
+                <w:top w:val="none" w:sz="0" w:space="0" w:color="000000"/>
+                <w:left w:val="none" w:sz="0" w:space="0" w:color="000000"/>
+                <w:right w:val="none" w:sz="0" w:space="0" w:color="000000"/>
+              </w:pBdr>
+              <w:spacing w:after="100" w:before="100" w:line="240"/>
+              <w:ind w:left="100" w:right="100" w:firstLine="0" w:firstLineChars="0"/>
+            </w:pPr>
+            <w:r xmlns:w="http://schemas.openxmlformats.org/wordprocessingml/2006/main" xmlns:wp="http://schemas.openxmlformats.org/drawingml/2006/wordprocessingDrawing" xmlns:r="http://schemas.openxmlformats.org/officeDocument/2006/relationships" xmlns:w14="http://schemas.microsoft.com/office/word/2010/wordml">
+              <w:rPr>
+                <w:rFonts w:ascii="Calibri" w:hAnsi="Calibri" w:eastAsia="Calibri" w:cs="Calibri"/>
+                <w:i w:val="false"/>
+                <w:b w:val="false"/>
+                <w:u w:val="none"/>
+                <w:sz w:val="18"/>
+                <w:szCs w:val="18"/>
+                <w:color w:val="000000"/>
+              </w:rPr>
+              <w:t xml:space="preserve">chemical</w:t>
+            </w:r>
+          </w:p>
+        </w:tc>
+        <w:tc>
+          <w:tcPr>
+            <w:tcBorders>
+              <w:bottom w:val="single" w:sz="12" w:space="0" w:color="666666"/>
+              <w:top w:val="none" w:sz="0" w:space="0" w:color="000000"/>
+              <w:left w:val="none" w:sz="0" w:space="0" w:color="000000"/>
+              <w:right w:val="none" w:sz="0" w:space="0" w:color="000000"/>
+            </w:tcBorders>
+            <w:shd w:val="clear" w:color="auto" w:fill="FFFFFF"/>
+            <w:tcMar>
+              <w:top w:w="0" w:type="dxa"/>
+              <w:bottom w:w="0" w:type="dxa"/>
+              <w:left w:w="0" w:type="dxa"/>
+              <w:right w:w="0" w:type="dxa"/>
+            </w:tcMar>
+            <w:vAlign w:val="center"/>
+          </w:tcPr>
+          <w:p>
+            <w:pPr>
+              <w:pStyle w:val="Normal"/>
+              <w:jc w:val="left"/>
+              <w:pBdr>
+                <w:bottom w:val="none" w:sz="0" w:space="0" w:color="000000"/>
+                <w:top w:val="none" w:sz="0" w:space="0" w:color="000000"/>
+                <w:left w:val="none" w:sz="0" w:space="0" w:color="000000"/>
+                <w:right w:val="none" w:sz="0" w:space="0" w:color="000000"/>
+              </w:pBdr>
+              <w:spacing w:after="100" w:before="100" w:line="240"/>
+              <w:ind w:left="100" w:right="100" w:firstLine="0" w:firstLineChars="0"/>
+            </w:pPr>
+            <w:r xmlns:w="http://schemas.openxmlformats.org/wordprocessingml/2006/main" xmlns:wp="http://schemas.openxmlformats.org/drawingml/2006/wordprocessingDrawing" xmlns:r="http://schemas.openxmlformats.org/officeDocument/2006/relationships" xmlns:w14="http://schemas.microsoft.com/office/word/2010/wordml">
+              <w:rPr>
+                <w:rFonts w:ascii="Calibri" w:hAnsi="Calibri" w:eastAsia="Calibri" w:cs="Calibri"/>
+                <w:i w:val="false"/>
+                <w:b w:val="false"/>
+                <w:u w:val="none"/>
+                <w:sz w:val="18"/>
+                <w:szCs w:val="18"/>
+                <w:color w:val="000000"/>
+              </w:rPr>
+              <w:t xml:space="preserve">VB124</w:t>
+            </w:r>
+          </w:p>
+        </w:tc>
+        <w:tc>
+          <w:tcPr>
+            <w:tcBorders>
+              <w:bottom w:val="single" w:sz="12" w:space="0" w:color="666666"/>
+              <w:top w:val="none" w:sz="0" w:space="0" w:color="000000"/>
+              <w:left w:val="none" w:sz="0" w:space="0" w:color="000000"/>
+              <w:right w:val="none" w:sz="0" w:space="0" w:color="000000"/>
+            </w:tcBorders>
+            <w:shd w:val="clear" w:color="auto" w:fill="FFFFFF"/>
+            <w:tcMar>
+              <w:top w:w="0" w:type="dxa"/>
+              <w:bottom w:w="0" w:type="dxa"/>
+              <w:left w:w="0" w:type="dxa"/>
+              <w:right w:w="0" w:type="dxa"/>
+            </w:tcMar>
+            <w:vAlign w:val="center"/>
+          </w:tcPr>
+          <w:p>
+            <w:pPr>
+              <w:pStyle w:val="Normal"/>
+              <w:jc w:val="left"/>
+              <w:pBdr>
+                <w:bottom w:val="none" w:sz="0" w:space="0" w:color="000000"/>
+                <w:top w:val="none" w:sz="0" w:space="0" w:color="000000"/>
+                <w:left w:val="none" w:sz="0" w:space="0" w:color="000000"/>
+                <w:right w:val="none" w:sz="0" w:space="0" w:color="000000"/>
+              </w:pBdr>
+              <w:spacing w:after="100" w:before="100" w:line="240"/>
+              <w:ind w:left="100" w:right="100" w:firstLine="0" w:firstLineChars="0"/>
+            </w:pPr>
+            <w:r xmlns:w="http://schemas.openxmlformats.org/wordprocessingml/2006/main" xmlns:wp="http://schemas.openxmlformats.org/drawingml/2006/wordprocessingDrawing" xmlns:r="http://schemas.openxmlformats.org/officeDocument/2006/relationships" xmlns:w14="http://schemas.microsoft.com/office/word/2010/wordml">
+              <w:rPr>
+                <w:rFonts w:ascii="Calibri" w:hAnsi="Calibri" w:eastAsia="Calibri" w:cs="Calibri"/>
+                <w:i w:val="false"/>
+                <w:b w:val="false"/>
+                <w:u w:val="none"/>
+                <w:sz w:val="18"/>
+                <w:szCs w:val="18"/>
+                <w:color w:val="000000"/>
+              </w:rPr>
+              <w:t xml:space="preserve">Vettore</w:t>
+            </w:r>
+          </w:p>
+        </w:tc>
+        <w:tc>
+          <w:tcPr>
+            <w:tcBorders>
+              <w:bottom w:val="single" w:sz="12" w:space="0" w:color="666666"/>
+              <w:top w:val="none" w:sz="0" w:space="0" w:color="000000"/>
+              <w:left w:val="none" w:sz="0" w:space="0" w:color="000000"/>
+              <w:right w:val="none" w:sz="0" w:space="0" w:color="000000"/>
+            </w:tcBorders>
+            <w:shd w:val="clear" w:color="auto" w:fill="FFFFFF"/>
+            <w:tcMar>
+              <w:top w:w="0" w:type="dxa"/>
+              <w:bottom w:w="0" w:type="dxa"/>
+              <w:left w:w="0" w:type="dxa"/>
+              <w:right w:w="0" w:type="dxa"/>
+            </w:tcMar>
+            <w:vAlign w:val="center"/>
+          </w:tcPr>
+          <w:p>
+            <w:pPr>
+              <w:pStyle w:val="Normal"/>
+              <w:jc w:val="left"/>
+              <w:pBdr>
+                <w:bottom w:val="none" w:sz="0" w:space="0" w:color="000000"/>
+                <w:top w:val="none" w:sz="0" w:space="0" w:color="000000"/>
+                <w:left w:val="none" w:sz="0" w:space="0" w:color="000000"/>
+                <w:right w:val="none" w:sz="0" w:space="0" w:color="000000"/>
+              </w:pBdr>
+              <w:spacing w:after="100" w:before="100" w:line="240"/>
+              <w:ind w:left="100" w:right="100" w:firstLine="0" w:firstLineChars="0"/>
+            </w:pPr>
+            <w:r xmlns:w="http://schemas.openxmlformats.org/wordprocessingml/2006/main" xmlns:wp="http://schemas.openxmlformats.org/drawingml/2006/wordprocessingDrawing" xmlns:r="http://schemas.openxmlformats.org/officeDocument/2006/relationships" xmlns:w14="http://schemas.microsoft.com/office/word/2010/wordml">
+              <w:rPr>
+                <w:rFonts w:ascii="Calibri" w:hAnsi="Calibri" w:eastAsia="Calibri" w:cs="Calibri"/>
+                <w:i w:val="false"/>
+                <w:b w:val="false"/>
+                <w:u w:val="none"/>
+                <w:sz w:val="18"/>
+                <w:szCs w:val="18"/>
+                <w:color w:val="000000"/>
+              </w:rPr>
+              <w:t xml:space="preserve"/>
+            </w:r>
+          </w:p>
+        </w:tc>
+        <w:tc>
+          <w:tcPr>
+            <w:tcBorders>
+              <w:bottom w:val="single" w:sz="12" w:space="0" w:color="666666"/>
+              <w:top w:val="none" w:sz="0" w:space="0" w:color="000000"/>
+              <w:left w:val="none" w:sz="0" w:space="0" w:color="000000"/>
+              <w:right w:val="none" w:sz="0" w:space="0" w:color="000000"/>
+            </w:tcBorders>
+            <w:shd w:val="clear" w:color="auto" w:fill="FFFFFF"/>
+            <w:tcMar>
+              <w:top w:w="0" w:type="dxa"/>
+              <w:bottom w:w="0" w:type="dxa"/>
+              <w:left w:w="0" w:type="dxa"/>
+              <w:right w:w="0" w:type="dxa"/>
+            </w:tcMar>
+            <w:vAlign w:val="center"/>
+          </w:tcPr>
+          <w:p>
+            <w:pPr>
+              <w:pStyle w:val="Normal"/>
+              <w:jc w:val="left"/>
+              <w:pBdr>
+                <w:bottom w:val="none" w:sz="0" w:space="0" w:color="000000"/>
+                <w:top w:val="none" w:sz="0" w:space="0" w:color="000000"/>
+                <w:left w:val="none" w:sz="0" w:space="0" w:color="000000"/>
+                <w:right w:val="none" w:sz="0" w:space="0" w:color="000000"/>
+              </w:pBdr>
+              <w:spacing w:after="100" w:before="100" w:line="240"/>
+              <w:ind w:left="100" w:right="100" w:firstLine="0" w:firstLineChars="0"/>
+            </w:pPr>
+            <w:r xmlns:w="http://schemas.openxmlformats.org/wordprocessingml/2006/main" xmlns:wp="http://schemas.openxmlformats.org/drawingml/2006/wordprocessingDrawing" xmlns:r="http://schemas.openxmlformats.org/officeDocument/2006/relationships" xmlns:w14="http://schemas.microsoft.com/office/word/2010/wordml">
+              <w:rPr>
+                <w:rFonts w:ascii="Calibri" w:hAnsi="Calibri" w:eastAsia="Calibri" w:cs="Calibri"/>
+                <w:i w:val="false"/>
+                <w:b w:val="false"/>
+                <w:u w:val="none"/>
+                <w:sz w:val="18"/>
+                <w:szCs w:val="18"/>
+                <w:color w:val="000000"/>
+              </w:rPr>
+              <w:t xml:space="preserve"/>
+            </w:r>
+          </w:p>
+        </w:tc>
+      </w:tr>
+    </w:tbl>
+    <w:p>
+      <w:r>
+        <w:br w:type="page"/>
+      </w:r>
+    </w:p>
+    <w:bookmarkEnd w:id="21"/>
+    <w:bookmarkStart w:id="22" w:name="chemicals"/>
+    <w:p>
+      <w:pPr>
+        <w:pStyle w:val="Heading2"/>
+      </w:pPr>
+      <w:r>
+        <w:t xml:space="preserve">Chemicals</w:t>
+      </w:r>
+    </w:p>
+    <w:p>
+      <w:pPr>
+        <w:pStyle w:val="FirstParagraph"/>
+      </w:pPr>
+      <w:r>
+        <w:t xml:space="preserve">Recombinant human TGF-β1 was purchased commercially , dissolved in 10 mM citric acid, pH 3.0, filtered, and diluted to 10 μg/mL in PBS with 0.1% BSA prior to aliquoting and storing at -80 °C. AZD3965 (100 nM; Medkoo) and AR-C155858 (200 nM; Tocris) were purchased from commercial vendors. VB124 (10 μM) was a gift from Vettore, LLC. The drugs were prepared in DMSO and used at the indicated doses unless otherwise indicated. These doses were chosen based on prior reports and their target affinities.</w:t>
+      </w:r>
+    </w:p>
+    <w:bookmarkEnd w:id="22"/>
+    <w:bookmarkStart w:id="23" w:name="human-lung-tissue-and-fibroblasts"/>
+    <w:p>
+      <w:pPr>
+        <w:pStyle w:val="Heading2"/>
+      </w:pPr>
+      <w:r>
+        <w:t xml:space="preserve">Human lung tissue and fibroblasts</w:t>
+      </w:r>
+    </w:p>
+    <w:p>
+      <w:pPr>
+        <w:pStyle w:val="FirstParagraph"/>
+      </w:pPr>
+      <w:r>
+        <w:t xml:space="preserve">Human IPF lung samples were obtained at the time of lung transplant. Control samples were prepared from non-fibrotic and unaffected border regions of lung nodule biopsy specimens or from failed donor controls. To isolate human lung fibroblasts, lung tissue was minced, digested with liberase and DNase, and passed through a sterile 70 μm filter. The filtrate was centrifuged at 300 ×</w:t>
+      </w:r>
+      <w:r>
+        <w:rPr>
+          <w:iCs/>
+          <w:i/>
+        </w:rPr>
+        <w:t xml:space="preserve">g</w:t>
+      </w:r>
+      <w:r>
+        <w:t xml:space="preserve"> </w:t>
+      </w:r>
+      <w:r>
+        <w:t xml:space="preserve">and washed once with RPMI medium (Lonza). Cells were plated in DMEM (Lonza) supplemented with 10% FBS, penicillin, and streptomycin. After two passages, medium was changed to FGM-2 (Lonza).</w:t>
+      </w:r>
+    </w:p>
+    <w:bookmarkEnd w:id="23"/>
+    <w:bookmarkStart w:id="24" w:name="bleomycin-model"/>
+    <w:p>
+      <w:pPr>
+        <w:pStyle w:val="Heading2"/>
+      </w:pPr>
+      <w:r>
+        <w:t xml:space="preserve">Bleomycin model</w:t>
+      </w:r>
+    </w:p>
+    <w:p>
+      <w:pPr>
+        <w:pStyle w:val="FirstParagraph"/>
+      </w:pPr>
+      <w:r>
+        <w:t xml:space="preserve">C57Bl6/N mice aged 10-12 weeks were anesthetized with ketamine (90 mg/kg) and xylazine (5 mg/kg) and administered 1.2 U/kg bleomycin in PBS (Fresenius Kabi) intratracheally. Control animals received an equivalent volume of PBS. For drug treatments, AZD3965 (100 mg/kg twice daily) and VB124 (30 mg/kg daily) were prepared in 0.5% methylcellulose and 0.1% Tween-20 with sonication and administered by oral gavage every day beginning on day 7 following bleomycin. Control animals received vehicle alone twice daily. After 21 d, lung function measurements were performed. Animals were euthanized and plasma samples were obtained by right ventricular puncture and collected in EDTA-coated tubes. The lungs were dissected and perfused with PBS. The right lung was isolated while the left lung was inflated to 20 cmH</w:t>
+      </w:r>
+      <w:r>
+        <w:rPr>
+          <w:vertAlign w:val="subscript"/>
+        </w:rPr>
+        <w:t xml:space="preserve">2</w:t>
+      </w:r>
+      <w:r>
+        <w:t xml:space="preserve">O prior to fixation. The right lungs were snap frozen.</w:t>
+      </w:r>
+    </w:p>
+    <w:p>
+      <w:pPr>
+        <w:pStyle w:val="BodyText"/>
+      </w:pPr>
+      <w:r>
+        <w:t xml:space="preserve">Lung physiology measurements were performed as previously described</w:t>
+      </w:r>
+      <w:r>
+        <w:t xml:space="preserve"> </w:t>
+      </w:r>
+      <w:r>
+        <w:rPr>
+          <w:iCs/>
+          <w:i/>
+        </w:rPr>
+        <w:t xml:space="preserve">(1)</w:t>
+      </w:r>
+      <w:r>
+        <w:t xml:space="preserve">. Briefly, animals were anesthetized with pentobarbital (100 μg/g; Covetrus, Portland, ME) and tracheally cannulated for pulmonary function measurements using a flexiVent (SCIREQ). Animals were ventilated for 3-5 min with 150 breaths per minute at 10 mL/kg and 3 cmH</w:t>
+      </w:r>
+      <w:r>
+        <w:rPr>
+          <w:vertAlign w:val="subscript"/>
+        </w:rPr>
+        <w:t xml:space="preserve">2</w:t>
+      </w:r>
+      <w:r>
+        <w:t xml:space="preserve">O positive end-expiratory pressure. After two total lung capacity maneuvers to prevent atelectasis and standardize volume history, respiratory elastance was measured using two Prime-8 maneuvers; values reported are the average of these two maneuvers. A pressure-volume loop was then generated, and static compliance was calculated using the Salazar-Knowles equation.</w:t>
+      </w:r>
+    </w:p>
+    <w:p>
+      <w:pPr>
+        <w:pStyle w:val="BodyText"/>
+      </w:pPr>
+      <w:r>
+        <w:t xml:space="preserve">Histologic fibrosis severity was assessed by Ashcroft scoring of trichrome-stained lung sections in a blinded fashion by an experienced lung pathologist</w:t>
+      </w:r>
+      <w:r>
+        <w:t xml:space="preserve"> </w:t>
+      </w:r>
+      <w:r>
+        <w:rPr>
+          <w:iCs/>
+          <w:i/>
+        </w:rPr>
+        <w:t xml:space="preserve">(2)</w:t>
+      </w:r>
+      <w:r>
+        <w:t xml:space="preserve">. The average of twenty 10× fields is reported for each animal.</w:t>
+      </w:r>
+    </w:p>
+    <w:p>
+      <w:pPr>
+        <w:pStyle w:val="BodyText"/>
+      </w:pPr>
+      <w:r>
+        <w:t xml:space="preserve">Lung hydroxyproline content was determined as described previously</w:t>
+      </w:r>
+      <w:r>
+        <w:t xml:space="preserve"> </w:t>
+      </w:r>
+      <w:r>
+        <w:rPr>
+          <w:iCs/>
+          <w:i/>
+        </w:rPr>
+        <w:t xml:space="preserve">(3)</w:t>
+      </w:r>
+      <w:r>
+        <w:t xml:space="preserve">. The four lobes of the R lung were homogenized in PBS with Halt protease inhibitors (Thermo) and hydrolyzed in 6 N HCl at 120 °C for 12 h, with an aliquot added to 1.4% chloramine-T, 10% 1-propanol, and 0.5 M sodium acetate, pH 6.0. After incubating 20 min at room temperature, 1 ml of Ehrlich’s solution (1 M p-value-dimethylaminobenzaldehyde in 70% 1-propanol and 20% perchloric acid) was added. Samples were incubated at 65 °C for 15 minutes. Absorbance was measured at 550 nm and hydroxyproline content was interpolated from a standard curve.</w:t>
+      </w:r>
+    </w:p>
+    <w:bookmarkEnd w:id="24"/>
+    <w:bookmarkStart w:id="25" w:name="myofibroblast-differentiation-in-vitro"/>
+    <w:p>
+      <w:pPr>
+        <w:pStyle w:val="Heading2"/>
+      </w:pPr>
+      <w:r>
+        <w:t xml:space="preserve">Myofibroblast differentiation</w:t>
+      </w:r>
+      <w:r>
+        <w:t xml:space="preserve"> </w:t>
+      </w:r>
+      <w:r>
+        <w:rPr>
+          <w:iCs/>
+          <w:i/>
+        </w:rPr>
+        <w:t xml:space="preserve">in vitro</w:t>
+      </w:r>
+    </w:p>
+    <w:p>
+      <w:pPr>
+        <w:pStyle w:val="FirstParagraph"/>
+      </w:pPr>
+      <w:r>
+        <w:t xml:space="preserve">Normal lung fibroblasts were purchased commercially (Lonza). All fibroblasts were cultured in FGM-2 medium (Lonza). Passages 3-8 were used for experiments. Myofibroblast differentiation was induced</w:t>
+      </w:r>
+      <w:r>
+        <w:t xml:space="preserve"> </w:t>
+      </w:r>
+      <w:r>
+        <w:rPr>
+          <w:iCs/>
+          <w:i/>
+        </w:rPr>
+        <w:t xml:space="preserve">in vitro</w:t>
+      </w:r>
+      <w:r>
+        <w:t xml:space="preserve"> </w:t>
+      </w:r>
+      <w:r>
+        <w:t xml:space="preserve">using recombinant human TGF-β1 (2 ng/mL) (Peprotech) for 48 h following 24 h serum starvation unless otherwise indicated.</w:t>
+      </w:r>
+    </w:p>
+    <w:bookmarkEnd w:id="25"/>
+    <w:bookmarkStart w:id="26" w:name="isotope-labeling"/>
+    <w:p>
+      <w:pPr>
+        <w:pStyle w:val="Heading2"/>
+      </w:pPr>
+      <w:r>
+        <w:t xml:space="preserve">Isotope labeling</w:t>
+      </w:r>
+    </w:p>
+    <w:p>
+      <w:pPr>
+        <w:pStyle w:val="FirstParagraph"/>
+      </w:pPr>
+      <w:r>
+        <w:t xml:space="preserve">Cells were seeded and serum starved in MCDB131 medium lacking glucose, glutamine, and phenol red (genDEPOT) which was supplemented with naturally labeled glucose (8 mM), glutamine (1 mM), and lactate (2 mM) (</w:t>
+      </w:r>
+      <w:r>
+        <w:t xml:space="preserve">“</w:t>
+      </w:r>
+      <w:r>
+        <w:t xml:space="preserve">light</w:t>
+      </w:r>
+      <w:r>
+        <w:t xml:space="preserve">”</w:t>
+      </w:r>
+      <w:r>
+        <w:t xml:space="preserve"> </w:t>
+      </w:r>
+      <w:r>
+        <w:t xml:space="preserve">labeling medium). The concentrations of glucose and glutamine match the concentrations of these substrates determined in standard (FGM-2) growth medium. After 24 h, cells were washed with PBS and the medium was changed to</w:t>
+      </w:r>
+      <w:r>
+        <w:t xml:space="preserve"> </w:t>
+      </w:r>
+      <w:r>
+        <w:t xml:space="preserve">“</w:t>
+      </w:r>
+      <w:r>
+        <w:t xml:space="preserve">heavy</w:t>
+      </w:r>
+      <w:r>
+        <w:t xml:space="preserve">”</w:t>
+      </w:r>
+      <w:r>
+        <w:t xml:space="preserve"> </w:t>
+      </w:r>
+      <w:r>
+        <w:t xml:space="preserve">labeling medium containing [1,2-</w:t>
+      </w:r>
+      <w:r>
+        <w:rPr>
+          <w:vertAlign w:val="superscript"/>
+        </w:rPr>
+        <w:t xml:space="preserve">13</w:t>
+      </w:r>
+      <w:r>
+        <w:t xml:space="preserve">C</w:t>
+      </w:r>
+      <w:r>
+        <w:rPr>
+          <w:vertAlign w:val="subscript"/>
+        </w:rPr>
+        <w:t xml:space="preserve">2</w:t>
+      </w:r>
+      <w:r>
+        <w:t xml:space="preserve">]-glucose, [U-</w:t>
+      </w:r>
+      <w:r>
+        <w:rPr>
+          <w:vertAlign w:val="superscript"/>
+        </w:rPr>
+        <w:t xml:space="preserve">13</w:t>
+      </w:r>
+      <w:r>
+        <w:t xml:space="preserve">C</w:t>
+      </w:r>
+      <w:r>
+        <w:rPr>
+          <w:vertAlign w:val="subscript"/>
+        </w:rPr>
+        <w:t xml:space="preserve">6</w:t>
+      </w:r>
+      <w:r>
+        <w:t xml:space="preserve">]-glucose, [U-</w:t>
+      </w:r>
+      <w:r>
+        <w:rPr>
+          <w:vertAlign w:val="superscript"/>
+        </w:rPr>
+        <w:t xml:space="preserve">13</w:t>
+      </w:r>
+      <w:r>
+        <w:t xml:space="preserve">C</w:t>
+      </w:r>
+      <w:r>
+        <w:rPr>
+          <w:vertAlign w:val="subscript"/>
+        </w:rPr>
+        <w:t xml:space="preserve">5</w:t>
+      </w:r>
+      <w:r>
+        <w:t xml:space="preserve">]-glutamine, or [U-</w:t>
+      </w:r>
+      <w:r>
+        <w:rPr>
+          <w:vertAlign w:val="superscript"/>
+        </w:rPr>
+        <w:t xml:space="preserve">13</w:t>
+      </w:r>
+      <w:r>
+        <w:t xml:space="preserve">C</w:t>
+      </w:r>
+      <w:r>
+        <w:rPr>
+          <w:vertAlign w:val="subscript"/>
+        </w:rPr>
+        <w:t xml:space="preserve">2</w:t>
+      </w:r>
+      <w:r>
+        <w:t xml:space="preserve">]-lactate (Cambridge Isotope Labs) along with TGFβ and MCT inhibitors for 48 h. Cell lysates were prepared for metabolomics as described below.</w:t>
+      </w:r>
+    </w:p>
+    <w:bookmarkEnd w:id="26"/>
+    <w:bookmarkStart w:id="27" w:name="immunoblotting"/>
+    <w:p>
+      <w:pPr>
+        <w:pStyle w:val="Heading2"/>
+      </w:pPr>
+      <w:r>
+        <w:t xml:space="preserve">Immunoblotting</w:t>
+      </w:r>
+    </w:p>
+    <w:p>
+      <w:pPr>
+        <w:pStyle w:val="FirstParagraph"/>
+      </w:pPr>
+      <w:r>
+        <w:t xml:space="preserve">Human and mouse lung samples were mechanically homogenized in RIPA lysis buffer containing Halt Protease Inhibitor Cocktail (Thermo). Cells were washed with one volume of PBS and collected by scraping in PBS. Cell suspensions were centrifuged at 5,000 ×</w:t>
+      </w:r>
+      <w:r>
+        <w:rPr>
+          <w:iCs/>
+          <w:i/>
+        </w:rPr>
+        <w:t xml:space="preserve">g</w:t>
+      </w:r>
+      <w:r>
+        <w:t xml:space="preserve"> </w:t>
+      </w:r>
+      <w:r>
+        <w:t xml:space="preserve">for 5 min at 4 °C. Pellets were lysed in buffer containing Tris 10 mM, pH 7.4, NaCl 150 mM, EDTA 1 mM, EGTA 1 mM, Triton X-100 1% v/v, NP-40 0.5% v/v, and protease inhibitors. Protein concentrations were determined by BCA Protein Assay (Thermo). Lysates were normalized for protein concentration and subjected to SDS-PAGE separation on stain-free tris-glycine gels (Bio-Rad), cross-linked and imaged with the Chemidoc system (Bio-Rad), transferred to PVDF membranes with the Trans-Blot Turbo transfer system (Bio-Rad), imaged, blocked in 5% blocking buffer (Bio-Rad), blotted in primary and secondary antibodies, and developed using WesternBright ECL (Advansta). Band signal intensity was normalized to total protein per lane as determined from the stain-free gel or membrane images using Image Lab software (Bio-Rad).</w:t>
+      </w:r>
+    </w:p>
+    <w:bookmarkEnd w:id="27"/>
+    <w:bookmarkStart w:id="28" w:name="rna-interference"/>
+    <w:p>
+      <w:pPr>
+        <w:pStyle w:val="Heading2"/>
+      </w:pPr>
+      <w:r>
+        <w:t xml:space="preserve">RNA interference</w:t>
+      </w:r>
+    </w:p>
+    <w:p>
+      <w:pPr>
+        <w:pStyle w:val="FirstParagraph"/>
+      </w:pPr>
+      <w:r>
+        <w:t xml:space="preserve">Lung fibroblasts were reverse transfected with ON-TARGETplus SMARTpool siRNA (Dharmacon) targeting MCT1 or MCT4 using Lipofectamine RNAiMAX (Thermo). A non-targeting siRNA pool was used a transfection control (Dharmacon). For combined siMCT1 and siMCT4 treatment, the total siRNA dose was kept constant. After 24 h, cells were serum starved for an additional 24 h prior to treatment with TGFβ.</w:t>
+      </w:r>
+    </w:p>
+    <w:bookmarkEnd w:id="28"/>
+    <w:bookmarkStart w:id="29" w:name="gel-contraction-assay"/>
+    <w:p>
+      <w:pPr>
+        <w:pStyle w:val="Heading2"/>
+      </w:pPr>
+      <w:r>
+        <w:t xml:space="preserve">Gel contraction assay</w:t>
+      </w:r>
+    </w:p>
+    <w:p>
+      <w:pPr>
+        <w:pStyle w:val="FirstParagraph"/>
+      </w:pPr>
+      <w:r>
+        <w:t xml:space="preserve">Lung fibroblasts in FBM and neutralized collagen solution (TeloCol-3, Advanced Biomatrix) were combined 1:2 to yield 100,000 cells/mL and 1.8 mg/mL collagen. This solution was added to 24-well plates (0.5 mL) and allowed to harden for 10 min at 37 °C prior to the addition of 1 mL FBM. Cells were serum starved overnight prior to releasing the gels and treating them with TGFβ and MCT inhibitors in triplicate. Images were acquired after 24 and 48 h using a ChemiDoc imager (Bio-Rad). Gel areas were measured using Image Lab software (Bio-Rad). Data are expressed as the ratio of TGFβ-treated gel area to control gel area.</w:t>
+      </w:r>
+    </w:p>
+    <w:bookmarkEnd w:id="29"/>
+    <w:bookmarkStart w:id="30" w:name="cell-count"/>
+    <w:p>
+      <w:pPr>
+        <w:pStyle w:val="Heading2"/>
+      </w:pPr>
+      <w:r>
+        <w:t xml:space="preserve">Cell count</w:t>
+      </w:r>
+    </w:p>
+    <w:p>
+      <w:pPr>
+        <w:pStyle w:val="FirstParagraph"/>
+      </w:pPr>
+      <w:r>
+        <w:t xml:space="preserve">Cell counts were estimated from total DNA quantified using the Quant-iT PicoGreen dsDNA Assay Kit (Thermo) as described previously</w:t>
+      </w:r>
+      <w:r>
+        <w:t xml:space="preserve"> </w:t>
+      </w:r>
+      <w:r>
+        <w:rPr>
+          <w:iCs/>
+          <w:i/>
+        </w:rPr>
+        <w:t xml:space="preserve">(4)</w:t>
+      </w:r>
+      <w:r>
+        <w:t xml:space="preserve">.</w:t>
+      </w:r>
+    </w:p>
+    <w:bookmarkEnd w:id="30"/>
+    <w:bookmarkStart w:id="31" w:name="lactate-assay"/>
+    <w:p>
+      <w:pPr>
+        <w:pStyle w:val="Heading2"/>
+      </w:pPr>
+      <w:r>
+        <w:t xml:space="preserve">Lactate assay</w:t>
+      </w:r>
+    </w:p>
+    <w:p>
+      <w:pPr>
+        <w:pStyle w:val="FirstParagraph"/>
+      </w:pPr>
+      <w:r>
+        <w:t xml:space="preserve">Lactate was determined using an enzymatic cycling assay resulting in the reduction of resazurin to the fluorescent chemical resorufin. Medium samples were diluted 1:10 in PBS. Samples were combined with a solution of diaphorase (125 mU), lactate dehydrogenase, NAD (250 μM), and resazurin (25 μM) in Tris buffer (100 mM, pH 8.5) then incubated for 30 min at room temperature. Resorufin fluorescence was measured using a SpectraMax i3x microplate reader (Molecular Devices) and lactate concentration was interpolated from a standard curve. Data were normalized to estimated cell count.</w:t>
+      </w:r>
+    </w:p>
+    <w:bookmarkEnd w:id="31"/>
+    <w:bookmarkStart w:id="32" w:name="glucose-assay"/>
+    <w:p>
+      <w:pPr>
+        <w:pStyle w:val="Heading2"/>
+      </w:pPr>
+      <w:r>
+        <w:t xml:space="preserve">Glucose assay</w:t>
+      </w:r>
+    </w:p>
+    <w:p>
+      <w:pPr>
+        <w:pStyle w:val="FirstParagraph"/>
+      </w:pPr>
+      <w:r>
+        <w:t xml:space="preserve">Medium samples were diluted 10-fold in PBS. Glucose concentration was determined using the Glucose Colorimetric Assay Kit (Cayman) according to the manufacturer’s protocol. Standards were prepared in PBS.</w:t>
+      </w:r>
+    </w:p>
+    <w:bookmarkEnd w:id="32"/>
+    <w:bookmarkStart w:id="33" w:name="seahorse-assays"/>
+    <w:p>
+      <w:pPr>
+        <w:pStyle w:val="Heading2"/>
+      </w:pPr>
+      <w:r>
+        <w:t xml:space="preserve">Seahorse assays</w:t>
+      </w:r>
+    </w:p>
+    <w:p>
+      <w:pPr>
+        <w:pStyle w:val="FirstParagraph"/>
+      </w:pPr>
+      <w:r>
+        <w:t xml:space="preserve">Lung fibroblasts were seeded in Seahorse assay plates at a density of 20,000 cells per well. On the following day, the cells were serum starved for 24 h prior to treatment with TGFβ and MCT inhibitors for 48 h. On the day of the assay, the medium was exchanged to Seahorse DMEM without phenol red supplemented with 5 mM HEPES, 10 mM glucose, 2 mM glutamine, and 1 mM pyruvate. OCR and extracellular acidification rates (ECAR) were measured at baseline and following the sequential injections of oligomycin (1 μM final), FCCP (2 μM final), and rotenone plus antimycin A (0.5 μM final each) using an XFe24 bioanalyzer (Agilent). At the end of the assay, cells were stained for 30 min with the fluorescent dye Nuclear Green LCS1 (10 μM; Abcam). Stained cells were quantified using a SpectraMax MiniMax 300 Imaging Cytometer (Molecular Devices) and these cell counts were used to normalize the rate data. Proton efflux rate (PER) was calculated from the ECAR and buffer capacity of the medium. PER from glycolysis was determined by subtracting the contribution of oxidative phosphorylation to total PER using the empirically measured CO</w:t>
+      </w:r>
+      <w:r>
+        <w:rPr>
+          <w:vertAlign w:val="subscript"/>
+        </w:rPr>
+        <w:t xml:space="preserve">2</w:t>
+      </w:r>
+      <w:r>
+        <w:t xml:space="preserve"> </w:t>
+      </w:r>
+      <w:r>
+        <w:t xml:space="preserve">correction factor of 0.41. ATP from glycolysis was assumed to be equal to basal glycolytic PER. ATP from oxidative phosphorylation was assumed to be 2 × 2.75 × oligomycin-sensitive OCR</w:t>
+      </w:r>
+      <w:r>
+        <w:t xml:space="preserve"> </w:t>
+      </w:r>
+      <w:r>
+        <w:rPr>
+          <w:iCs/>
+          <w:i/>
+        </w:rPr>
+        <w:t xml:space="preserve">(5)</w:t>
+      </w:r>
+      <w:r>
+        <w:t xml:space="preserve">.</w:t>
+      </w:r>
+    </w:p>
+    <w:bookmarkEnd w:id="33"/>
+    <w:bookmarkStart w:id="38" w:name="metabolomics"/>
+    <w:p>
+      <w:pPr>
+        <w:pStyle w:val="Heading2"/>
+      </w:pPr>
+      <w:r>
+        <w:t xml:space="preserve">Metabolomics</w:t>
+      </w:r>
+    </w:p>
+    <w:p>
+      <w:pPr>
+        <w:pStyle w:val="FirstParagraph"/>
+      </w:pPr>
+      <w:r>
+        <w:t xml:space="preserve">Metabolomics data acquisition and analysis were performed as described previously</w:t>
+      </w:r>
+      <w:r>
+        <w:t xml:space="preserve"> </w:t>
+      </w:r>
+      <w:r>
+        <w:rPr>
+          <w:iCs/>
+          <w:i/>
+        </w:rPr>
+        <w:t xml:space="preserve">(4)</w:t>
+      </w:r>
+      <w:r>
+        <w:t xml:space="preserve">.</w:t>
+      </w:r>
+    </w:p>
+    <w:bookmarkStart w:id="34" w:name="metabolite-extraction"/>
+    <w:p>
+      <w:pPr>
+        <w:pStyle w:val="Heading3"/>
+      </w:pPr>
+      <w:r>
+        <w:t xml:space="preserve">Metabolite extraction</w:t>
+      </w:r>
+    </w:p>
+    <w:p>
+      <w:pPr>
+        <w:pStyle w:val="FirstParagraph"/>
+      </w:pPr>
+      <w:r>
+        <w:t xml:space="preserve">Extracellular metabolites were obtained by mixing conditioned medium 1:4 with 100% MeOH precooled to -80 °C. Intracellular metabolites were obtained after washing cells with 2 volumes of ice-cold PBS and floating on liquid nitrogen. Plates were stored at -80 °C until extraction. Metabolites were extracted with 1 mL 80% MeOH pre-cooled to -80 °C. Mouse plasma and lung homogenates were mixed 1:4 with 100% MeOH precooled to -80 °C. Samples were extracted at -80 °C for 4 h. Insoluble material from these samples was removed by centrifugation at 21,000 ×</w:t>
+      </w:r>
+      <w:r>
+        <w:rPr>
+          <w:iCs/>
+          <w:i/>
+        </w:rPr>
+        <w:t xml:space="preserve">g</w:t>
+      </w:r>
+      <w:r>
+        <w:t xml:space="preserve"> </w:t>
+      </w:r>
+      <w:r>
+        <w:t xml:space="preserve">for 15 min at 4 °C. The supernatant was evaporated to dryness at 42 °C using a SpeedVac concentrator (Thermo Savant). Samples were resuspended in 35 μL 20 mM ammonium phosphate in LC-MS-grade water prior to analysis.</w:t>
+      </w:r>
+    </w:p>
+    <w:bookmarkEnd w:id="34"/>
+    <w:bookmarkStart w:id="35" w:name="acquisition-parameters"/>
+    <w:p>
+      <w:pPr>
+        <w:pStyle w:val="Heading3"/>
+      </w:pPr>
+      <w:r>
+        <w:t xml:space="preserve">Acquisition parameters</w:t>
+      </w:r>
+    </w:p>
+    <w:p>
+      <w:pPr>
+        <w:pStyle w:val="FirstParagraph"/>
+      </w:pPr>
+      <w:r>
+        <w:t xml:space="preserve">LC-MS analysis was performed on a Vanquish ultra-high-performance liquid chromatography system coupled to a Q Exactive orbitrap mass spectrometer by a HESI-II electrospray ionization probe (Thermo). External mass calibration was performed weekly. Metabolite samples (2.5 μL) were separated using a ZIC-pHILIC stationary phase (2.1 × 150 mm, 5 μm) (Merck). The autosampler temperature was 4 °C and the column compartment was maintained at 25 °C. Mobile phase A was 20 mM ammonium carbonate, 0.1% ammonium hydroxide, and 5 μM medronic acid. Mobile phase B was acetonitrile. The flow rate was 0.1 mL/min. Solvent was introduced to the mass spectrometer</w:t>
+      </w:r>
+      <w:r>
+        <w:t xml:space="preserve"> </w:t>
+      </w:r>
+      <w:r>
+        <w:rPr>
+          <w:iCs/>
+          <w:i/>
+        </w:rPr>
+        <w:t xml:space="preserve">via</w:t>
+      </w:r>
+      <w:r>
+        <w:t xml:space="preserve"> </w:t>
+      </w:r>
+      <w:r>
+        <w:t xml:space="preserve">electrospray ionization with the following source parameters: sheath gas 40, auxiliary gas 15, sweep gas 1, spray voltage +3.0 kV for positive mode and -3.1 kV for negative mode, capillary temperature 275 °C, S-lens RF level 40, and probe temperature 350 °C. Data were acquired and peaks integrated using TraceFinder 4.1 (Thermo).</w:t>
+      </w:r>
+    </w:p>
+    <w:bookmarkEnd w:id="35"/>
+    <w:bookmarkStart w:id="36" w:name="metabolomic-profiling"/>
+    <w:p>
+      <w:pPr>
+        <w:pStyle w:val="Heading3"/>
+      </w:pPr>
+      <w:r>
+        <w:t xml:space="preserve">Metabolomic profiling</w:t>
+      </w:r>
+    </w:p>
+    <w:p>
+      <w:pPr>
+        <w:pStyle w:val="FirstParagraph"/>
+      </w:pPr>
+      <w:r>
+        <w:t xml:space="preserve">For metabolomic profiling, the following mobile phase gradient was used: 0 min, 80% B; 20 min, 20% B; 20.5 min, 80% B; 28 min, 80% B; 42 min, 80% B. The mass spectrometer was operated in polarity switching full scan mode from 70-1000 m/</w:t>
+      </w:r>
+      <w:r>
+        <w:rPr>
+          <w:iCs/>
+          <w:i/>
+        </w:rPr>
+        <w:t xml:space="preserve">z</w:t>
+      </w:r>
+      <w:r>
+        <w:t xml:space="preserve">. Resolution was set to 70,000 and the AGC target was 1×10</w:t>
+      </w:r>
+      <w:r>
+        <w:rPr>
+          <w:vertAlign w:val="superscript"/>
+        </w:rPr>
+        <w:t xml:space="preserve">6</w:t>
+      </w:r>
+      <w:r>
+        <w:t xml:space="preserve"> </w:t>
+      </w:r>
+      <w:r>
+        <w:t xml:space="preserve">ions. Peak identifications were based on an in-house library of authentic metabolite standards previously analyzed utilizing this method. For metabolomics studies, pooled quality control (QC) samples were injected at the beginning, end, and between every four samples of the run. Raw peak areas for each metabolite were corrected for instrument drift using a cubic spline model of QC peak areas. Low quality features were removed on the basis of a relative standard deviation greater than 0.2 in the QC samples and a dispersion ratio greater than 0.4</w:t>
+      </w:r>
+      <w:r>
+        <w:t xml:space="preserve"> </w:t>
+      </w:r>
+      <w:r>
+        <w:rPr>
+          <w:iCs/>
+          <w:i/>
+        </w:rPr>
+        <w:t xml:space="preserve">(6)</w:t>
+      </w:r>
+      <w:r>
+        <w:t xml:space="preserve">. Missing values were imputed using random forest. Sample peak areas were normalized using probabilistic quotient normalization</w:t>
+      </w:r>
+      <w:r>
+        <w:t xml:space="preserve"> </w:t>
+      </w:r>
+      <w:r>
+        <w:rPr>
+          <w:iCs/>
+          <w:i/>
+        </w:rPr>
+        <w:t xml:space="preserve">(7)</w:t>
+      </w:r>
+      <w:r>
+        <w:t xml:space="preserve">. Differentially regulated metabolites were identified using limma</w:t>
+      </w:r>
+      <w:r>
+        <w:t xml:space="preserve"> </w:t>
+      </w:r>
+      <w:r>
+        <w:rPr>
+          <w:iCs/>
+          <w:i/>
+        </w:rPr>
+        <w:t xml:space="preserve">(8)</w:t>
+      </w:r>
+      <w:r>
+        <w:t xml:space="preserve">. Exploratory data analysis and review of PCA plots suggested orthogonal effects of TGFβ and MCT inhibitor treatment. For this reason, differentially regulated metabolites were determined based on the main effects of TGFβ or MCT inhibitor. Metabolite set enrichment analysis was performed using the fgsea package</w:t>
+      </w:r>
+      <w:r>
+        <w:t xml:space="preserve"> </w:t>
+      </w:r>
+      <w:r>
+        <w:rPr>
+          <w:iCs/>
+          <w:i/>
+        </w:rPr>
+        <w:t xml:space="preserve">(9)</w:t>
+      </w:r>
+      <w:r>
+        <w:t xml:space="preserve"> </w:t>
+      </w:r>
+      <w:r>
+        <w:t xml:space="preserve">with KEGG metabolite pathways</w:t>
+      </w:r>
+      <w:r>
+        <w:t xml:space="preserve"> </w:t>
+      </w:r>
+      <w:r>
+        <w:rPr>
+          <w:iCs/>
+          <w:i/>
+        </w:rPr>
+        <w:t xml:space="preserve">(10)</w:t>
+      </w:r>
+      <w:r>
+        <w:t xml:space="preserve">.</w:t>
+      </w:r>
+    </w:p>
+    <w:bookmarkEnd w:id="36"/>
+    <w:bookmarkStart w:id="37" w:name="stable-isotope-quantification"/>
+    <w:p>
+      <w:pPr>
+        <w:pStyle w:val="Heading3"/>
+      </w:pPr>
+      <w:r>
+        <w:t xml:space="preserve">Stable isotope quantification</w:t>
+      </w:r>
+    </w:p>
+    <w:p>
+      <w:pPr>
+        <w:pStyle w:val="FirstParagraph"/>
+      </w:pPr>
+      <w:r>
+        <w:t xml:space="preserve">Metabolites were measured using the following mobile phase gradient: 0 min, 80% B; 5 min, 80% B; 30 min, 20% B; 31 min, 80% B; 42 min, 80% B. The mass spectrometer was operated in selected ion monitoring mode with an m/</w:t>
+      </w:r>
+      <w:r>
+        <w:rPr>
+          <w:iCs/>
+          <w:i/>
+        </w:rPr>
+        <w:t xml:space="preserve">z</w:t>
+      </w:r>
+      <w:r>
+        <w:t xml:space="preserve"> </w:t>
+      </w:r>
+      <w:r>
+        <w:t xml:space="preserve">window width of 9.0 centered at 1.003355-times half the number of carbon atoms in the target metabolite. The resolution was set at 70,000 and AGC target was 1×10</w:t>
+      </w:r>
+      <w:r>
+        <w:rPr>
+          <w:vertAlign w:val="superscript"/>
+        </w:rPr>
+        <w:t xml:space="preserve">5</w:t>
+      </w:r>
+      <w:r>
+        <w:t xml:space="preserve"> </w:t>
+      </w:r>
+      <w:r>
+        <w:t xml:space="preserve">ions. Peak areas were corrected for quadrupole bias as in Kim</w:t>
+      </w:r>
+      <w:r>
+        <w:t xml:space="preserve"> </w:t>
+      </w:r>
+      <w:r>
+        <w:rPr>
+          <w:iCs/>
+          <w:i/>
+        </w:rPr>
+        <w:t xml:space="preserve">et al.</w:t>
+      </w:r>
+      <w:r>
+        <w:t xml:space="preserve"> </w:t>
+      </w:r>
+      <w:r>
+        <w:rPr>
+          <w:iCs/>
+          <w:i/>
+        </w:rPr>
+        <w:t xml:space="preserve">(11)</w:t>
+      </w:r>
+      <w:r>
+        <w:t xml:space="preserve">. Raw mass isotopomer distributions were corrected for natural isotope abundance using a custom R package (mzrtools, github.com/oldhamlab/mzrtools) employing the method of Fernandez,</w:t>
+      </w:r>
+      <w:r>
+        <w:t xml:space="preserve"> </w:t>
+      </w:r>
+      <w:r>
+        <w:rPr>
+          <w:iCs/>
+          <w:i/>
+        </w:rPr>
+        <w:t xml:space="preserve">et al.</w:t>
+      </w:r>
+      <w:r>
+        <w:t xml:space="preserve"> </w:t>
+      </w:r>
+      <w:r>
+        <w:rPr>
+          <w:iCs/>
+          <w:i/>
+        </w:rPr>
+        <w:t xml:space="preserve">(12)</w:t>
+      </w:r>
+      <w:r>
+        <w:t xml:space="preserve">.</w:t>
+      </w:r>
+    </w:p>
+    <w:bookmarkEnd w:id="37"/>
+    <w:bookmarkEnd w:id="38"/>
+    <w:bookmarkStart w:id="39" w:name="rna-seq-transcriptomics"/>
+    <w:p>
+      <w:pPr>
+        <w:pStyle w:val="Heading2"/>
+      </w:pPr>
+      <w:r>
+        <w:t xml:space="preserve">RNA-seq transcriptomics</w:t>
+      </w:r>
+    </w:p>
+    <w:p>
+      <w:pPr>
+        <w:pStyle w:val="FirstParagraph"/>
+      </w:pPr>
+      <w:r>
+        <w:t xml:space="preserve">RNA was collected from LFs treated with TGFβ and MCT inhibitors as described above. Four biological replicates were analyzed. Library construction and sequencing was performed by BGI Genomics using 100 bp paired end analysis and a read depth of 50 M reads per sample. Sequences were mapped to the human GRCh38 primary assembly and counts summarized using salmon</w:t>
+      </w:r>
+      <w:r>
+        <w:t xml:space="preserve"> </w:t>
+      </w:r>
+      <w:r>
+        <w:rPr>
+          <w:iCs/>
+          <w:i/>
+        </w:rPr>
+        <w:t xml:space="preserve">(13)</w:t>
+      </w:r>
+      <w:r>
+        <w:t xml:space="preserve">. Differentially expressed genes were identified using DESeq2</w:t>
+      </w:r>
+      <w:r>
+        <w:t xml:space="preserve"> </w:t>
+      </w:r>
+      <w:r>
+        <w:rPr>
+          <w:iCs/>
+          <w:i/>
+        </w:rPr>
+        <w:t xml:space="preserve">(14)</w:t>
+      </w:r>
+      <w:r>
+        <w:t xml:space="preserve">. Gene set enrichment was performed using the fgsea R package</w:t>
+      </w:r>
+      <w:r>
+        <w:t xml:space="preserve"> </w:t>
+      </w:r>
+      <w:r>
+        <w:rPr>
+          <w:iCs/>
+          <w:i/>
+        </w:rPr>
+        <w:t xml:space="preserve">(9)</w:t>
+      </w:r>
+      <w:r>
+        <w:t xml:space="preserve">.</w:t>
+      </w:r>
+    </w:p>
+    <w:bookmarkEnd w:id="39"/>
+    <w:bookmarkStart w:id="40" w:name="pyridine-dinucleotide-measurements"/>
+    <w:p>
+      <w:pPr>
+        <w:pStyle w:val="Heading2"/>
+      </w:pPr>
+      <w:r>
+        <w:t xml:space="preserve">Pyridine dinucleotide measurements</w:t>
+      </w:r>
+    </w:p>
+    <w:p>
+      <w:pPr>
+        <w:pStyle w:val="FirstParagraph"/>
+      </w:pPr>
+      <w:r>
+        <w:t xml:space="preserve">Cellular NAD</w:t>
+      </w:r>
+      <w:r>
+        <w:rPr>
+          <w:vertAlign w:val="superscript"/>
+        </w:rPr>
+        <w:t xml:space="preserve">+</w:t>
+      </w:r>
+      <w:r>
+        <w:t xml:space="preserve"> </w:t>
+      </w:r>
+      <w:r>
+        <w:t xml:space="preserve">and NADH were measured using an enzymatic fluorometric cycling assay as previously described</w:t>
+      </w:r>
+      <w:r>
+        <w:t xml:space="preserve"> </w:t>
+      </w:r>
+      <w:r>
+        <w:rPr>
+          <w:iCs/>
+          <w:i/>
+        </w:rPr>
+        <w:t xml:space="preserve">(4, 15)</w:t>
+      </w:r>
+      <w:r>
+        <w:t xml:space="preserve">. Samples for NADP</w:t>
+      </w:r>
+      <w:r>
+        <w:rPr>
+          <w:vertAlign w:val="superscript"/>
+        </w:rPr>
+        <w:t xml:space="preserve">+</w:t>
+      </w:r>
+      <w:r>
+        <w:t xml:space="preserve"> </w:t>
+      </w:r>
+      <w:r>
+        <w:t xml:space="preserve">and NADPH quantification were similarly prepared and analyzed using the luminescence-based NADP/NADPH-Glo assay (Promega).</w:t>
+      </w:r>
+    </w:p>
+    <w:bookmarkEnd w:id="40"/>
+    <w:bookmarkStart w:id="41" w:name="reactive-oxygen-species"/>
+    <w:p>
+      <w:pPr>
+        <w:pStyle w:val="Heading2"/>
+      </w:pPr>
+      <w:r>
+        <w:t xml:space="preserve">Reactive oxygen species</w:t>
+      </w:r>
+    </w:p>
+    <w:p>
+      <w:pPr>
+        <w:pStyle w:val="FirstParagraph"/>
+      </w:pPr>
+      <w:r>
+        <w:t xml:space="preserve">Intracellular and mitochondrial ROS were measured using the fluorescent probes CellROX Deep Red (1 μM) and MitoSOX Green (2 μM), respectively. Mitochondria were also labeled with MitoTracker (200 nM). Briefly, lung fibroblasts were seeded in a 24-well plate and serum starved for 24 h prior to treatment with TGFβ, with or without MCT inhibitors, for 3 hours. This was followed by staining with the specified probes for 30 min at 37 °C. The cells were then harvested and analyzed using the CytoFLEX flow cytometry analyzer (Beckman Coulter). The mean fluorescence intensity of DAPI-negative cells was analyzed using FlowJo V10.8.1.</w:t>
+      </w:r>
+    </w:p>
+    <w:bookmarkEnd w:id="41"/>
+    <w:bookmarkStart w:id="42" w:name="multi-isotope-imaging-mass-spectrometry"/>
+    <w:p>
+      <w:pPr>
+        <w:pStyle w:val="Heading2"/>
+      </w:pPr>
+      <w:r>
+        <w:t xml:space="preserve">Multi-isotope imaging mass spectrometry</w:t>
+      </w:r>
+    </w:p>
+    <w:p>
+      <w:pPr>
+        <w:pStyle w:val="FirstParagraph"/>
+      </w:pPr>
+      <w:r>
+        <w:t xml:space="preserve">For multi-isotope imaging mass spectrometry, mice received five intraperitoneal doses of 250 μL of [</w:t>
+      </w:r>
+      <w:r>
+        <w:rPr>
+          <w:vertAlign w:val="superscript"/>
+        </w:rPr>
+        <w:t xml:space="preserve">2</w:t>
+      </w:r>
+      <w:r>
+        <w:t xml:space="preserve">H</w:t>
+      </w:r>
+      <w:r>
+        <w:rPr>
+          <w:vertAlign w:val="subscript"/>
+        </w:rPr>
+        <w:t xml:space="preserve">7</w:t>
+      </w:r>
+      <w:r>
+        <w:t xml:space="preserve">]-glucose or [U-</w:t>
+      </w:r>
+      <w:r>
+        <w:rPr>
+          <w:vertAlign w:val="superscript"/>
+        </w:rPr>
+        <w:t xml:space="preserve">13</w:t>
+      </w:r>
+      <w:r>
+        <w:t xml:space="preserve">C</w:t>
+      </w:r>
+      <w:r>
+        <w:rPr>
+          <w:vertAlign w:val="subscript"/>
+        </w:rPr>
+        <w:t xml:space="preserve">6</w:t>
+      </w:r>
+      <w:r>
+        <w:t xml:space="preserve">]-glucose (200 mg/mL) and [</w:t>
+      </w:r>
+      <w:r>
+        <w:rPr>
+          <w:vertAlign w:val="superscript"/>
+        </w:rPr>
+        <w:t xml:space="preserve">15</w:t>
+      </w:r>
+      <w:r>
+        <w:t xml:space="preserve">N]-proline (20 mg/mL) every 12 h prior to euthanasia on day 21 after bleomycin. Perfused and inflated lungs were fixed with formaldehyde/glutaraldehyde 2.5% in sodium cacodylate buffer, pH 7.4, embedded in EPON, section to 0.5 μm, mounted on silicon wafers, and gold coated. Sections were analyzed with the NanoSIMS 50L (CAMECA) housed in the Brigham and Women’s Hospital Center for NanoImaging, using previously developed analytical protocols</w:t>
+      </w:r>
+      <w:r>
+        <w:t xml:space="preserve"> </w:t>
+      </w:r>
+      <w:r>
+        <w:rPr>
+          <w:iCs/>
+          <w:i/>
+        </w:rPr>
+        <w:t xml:space="preserve">(16, 17)</w:t>
+      </w:r>
+      <w:r>
+        <w:t xml:space="preserve">. The instrument was tuned to simultaneously acquire images of</w:t>
+      </w:r>
+      <w:r>
+        <w:t xml:space="preserve"> </w:t>
+      </w:r>
+      <w:r>
+        <w:rPr>
+          <w:vertAlign w:val="superscript"/>
+        </w:rPr>
+        <w:t xml:space="preserve">12</w:t>
+      </w:r>
+      <w:r>
+        <w:t xml:space="preserve">C</w:t>
+      </w:r>
+      <w:r>
+        <w:rPr>
+          <w:vertAlign w:val="subscript"/>
+        </w:rPr>
+        <w:t xml:space="preserve">2</w:t>
+      </w:r>
+      <w:r>
+        <w:rPr>
+          <w:vertAlign w:val="superscript"/>
+        </w:rPr>
+        <w:t xml:space="preserve">1</w:t>
+      </w:r>
+      <w:r>
+        <w:t xml:space="preserve">H,</w:t>
+      </w:r>
+      <w:r>
+        <w:t xml:space="preserve"> </w:t>
+      </w:r>
+      <w:r>
+        <w:rPr>
+          <w:vertAlign w:val="superscript"/>
+        </w:rPr>
+        <w:t xml:space="preserve">12</w:t>
+      </w:r>
+      <w:r>
+        <w:t xml:space="preserve">C</w:t>
+      </w:r>
+      <w:r>
+        <w:rPr>
+          <w:vertAlign w:val="superscript"/>
+        </w:rPr>
+        <w:t xml:space="preserve">14</w:t>
+      </w:r>
+      <w:r>
+        <w:t xml:space="preserve">N,</w:t>
+      </w:r>
+      <w:r>
+        <w:t xml:space="preserve"> </w:t>
+      </w:r>
+      <w:r>
+        <w:rPr>
+          <w:vertAlign w:val="superscript"/>
+        </w:rPr>
+        <w:t xml:space="preserve">12</w:t>
+      </w:r>
+      <w:r>
+        <w:t xml:space="preserve">C</w:t>
+      </w:r>
+      <w:r>
+        <w:rPr>
+          <w:vertAlign w:val="subscript"/>
+        </w:rPr>
+        <w:t xml:space="preserve">2</w:t>
+      </w:r>
+      <w:r>
+        <w:rPr>
+          <w:vertAlign w:val="superscript"/>
+        </w:rPr>
+        <w:t xml:space="preserve">2</w:t>
+      </w:r>
+      <w:r>
+        <w:t xml:space="preserve">H, and</w:t>
+      </w:r>
+      <w:r>
+        <w:t xml:space="preserve"> </w:t>
+      </w:r>
+      <w:r>
+        <w:rPr>
+          <w:vertAlign w:val="superscript"/>
+        </w:rPr>
+        <w:t xml:space="preserve">12</w:t>
+      </w:r>
+      <w:r>
+        <w:t xml:space="preserve">C</w:t>
+      </w:r>
+      <w:r>
+        <w:rPr>
+          <w:vertAlign w:val="superscript"/>
+        </w:rPr>
+        <w:t xml:space="preserve">15</w:t>
+      </w:r>
+      <w:r>
+        <w:t xml:space="preserve">N secondary ions. Spatial distribution visualization and quantification of</w:t>
+      </w:r>
+      <w:r>
+        <w:t xml:space="preserve"> </w:t>
+      </w:r>
+      <w:r>
+        <w:rPr>
+          <w:vertAlign w:val="superscript"/>
+        </w:rPr>
+        <w:t xml:space="preserve">15</w:t>
+      </w:r>
+      <w:r>
+        <w:t xml:space="preserve">N-proline and</w:t>
+      </w:r>
+      <w:r>
+        <w:t xml:space="preserve"> </w:t>
+      </w:r>
+      <w:r>
+        <w:rPr>
+          <w:vertAlign w:val="superscript"/>
+        </w:rPr>
+        <w:t xml:space="preserve">2</w:t>
+      </w:r>
+      <w:r>
+        <w:t xml:space="preserve">H-glucose labeling was derived from</w:t>
+      </w:r>
+      <w:r>
+        <w:t xml:space="preserve"> </w:t>
+      </w:r>
+      <w:r>
+        <w:rPr>
+          <w:vertAlign w:val="superscript"/>
+        </w:rPr>
+        <w:t xml:space="preserve">12</w:t>
+      </w:r>
+      <w:r>
+        <w:t xml:space="preserve">C</w:t>
+      </w:r>
+      <w:r>
+        <w:rPr>
+          <w:vertAlign w:val="superscript"/>
+        </w:rPr>
+        <w:t xml:space="preserve">15</w:t>
+      </w:r>
+      <w:r>
+        <w:t xml:space="preserve">N/</w:t>
+      </w:r>
+      <w:r>
+        <w:rPr>
+          <w:vertAlign w:val="superscript"/>
+        </w:rPr>
+        <w:t xml:space="preserve">12</w:t>
+      </w:r>
+      <w:r>
+        <w:t xml:space="preserve">C</w:t>
+      </w:r>
+      <w:r>
+        <w:rPr>
+          <w:vertAlign w:val="superscript"/>
+        </w:rPr>
+        <w:t xml:space="preserve">14</w:t>
+      </w:r>
+      <w:r>
+        <w:t xml:space="preserve">N and</w:t>
+      </w:r>
+      <w:r>
+        <w:t xml:space="preserve"> </w:t>
+      </w:r>
+      <w:r>
+        <w:rPr>
+          <w:vertAlign w:val="superscript"/>
+        </w:rPr>
+        <w:t xml:space="preserve">12</w:t>
+      </w:r>
+      <w:r>
+        <w:t xml:space="preserve">C</w:t>
+      </w:r>
+      <w:r>
+        <w:rPr>
+          <w:vertAlign w:val="subscript"/>
+        </w:rPr>
+        <w:t xml:space="preserve">2</w:t>
+      </w:r>
+      <w:r>
+        <w:rPr>
+          <w:vertAlign w:val="superscript"/>
+        </w:rPr>
+        <w:t xml:space="preserve">2</w:t>
+      </w:r>
+      <w:r>
+        <w:t xml:space="preserve">H/</w:t>
+      </w:r>
+      <w:r>
+        <w:rPr>
+          <w:vertAlign w:val="superscript"/>
+        </w:rPr>
+        <w:t xml:space="preserve">12</w:t>
+      </w:r>
+      <w:r>
+        <w:t xml:space="preserve">C</w:t>
+      </w:r>
+      <w:r>
+        <w:rPr>
+          <w:vertAlign w:val="subscript"/>
+        </w:rPr>
+        <w:t xml:space="preserve">2</w:t>
+      </w:r>
+      <w:r>
+        <w:rPr>
+          <w:vertAlign w:val="superscript"/>
+        </w:rPr>
+        <w:t xml:space="preserve">1</w:t>
+      </w:r>
+      <w:r>
+        <w:t xml:space="preserve">H ratios, respectively, using an open source plugin to ImageJ, OpenMIMS 3.0 (github.com/BWHCNI/OpenMIMS).</w:t>
+      </w:r>
+      <w:r>
+        <w:t xml:space="preserve"> </w:t>
+      </w:r>
+      <w:r>
+        <w:t xml:space="preserve">Ratio images are presented visually as hue saturation intensity images, with the blue lower bound of the scale set to the natural background ratio and the red upper bound of the scale set such that within tissue labeling differences are visually apparent. Changes to the scaling modify the visual appearance but not affect the quantitative data. Quantification of isotopic enrichment was based on a pixel ratio analysis of several MIMS images acquired per animal. Specifically, image masks were generated by Otsu thresholding the</w:t>
+      </w:r>
+      <w:r>
+        <w:t xml:space="preserve"> </w:t>
+      </w:r>
+      <w:r>
+        <w:rPr>
+          <w:vertAlign w:val="superscript"/>
+        </w:rPr>
+        <w:t xml:space="preserve">12</w:t>
+      </w:r>
+      <w:r>
+        <w:t xml:space="preserve">C</w:t>
+      </w:r>
+      <w:r>
+        <w:rPr>
+          <w:vertAlign w:val="superscript"/>
+        </w:rPr>
+        <w:t xml:space="preserve">14</w:t>
+      </w:r>
+      <w:r>
+        <w:t xml:space="preserve">N to exclude background regions. The ratio of</w:t>
+      </w:r>
+      <w:r>
+        <w:t xml:space="preserve"> </w:t>
+      </w:r>
+      <w:r>
+        <w:t xml:space="preserve">“</w:t>
+      </w:r>
+      <w:r>
+        <w:t xml:space="preserve">heavy</w:t>
+      </w:r>
+      <w:r>
+        <w:t xml:space="preserve">”</w:t>
+      </w:r>
+      <w:r>
+        <w:t xml:space="preserve"> </w:t>
+      </w:r>
+      <w:r>
+        <w:t xml:space="preserve">to</w:t>
+      </w:r>
+      <w:r>
+        <w:t xml:space="preserve"> </w:t>
+      </w:r>
+      <w:r>
+        <w:t xml:space="preserve">“</w:t>
+      </w:r>
+      <w:r>
+        <w:t xml:space="preserve">light</w:t>
+      </w:r>
+      <w:r>
+        <w:t xml:space="preserve">”</w:t>
+      </w:r>
+      <w:r>
+        <w:t xml:space="preserve"> </w:t>
+      </w:r>
+      <w:r>
+        <w:t xml:space="preserve">ion intensities in tissue regions was calculated. Pixel ratios equal to zero were excluded. The average of the remaining pixel ratios was then averaged to provide a mean tissue isotope enrichment value for the image.</w:t>
+      </w:r>
+    </w:p>
+    <w:bookmarkEnd w:id="42"/>
+    <w:bookmarkStart w:id="43" w:name="vb253"/>
+    <w:p>
+      <w:pPr>
+        <w:pStyle w:val="Heading2"/>
+      </w:pPr>
+      <w:r>
+        <w:t xml:space="preserve">VB253</w:t>
+      </w:r>
+    </w:p>
+    <w:p>
+      <w:pPr>
+        <w:pStyle w:val="FirstParagraph"/>
+      </w:pPr>
+      <w:r>
+        <w:t xml:space="preserve">VB253 was developed by Vettore, LLC as a more potent small molecule inhibitor of MCT4. Experiments involving VB253 were conducted by several contract research organizations under the supervision of Vettore, LLC. These experiments were completed independently of the other studies presented in the manuscript and offer independent validation of the antifibrotic effects of MCT4 inhibition in cells and mice.</w:t>
+      </w:r>
+    </w:p>
+    <w:p>
+      <w:pPr>
+        <w:pStyle w:val="BodyText"/>
+      </w:pPr>
+      <w:r>
+        <w:rPr>
+          <w:iCs/>
+          <w:i/>
+        </w:rPr>
+        <w:t xml:space="preserve">Nathan, Mark, and Jared. Add the names of the CROs that did the experiments? I think the aSMA/Smad3/nuclei experiments will need a description. The others are pretty similar to what is described above.</w:t>
+      </w:r>
+    </w:p>
+    <w:p>
+      <w:r>
+        <w:br w:type="page"/>
+      </w:r>
+    </w:p>
+    <w:bookmarkEnd w:id="43"/>
+    <w:bookmarkEnd w:id="44"/>
+    <w:bookmarkStart w:id="80" w:name="references-and-notes"/>
+    <w:p>
+      <w:pPr>
+        <w:pStyle w:val="Heading1"/>
+      </w:pPr>
+      <w:r>
+        <w:t xml:space="preserve">References and Notes</w:t>
+      </w:r>
+    </w:p>
+    <w:bookmarkStart w:id="79" w:name="refs"/>
+    <w:bookmarkStart w:id="46" w:name="ref-lee2021"/>
+    <w:p>
+      <w:pPr>
+        <w:pStyle w:val="Bibliography"/>
+      </w:pPr>
+      <w:r>
+        <w:t xml:space="preserve">1. H. Lee, Q. Fei, A. Streicher, W. Zhang, C. Isabelle, P. Patel, H. C. Lam, A. Arciniegas-Rubio, M. Pinilla-Vera, D. P. Amador-Munoz, D. Barragan-Bradford, A. Higuera-Moreno, R. K. Putman, L. M. Sholl, E. P. Henske, C. M. Bobba, N. Higuita-Castro, E. M. Shalosky, R. D. Hite, J. W. Christman, S. N. Ghadiali, R. M. Baron, J. A. Englert,</w:t>
+      </w:r>
+      <w:r>
+        <w:t xml:space="preserve"> </w:t>
+      </w:r>
+      <w:hyperlink r:id="rId45">
+        <w:r>
+          <w:rPr>
+            <w:rStyle w:val="Hyperlink"/>
+          </w:rPr>
+          <w:t xml:space="preserve">mTORC1</w:t>
+        </w:r>
+        <w:r>
+          <w:rPr>
+            <w:rStyle w:val="Hyperlink"/>
+          </w:rPr>
+          <w:t xml:space="preserve"> </w:t>
+        </w:r>
+        <w:r>
+          <w:rPr>
+            <w:rStyle w:val="Hyperlink"/>
+          </w:rPr>
+          <w:t xml:space="preserve">is a mechanosensor that regulates surfactant function and lung compliance during ventilator-induced lung injury</w:t>
+        </w:r>
+      </w:hyperlink>
+      <w:r>
+        <w:t xml:space="preserve">.</w:t>
+      </w:r>
+      <w:r>
+        <w:t xml:space="preserve"> </w:t>
+      </w:r>
+      <w:r>
+        <w:rPr>
+          <w:iCs/>
+          <w:i/>
+        </w:rPr>
+        <w:t xml:space="preserve">JCI Insight</w:t>
+      </w:r>
+      <w:r>
+        <w:t xml:space="preserve"> </w:t>
+      </w:r>
+      <w:r>
+        <w:rPr>
+          <w:bCs/>
+          <w:b/>
+        </w:rPr>
+        <w:t xml:space="preserve">6</w:t>
+      </w:r>
+      <w:r>
+        <w:t xml:space="preserve">, e137708 (2021).</w:t>
+      </w:r>
+    </w:p>
+    <w:bookmarkEnd w:id="46"/>
+    <w:bookmarkStart w:id="48" w:name="ref-hubner2008"/>
+    <w:p>
+      <w:pPr>
+        <w:pStyle w:val="Bibliography"/>
+      </w:pPr>
+      <w:r>
+        <w:t xml:space="preserve">2. R.-H. Hübner, W. Gitter, N. E. El Mokhtari, M. Mathiak, M. Both, H. Bolte, S. Freitag-Wolf, B. Bewig,</w:t>
+      </w:r>
+      <w:r>
+        <w:t xml:space="preserve"> </w:t>
+      </w:r>
+      <w:hyperlink r:id="rId47">
+        <w:r>
+          <w:rPr>
+            <w:rStyle w:val="Hyperlink"/>
+          </w:rPr>
+          <w:t xml:space="preserve">Standardized quantification of pulmonary fibrosis in histological samples</w:t>
+        </w:r>
+      </w:hyperlink>
+      <w:r>
+        <w:t xml:space="preserve">.</w:t>
+      </w:r>
+      <w:r>
+        <w:t xml:space="preserve"> </w:t>
+      </w:r>
+      <w:r>
+        <w:rPr>
+          <w:iCs/>
+          <w:i/>
+        </w:rPr>
+        <w:t xml:space="preserve">Biotechniques</w:t>
+      </w:r>
+      <w:r>
+        <w:t xml:space="preserve"> </w:t>
+      </w:r>
+      <w:r>
+        <w:rPr>
+          <w:bCs/>
+          <w:b/>
+        </w:rPr>
+        <w:t xml:space="preserve">44</w:t>
+      </w:r>
+      <w:r>
+        <w:t xml:space="preserve">, 507–511, 514–517 (2008).</w:t>
+      </w:r>
+    </w:p>
+    <w:bookmarkEnd w:id="48"/>
+    <w:bookmarkStart w:id="50" w:name="ref-tager2008"/>
+    <w:p>
+      <w:pPr>
+        <w:pStyle w:val="Bibliography"/>
+      </w:pPr>
+      <w:r>
+        <w:t xml:space="preserve">3. A. M. Tager, P. LaCamera, B. S. Shea, G. S. Campanella, M. Selman, Z. Zhao, V. Polosukhin, J. Wain, B. A. Karimi-Shah, N. D. Kim, W. K. Hart, A. Pardo, T. S. Blackwell, Y. Xu, J. Chun, A. D. Luster,</w:t>
+      </w:r>
+      <w:r>
+        <w:t xml:space="preserve"> </w:t>
+      </w:r>
+      <w:hyperlink r:id="rId49">
+        <w:r>
+          <w:rPr>
+            <w:rStyle w:val="Hyperlink"/>
+          </w:rPr>
+          <w:t xml:space="preserve">The lysophosphatidic acid receptor</w:t>
+        </w:r>
+        <w:r>
+          <w:rPr>
+            <w:rStyle w:val="Hyperlink"/>
+          </w:rPr>
+          <w:t xml:space="preserve"> </w:t>
+        </w:r>
+        <w:r>
+          <w:rPr>
+            <w:rStyle w:val="Hyperlink"/>
+          </w:rPr>
+          <w:t xml:space="preserve">LPA1</w:t>
+        </w:r>
+        <w:r>
+          <w:rPr>
+            <w:rStyle w:val="Hyperlink"/>
+          </w:rPr>
+          <w:t xml:space="preserve"> </w:t>
+        </w:r>
+        <w:r>
+          <w:rPr>
+            <w:rStyle w:val="Hyperlink"/>
+          </w:rPr>
+          <w:t xml:space="preserve">links pulmonary fibrosis to lung injury by mediating fibroblast recruitment and vascular leak</w:t>
+        </w:r>
+      </w:hyperlink>
+      <w:r>
+        <w:t xml:space="preserve">.</w:t>
+      </w:r>
+      <w:r>
+        <w:t xml:space="preserve"> </w:t>
+      </w:r>
+      <w:r>
+        <w:rPr>
+          <w:iCs/>
+          <w:i/>
+        </w:rPr>
+        <w:t xml:space="preserve">Nat Med</w:t>
+      </w:r>
+      <w:r>
+        <w:t xml:space="preserve"> </w:t>
+      </w:r>
+      <w:r>
+        <w:rPr>
+          <w:bCs/>
+          <w:b/>
+        </w:rPr>
+        <w:t xml:space="preserve">14</w:t>
+      </w:r>
+      <w:r>
+        <w:t xml:space="preserve">, 45–54 (2008).</w:t>
+      </w:r>
+    </w:p>
+    <w:bookmarkEnd w:id="50"/>
+    <w:bookmarkStart w:id="52" w:name="ref-copeland2023"/>
+    <w:p>
+      <w:pPr>
+        <w:pStyle w:val="Bibliography"/>
+      </w:pPr>
+      <w:r>
+        <w:t xml:space="preserve">4. C. A. Copeland, B. A. Olenchock, D. Ziehr, S. McGarrity, K. Leahy, J. D. Young, J. Loscalzo, W. M. Oldham,</w:t>
+      </w:r>
+      <w:r>
+        <w:t xml:space="preserve"> </w:t>
+      </w:r>
+      <w:hyperlink r:id="rId51">
+        <w:r>
+          <w:rPr>
+            <w:rStyle w:val="Hyperlink"/>
+          </w:rPr>
+          <w:t xml:space="preserve">MYC</w:t>
+        </w:r>
+        <w:r>
+          <w:rPr>
+            <w:rStyle w:val="Hyperlink"/>
+          </w:rPr>
+          <w:t xml:space="preserve"> </w:t>
+        </w:r>
+        <w:r>
+          <w:rPr>
+            <w:rStyle w:val="Hyperlink"/>
+          </w:rPr>
+          <w:t xml:space="preserve">overrides</w:t>
+        </w:r>
+        <w:r>
+          <w:rPr>
+            <w:rStyle w:val="Hyperlink"/>
+          </w:rPr>
+          <w:t xml:space="preserve"> </w:t>
+        </w:r>
+        <w:r>
+          <w:rPr>
+            <w:rStyle w:val="Hyperlink"/>
+          </w:rPr>
+          <w:t xml:space="preserve">HIF-1α</w:t>
+        </w:r>
+        <w:r>
+          <w:rPr>
+            <w:rStyle w:val="Hyperlink"/>
+          </w:rPr>
+          <w:t xml:space="preserve"> </w:t>
+        </w:r>
+        <w:r>
+          <w:rPr>
+            <w:rStyle w:val="Hyperlink"/>
+          </w:rPr>
+          <w:t xml:space="preserve">to regulate proliferating primary cell metabolism in hypoxia</w:t>
+        </w:r>
+      </w:hyperlink>
+      <w:r>
+        <w:t xml:space="preserve">.</w:t>
+      </w:r>
+      <w:r>
+        <w:t xml:space="preserve"> </w:t>
+      </w:r>
+      <w:r>
+        <w:rPr>
+          <w:iCs/>
+          <w:i/>
+        </w:rPr>
+        <w:t xml:space="preserve">Elife</w:t>
+      </w:r>
+      <w:r>
+        <w:t xml:space="preserve"> </w:t>
+      </w:r>
+      <w:r>
+        <w:rPr>
+          <w:bCs/>
+          <w:b/>
+        </w:rPr>
+        <w:t xml:space="preserve">12</w:t>
+      </w:r>
+      <w:r>
+        <w:t xml:space="preserve">, e82597 (2023).</w:t>
+      </w:r>
+    </w:p>
+    <w:bookmarkEnd w:id="52"/>
+    <w:bookmarkStart w:id="54" w:name="ref-mookerjee2017"/>
+    <w:p>
+      <w:pPr>
+        <w:pStyle w:val="Bibliography"/>
+      </w:pPr>
+      <w:r>
+        <w:t xml:space="preserve">5. S. A. Mookerjee, A. A. Gerencser, D. G. Nicholls, M. D. Brand,</w:t>
+      </w:r>
+      <w:r>
+        <w:t xml:space="preserve"> </w:t>
+      </w:r>
+      <w:hyperlink r:id="rId53">
+        <w:r>
+          <w:rPr>
+            <w:rStyle w:val="Hyperlink"/>
+          </w:rPr>
+          <w:t xml:space="preserve">Quantifying intracellular rates of glycolytic and oxidative</w:t>
+        </w:r>
+        <w:r>
+          <w:rPr>
+            <w:rStyle w:val="Hyperlink"/>
+          </w:rPr>
+          <w:t xml:space="preserve"> </w:t>
+        </w:r>
+        <w:r>
+          <w:rPr>
+            <w:rStyle w:val="Hyperlink"/>
+          </w:rPr>
+          <w:t xml:space="preserve">ATP</w:t>
+        </w:r>
+        <w:r>
+          <w:rPr>
+            <w:rStyle w:val="Hyperlink"/>
+          </w:rPr>
+          <w:t xml:space="preserve"> </w:t>
+        </w:r>
+        <w:r>
+          <w:rPr>
+            <w:rStyle w:val="Hyperlink"/>
+          </w:rPr>
+          <w:t xml:space="preserve">production and consumption using extracellular flux measurements</w:t>
+        </w:r>
+      </w:hyperlink>
+      <w:r>
+        <w:t xml:space="preserve">.</w:t>
+      </w:r>
+      <w:r>
+        <w:t xml:space="preserve"> </w:t>
+      </w:r>
+      <w:r>
+        <w:rPr>
+          <w:iCs/>
+          <w:i/>
+        </w:rPr>
+        <w:t xml:space="preserve">J Biol Chem</w:t>
+      </w:r>
+      <w:r>
+        <w:t xml:space="preserve"> </w:t>
+      </w:r>
+      <w:r>
+        <w:rPr>
+          <w:bCs/>
+          <w:b/>
+        </w:rPr>
+        <w:t xml:space="preserve">292</w:t>
+      </w:r>
+      <w:r>
+        <w:t xml:space="preserve">, 7189–7207 (2017).</w:t>
+      </w:r>
+    </w:p>
+    <w:bookmarkEnd w:id="54"/>
+    <w:bookmarkStart w:id="56" w:name="ref-broadhurst2018"/>
+    <w:p>
+      <w:pPr>
+        <w:pStyle w:val="Bibliography"/>
+      </w:pPr>
+      <w:r>
+        <w:t xml:space="preserve">6. D. Broadhurst, R. Goodacre, S. N. Reinke, J. Kuligowski, I. D. Wilson, M. R. Lewis, W. B. Dunn,</w:t>
+      </w:r>
+      <w:r>
+        <w:t xml:space="preserve"> </w:t>
+      </w:r>
+      <w:hyperlink r:id="rId55">
+        <w:r>
+          <w:rPr>
+            <w:rStyle w:val="Hyperlink"/>
+          </w:rPr>
+          <w:t xml:space="preserve">Guidelines and considerations for the use of system suitability and quality control samples in mass spectrometry assays applied in untargeted clinical metabolomic studies</w:t>
+        </w:r>
+      </w:hyperlink>
+      <w:r>
+        <w:t xml:space="preserve">.</w:t>
+      </w:r>
+      <w:r>
+        <w:t xml:space="preserve"> </w:t>
+      </w:r>
+      <w:r>
+        <w:rPr>
+          <w:iCs/>
+          <w:i/>
+        </w:rPr>
+        <w:t xml:space="preserve">Metabolomics</w:t>
+      </w:r>
+      <w:r>
+        <w:t xml:space="preserve"> </w:t>
+      </w:r>
+      <w:r>
+        <w:rPr>
+          <w:bCs/>
+          <w:b/>
+        </w:rPr>
+        <w:t xml:space="preserve">14</w:t>
+      </w:r>
+      <w:r>
+        <w:t xml:space="preserve">, 72 (2018).</w:t>
+      </w:r>
+    </w:p>
+    <w:bookmarkEnd w:id="56"/>
+    <w:bookmarkStart w:id="58" w:name="ref-dieterle2006"/>
+    <w:p>
+      <w:pPr>
+        <w:pStyle w:val="Bibliography"/>
+      </w:pPr>
+      <w:r>
+        <w:t xml:space="preserve">7. F. Dieterle, A. Ross, G. Schlotterbeck, H. Senn,</w:t>
+      </w:r>
+      <w:r>
+        <w:t xml:space="preserve"> </w:t>
+      </w:r>
+      <w:hyperlink r:id="rId57">
+        <w:r>
+          <w:rPr>
+            <w:rStyle w:val="Hyperlink"/>
+          </w:rPr>
+          <w:t xml:space="preserve">Probabilistic quotient normalization as robust method to account for dilution of complex biological mixtures.</w:t>
+        </w:r>
+        <w:r>
+          <w:rPr>
+            <w:rStyle w:val="Hyperlink"/>
+          </w:rPr>
+          <w:t xml:space="preserve"> </w:t>
+        </w:r>
+        <w:r>
+          <w:rPr>
+            <w:rStyle w:val="Hyperlink"/>
+          </w:rPr>
+          <w:t xml:space="preserve">Application</w:t>
+        </w:r>
+        <w:r>
+          <w:rPr>
+            <w:rStyle w:val="Hyperlink"/>
+          </w:rPr>
+          <w:t xml:space="preserve"> </w:t>
+        </w:r>
+        <w:r>
+          <w:rPr>
+            <w:rStyle w:val="Hyperlink"/>
+          </w:rPr>
+          <w:t xml:space="preserve">in</w:t>
+        </w:r>
+        <w:r>
+          <w:rPr>
+            <w:rStyle w:val="Hyperlink"/>
+          </w:rPr>
+          <w:t xml:space="preserve"> </w:t>
+        </w:r>
+        <w:r>
+          <w:rPr>
+            <w:rStyle w:val="Hyperlink"/>
+          </w:rPr>
+          <w:t xml:space="preserve">1H NMR</w:t>
+        </w:r>
+        <w:r>
+          <w:rPr>
+            <w:rStyle w:val="Hyperlink"/>
+          </w:rPr>
+          <w:t xml:space="preserve"> </w:t>
+        </w:r>
+        <w:r>
+          <w:rPr>
+            <w:rStyle w:val="Hyperlink"/>
+          </w:rPr>
+          <w:t xml:space="preserve">metabonomics</w:t>
+        </w:r>
+      </w:hyperlink>
+      <w:r>
+        <w:t xml:space="preserve">.</w:t>
+      </w:r>
+      <w:r>
+        <w:t xml:space="preserve"> </w:t>
+      </w:r>
+      <w:r>
+        <w:rPr>
+          <w:iCs/>
+          <w:i/>
+        </w:rPr>
+        <w:t xml:space="preserve">Anal Chem</w:t>
+      </w:r>
+      <w:r>
+        <w:t xml:space="preserve"> </w:t>
+      </w:r>
+      <w:r>
+        <w:rPr>
+          <w:bCs/>
+          <w:b/>
+        </w:rPr>
+        <w:t xml:space="preserve">78</w:t>
+      </w:r>
+      <w:r>
+        <w:t xml:space="preserve">, 4281–4290 (2006).</w:t>
+      </w:r>
+    </w:p>
+    <w:bookmarkEnd w:id="58"/>
+    <w:bookmarkStart w:id="60" w:name="ref-ritchie2015"/>
+    <w:p>
+      <w:pPr>
+        <w:pStyle w:val="Bibliography"/>
+      </w:pPr>
+      <w:r>
+        <w:t xml:space="preserve">8. M. E. Ritchie, B. Phipson, D. Wu, Y. Hu, C. W. Law, W. Shi, G. K. Smyth,</w:t>
+      </w:r>
+      <w:r>
+        <w:t xml:space="preserve"> </w:t>
+      </w:r>
+      <w:hyperlink r:id="rId59">
+        <w:r>
+          <w:rPr>
+            <w:rStyle w:val="Hyperlink"/>
+          </w:rPr>
+          <w:t xml:space="preserve">Limma powers differential expression analyses for</w:t>
+        </w:r>
+        <w:r>
+          <w:rPr>
+            <w:rStyle w:val="Hyperlink"/>
+          </w:rPr>
+          <w:t xml:space="preserve"> </w:t>
+        </w:r>
+        <w:r>
+          <w:rPr>
+            <w:rStyle w:val="Hyperlink"/>
+          </w:rPr>
+          <w:t xml:space="preserve">RNA-sequencing</w:t>
+        </w:r>
+        <w:r>
+          <w:rPr>
+            <w:rStyle w:val="Hyperlink"/>
+          </w:rPr>
+          <w:t xml:space="preserve"> </w:t>
+        </w:r>
+        <w:r>
+          <w:rPr>
+            <w:rStyle w:val="Hyperlink"/>
+          </w:rPr>
+          <w:t xml:space="preserve">and microarray studies</w:t>
+        </w:r>
+      </w:hyperlink>
+      <w:r>
+        <w:t xml:space="preserve">.</w:t>
+      </w:r>
+      <w:r>
+        <w:t xml:space="preserve"> </w:t>
+      </w:r>
+      <w:r>
+        <w:rPr>
+          <w:iCs/>
+          <w:i/>
+        </w:rPr>
+        <w:t xml:space="preserve">Nucleic Acids Res</w:t>
+      </w:r>
+      <w:r>
+        <w:t xml:space="preserve"> </w:t>
+      </w:r>
+      <w:r>
+        <w:rPr>
+          <w:bCs/>
+          <w:b/>
+        </w:rPr>
+        <w:t xml:space="preserve">43</w:t>
+      </w:r>
+      <w:r>
+        <w:t xml:space="preserve">, e47 (2015).</w:t>
+      </w:r>
+    </w:p>
+    <w:bookmarkEnd w:id="60"/>
+    <w:bookmarkStart w:id="62" w:name="ref-korotkevich2021"/>
+    <w:p>
+      <w:pPr>
+        <w:pStyle w:val="Bibliography"/>
+      </w:pPr>
+      <w:r>
+        <w:t xml:space="preserve">9. G. Korotkevich, V. Sukhov, N. Budin, B. Shpak, M. N. Artyomov, A. Sergushichev,</w:t>
+      </w:r>
+      <w:r>
+        <w:t xml:space="preserve"> </w:t>
+      </w:r>
+      <w:hyperlink r:id="rId61">
+        <w:r>
+          <w:rPr>
+            <w:rStyle w:val="Hyperlink"/>
+          </w:rPr>
+          <w:t xml:space="preserve">Fast gene set enrichment analysis</w:t>
+        </w:r>
+      </w:hyperlink>
+      <w:r>
+        <w:t xml:space="preserve">, 060012 (2021).</w:t>
+      </w:r>
+    </w:p>
+    <w:bookmarkEnd w:id="62"/>
+    <w:bookmarkStart w:id="64" w:name="ref-kanehisa2000"/>
+    <w:p>
+      <w:pPr>
+        <w:pStyle w:val="Bibliography"/>
+      </w:pPr>
+      <w:r>
+        <w:t xml:space="preserve">10. M. Kanehisa, S. Goto,</w:t>
+      </w:r>
+      <w:r>
+        <w:t xml:space="preserve"> </w:t>
+      </w:r>
+      <w:hyperlink r:id="rId63">
+        <w:r>
+          <w:rPr>
+            <w:rStyle w:val="Hyperlink"/>
+          </w:rPr>
+          <w:t xml:space="preserve">KEGG</w:t>
+        </w:r>
+        <w:r>
+          <w:rPr>
+            <w:rStyle w:val="Hyperlink"/>
+          </w:rPr>
+          <w:t xml:space="preserve">: Kyoto encyclopedia of genes and genomes</w:t>
+        </w:r>
+      </w:hyperlink>
+      <w:r>
+        <w:t xml:space="preserve">.</w:t>
+      </w:r>
+      <w:r>
+        <w:t xml:space="preserve"> </w:t>
+      </w:r>
+      <w:r>
+        <w:rPr>
+          <w:iCs/>
+          <w:i/>
+        </w:rPr>
+        <w:t xml:space="preserve">Nucleic Acids Res</w:t>
+      </w:r>
+      <w:r>
+        <w:t xml:space="preserve"> </w:t>
+      </w:r>
+      <w:r>
+        <w:rPr>
+          <w:bCs/>
+          <w:b/>
+        </w:rPr>
+        <w:t xml:space="preserve">28</w:t>
+      </w:r>
+      <w:r>
+        <w:t xml:space="preserve">, 27–30 (2000).</w:t>
+      </w:r>
+    </w:p>
+    <w:bookmarkEnd w:id="64"/>
+    <w:bookmarkStart w:id="66" w:name="ref-kim2015"/>
+    <w:p>
+      <w:pPr>
+        <w:pStyle w:val="Bibliography"/>
+      </w:pPr>
+      <w:r>
+        <w:t xml:space="preserve">11. D. Kim, B. P. Fiske, K. Birsoy, E. Freinkman, K. Kami, R. L. Possemato, Y. Chudnovsky, M. E. Pacold, W. W. Chen, J. R. Cantor, L. M. Shelton, D. Y. Gui, M. Kwon, S. H. Ramkissoon, K. L. Ligon, S. W. Kang, M. Snuderl, M. G. Vander Heiden, D. M. Sabatini,</w:t>
+      </w:r>
+      <w:r>
+        <w:t xml:space="preserve"> </w:t>
+      </w:r>
+      <w:hyperlink r:id="rId65">
+        <w:r>
+          <w:rPr>
+            <w:rStyle w:val="Hyperlink"/>
+          </w:rPr>
+          <w:t xml:space="preserve">SHMT2</w:t>
+        </w:r>
+        <w:r>
+          <w:rPr>
+            <w:rStyle w:val="Hyperlink"/>
+          </w:rPr>
+          <w:t xml:space="preserve"> </w:t>
+        </w:r>
+        <w:r>
+          <w:rPr>
+            <w:rStyle w:val="Hyperlink"/>
+          </w:rPr>
+          <w:t xml:space="preserve">drives glioma cell survival in ischaemia but imposes a dependence on glycine clearance</w:t>
+        </w:r>
+      </w:hyperlink>
+      <w:r>
+        <w:t xml:space="preserve">.</w:t>
+      </w:r>
+      <w:r>
+        <w:t xml:space="preserve"> </w:t>
+      </w:r>
+      <w:r>
+        <w:rPr>
+          <w:iCs/>
+          <w:i/>
+        </w:rPr>
+        <w:t xml:space="preserve">Nature</w:t>
+      </w:r>
+      <w:r>
+        <w:t xml:space="preserve"> </w:t>
+      </w:r>
+      <w:r>
+        <w:rPr>
+          <w:bCs/>
+          <w:b/>
+        </w:rPr>
+        <w:t xml:space="preserve">520</w:t>
+      </w:r>
+      <w:r>
+        <w:t xml:space="preserve">, 363–367 (2015).</w:t>
+      </w:r>
+    </w:p>
+    <w:bookmarkEnd w:id="66"/>
+    <w:bookmarkStart w:id="68" w:name="ref-fernandez1996"/>
+    <w:p>
+      <w:pPr>
+        <w:pStyle w:val="Bibliography"/>
+      </w:pPr>
+      <w:r>
+        <w:t xml:space="preserve">12. C. A. Fernandez, C. Des Rosiers, S. F. Previs, F. David, H. Brunengraber,</w:t>
+      </w:r>
+      <w:r>
+        <w:t xml:space="preserve"> </w:t>
+      </w:r>
+      <w:hyperlink r:id="rId67">
+        <w:r>
+          <w:rPr>
+            <w:rStyle w:val="Hyperlink"/>
+          </w:rPr>
+          <w:t xml:space="preserve">Correction of</w:t>
+        </w:r>
+        <w:r>
+          <w:rPr>
+            <w:rStyle w:val="Hyperlink"/>
+          </w:rPr>
+          <w:t xml:space="preserve"> </w:t>
+        </w:r>
+        <w:r>
+          <w:rPr>
+            <w:rStyle w:val="Hyperlink"/>
+          </w:rPr>
+          <w:t xml:space="preserve">13C</w:t>
+        </w:r>
+        <w:r>
+          <w:rPr>
+            <w:rStyle w:val="Hyperlink"/>
+          </w:rPr>
+          <w:t xml:space="preserve"> </w:t>
+        </w:r>
+        <w:r>
+          <w:rPr>
+            <w:rStyle w:val="Hyperlink"/>
+          </w:rPr>
+          <w:t xml:space="preserve">mass isotopomer distributions for natural stable isotope abundance</w:t>
+        </w:r>
+      </w:hyperlink>
+      <w:r>
+        <w:t xml:space="preserve">.</w:t>
+      </w:r>
+      <w:r>
+        <w:t xml:space="preserve"> </w:t>
+      </w:r>
+      <w:r>
+        <w:rPr>
+          <w:iCs/>
+          <w:i/>
+        </w:rPr>
+        <w:t xml:space="preserve">J Mass Spectrom</w:t>
+      </w:r>
+      <w:r>
+        <w:t xml:space="preserve"> </w:t>
+      </w:r>
+      <w:r>
+        <w:rPr>
+          <w:bCs/>
+          <w:b/>
+        </w:rPr>
+        <w:t xml:space="preserve">31</w:t>
+      </w:r>
+      <w:r>
+        <w:t xml:space="preserve">, 255–262 (1996).</w:t>
+      </w:r>
+    </w:p>
+    <w:bookmarkEnd w:id="68"/>
+    <w:bookmarkStart w:id="70" w:name="ref-patro2017"/>
+    <w:p>
+      <w:pPr>
+        <w:pStyle w:val="Bibliography"/>
+      </w:pPr>
+      <w:r>
+        <w:t xml:space="preserve">13. R. Patro, G. Duggal, M. I. Love, R. A. Irizarry, C. Kingsford,</w:t>
+      </w:r>
+      <w:r>
+        <w:t xml:space="preserve"> </w:t>
+      </w:r>
+      <w:hyperlink r:id="rId69">
+        <w:r>
+          <w:rPr>
+            <w:rStyle w:val="Hyperlink"/>
+          </w:rPr>
+          <w:t xml:space="preserve">Salmon provides fast and bias-aware quantification of transcript expression</w:t>
+        </w:r>
+      </w:hyperlink>
+      <w:r>
+        <w:t xml:space="preserve">.</w:t>
+      </w:r>
+      <w:r>
+        <w:t xml:space="preserve"> </w:t>
+      </w:r>
+      <w:r>
+        <w:rPr>
+          <w:iCs/>
+          <w:i/>
+        </w:rPr>
+        <w:t xml:space="preserve">Nat Methods</w:t>
+      </w:r>
+      <w:r>
+        <w:t xml:space="preserve"> </w:t>
+      </w:r>
+      <w:r>
+        <w:rPr>
+          <w:bCs/>
+          <w:b/>
+        </w:rPr>
+        <w:t xml:space="preserve">14</w:t>
+      </w:r>
+      <w:r>
+        <w:t xml:space="preserve">, 417–419 (2017).</w:t>
+      </w:r>
+    </w:p>
+    <w:bookmarkEnd w:id="70"/>
+    <w:bookmarkStart w:id="72" w:name="ref-love2014"/>
+    <w:p>
+      <w:pPr>
+        <w:pStyle w:val="Bibliography"/>
+      </w:pPr>
+      <w:r>
+        <w:t xml:space="preserve">14. M. I. Love, W. Huber, S. Anders,</w:t>
+      </w:r>
+      <w:r>
+        <w:t xml:space="preserve"> </w:t>
+      </w:r>
+      <w:hyperlink r:id="rId71">
+        <w:r>
+          <w:rPr>
+            <w:rStyle w:val="Hyperlink"/>
+          </w:rPr>
+          <w:t xml:space="preserve">Moderated estimation of fold change and dispersion for</w:t>
+        </w:r>
+        <w:r>
+          <w:rPr>
+            <w:rStyle w:val="Hyperlink"/>
+          </w:rPr>
+          <w:t xml:space="preserve"> </w:t>
+        </w:r>
+        <w:r>
+          <w:rPr>
+            <w:rStyle w:val="Hyperlink"/>
+          </w:rPr>
+          <w:t xml:space="preserve">RNA-seq</w:t>
+        </w:r>
+        <w:r>
+          <w:rPr>
+            <w:rStyle w:val="Hyperlink"/>
+          </w:rPr>
+          <w:t xml:space="preserve"> </w:t>
+        </w:r>
+        <w:r>
+          <w:rPr>
+            <w:rStyle w:val="Hyperlink"/>
+          </w:rPr>
+          <w:t xml:space="preserve">data with</w:t>
+        </w:r>
+        <w:r>
+          <w:rPr>
+            <w:rStyle w:val="Hyperlink"/>
+          </w:rPr>
+          <w:t xml:space="preserve"> </w:t>
+        </w:r>
+        <w:r>
+          <w:rPr>
+            <w:rStyle w:val="Hyperlink"/>
+          </w:rPr>
+          <w:t xml:space="preserve">DESeq2</w:t>
+        </w:r>
+      </w:hyperlink>
+      <w:r>
+        <w:t xml:space="preserve">.</w:t>
+      </w:r>
+      <w:r>
+        <w:t xml:space="preserve"> </w:t>
+      </w:r>
+      <w:r>
+        <w:rPr>
+          <w:iCs/>
+          <w:i/>
+        </w:rPr>
+        <w:t xml:space="preserve">Genome Biol</w:t>
+      </w:r>
+      <w:r>
+        <w:t xml:space="preserve"> </w:t>
+      </w:r>
+      <w:r>
+        <w:rPr>
+          <w:bCs/>
+          <w:b/>
+        </w:rPr>
+        <w:t xml:space="preserve">15</w:t>
+      </w:r>
+      <w:r>
+        <w:t xml:space="preserve">, 550 (2014).</w:t>
+      </w:r>
+    </w:p>
+    <w:bookmarkEnd w:id="72"/>
+    <w:bookmarkStart w:id="74" w:name="ref-oldham2015"/>
+    <w:p>
+      <w:pPr>
+        <w:pStyle w:val="Bibliography"/>
+      </w:pPr>
+      <w:r>
+        <w:t xml:space="preserve">15. W. M. Oldham, C. B. Clish, Y. Yang, J. Loscalzo,</w:t>
+      </w:r>
+      <w:r>
+        <w:t xml:space="preserve"> </w:t>
+      </w:r>
+      <w:hyperlink r:id="rId73">
+        <w:r>
+          <w:rPr>
+            <w:rStyle w:val="Hyperlink"/>
+          </w:rPr>
+          <w:t xml:space="preserve">Hypoxia-</w:t>
+        </w:r>
+        <w:r>
+          <w:rPr>
+            <w:rStyle w:val="Hyperlink"/>
+          </w:rPr>
+          <w:t xml:space="preserve">Mediated Increases</w:t>
+        </w:r>
+        <w:r>
+          <w:rPr>
+            <w:rStyle w:val="Hyperlink"/>
+          </w:rPr>
+          <w:t xml:space="preserve"> </w:t>
+        </w:r>
+        <w:r>
+          <w:rPr>
+            <w:rStyle w:val="Hyperlink"/>
+          </w:rPr>
+          <w:t xml:space="preserve">in</w:t>
+        </w:r>
+        <w:r>
+          <w:rPr>
+            <w:rStyle w:val="Hyperlink"/>
+          </w:rPr>
+          <w:t xml:space="preserve"> </w:t>
+        </w:r>
+        <w:r>
+          <w:rPr>
+            <w:rStyle w:val="Hyperlink"/>
+          </w:rPr>
+          <w:t xml:space="preserve">L-2-hydroxyglutarate Coordinate</w:t>
+        </w:r>
+        <w:r>
+          <w:rPr>
+            <w:rStyle w:val="Hyperlink"/>
+          </w:rPr>
+          <w:t xml:space="preserve"> </w:t>
+        </w:r>
+        <w:r>
+          <w:rPr>
+            <w:rStyle w:val="Hyperlink"/>
+          </w:rPr>
+          <w:t xml:space="preserve">the</w:t>
+        </w:r>
+        <w:r>
+          <w:rPr>
+            <w:rStyle w:val="Hyperlink"/>
+          </w:rPr>
+          <w:t xml:space="preserve"> </w:t>
+        </w:r>
+        <w:r>
+          <w:rPr>
+            <w:rStyle w:val="Hyperlink"/>
+          </w:rPr>
+          <w:t xml:space="preserve">Metabolic Response</w:t>
+        </w:r>
+        <w:r>
+          <w:rPr>
+            <w:rStyle w:val="Hyperlink"/>
+          </w:rPr>
+          <w:t xml:space="preserve"> </w:t>
+        </w:r>
+        <w:r>
+          <w:rPr>
+            <w:rStyle w:val="Hyperlink"/>
+          </w:rPr>
+          <w:t xml:space="preserve">to</w:t>
+        </w:r>
+        <w:r>
+          <w:rPr>
+            <w:rStyle w:val="Hyperlink"/>
+          </w:rPr>
+          <w:t xml:space="preserve"> </w:t>
+        </w:r>
+        <w:r>
+          <w:rPr>
+            <w:rStyle w:val="Hyperlink"/>
+          </w:rPr>
+          <w:t xml:space="preserve">Reductive Stress</w:t>
+        </w:r>
+      </w:hyperlink>
+      <w:r>
+        <w:t xml:space="preserve">.</w:t>
+      </w:r>
+      <w:r>
+        <w:t xml:space="preserve"> </w:t>
+      </w:r>
+      <w:r>
+        <w:rPr>
+          <w:iCs/>
+          <w:i/>
+        </w:rPr>
+        <w:t xml:space="preserve">Cell Metab</w:t>
+      </w:r>
+      <w:r>
+        <w:t xml:space="preserve"> </w:t>
+      </w:r>
+      <w:r>
+        <w:rPr>
+          <w:bCs/>
+          <w:b/>
+        </w:rPr>
+        <w:t xml:space="preserve">22</w:t>
+      </w:r>
+      <w:r>
+        <w:t xml:space="preserve">, 291–303 (2015).</w:t>
+      </w:r>
+    </w:p>
+    <w:bookmarkEnd w:id="74"/>
+    <w:bookmarkStart w:id="76" w:name="ref-wertheim2023"/>
+    <w:p>
+      <w:pPr>
+        <w:pStyle w:val="Bibliography"/>
+      </w:pPr>
+      <w:r>
+        <w:t xml:space="preserve">16. B. M. Wertheim, R.-S. Wang, C. Guillermier, C. V. Hütter, W. M. Oldham, J. Menche, M. L. Steinhauser, B. A. Maron,</w:t>
+      </w:r>
+      <w:r>
+        <w:t xml:space="preserve"> </w:t>
+      </w:r>
+      <w:hyperlink r:id="rId75">
+        <w:r>
+          <w:rPr>
+            <w:rStyle w:val="Hyperlink"/>
+          </w:rPr>
+          <w:t xml:space="preserve">Proline and glucose metabolic reprogramming supports vascular endothelial and medial biomass in pulmonary arterial hypertension</w:t>
+        </w:r>
+      </w:hyperlink>
+      <w:r>
+        <w:t xml:space="preserve">.</w:t>
+      </w:r>
+      <w:r>
+        <w:t xml:space="preserve"> </w:t>
+      </w:r>
+      <w:r>
+        <w:rPr>
+          <w:iCs/>
+          <w:i/>
+        </w:rPr>
+        <w:t xml:space="preserve">JCI Insight</w:t>
+      </w:r>
+      <w:r>
+        <w:t xml:space="preserve"> </w:t>
+      </w:r>
+      <w:r>
+        <w:rPr>
+          <w:bCs/>
+          <w:b/>
+        </w:rPr>
+        <w:t xml:space="preserve">8</w:t>
+      </w:r>
+      <w:r>
+        <w:t xml:space="preserve">, e163932 (2023).</w:t>
+      </w:r>
+    </w:p>
+    <w:bookmarkEnd w:id="76"/>
+    <w:bookmarkStart w:id="78" w:name="ref-guillermier2017a"/>
+    <w:p>
+      <w:pPr>
+        <w:pStyle w:val="Bibliography"/>
+      </w:pPr>
+      <w:r>
+        <w:t xml:space="preserve">17. C. Guillermier, J. C. Poczatek, W. R. Taylor, M. L. Steinhauser,</w:t>
+      </w:r>
+      <w:r>
+        <w:t xml:space="preserve"> </w:t>
+      </w:r>
+      <w:hyperlink r:id="rId77">
+        <w:r>
+          <w:rPr>
+            <w:rStyle w:val="Hyperlink"/>
+          </w:rPr>
+          <w:t xml:space="preserve">Quantitative imaging of deuterated metabolic tracers in biological tissues with nanoscale secondary ion mass spectrometry</w:t>
+        </w:r>
+      </w:hyperlink>
+      <w:r>
+        <w:t xml:space="preserve">.</w:t>
+      </w:r>
+      <w:r>
+        <w:t xml:space="preserve"> </w:t>
+      </w:r>
+      <w:r>
+        <w:rPr>
+          <w:iCs/>
+          <w:i/>
+        </w:rPr>
+        <w:t xml:space="preserve">Int J Mass Spectrom</w:t>
+      </w:r>
+      <w:r>
+        <w:t xml:space="preserve"> </w:t>
+      </w:r>
+      <w:r>
+        <w:rPr>
+          <w:bCs/>
+          <w:b/>
+        </w:rPr>
+        <w:t xml:space="preserve">422</w:t>
+      </w:r>
+      <w:r>
+        <w:t xml:space="preserve">, 42–50 (2017).</w:t>
+      </w:r>
+    </w:p>
+    <w:bookmarkEnd w:id="78"/>
+    <w:bookmarkEnd w:id="79"/>
+    <w:p>
+      <w:r>
+        <w:br w:type="page"/>
+      </w:r>
+    </w:p>
+    <w:bookmarkEnd w:id="80"/>
+    <w:bookmarkStart w:id="111" w:name="figures"/>
+    <w:p>
+      <w:pPr>
+        <w:pStyle w:val="Heading1"/>
+      </w:pPr>
+      <w:r>
+        <w:t xml:space="preserve">Figures</w:t>
+      </w:r>
+    </w:p>
+    <w:p>
+      <w:pPr>
+        <w:pStyle w:val="CaptionedFigure"/>
+      </w:pPr>
+      <w:r>
+        <w:drawing>
+          <wp:inline>
+            <wp:extent cx="3960361" cy="5636251"/>
+            <wp:effectExtent b="0" l="0" r="0" t="0"/>
+            <wp:docPr descr="Fig. S1. Lactate transport inhibition decreases myofibroblast differentiation in vitro. (A) Cell count following siRNA-mediated MCT knockdown. (B) Small molecule inhibitors of MCT1/2 (AR-C155858, AR) or MCT4 (VB124, VB) decrease TGFβ-stimulated α-SMA expression in normal human lung fibroblasts. (C-D) Cell counts following pharmacologic inhibition of lactate transporters. Summary data are mean ± SEM (* p-value-value &lt; 0.05; black compares TGFβ to control within a given treatment, colored compares the treatment effect to control for a given condition)." title="" id="82" name="Picture"/>
+            <a:graphic>
+              <a:graphicData uri="http://schemas.openxmlformats.org/drawingml/2006/picture">
+                <pic:pic>
+                  <pic:nvPicPr>
+                    <pic:cNvPr descr="figs/SF_01.png" id="83" name="Picture"/>
+                    <pic:cNvPicPr>
+                      <a:picLocks noChangeArrowheads="1" noChangeAspect="1"/>
+                    </pic:cNvPicPr>
+                  </pic:nvPicPr>
+                  <pic:blipFill>
+                    <a:blip r:embed="rId81"/>
+                    <a:stretch>
+                      <a:fillRect/>
+                    </a:stretch>
+                  </pic:blipFill>
+                  <pic:spPr bwMode="auto">
+                    <a:xfrm>
+                      <a:off x="0" y="0"/>
+                      <a:ext cx="3960361" cy="5636251"/>
+                    </a:xfrm>
+                    <a:prstGeom prst="rect">
+                      <a:avLst/>
+                    </a:prstGeom>
+                    <a:noFill/>
+                    <a:ln w="9525">
+                      <a:noFill/>
+                      <a:headEnd/>
+                      <a:tailEnd/>
+                    </a:ln>
+                  </pic:spPr>
+                </pic:pic>
+              </a:graphicData>
+            </a:graphic>
+          </wp:inline>
+        </w:drawing>
+      </w:r>
+    </w:p>
+    <w:p>
+      <w:pPr>
+        <w:pStyle w:val="ImageCaption"/>
+      </w:pPr>
+      <w:r>
+        <w:rPr>
+          <w:bCs/>
+          <w:b/>
+        </w:rPr>
+        <w:t xml:space="preserve">Fig. S1. Lactate transport inhibition decreases myofibroblast differentiation</w:t>
+      </w:r>
+      <w:r>
+        <w:rPr>
+          <w:bCs/>
+          <w:b/>
+        </w:rPr>
+        <w:t xml:space="preserve"> </w:t>
+      </w:r>
+      <w:r>
+        <w:rPr>
+          <w:iCs/>
+          <w:i/>
+          <w:bCs/>
+          <w:b/>
+        </w:rPr>
+        <w:t xml:space="preserve">in vitro</w:t>
+      </w:r>
+      <w:r>
+        <w:rPr>
+          <w:bCs/>
+          <w:b/>
+        </w:rPr>
+        <w:t xml:space="preserve">.</w:t>
+      </w:r>
+      <w:r>
+        <w:t xml:space="preserve"> </w:t>
+      </w:r>
+      <w:r>
+        <w:t xml:space="preserve">(</w:t>
+      </w:r>
+      <w:r>
+        <w:rPr>
+          <w:bCs/>
+          <w:b/>
+        </w:rPr>
+        <w:t xml:space="preserve">A</w:t>
+      </w:r>
+      <w:r>
+        <w:t xml:space="preserve">) Cell count following siRNA-mediated MCT knockdown. (</w:t>
+      </w:r>
+      <w:r>
+        <w:rPr>
+          <w:bCs/>
+          <w:b/>
+        </w:rPr>
+        <w:t xml:space="preserve">B</w:t>
+      </w:r>
+      <w:r>
+        <w:t xml:space="preserve">) Small molecule inhibitors of MCT1/2 (AR-C155858, AR) or MCT4 (VB124, VB) decrease TGFβ-stimulated α-SMA expression in normal human lung fibroblasts. (</w:t>
+      </w:r>
+      <w:r>
+        <w:rPr>
+          <w:bCs/>
+          <w:b/>
+        </w:rPr>
+        <w:t xml:space="preserve">C</w:t>
+      </w:r>
+      <w:r>
+        <w:t xml:space="preserve">-</w:t>
+      </w:r>
+      <w:r>
+        <w:rPr>
+          <w:bCs/>
+          <w:b/>
+        </w:rPr>
+        <w:t xml:space="preserve">D</w:t>
+      </w:r>
+      <w:r>
+        <w:t xml:space="preserve">) Cell counts following pharmacologic inhibition of lactate transporters. Summary data are mean ± SEM (* p-value-value &lt; 0.05;</w:t>
+      </w:r>
+      <w:r>
+        <w:t xml:space="preserve"> </w:t>
+      </w:r>
+      <w:r>
+        <w:rPr>
+          <w:iCs/>
+          <w:i/>
+        </w:rPr>
+        <w:t xml:space="preserve">black</w:t>
+      </w:r>
+      <w:r>
+        <w:t xml:space="preserve"> </w:t>
+      </w:r>
+      <w:r>
+        <w:t xml:space="preserve">compares TGFβ to control within a given treatment,</w:t>
+      </w:r>
+      <w:r>
+        <w:t xml:space="preserve"> </w:t>
+      </w:r>
+      <w:r>
+        <w:rPr>
+          <w:iCs/>
+          <w:i/>
+        </w:rPr>
+        <w:t xml:space="preserve">colored</w:t>
+      </w:r>
+      <w:r>
+        <w:t xml:space="preserve"> </w:t>
+      </w:r>
+      <w:r>
+        <w:t xml:space="preserve">compares the treatment effect to control for a given condition).</w:t>
+      </w:r>
+    </w:p>
+    <w:p>
+      <w:pPr>
+        <w:pStyle w:val="CaptionedFigure"/>
+      </w:pPr>
+      <w:r>
+        <w:drawing>
+          <wp:inline>
+            <wp:extent cx="6400800" cy="2289297"/>
+            <wp:effectExtent b="0" l="0" r="0" t="0"/>
+            <wp:docPr descr="Fig. S2. Lactate transporter inhibition decreases pro-fibrotic gene transcription. (A-C) Volcano plots of differentially expressed genes in TGFβ-treated cells compared to control (A), AZD3965-treated cells compared to vehicle (Veh) (B), and VB124-treated cells compared to Veh. Significantly differentially expressed genes are highlighted (adjusted p-value &lt; 0.05), the top 15 up- and down-regulated of which are labeled." title="" id="85" name="Picture"/>
+            <a:graphic>
+              <a:graphicData uri="http://schemas.openxmlformats.org/drawingml/2006/picture">
+                <pic:pic>
+                  <pic:nvPicPr>
+                    <pic:cNvPr descr="figs/SF_02.png" id="86" name="Picture"/>
+                    <pic:cNvPicPr>
+                      <a:picLocks noChangeArrowheads="1" noChangeAspect="1"/>
+                    </pic:cNvPicPr>
+                  </pic:nvPicPr>
+                  <pic:blipFill>
+                    <a:blip r:embed="rId84"/>
+                    <a:stretch>
+                      <a:fillRect/>
+                    </a:stretch>
+                  </pic:blipFill>
+                  <pic:spPr bwMode="auto">
+                    <a:xfrm>
+                      <a:off x="0" y="0"/>
+                      <a:ext cx="6400800" cy="2289297"/>
+                    </a:xfrm>
+                    <a:prstGeom prst="rect">
+                      <a:avLst/>
+                    </a:prstGeom>
+                    <a:noFill/>
+                    <a:ln w="9525">
+                      <a:noFill/>
+                      <a:headEnd/>
+                      <a:tailEnd/>
+                    </a:ln>
+                  </pic:spPr>
+                </pic:pic>
+              </a:graphicData>
+            </a:graphic>
+          </wp:inline>
+        </w:drawing>
+      </w:r>
+    </w:p>
+    <w:p>
+      <w:pPr>
+        <w:pStyle w:val="ImageCaption"/>
+      </w:pPr>
+      <w:r>
+        <w:rPr>
+          <w:bCs/>
+          <w:b/>
+        </w:rPr>
+        <w:t xml:space="preserve">Fig. S2. Lactate transporter inhibition decreases pro-fibrotic gene transcription.</w:t>
+      </w:r>
+      <w:r>
+        <w:t xml:space="preserve"> </w:t>
+      </w:r>
+      <w:r>
+        <w:t xml:space="preserve">(</w:t>
+      </w:r>
+      <w:r>
+        <w:rPr>
+          <w:bCs/>
+          <w:b/>
+        </w:rPr>
+        <w:t xml:space="preserve">A</w:t>
+      </w:r>
+      <w:r>
+        <w:t xml:space="preserve">-</w:t>
+      </w:r>
+      <w:r>
+        <w:rPr>
+          <w:bCs/>
+          <w:b/>
+        </w:rPr>
+        <w:t xml:space="preserve">C</w:t>
+      </w:r>
+      <w:r>
+        <w:t xml:space="preserve">) Volcano plots of differentially expressed genes in TGFβ-treated cells compared to control (A), AZD3965-treated cells compared to vehicle (Veh) (B), and VB124-treated cells compared to Veh. Significantly differentially expressed genes are highlighted (adjusted p-value &lt; 0.05), the top 15 up- and down-regulated of which are labeled.</w:t>
+      </w:r>
+    </w:p>
+    <w:p>
+      <w:r>
+        <w:br w:type="page"/>
+      </w:r>
+    </w:p>
+    <w:p>
+      <w:pPr>
+        <w:pStyle w:val="CaptionedFigure"/>
+      </w:pPr>
+      <w:r>
+        <w:drawing>
+          <wp:inline>
+            <wp:extent cx="5532272" cy="6101096"/>
+            <wp:effectExtent b="0" l="0" r="0" t="0"/>
+            <wp:docPr descr="Fig. S3. Lactate transport inhibition alters cellular bioenergetics. (A) Extracellular lactate was determined 48 h following TGFβ in the presence of MCT1/2 inhibitor AR-C155858 (AR), MCT4 inhibitor VB124 (VB), or both (N = 3-13 biological replicates, * p-value &lt; 0.05, black compares TGFβ v. Ctl, colored compares Drug v. Veh). (B) Extracellular glucose was determined 48 h following TGFβ in the presence of MCT1 inhibitor AZD3965 (AZD), VB, or both (N = 5 biological replicates). (C) Summary data from Seahorse extracellular flux analysis. (D) Cell bioenergetic stress testing results from Seahorse analysis. Glycolytic capacity measures the increase in proton efflux rate following oligomycin treatment. Spare respiratory capacity measures the increase in oxygen consumption rate (OCR) following FCCP treatment compared to basal OCR. Coupling efficiency measures the proportion of basal OCR that contributes to ATP production (i.e., the percentage inhibited by oligomycin). The spare respiratory capacity decreases following MCT inhibition, indicating a larger fraction of total respiratory capacity was utilized in the basal state in cells treated with MCT inhibitors (N = 4 biological replicates, * p-value &lt; 0.05 compared to TGFβ/Veh). Summary data are mean ± SEM." title="" id="88" name="Picture"/>
+            <a:graphic>
+              <a:graphicData uri="http://schemas.openxmlformats.org/drawingml/2006/picture">
+                <pic:pic>
+                  <pic:nvPicPr>
+                    <pic:cNvPr descr="figs/SF_03.png" id="89" name="Picture"/>
+                    <pic:cNvPicPr>
+                      <a:picLocks noChangeArrowheads="1" noChangeAspect="1"/>
+                    </pic:cNvPicPr>
+                  </pic:nvPicPr>
+                  <pic:blipFill>
+                    <a:blip r:embed="rId87"/>
+                    <a:stretch>
+                      <a:fillRect/>
+                    </a:stretch>
+                  </pic:blipFill>
+                  <pic:spPr bwMode="auto">
+                    <a:xfrm>
+                      <a:off x="0" y="0"/>
+                      <a:ext cx="5532272" cy="6101096"/>
+                    </a:xfrm>
+                    <a:prstGeom prst="rect">
+                      <a:avLst/>
+                    </a:prstGeom>
+                    <a:noFill/>
+                    <a:ln w="9525">
+                      <a:noFill/>
+                      <a:headEnd/>
+                      <a:tailEnd/>
+                    </a:ln>
+                  </pic:spPr>
+                </pic:pic>
+              </a:graphicData>
+            </a:graphic>
+          </wp:inline>
+        </w:drawing>
+      </w:r>
+    </w:p>
+    <w:p>
+      <w:pPr>
+        <w:pStyle w:val="ImageCaption"/>
+      </w:pPr>
+      <w:r>
+        <w:rPr>
+          <w:bCs/>
+          <w:b/>
+        </w:rPr>
+        <w:t xml:space="preserve">Fig. S3. Lactate transport inhibition alters cellular bioenergetics.</w:t>
+      </w:r>
+      <w:r>
+        <w:t xml:space="preserve"> </w:t>
+      </w:r>
+      <w:r>
+        <w:t xml:space="preserve">(</w:t>
+      </w:r>
+      <w:r>
+        <w:rPr>
+          <w:bCs/>
+          <w:b/>
+        </w:rPr>
+        <w:t xml:space="preserve">A</w:t>
+      </w:r>
+      <w:r>
+        <w:t xml:space="preserve">) Extracellular lactate was determined 48 h following TGFβ in the presence of MCT1/2 inhibitor AR-C155858 (AR), MCT4 inhibitor VB124 (VB), or both (N = 3-13 biological replicates, * p-value &lt; 0.05,</w:t>
+      </w:r>
+      <w:r>
+        <w:t xml:space="preserve"> </w:t>
+      </w:r>
+      <w:r>
+        <w:rPr>
+          <w:iCs/>
+          <w:i/>
+        </w:rPr>
+        <w:t xml:space="preserve">black</w:t>
+      </w:r>
+      <w:r>
+        <w:t xml:space="preserve"> </w:t>
+      </w:r>
+      <w:r>
+        <w:t xml:space="preserve">compares TGFβ</w:t>
+      </w:r>
+      <w:r>
+        <w:t xml:space="preserve"> </w:t>
+      </w:r>
+      <w:r>
+        <w:rPr>
+          <w:iCs/>
+          <w:i/>
+        </w:rPr>
+        <w:t xml:space="preserve">v.</w:t>
+      </w:r>
+      <w:r>
+        <w:t xml:space="preserve"> </w:t>
+      </w:r>
+      <w:r>
+        <w:t xml:space="preserve">Ctl,</w:t>
+      </w:r>
+      <w:r>
+        <w:t xml:space="preserve"> </w:t>
+      </w:r>
+      <w:r>
+        <w:rPr>
+          <w:iCs/>
+          <w:i/>
+        </w:rPr>
+        <w:t xml:space="preserve">colored</w:t>
+      </w:r>
+      <w:r>
+        <w:t xml:space="preserve"> </w:t>
+      </w:r>
+      <w:r>
+        <w:t xml:space="preserve">compares Drug</w:t>
+      </w:r>
+      <w:r>
+        <w:t xml:space="preserve"> </w:t>
+      </w:r>
+      <w:r>
+        <w:rPr>
+          <w:iCs/>
+          <w:i/>
+        </w:rPr>
+        <w:t xml:space="preserve">v.</w:t>
+      </w:r>
+      <w:r>
+        <w:t xml:space="preserve"> </w:t>
+      </w:r>
+      <w:r>
+        <w:t xml:space="preserve">Veh). (</w:t>
+      </w:r>
+      <w:r>
+        <w:rPr>
+          <w:bCs/>
+          <w:b/>
+        </w:rPr>
+        <w:t xml:space="preserve">B</w:t>
+      </w:r>
+      <w:r>
+        <w:t xml:space="preserve">) Extracellular glucose was determined 48 h following TGFβ in the presence of MCT1 inhibitor AZD3965 (AZD), VB, or both (N = 5 biological replicates). (</w:t>
+      </w:r>
+      <w:r>
+        <w:rPr>
+          <w:bCs/>
+          <w:b/>
+        </w:rPr>
+        <w:t xml:space="preserve">C</w:t>
+      </w:r>
+      <w:r>
+        <w:t xml:space="preserve">) Summary data from Seahorse extracellular flux analysis. (</w:t>
+      </w:r>
+      <w:r>
+        <w:rPr>
+          <w:bCs/>
+          <w:b/>
+        </w:rPr>
+        <w:t xml:space="preserve">D</w:t>
+      </w:r>
+      <w:r>
+        <w:t xml:space="preserve">) Cell bioenergetic stress testing results from Seahorse analysis. Glycolytic capacity measures the increase in proton efflux rate following oligomycin treatment. Spare respiratory capacity measures the increase in oxygen consumption rate (OCR) following FCCP treatment compared to basal OCR. Coupling efficiency measures the proportion of basal OCR that contributes to ATP production (</w:t>
+      </w:r>
+      <w:r>
+        <w:rPr>
+          <w:iCs/>
+          <w:i/>
+        </w:rPr>
+        <w:t xml:space="preserve">i.e.,</w:t>
+      </w:r>
+      <w:r>
+        <w:t xml:space="preserve"> </w:t>
+      </w:r>
+      <w:r>
+        <w:t xml:space="preserve">the percentage inhibited by oligomycin). The spare respiratory capacity decreases following MCT inhibition, indicating a larger fraction of total respiratory capacity was utilized in the basal state in cells treated with MCT inhibitors (N = 4 biological replicates, * p-value &lt; 0.05 compared to TGFβ/Veh). Summary data are mean ± SEM.</w:t>
+      </w:r>
+    </w:p>
+    <w:p>
+      <w:r>
+        <w:br w:type="page"/>
+      </w:r>
+    </w:p>
+    <w:p>
+      <w:pPr>
+        <w:pStyle w:val="CaptionedFigure"/>
+      </w:pPr>
+      <w:r>
+        <w:drawing>
+          <wp:inline>
+            <wp:extent cx="6400800" cy="8308828"/>
+            <wp:effectExtent b="0" l="0" r="0" t="0"/>
+            <wp:docPr descr="Fig. S4. Metabolomic profiling of lung fibroblasts treated with lactate transport inhibitors. (A-D) Extracellular (A-B) and intracellular (C-D) metabolomic profile and metabolite set enrichment analyses of lung fibroblasts treated with TGFβ. (E-H) Extracellular (E-F) and intracellular (G-H) metabolomic profile and metabolite set enrichment analysis of AZD3965 treatment. (I-L) Extracellular (I-J) and intracellular (K-L) metabolomic profile and metabolite set enrichment analysis of VB124 treatment. Differentially regulated metabolites are colored (adjusted p-value &lt; 0.1), the top 10 up- and down-regulated of which are labeled. KEGG pathways significantly enriched (adjusted p-value &lt; 0.1) with metabolites differentially regulated by TGFβ treatment or MCT inhibition ordered by normalized enrichment score (NES). Positive NES indicates enrichment in treated cells while negative NES indicates enrichment in Vehicle-treated cells. (M) Labeled fraction of intracellular metabolites pyruvate (PYR), lactate (LAC), citrate (CIT), 2-oxoglutarate (2OG), succinate (SUC), and malate (MAL) following treatment with [U-13C5]-glutamine (N = 4 biological replicates, * adjusted p-value &lt; 0.05, black compares TGFβ v. Ctl for a given treatment, colored compares treatment v. vehicle for the indicated condition). Summary data are mean ± SEM." title="" id="91" name="Picture"/>
+            <a:graphic>
+              <a:graphicData uri="http://schemas.openxmlformats.org/drawingml/2006/picture">
+                <pic:pic>
+                  <pic:nvPicPr>
+                    <pic:cNvPr descr="figs/SF_04.png" id="92" name="Picture"/>
+                    <pic:cNvPicPr>
+                      <a:picLocks noChangeArrowheads="1" noChangeAspect="1"/>
+                    </pic:cNvPicPr>
+                  </pic:nvPicPr>
+                  <pic:blipFill>
+                    <a:blip r:embed="rId90"/>
+                    <a:stretch>
+                      <a:fillRect/>
+                    </a:stretch>
+                  </pic:blipFill>
+                  <pic:spPr bwMode="auto">
+                    <a:xfrm>
+                      <a:off x="0" y="0"/>
+                      <a:ext cx="6400800" cy="8308828"/>
+                    </a:xfrm>
+                    <a:prstGeom prst="rect">
+                      <a:avLst/>
+                    </a:prstGeom>
+                    <a:noFill/>
+                    <a:ln w="9525">
+                      <a:noFill/>
+                      <a:headEnd/>
+                      <a:tailEnd/>
+                    </a:ln>
+                  </pic:spPr>
+                </pic:pic>
+              </a:graphicData>
+            </a:graphic>
+          </wp:inline>
+        </w:drawing>
+      </w:r>
+    </w:p>
+    <w:p>
+      <w:pPr>
+        <w:pStyle w:val="ImageCaption"/>
+      </w:pPr>
+      <w:r>
+        <w:rPr>
+          <w:bCs/>
+          <w:b/>
+        </w:rPr>
+        <w:t xml:space="preserve">Fig. S4. Metabolomic profiling of lung fibroblasts treated with lactate transport inhibitors.</w:t>
+      </w:r>
+      <w:r>
+        <w:t xml:space="preserve"> </w:t>
+      </w:r>
+      <w:r>
+        <w:t xml:space="preserve">(</w:t>
+      </w:r>
+      <w:r>
+        <w:rPr>
+          <w:bCs/>
+          <w:b/>
+        </w:rPr>
+        <w:t xml:space="preserve">A</w:t>
+      </w:r>
+      <w:r>
+        <w:t xml:space="preserve">-</w:t>
+      </w:r>
+      <w:r>
+        <w:rPr>
+          <w:bCs/>
+          <w:b/>
+        </w:rPr>
+        <w:t xml:space="preserve">D</w:t>
+      </w:r>
+      <w:r>
+        <w:t xml:space="preserve">) Extracellular (A-B) and intracellular (C-D) metabolomic profile and metabolite set enrichment analyses of lung fibroblasts treated with TGFβ. (</w:t>
+      </w:r>
+      <w:r>
+        <w:rPr>
+          <w:bCs/>
+          <w:b/>
+        </w:rPr>
+        <w:t xml:space="preserve">E-H</w:t>
+      </w:r>
+      <w:r>
+        <w:t xml:space="preserve">) Extracellular (E-F) and intracellular (G-H) metabolomic profile and metabolite set enrichment analysis of AZD3965 treatment. (</w:t>
+      </w:r>
+      <w:r>
+        <w:rPr>
+          <w:bCs/>
+          <w:b/>
+        </w:rPr>
+        <w:t xml:space="preserve">I-L</w:t>
+      </w:r>
+      <w:r>
+        <w:t xml:space="preserve">) Extracellular (I-J) and intracellular (K-L) metabolomic profile and metabolite set enrichment analysis of VB124 treatment. Differentially regulated metabolites are colored (adjusted p-value &lt; 0.1), the top 10 up- and down-regulated of which are labeled. KEGG pathways significantly enriched (adjusted p-value &lt; 0.1) with metabolites differentially regulated by TGFβ treatment or MCT inhibition ordered by normalized enrichment score (NES). Positive NES indicates enrichment in treated cells while negative NES indicates enrichment in Vehicle-treated cells. (</w:t>
+      </w:r>
+      <w:r>
+        <w:rPr>
+          <w:bCs/>
+          <w:b/>
+        </w:rPr>
+        <w:t xml:space="preserve">M</w:t>
+      </w:r>
+      <w:r>
+        <w:t xml:space="preserve">) Labeled fraction of intracellular metabolites pyruvate (PYR), lactate (LAC), citrate (CIT), 2-oxoglutarate (2OG), succinate (SUC), and malate (MAL) following treatment with [U-</w:t>
+      </w:r>
+      <w:r>
+        <w:rPr>
+          <w:vertAlign w:val="superscript"/>
+        </w:rPr>
+        <w:t xml:space="preserve">13</w:t>
+      </w:r>
+      <w:r>
+        <w:t xml:space="preserve">C</w:t>
+      </w:r>
+      <w:r>
+        <w:rPr>
+          <w:vertAlign w:val="subscript"/>
+        </w:rPr>
+        <w:t xml:space="preserve">5</w:t>
+      </w:r>
+      <w:r>
+        <w:t xml:space="preserve">]-glutamine (N = 4 biological replicates, * adjusted p-value &lt; 0.05,</w:t>
+      </w:r>
+      <w:r>
+        <w:t xml:space="preserve"> </w:t>
+      </w:r>
+      <w:r>
+        <w:rPr>
+          <w:iCs/>
+          <w:i/>
+        </w:rPr>
+        <w:t xml:space="preserve">black</w:t>
+      </w:r>
+      <w:r>
+        <w:t xml:space="preserve"> </w:t>
+      </w:r>
+      <w:r>
+        <w:t xml:space="preserve">compares TGFβ</w:t>
+      </w:r>
+      <w:r>
+        <w:t xml:space="preserve"> </w:t>
+      </w:r>
+      <w:r>
+        <w:rPr>
+          <w:iCs/>
+          <w:i/>
+        </w:rPr>
+        <w:t xml:space="preserve">v.</w:t>
+      </w:r>
+      <w:r>
+        <w:t xml:space="preserve"> </w:t>
+      </w:r>
+      <w:r>
+        <w:t xml:space="preserve">Ctl for a given treatment,</w:t>
+      </w:r>
+      <w:r>
+        <w:t xml:space="preserve"> </w:t>
+      </w:r>
+      <w:r>
+        <w:rPr>
+          <w:iCs/>
+          <w:i/>
+        </w:rPr>
+        <w:t xml:space="preserve">colored</w:t>
+      </w:r>
+      <w:r>
+        <w:t xml:space="preserve"> </w:t>
+      </w:r>
+      <w:r>
+        <w:t xml:space="preserve">compares treatment</w:t>
+      </w:r>
+      <w:r>
+        <w:t xml:space="preserve"> </w:t>
+      </w:r>
+      <w:r>
+        <w:rPr>
+          <w:iCs/>
+          <w:i/>
+        </w:rPr>
+        <w:t xml:space="preserve">v.</w:t>
+      </w:r>
+      <w:r>
+        <w:t xml:space="preserve"> </w:t>
+      </w:r>
+      <w:r>
+        <w:t xml:space="preserve">vehicle for the indicated condition). Summary data are mean ± SEM.</w:t>
+      </w:r>
+    </w:p>
+    <w:p>
+      <w:r>
+        <w:br w:type="page"/>
+      </w:r>
+    </w:p>
+    <w:p>
+      <w:pPr>
+        <w:pStyle w:val="CaptionedFigure"/>
+      </w:pPr>
+      <w:r>
+        <w:drawing>
+          <wp:inline>
+            <wp:extent cx="5731055" cy="8997206"/>
+            <wp:effectExtent b="0" l="0" r="0" t="0"/>
+            <wp:docPr descr="Fig. S5. Stable isotope tracing in lung fibroblasts treated with TGFβ. Lung fibroblasts were cultured with stable isotopes of glucose, lactate, and glutamine during treatment with TGFβ (columns). Mass isotope distributions were determined by LC-MS for key metabolites in central carbon metabolic pathways (rows). Significant differences in isotopic enrichment are indicated (* adjusted p-value &lt; 0.05). Summary data are mean ± SEM (N = 4 biological replicates)." title="" id="94" name="Picture"/>
+            <a:graphic>
+              <a:graphicData uri="http://schemas.openxmlformats.org/drawingml/2006/picture">
+                <pic:pic>
+                  <pic:nvPicPr>
+                    <pic:cNvPr descr="figs/SF_05.png" id="95" name="Picture"/>
+                    <pic:cNvPicPr>
+                      <a:picLocks noChangeArrowheads="1" noChangeAspect="1"/>
+                    </pic:cNvPicPr>
+                  </pic:nvPicPr>
+                  <pic:blipFill>
+                    <a:blip r:embed="rId93"/>
+                    <a:stretch>
+                      <a:fillRect/>
+                    </a:stretch>
+                  </pic:blipFill>
+                  <pic:spPr bwMode="auto">
+                    <a:xfrm>
+                      <a:off x="0" y="0"/>
+                      <a:ext cx="5731055" cy="8997206"/>
+                    </a:xfrm>
+                    <a:prstGeom prst="rect">
+                      <a:avLst/>
+                    </a:prstGeom>
+                    <a:noFill/>
+                    <a:ln w="9525">
+                      <a:noFill/>
+                      <a:headEnd/>
+                      <a:tailEnd/>
+                    </a:ln>
+                  </pic:spPr>
+                </pic:pic>
+              </a:graphicData>
+            </a:graphic>
+          </wp:inline>
+        </w:drawing>
+      </w:r>
+    </w:p>
+    <w:p>
+      <w:pPr>
+        <w:pStyle w:val="ImageCaption"/>
+      </w:pPr>
+      <w:r>
+        <w:rPr>
+          <w:bCs/>
+          <w:b/>
+        </w:rPr>
+        <w:t xml:space="preserve">Fig. S5. Stable isotope tracing in lung fibroblasts treated with TGFβ.</w:t>
+      </w:r>
+      <w:r>
+        <w:t xml:space="preserve"> </w:t>
+      </w:r>
+      <w:r>
+        <w:t xml:space="preserve">Lung fibroblasts were cultured with stable isotopes of glucose, lactate, and glutamine during treatment with TGFβ (</w:t>
+      </w:r>
+      <w:r>
+        <w:rPr>
+          <w:iCs/>
+          <w:i/>
+        </w:rPr>
+        <w:t xml:space="preserve">columns</w:t>
+      </w:r>
+      <w:r>
+        <w:t xml:space="preserve">). Mass isotope distributions were determined by LC-MS for key metabolites in central carbon metabolic pathways (</w:t>
+      </w:r>
+      <w:r>
+        <w:rPr>
+          <w:iCs/>
+          <w:i/>
+        </w:rPr>
+        <w:t xml:space="preserve">rows</w:t>
+      </w:r>
+      <w:r>
+        <w:t xml:space="preserve">). Significant differences in isotopic enrichment are indicated (* adjusted p-value &lt; 0.05). Summary data are mean ± SEM (N = 4 biological replicates).</w:t>
+      </w:r>
+    </w:p>
+    <w:p>
+      <w:r>
+        <w:br w:type="page"/>
+      </w:r>
+    </w:p>
+    <w:p>
+      <w:pPr>
+        <w:pStyle w:val="CaptionedFigure"/>
+      </w:pPr>
+      <w:r>
+        <w:drawing>
+          <wp:inline>
+            <wp:extent cx="5798335" cy="3954244"/>
+            <wp:effectExtent b="0" l="0" r="0" t="0"/>
+            <wp:docPr descr="Fig. S6. Lactate transport inhibition activates antioxidant defenses. (A) The cellular redox couple NADPH/NADP+ was determined by enzymatic cycling assay (N = 4 biological replicates; * adjusted p-value &lt; 0.05; black compares TGFβ to control within a given treatment, colored compares the treatment effect to control for a given condition). (B) MitoTracker fluorescence was measured as a marker of mitochondrial mass (N = 3 biological replicates; * adjusted p-value &lt; 0.05 compared to TGFβ-treated cells). (C) Proline peak areas determined by LC-MS (N = 5 biological replicates, * adjusted p-value &lt; 0.05 for the main treatment effect). (D) Fraction of the M5 proline isotope following labeling with [U-13C5]-glutamine (N = 4 biological replicates). Summary data are mean ± SEM." title="" id="97" name="Picture"/>
+            <a:graphic>
+              <a:graphicData uri="http://schemas.openxmlformats.org/drawingml/2006/picture">
+                <pic:pic>
+                  <pic:nvPicPr>
+                    <pic:cNvPr descr="figs/SF_06.png" id="98" name="Picture"/>
+                    <pic:cNvPicPr>
+                      <a:picLocks noChangeArrowheads="1" noChangeAspect="1"/>
+                    </pic:cNvPicPr>
+                  </pic:nvPicPr>
+                  <pic:blipFill>
+                    <a:blip r:embed="rId96"/>
+                    <a:stretch>
+                      <a:fillRect/>
+                    </a:stretch>
+                  </pic:blipFill>
+                  <pic:spPr bwMode="auto">
+                    <a:xfrm>
+                      <a:off x="0" y="0"/>
+                      <a:ext cx="5798335" cy="3954244"/>
+                    </a:xfrm>
+                    <a:prstGeom prst="rect">
+                      <a:avLst/>
+                    </a:prstGeom>
+                    <a:noFill/>
+                    <a:ln w="9525">
+                      <a:noFill/>
+                      <a:headEnd/>
+                      <a:tailEnd/>
+                    </a:ln>
+                  </pic:spPr>
+                </pic:pic>
+              </a:graphicData>
+            </a:graphic>
+          </wp:inline>
+        </w:drawing>
+      </w:r>
+    </w:p>
+    <w:p>
+      <w:pPr>
+        <w:pStyle w:val="ImageCaption"/>
+      </w:pPr>
+      <w:r>
+        <w:rPr>
+          <w:bCs/>
+          <w:b/>
+        </w:rPr>
+        <w:t xml:space="preserve">Fig. S6. Lactate transport inhibition activates antioxidant defenses.</w:t>
+      </w:r>
+      <w:r>
+        <w:t xml:space="preserve"> </w:t>
+      </w:r>
+      <w:r>
+        <w:t xml:space="preserve">(</w:t>
+      </w:r>
+      <w:r>
+        <w:rPr>
+          <w:bCs/>
+          <w:b/>
+        </w:rPr>
+        <w:t xml:space="preserve">A</w:t>
+      </w:r>
+      <w:r>
+        <w:t xml:space="preserve">) The cellular redox couple NADPH/NADP</w:t>
+      </w:r>
+      <w:r>
+        <w:rPr>
+          <w:vertAlign w:val="superscript"/>
+        </w:rPr>
+        <w:t xml:space="preserve">+</w:t>
+      </w:r>
+      <w:r>
+        <w:t xml:space="preserve"> </w:t>
+      </w:r>
+      <w:r>
+        <w:t xml:space="preserve">was determined by enzymatic cycling assay (N = 4 biological replicates; * adjusted p-value &lt; 0.05;</w:t>
+      </w:r>
+      <w:r>
+        <w:t xml:space="preserve"> </w:t>
+      </w:r>
+      <w:r>
+        <w:rPr>
+          <w:iCs/>
+          <w:i/>
+        </w:rPr>
+        <w:t xml:space="preserve">black</w:t>
+      </w:r>
+      <w:r>
+        <w:t xml:space="preserve"> </w:t>
+      </w:r>
+      <w:r>
+        <w:t xml:space="preserve">compares TGFβ to control within a given treatment,</w:t>
+      </w:r>
+      <w:r>
+        <w:t xml:space="preserve"> </w:t>
+      </w:r>
+      <w:r>
+        <w:rPr>
+          <w:iCs/>
+          <w:i/>
+        </w:rPr>
+        <w:t xml:space="preserve">colored</w:t>
+      </w:r>
+      <w:r>
+        <w:t xml:space="preserve"> </w:t>
+      </w:r>
+      <w:r>
+        <w:t xml:space="preserve">compares the treatment effect to control for a given condition). (</w:t>
+      </w:r>
+      <w:r>
+        <w:rPr>
+          <w:bCs/>
+          <w:b/>
+        </w:rPr>
+        <w:t xml:space="preserve">B</w:t>
+      </w:r>
+      <w:r>
+        <w:t xml:space="preserve">) MitoTracker fluorescence was measured as a marker of mitochondrial mass (N = 3 biological replicates; * adjusted p-value &lt; 0.05 compared to TGFβ-treated cells). (</w:t>
+      </w:r>
+      <w:r>
+        <w:rPr>
+          <w:bCs/>
+          <w:b/>
+        </w:rPr>
+        <w:t xml:space="preserve">C</w:t>
+      </w:r>
+      <w:r>
+        <w:t xml:space="preserve">) Proline peak areas determined by LC-MS (N = 5 biological replicates, * adjusted p-value &lt; 0.05 for the main treatment effect). (</w:t>
+      </w:r>
+      <w:r>
+        <w:rPr>
+          <w:bCs/>
+          <w:b/>
+        </w:rPr>
+        <w:t xml:space="preserve">D</w:t>
+      </w:r>
+      <w:r>
+        <w:t xml:space="preserve">) Fraction of the M5 proline isotope following labeling with [U-</w:t>
+      </w:r>
+      <w:r>
+        <w:rPr>
+          <w:vertAlign w:val="superscript"/>
+        </w:rPr>
+        <w:t xml:space="preserve">13</w:t>
+      </w:r>
+      <w:r>
+        <w:t xml:space="preserve">C</w:t>
+      </w:r>
+      <w:r>
+        <w:rPr>
+          <w:vertAlign w:val="subscript"/>
+        </w:rPr>
+        <w:t xml:space="preserve">5</w:t>
+      </w:r>
+      <w:r>
+        <w:t xml:space="preserve">]-glutamine (N = 4 biological replicates). Summary data are mean ± SEM.</w:t>
+      </w:r>
+    </w:p>
+    <w:p>
+      <w:r>
+        <w:br w:type="page"/>
+      </w:r>
+    </w:p>
+    <w:p>
+      <w:pPr>
+        <w:pStyle w:val="CaptionedFigure"/>
+      </w:pPr>
+      <w:r>
+        <w:drawing>
+          <wp:inline>
+            <wp:extent cx="3755462" cy="2767665"/>
+            <wp:effectExtent b="0" l="0" r="0" t="0"/>
+            <wp:docPr descr="Fig. S7. Mechanisms of lactate signaling. (A) Exogenous lactate (10 mM) does not ameliorate TGFβ-stimulated α-SMA expression. (B) Lactate transport inhibition does not attenuate HIF-1α stabilization 6 h after TGFβ treatment. Summary data are mean ± SEM. (N = 4 biological replicates, * adjusted p-value &lt; 0.05, black compares TGFβ v. Ctl for a given treatment, colored compares treatment v. vehicle for the indicated condition)." title="" id="100" name="Picture"/>
+            <a:graphic>
+              <a:graphicData uri="http://schemas.openxmlformats.org/drawingml/2006/picture">
+                <pic:pic>
+                  <pic:nvPicPr>
+                    <pic:cNvPr descr="figs/SF_07.png" id="101" name="Picture"/>
+                    <pic:cNvPicPr>
+                      <a:picLocks noChangeArrowheads="1" noChangeAspect="1"/>
+                    </pic:cNvPicPr>
+                  </pic:nvPicPr>
+                  <pic:blipFill>
+                    <a:blip r:embed="rId99"/>
+                    <a:stretch>
+                      <a:fillRect/>
+                    </a:stretch>
+                  </pic:blipFill>
+                  <pic:spPr bwMode="auto">
+                    <a:xfrm>
+                      <a:off x="0" y="0"/>
+                      <a:ext cx="3755462" cy="2767665"/>
+                    </a:xfrm>
+                    <a:prstGeom prst="rect">
+                      <a:avLst/>
+                    </a:prstGeom>
+                    <a:noFill/>
+                    <a:ln w="9525">
+                      <a:noFill/>
+                      <a:headEnd/>
+                      <a:tailEnd/>
+                    </a:ln>
+                  </pic:spPr>
+                </pic:pic>
+              </a:graphicData>
+            </a:graphic>
+          </wp:inline>
+        </w:drawing>
+      </w:r>
+    </w:p>
+    <w:p>
+      <w:pPr>
+        <w:pStyle w:val="ImageCaption"/>
+      </w:pPr>
+      <w:r>
+        <w:rPr>
+          <w:bCs/>
+          <w:b/>
+        </w:rPr>
+        <w:t xml:space="preserve">Fig. S7. Mechanisms of lactate signaling.</w:t>
+      </w:r>
+      <w:r>
+        <w:t xml:space="preserve"> </w:t>
+      </w:r>
+      <w:r>
+        <w:t xml:space="preserve">(</w:t>
+      </w:r>
+      <w:r>
+        <w:rPr>
+          <w:bCs/>
+          <w:b/>
+        </w:rPr>
+        <w:t xml:space="preserve">A</w:t>
+      </w:r>
+      <w:r>
+        <w:t xml:space="preserve">) Exogenous lactate (10 mM) does not ameliorate TGFβ-stimulated α-SMA expression. (</w:t>
+      </w:r>
+      <w:r>
+        <w:rPr>
+          <w:bCs/>
+          <w:b/>
+        </w:rPr>
+        <w:t xml:space="preserve">B</w:t>
+      </w:r>
+      <w:r>
+        <w:t xml:space="preserve">) Lactate transport inhibition does not attenuate HIF-1α stabilization 6 h after TGFβ treatment. Summary data are mean ± SEM. (N = 4 biological replicates, * adjusted p-value &lt; 0.05,</w:t>
+      </w:r>
+      <w:r>
+        <w:t xml:space="preserve"> </w:t>
+      </w:r>
+      <w:r>
+        <w:rPr>
+          <w:iCs/>
+          <w:i/>
+        </w:rPr>
+        <w:t xml:space="preserve">black</w:t>
+      </w:r>
+      <w:r>
+        <w:t xml:space="preserve"> </w:t>
+      </w:r>
+      <w:r>
+        <w:t xml:space="preserve">compares TGFβ</w:t>
+      </w:r>
+      <w:r>
+        <w:t xml:space="preserve"> </w:t>
+      </w:r>
+      <w:r>
+        <w:rPr>
+          <w:iCs/>
+          <w:i/>
+        </w:rPr>
+        <w:t xml:space="preserve">v.</w:t>
+      </w:r>
+      <w:r>
+        <w:t xml:space="preserve"> </w:t>
+      </w:r>
+      <w:r>
+        <w:t xml:space="preserve">Ctl for a given treatment,</w:t>
+      </w:r>
+      <w:r>
+        <w:t xml:space="preserve"> </w:t>
+      </w:r>
+      <w:r>
+        <w:rPr>
+          <w:iCs/>
+          <w:i/>
+        </w:rPr>
+        <w:t xml:space="preserve">colored</w:t>
+      </w:r>
+      <w:r>
+        <w:t xml:space="preserve"> </w:t>
+      </w:r>
+      <w:r>
+        <w:t xml:space="preserve">compares treatment</w:t>
+      </w:r>
+      <w:r>
+        <w:t xml:space="preserve"> </w:t>
+      </w:r>
+      <w:r>
+        <w:rPr>
+          <w:iCs/>
+          <w:i/>
+        </w:rPr>
+        <w:t xml:space="preserve">v.</w:t>
+      </w:r>
+      <w:r>
+        <w:t xml:space="preserve"> </w:t>
+      </w:r>
+      <w:r>
+        <w:t xml:space="preserve">vehicle for the indicated condition).</w:t>
+      </w:r>
+    </w:p>
+    <w:p>
+      <w:r>
+        <w:br w:type="page"/>
+      </w:r>
+    </w:p>
+    <w:p>
+      <w:pPr>
+        <w:pStyle w:val="CaptionedFigure"/>
+      </w:pPr>
+      <w:r>
+        <w:drawing>
+          <wp:inline>
+            <wp:extent cx="4630105" cy="1758461"/>
+            <wp:effectExtent b="0" l="0" r="0" t="0"/>
+            <wp:docPr descr="Fig. S8. Lactate transport inhibition improves weight gain following bleomycin. Following bleomycin, mice were weighed weekly. Data points show individual mice, summary statistics show the mean ± SEM, * adjusted p-value-value &lt; 0.05 for the overall treatment effect compared to bleomycin-treated (Bleo) vehicle control." title="" id="103" name="Picture"/>
+            <a:graphic>
+              <a:graphicData uri="http://schemas.openxmlformats.org/drawingml/2006/picture">
+                <pic:pic>
+                  <pic:nvPicPr>
+                    <pic:cNvPr descr="figs/SF_08.png" id="104" name="Picture"/>
+                    <pic:cNvPicPr>
+                      <a:picLocks noChangeArrowheads="1" noChangeAspect="1"/>
+                    </pic:cNvPicPr>
+                  </pic:nvPicPr>
+                  <pic:blipFill>
+                    <a:blip r:embed="rId102"/>
+                    <a:stretch>
+                      <a:fillRect/>
+                    </a:stretch>
+                  </pic:blipFill>
+                  <pic:spPr bwMode="auto">
+                    <a:xfrm>
+                      <a:off x="0" y="0"/>
+                      <a:ext cx="4630105" cy="1758461"/>
+                    </a:xfrm>
+                    <a:prstGeom prst="rect">
+                      <a:avLst/>
+                    </a:prstGeom>
+                    <a:noFill/>
+                    <a:ln w="9525">
+                      <a:noFill/>
+                      <a:headEnd/>
+                      <a:tailEnd/>
+                    </a:ln>
+                  </pic:spPr>
+                </pic:pic>
+              </a:graphicData>
+            </a:graphic>
+          </wp:inline>
+        </w:drawing>
+      </w:r>
+    </w:p>
+    <w:p>
+      <w:pPr>
+        <w:pStyle w:val="ImageCaption"/>
+      </w:pPr>
+      <w:r>
+        <w:rPr>
+          <w:bCs/>
+          <w:b/>
+        </w:rPr>
+        <w:t xml:space="preserve">Fig. S8. Lactate transport inhibition improves weight gain following bleomycin.</w:t>
+      </w:r>
+      <w:r>
+        <w:t xml:space="preserve"> </w:t>
+      </w:r>
+      <w:r>
+        <w:t xml:space="preserve">Following bleomycin, mice were weighed weekly. Data points show individual mice, summary statistics show the mean ± SEM, * adjusted p-value-value &lt; 0.05 for the overall treatment effect compared to bleomycin-treated (Bleo) vehicle control.</w:t>
+      </w:r>
+    </w:p>
+    <w:p>
+      <w:r>
+        <w:br w:type="page"/>
+      </w:r>
+    </w:p>
+    <w:p>
+      <w:pPr>
+        <w:pStyle w:val="CaptionedFigure"/>
+      </w:pPr>
+      <w:r>
+        <w:drawing>
+          <wp:inline>
+            <wp:extent cx="6400800" cy="5520562"/>
+            <wp:effectExtent b="0" l="0" r="0" t="0"/>
+            <wp:docPr descr="Fig. S9. Metabolic reprogramming by lactate transport inhibition in vivo. (A-D) Plasma (A-B) and lung (C-D) metabolomic profile and metabolite set enrichment analyses in bleomycin-treated mice. (E-H) Plasma (E-F) and lung (G-H) metabolomic profile and metabolite set enrichment analysis of AZD3965 treatment in bleomycin-treated mice. (I-L) Plasma (I-J) and lung (K-L) metabolomic profile and metabolite set enrichment analysis of VB124 treatment in bleomycin-treated mice. Differentially regulated metabolites are colored (adjusted p-value &lt; 0.1), the top 10 up- and down-regulated of which are labeled. KEGG pathways significantly enriched (adjusted p-value &lt; 0.1) with metabolites differentially regulated by bleomycin treatment or MCT inhibition ordered by normalized enrichment score (NES). Positive NES indicate enrichment in treated mice while negative NES indicate relative enrichment in control or untreated mice." title="" id="106" name="Picture"/>
+            <a:graphic>
+              <a:graphicData uri="http://schemas.openxmlformats.org/drawingml/2006/picture">
+                <pic:pic>
+                  <pic:nvPicPr>
+                    <pic:cNvPr descr="figs/SF_09.png" id="107" name="Picture"/>
+                    <pic:cNvPicPr>
+                      <a:picLocks noChangeArrowheads="1" noChangeAspect="1"/>
+                    </pic:cNvPicPr>
+                  </pic:nvPicPr>
+                  <pic:blipFill>
+                    <a:blip r:embed="rId105"/>
+                    <a:stretch>
+                      <a:fillRect/>
+                    </a:stretch>
+                  </pic:blipFill>
+                  <pic:spPr bwMode="auto">
+                    <a:xfrm>
+                      <a:off x="0" y="0"/>
+                      <a:ext cx="6400800" cy="5520562"/>
+                    </a:xfrm>
+                    <a:prstGeom prst="rect">
+                      <a:avLst/>
+                    </a:prstGeom>
+                    <a:noFill/>
+                    <a:ln w="9525">
+                      <a:noFill/>
+                      <a:headEnd/>
+                      <a:tailEnd/>
+                    </a:ln>
+                  </pic:spPr>
+                </pic:pic>
+              </a:graphicData>
+            </a:graphic>
+          </wp:inline>
+        </w:drawing>
+      </w:r>
+    </w:p>
+    <w:p>
+      <w:pPr>
+        <w:pStyle w:val="ImageCaption"/>
+      </w:pPr>
+      <w:r>
+        <w:rPr>
+          <w:bCs/>
+          <w:b/>
+        </w:rPr>
+        <w:t xml:space="preserve">Fig. S9. Metabolic reprogramming by lactate transport inhibition</w:t>
+      </w:r>
+      <w:r>
+        <w:rPr>
+          <w:bCs/>
+          <w:b/>
+        </w:rPr>
+        <w:t xml:space="preserve"> </w:t>
+      </w:r>
+      <w:r>
+        <w:rPr>
+          <w:iCs/>
+          <w:i/>
+          <w:bCs/>
+          <w:b/>
+        </w:rPr>
+        <w:t xml:space="preserve">in vivo</w:t>
+      </w:r>
+      <w:r>
+        <w:rPr>
+          <w:bCs/>
+          <w:b/>
+        </w:rPr>
+        <w:t xml:space="preserve">.</w:t>
+      </w:r>
+      <w:r>
+        <w:t xml:space="preserve"> </w:t>
+      </w:r>
+      <w:r>
+        <w:t xml:space="preserve">(</w:t>
+      </w:r>
+      <w:r>
+        <w:rPr>
+          <w:bCs/>
+          <w:b/>
+        </w:rPr>
+        <w:t xml:space="preserve">A</w:t>
+      </w:r>
+      <w:r>
+        <w:t xml:space="preserve">-</w:t>
+      </w:r>
+      <w:r>
+        <w:rPr>
+          <w:bCs/>
+          <w:b/>
+        </w:rPr>
+        <w:t xml:space="preserve">D</w:t>
+      </w:r>
+      <w:r>
+        <w:t xml:space="preserve">) Plasma (A-B) and lung (C-D) metabolomic profile and metabolite set enrichment analyses in bleomycin-treated mice. (</w:t>
+      </w:r>
+      <w:r>
+        <w:rPr>
+          <w:bCs/>
+          <w:b/>
+        </w:rPr>
+        <w:t xml:space="preserve">E</w:t>
+      </w:r>
+      <w:r>
+        <w:t xml:space="preserve">-</w:t>
+      </w:r>
+      <w:r>
+        <w:rPr>
+          <w:bCs/>
+          <w:b/>
+        </w:rPr>
+        <w:t xml:space="preserve">H</w:t>
+      </w:r>
+      <w:r>
+        <w:t xml:space="preserve">) Plasma (E-F) and lung (G-H) metabolomic profile and metabolite set enrichment analysis of AZD3965 treatment in bleomycin-treated mice. (</w:t>
+      </w:r>
+      <w:r>
+        <w:rPr>
+          <w:bCs/>
+          <w:b/>
+        </w:rPr>
+        <w:t xml:space="preserve">I</w:t>
+      </w:r>
+      <w:r>
+        <w:t xml:space="preserve">-</w:t>
+      </w:r>
+      <w:r>
+        <w:rPr>
+          <w:bCs/>
+          <w:b/>
+        </w:rPr>
+        <w:t xml:space="preserve">L</w:t>
+      </w:r>
+      <w:r>
+        <w:t xml:space="preserve">) Plasma (I-J) and lung (K-L) metabolomic profile and metabolite set enrichment analysis of VB124 treatment in bleomycin-treated mice. Differentially regulated metabolites are colored (adjusted p-value &lt; 0.1), the top 10 up- and down-regulated of which are labeled. KEGG pathways significantly enriched (adjusted p-value &lt; 0.1) with metabolites differentially regulated by bleomycin treatment or MCT inhibition ordered by normalized enrichment score (NES). Positive NES indicate enrichment in treated mice while negative NES indicate relative enrichment in control or untreated mice.</w:t>
+      </w:r>
+    </w:p>
+    <w:p>
+      <w:r>
+        <w:br w:type="page"/>
+      </w:r>
+    </w:p>
+    <w:p>
+      <w:pPr>
+        <w:pStyle w:val="CaptionedFigure"/>
+      </w:pPr>
+      <w:r>
+        <w:drawing>
+          <wp:inline>
+            <wp:extent cx="2461846" cy="1862440"/>
+            <wp:effectExtent b="0" l="0" r="0" t="0"/>
+            <wp:docPr descr="Fig. S10. VB253 does not attenuate canonical TGFβ signaling. Upon phosphorylation by the TGFβ receptor, Smad3 relocates to the nucleus. Dose-response profile of VB253 compared to nintedanib (NIN), demonstrates that VB253 does not inhibit canonical Smad3 signaling pathways." title="" id="109" name="Picture"/>
+            <a:graphic>
+              <a:graphicData uri="http://schemas.openxmlformats.org/drawingml/2006/picture">
+                <pic:pic>
+                  <pic:nvPicPr>
+                    <pic:cNvPr descr="figs/SF_10.png" id="110" name="Picture"/>
+                    <pic:cNvPicPr>
+                      <a:picLocks noChangeArrowheads="1" noChangeAspect="1"/>
+                    </pic:cNvPicPr>
+                  </pic:nvPicPr>
+                  <pic:blipFill>
+                    <a:blip r:embed="rId108"/>
+                    <a:stretch>
+                      <a:fillRect/>
+                    </a:stretch>
+                  </pic:blipFill>
+                  <pic:spPr bwMode="auto">
+                    <a:xfrm>
+                      <a:off x="0" y="0"/>
+                      <a:ext cx="2461846" cy="1862440"/>
+                    </a:xfrm>
+                    <a:prstGeom prst="rect">
+                      <a:avLst/>
+                    </a:prstGeom>
+                    <a:noFill/>
+                    <a:ln w="9525">
+                      <a:noFill/>
+                      <a:headEnd/>
+                      <a:tailEnd/>
+                    </a:ln>
+                  </pic:spPr>
+                </pic:pic>
+              </a:graphicData>
+            </a:graphic>
+          </wp:inline>
+        </w:drawing>
+      </w:r>
+    </w:p>
+    <w:p>
+      <w:pPr>
+        <w:pStyle w:val="ImageCaption"/>
+      </w:pPr>
+      <w:r>
+        <w:rPr>
+          <w:bCs/>
+          <w:b/>
+        </w:rPr>
+        <w:t xml:space="preserve">Fig. S10. VB253 does not attenuate canonical TGFβ signaling.</w:t>
+      </w:r>
+      <w:r>
+        <w:t xml:space="preserve"> </w:t>
+      </w:r>
+      <w:r>
+        <w:t xml:space="preserve">Upon phosphorylation by the TGFβ receptor, Smad3 relocates to the nucleus. Dose-response profile of VB253 compared to nintedanib (NIN), demonstrates that VB253 does not inhibit canonical Smad3 signaling pathways.</w:t>
+      </w:r>
+    </w:p>
+    <w:bookmarkEnd w:id="111"/>
     <w:sectPr>
       <w:footerReference r:id="rId10" w:type="even"/>
       <w:footerReference r:id="rId9" w:type="default"/>

--- a/manuscript/ziehr_2023_mcti_supplement.docx
+++ b/manuscript/ziehr_2023_mcti_supplement.docx
@@ -140,6 +140,66 @@
         <w:t xml:space="preserve"> </w:t>
       </w:r>
       <w:r>
+        <w:t xml:space="preserve">Fei</w:t>
+      </w:r>
+      <w:r>
+        <w:t xml:space="preserve"> </w:t>
+      </w:r>
+      <w:r>
+        <w:t xml:space="preserve">Li</w:t>
+      </w:r>
+      <w:r>
+        <w:rPr>
+          <w:vertAlign w:val="superscript"/>
+        </w:rPr>
+        <w:t xml:space="preserve">1</w:t>
+      </w:r>
+      <w:r>
+        <w:rPr>
+          <w:vertAlign w:val="superscript"/>
+        </w:rPr>
+        <w:t xml:space="preserve">,</w:t>
+      </w:r>
+      <w:r>
+        <w:rPr>
+          <w:vertAlign w:val="superscript"/>
+        </w:rPr>
+        <w:t xml:space="preserve">3</w:t>
+      </w:r>
+      <w:r>
+        <w:t xml:space="preserve">,</w:t>
+      </w:r>
+      <w:r>
+        <w:t xml:space="preserve"> </w:t>
+      </w:r>
+      <w:r>
+        <w:t xml:space="preserve">K.</w:t>
+      </w:r>
+      <w:r>
+        <w:t xml:space="preserve"> </w:t>
+      </w:r>
+      <w:r>
+        <w:t xml:space="preserve">Mark</w:t>
+      </w:r>
+      <w:r>
+        <w:t xml:space="preserve"> </w:t>
+      </w:r>
+      <w:r>
+        <w:t xml:space="preserve">Parnell</w:t>
+      </w:r>
+      <w:r>
+        <w:rPr>
+          <w:vertAlign w:val="superscript"/>
+        </w:rPr>
+        <w:t xml:space="preserve">4</w:t>
+      </w:r>
+      <w:r>
+        <w:t xml:space="preserve">,</w:t>
+      </w:r>
+      <w:r>
+        <w:t xml:space="preserve"> </w:t>
+      </w:r>
+      <w:r>
         <w:t xml:space="preserve">Nathan</w:t>
       </w:r>
       <w:r>
@@ -158,12 +218,24 @@
         <w:rPr>
           <w:vertAlign w:val="superscript"/>
         </w:rPr>
-        <w:t xml:space="preserve">4</w:t>
-      </w:r>
-      <w:r>
+        <w:t xml:space="preserve">5</w:t>
+      </w:r>
+      <w:r>
+        <w:rPr>
+          <w:vertAlign w:val="superscript"/>
+        </w:rPr>
         <w:t xml:space="preserve">,</w:t>
       </w:r>
       <w:r>
+        <w:rPr>
+          <w:vertAlign w:val="superscript"/>
+        </w:rPr>
+        <w:t xml:space="preserve">6</w:t>
+      </w:r>
+      <w:r>
+        <w:t xml:space="preserve">,</w:t>
+      </w:r>
+      <w:r>
         <w:t xml:space="preserve"> </w:t>
       </w:r>
       <w:r>
@@ -173,40 +245,346 @@
         <w:t xml:space="preserve"> </w:t>
       </w:r>
       <w:r>
+        <w:t xml:space="preserve">J.</w:t>
+      </w:r>
+      <w:r>
+        <w:t xml:space="preserve"> </w:t>
+      </w:r>
+      <w:r>
         <w:t xml:space="preserve">Leahy</w:t>
       </w:r>
       <w:r>
         <w:rPr>
           <w:vertAlign w:val="superscript"/>
         </w:rPr>
+        <w:t xml:space="preserve">1</w:t>
+      </w:r>
+      <w:r>
+        <w:t xml:space="preserve">,</w:t>
+      </w:r>
+      <w:r>
+        <w:t xml:space="preserve"> </w:t>
+      </w:r>
+      <w:r>
+        <w:t xml:space="preserve">Christelle</w:t>
+      </w:r>
+      <w:r>
+        <w:t xml:space="preserve"> </w:t>
+      </w:r>
+      <w:r>
+        <w:t xml:space="preserve">Guillermier</w:t>
+      </w:r>
+      <w:r>
+        <w:rPr>
+          <w:vertAlign w:val="superscript"/>
+        </w:rPr>
+        <w:t xml:space="preserve">1</w:t>
+      </w:r>
+      <w:r>
+        <w:rPr>
+          <w:vertAlign w:val="superscript"/>
+        </w:rPr>
+        <w:t xml:space="preserve">,</w:t>
+      </w:r>
+      <w:r>
+        <w:rPr>
+          <w:vertAlign w:val="superscript"/>
+        </w:rPr>
+        <w:t xml:space="preserve">3</w:t>
+      </w:r>
+      <w:r>
+        <w:t xml:space="preserve">,</w:t>
+      </w:r>
+      <w:r>
+        <w:t xml:space="preserve"> </w:t>
+      </w:r>
+      <w:r>
+        <w:t xml:space="preserve">Jack</w:t>
+      </w:r>
+      <w:r>
+        <w:t xml:space="preserve"> </w:t>
+      </w:r>
+      <w:r>
+        <w:t xml:space="preserve">Varon</w:t>
+      </w:r>
+      <w:r>
+        <w:rPr>
+          <w:vertAlign w:val="superscript"/>
+        </w:rPr>
+        <w:t xml:space="preserve">1</w:t>
+      </w:r>
+      <w:r>
+        <w:rPr>
+          <w:vertAlign w:val="superscript"/>
+        </w:rPr>
+        <w:t xml:space="preserve">,</w:t>
+      </w:r>
+      <w:r>
+        <w:rPr>
+          <w:vertAlign w:val="superscript"/>
+        </w:rPr>
+        <w:t xml:space="preserve">3</w:t>
+      </w:r>
+      <w:r>
+        <w:t xml:space="preserve">,</w:t>
+      </w:r>
+      <w:r>
+        <w:t xml:space="preserve"> </w:t>
+      </w:r>
+      <w:r>
+        <w:t xml:space="preserve">Rebecca</w:t>
+      </w:r>
+      <w:r>
+        <w:t xml:space="preserve"> </w:t>
+      </w:r>
+      <w:r>
+        <w:t xml:space="preserve">M.</w:t>
+      </w:r>
+      <w:r>
+        <w:t xml:space="preserve"> </w:t>
+      </w:r>
+      <w:r>
+        <w:t xml:space="preserve">Baron</w:t>
+      </w:r>
+      <w:r>
+        <w:rPr>
+          <w:vertAlign w:val="superscript"/>
+        </w:rPr>
+        <w:t xml:space="preserve">1</w:t>
+      </w:r>
+      <w:r>
+        <w:rPr>
+          <w:vertAlign w:val="superscript"/>
+        </w:rPr>
+        <w:t xml:space="preserve">,</w:t>
+      </w:r>
+      <w:r>
+        <w:rPr>
+          <w:vertAlign w:val="superscript"/>
+        </w:rPr>
+        <w:t xml:space="preserve">3</w:t>
+      </w:r>
+      <w:r>
+        <w:t xml:space="preserve">,</w:t>
+      </w:r>
+      <w:r>
+        <w:t xml:space="preserve"> </w:t>
+      </w:r>
+      <w:r>
+        <w:t xml:space="preserve">Bradley</w:t>
+      </w:r>
+      <w:r>
+        <w:t xml:space="preserve"> </w:t>
+      </w:r>
+      <w:r>
+        <w:t xml:space="preserve">A.</w:t>
+      </w:r>
+      <w:r>
+        <w:t xml:space="preserve"> </w:t>
+      </w:r>
+      <w:r>
+        <w:t xml:space="preserve">Maron</w:t>
+      </w:r>
+      <w:r>
+        <w:rPr>
+          <w:vertAlign w:val="superscript"/>
+        </w:rPr>
+        <w:t xml:space="preserve">7</w:t>
+      </w:r>
+      <w:r>
+        <w:rPr>
+          <w:vertAlign w:val="superscript"/>
+        </w:rPr>
+        <w:t xml:space="preserve">,</w:t>
+      </w:r>
+      <w:r>
+        <w:rPr>
+          <w:vertAlign w:val="superscript"/>
+        </w:rPr>
+        <w:t xml:space="preserve">8</w:t>
+      </w:r>
+      <w:r>
+        <w:t xml:space="preserve">,</w:t>
+      </w:r>
+      <w:r>
+        <w:t xml:space="preserve"> </w:t>
+      </w:r>
+      <w:r>
+        <w:t xml:space="preserve">Nancy</w:t>
+      </w:r>
+      <w:r>
+        <w:t xml:space="preserve"> </w:t>
+      </w:r>
+      <w:r>
+        <w:t xml:space="preserve">J.</w:t>
+      </w:r>
+      <w:r>
+        <w:t xml:space="preserve"> </w:t>
+      </w:r>
+      <w:r>
+        <w:t xml:space="preserve">Philp</w:t>
+      </w:r>
+      <w:r>
+        <w:rPr>
+          <w:vertAlign w:val="superscript"/>
+        </w:rPr>
+        <w:t xml:space="preserve">9</w:t>
+      </w:r>
+      <w:r>
+        <w:t xml:space="preserve">,</w:t>
+      </w:r>
+      <w:r>
+        <w:t xml:space="preserve"> </w:t>
+      </w:r>
+      <w:r>
+        <w:t xml:space="preserve">Lida</w:t>
+      </w:r>
+      <w:r>
+        <w:t xml:space="preserve"> </w:t>
+      </w:r>
+      <w:r>
+        <w:t xml:space="preserve">P.</w:t>
+      </w:r>
+      <w:r>
+        <w:t xml:space="preserve"> </w:t>
+      </w:r>
+      <w:r>
+        <w:t xml:space="preserve">Hariri</w:t>
+      </w:r>
+      <w:r>
+        <w:rPr>
+          <w:vertAlign w:val="superscript"/>
+        </w:rPr>
+        <w:t xml:space="preserve">3</w:t>
+      </w:r>
+      <w:r>
+        <w:rPr>
+          <w:vertAlign w:val="superscript"/>
+        </w:rPr>
+        <w:t xml:space="preserve">,</w:t>
+      </w:r>
+      <w:r>
+        <w:rPr>
+          <w:vertAlign w:val="superscript"/>
+        </w:rPr>
+        <w:t xml:space="preserve">10</w:t>
+      </w:r>
+      <w:r>
+        <w:t xml:space="preserve">,</w:t>
+      </w:r>
+      <w:r>
+        <w:t xml:space="preserve"> </w:t>
+      </w:r>
+      <w:r>
+        <w:t xml:space="preserve">Edy</w:t>
+      </w:r>
+      <w:r>
+        <w:t xml:space="preserve"> </w:t>
+      </w:r>
+      <w:r>
+        <w:t xml:space="preserve">Y.</w:t>
+      </w:r>
+      <w:r>
+        <w:t xml:space="preserve"> </w:t>
+      </w:r>
+      <w:r>
+        <w:t xml:space="preserve">Kim</w:t>
+      </w:r>
+      <w:r>
+        <w:rPr>
+          <w:vertAlign w:val="superscript"/>
+        </w:rPr>
+        <w:t xml:space="preserve">1</w:t>
+      </w:r>
+      <w:r>
+        <w:rPr>
+          <w:vertAlign w:val="superscript"/>
+        </w:rPr>
+        <w:t xml:space="preserve">,</w:t>
+      </w:r>
+      <w:r>
+        <w:rPr>
+          <w:vertAlign w:val="superscript"/>
+        </w:rPr>
+        <w:t xml:space="preserve">3</w:t>
+      </w:r>
+      <w:r>
+        <w:t xml:space="preserve">,</w:t>
+      </w:r>
+      <w:r>
+        <w:t xml:space="preserve"> </w:t>
+      </w:r>
+      <w:r>
+        <w:t xml:space="preserve">Matthew</w:t>
+      </w:r>
+      <w:r>
+        <w:t xml:space="preserve"> </w:t>
+      </w:r>
+      <w:r>
+        <w:t xml:space="preserve">L.</w:t>
+      </w:r>
+      <w:r>
+        <w:t xml:space="preserve"> </w:t>
+      </w:r>
+      <w:r>
+        <w:t xml:space="preserve">Steinhauser</w:t>
+      </w:r>
+      <w:r>
+        <w:rPr>
+          <w:vertAlign w:val="superscript"/>
+        </w:rPr>
+        <w:t xml:space="preserve">11</w:t>
+      </w:r>
+      <w:r>
+        <w:rPr>
+          <w:vertAlign w:val="superscript"/>
+        </w:rPr>
+        <w:t xml:space="preserve">,</w:t>
+      </w:r>
+      <w:r>
+        <w:rPr>
+          <w:vertAlign w:val="superscript"/>
+        </w:rPr>
+        <w:t xml:space="preserve">12</w:t>
+      </w:r>
+      <w:r>
+        <w:t xml:space="preserve">,</w:t>
+      </w:r>
+      <w:r>
+        <w:t xml:space="preserve"> </w:t>
+      </w:r>
+      <w:r>
+        <w:t xml:space="preserve">Rachel</w:t>
+      </w:r>
+      <w:r>
+        <w:t xml:space="preserve"> </w:t>
+      </w:r>
+      <w:r>
+        <w:t xml:space="preserve">S.</w:t>
+      </w:r>
+      <w:r>
+        <w:t xml:space="preserve"> </w:t>
+      </w:r>
+      <w:r>
+        <w:t xml:space="preserve">Knipe</w:t>
+      </w:r>
+      <w:r>
+        <w:rPr>
+          <w:vertAlign w:val="superscript"/>
+        </w:rPr>
         <w:t xml:space="preserve">2</w:t>
       </w:r>
       <w:r>
+        <w:rPr>
+          <w:vertAlign w:val="superscript"/>
+        </w:rPr>
         <w:t xml:space="preserve">,</w:t>
       </w:r>
       <w:r>
-        <w:t xml:space="preserve"> </w:t>
-      </w:r>
-      <w:r>
-        <w:t xml:space="preserve">K.</w:t>
-      </w:r>
-      <w:r>
-        <w:t xml:space="preserve"> </w:t>
-      </w:r>
-      <w:r>
-        <w:t xml:space="preserve">Mark</w:t>
-      </w:r>
-      <w:r>
-        <w:t xml:space="preserve"> </w:t>
-      </w:r>
-      <w:r>
-        <w:t xml:space="preserve">Parnell</w:t>
-      </w:r>
-      <w:r>
         <w:rPr>
           <w:vertAlign w:val="superscript"/>
         </w:rPr>
-        <w:t xml:space="preserve">5</w:t>
+        <w:t xml:space="preserve">3</w:t>
       </w:r>
       <w:r>
         <w:t xml:space="preserve">,</w:t>
@@ -215,19 +593,19 @@
         <w:t xml:space="preserve"> </w:t>
       </w:r>
       <w:r>
-        <w:t xml:space="preserve">Jack</w:t>
-      </w:r>
-      <w:r>
-        <w:t xml:space="preserve"> </w:t>
-      </w:r>
-      <w:r>
-        <w:t xml:space="preserve">Varon</w:t>
+        <w:t xml:space="preserve">Jared</w:t>
+      </w:r>
+      <w:r>
+        <w:t xml:space="preserve"> </w:t>
+      </w:r>
+      <w:r>
+        <w:t xml:space="preserve">Rutter</w:t>
       </w:r>
       <w:r>
         <w:rPr>
           <w:vertAlign w:val="superscript"/>
         </w:rPr>
-        <w:t xml:space="preserve">2</w:t>
+        <w:t xml:space="preserve">6</w:t>
       </w:r>
       <w:r>
         <w:rPr>
@@ -239,7 +617,7 @@
         <w:rPr>
           <w:vertAlign w:val="superscript"/>
         </w:rPr>
-        <w:t xml:space="preserve">3</w:t>
+        <w:t xml:space="preserve">13</w:t>
       </w:r>
       <w:r>
         <w:t xml:space="preserve">,</w:t>
@@ -248,7 +626,13 @@
         <w:t xml:space="preserve"> </w:t>
       </w:r>
       <w:r>
-        <w:t xml:space="preserve">Rebecca</w:t>
+        <w:t xml:space="preserve">and</w:t>
+      </w:r>
+      <w:r>
+        <w:t xml:space="preserve"> </w:t>
+      </w:r>
+      <w:r>
+        <w:t xml:space="preserve">William</w:t>
       </w:r>
       <w:r>
         <w:t xml:space="preserve"> </w:t>
@@ -260,235 +644,13 @@
         <w:t xml:space="preserve"> </w:t>
       </w:r>
       <w:r>
-        <w:t xml:space="preserve">Baron</w:t>
+        <w:t xml:space="preserve">Oldham</w:t>
       </w:r>
       <w:r>
         <w:rPr>
           <w:vertAlign w:val="superscript"/>
         </w:rPr>
-        <w:t xml:space="preserve">2</w:t>
-      </w:r>
-      <w:r>
-        <w:rPr>
-          <w:vertAlign w:val="superscript"/>
-        </w:rPr>
-        <w:t xml:space="preserve">,</w:t>
-      </w:r>
-      <w:r>
-        <w:rPr>
-          <w:vertAlign w:val="superscript"/>
-        </w:rPr>
-        <w:t xml:space="preserve">3</w:t>
-      </w:r>
-      <w:r>
-        <w:t xml:space="preserve">,</w:t>
-      </w:r>
-      <w:r>
-        <w:t xml:space="preserve"> </w:t>
-      </w:r>
-      <w:r>
-        <w:t xml:space="preserve">Nancy</w:t>
-      </w:r>
-      <w:r>
-        <w:t xml:space="preserve"> </w:t>
-      </w:r>
-      <w:r>
-        <w:t xml:space="preserve">J.</w:t>
-      </w:r>
-      <w:r>
-        <w:t xml:space="preserve"> </w:t>
-      </w:r>
-      <w:r>
-        <w:t xml:space="preserve">Philp</w:t>
-      </w:r>
-      <w:r>
-        <w:rPr>
-          <w:vertAlign w:val="superscript"/>
-        </w:rPr>
-        <w:t xml:space="preserve">6</w:t>
-      </w:r>
-      <w:r>
-        <w:t xml:space="preserve">,</w:t>
-      </w:r>
-      <w:r>
-        <w:t xml:space="preserve"> </w:t>
-      </w:r>
-      <w:r>
-        <w:t xml:space="preserve">Lida</w:t>
-      </w:r>
-      <w:r>
-        <w:t xml:space="preserve"> </w:t>
-      </w:r>
-      <w:r>
-        <w:t xml:space="preserve">P.</w:t>
-      </w:r>
-      <w:r>
-        <w:t xml:space="preserve"> </w:t>
-      </w:r>
-      <w:r>
-        <w:t xml:space="preserve">Hariri</w:t>
-      </w:r>
-      <w:r>
-        <w:rPr>
-          <w:vertAlign w:val="superscript"/>
-        </w:rPr>
-        <w:t xml:space="preserve">3</w:t>
-      </w:r>
-      <w:r>
-        <w:rPr>
-          <w:vertAlign w:val="superscript"/>
-        </w:rPr>
-        <w:t xml:space="preserve">,</w:t>
-      </w:r>
-      <w:r>
-        <w:rPr>
-          <w:vertAlign w:val="superscript"/>
-        </w:rPr>
-        <w:t xml:space="preserve">7</w:t>
-      </w:r>
-      <w:r>
-        <w:t xml:space="preserve">,</w:t>
-      </w:r>
-      <w:r>
-        <w:t xml:space="preserve"> </w:t>
-      </w:r>
-      <w:r>
-        <w:t xml:space="preserve">Edy</w:t>
-      </w:r>
-      <w:r>
-        <w:t xml:space="preserve"> </w:t>
-      </w:r>
-      <w:r>
-        <w:t xml:space="preserve">Y.</w:t>
-      </w:r>
-      <w:r>
-        <w:t xml:space="preserve"> </w:t>
-      </w:r>
-      <w:r>
-        <w:t xml:space="preserve">Kim</w:t>
-      </w:r>
-      <w:r>
-        <w:rPr>
-          <w:vertAlign w:val="superscript"/>
-        </w:rPr>
-        <w:t xml:space="preserve">2</w:t>
-      </w:r>
-      <w:r>
-        <w:rPr>
-          <w:vertAlign w:val="superscript"/>
-        </w:rPr>
-        <w:t xml:space="preserve">,</w:t>
-      </w:r>
-      <w:r>
-        <w:rPr>
-          <w:vertAlign w:val="superscript"/>
-        </w:rPr>
-        <w:t xml:space="preserve">3</w:t>
-      </w:r>
-      <w:r>
-        <w:t xml:space="preserve">,</w:t>
-      </w:r>
-      <w:r>
-        <w:t xml:space="preserve"> </w:t>
-      </w:r>
-      <w:r>
-        <w:t xml:space="preserve">Rachel</w:t>
-      </w:r>
-      <w:r>
-        <w:t xml:space="preserve"> </w:t>
-      </w:r>
-      <w:r>
-        <w:t xml:space="preserve">S.</w:t>
-      </w:r>
-      <w:r>
-        <w:t xml:space="preserve"> </w:t>
-      </w:r>
-      <w:r>
-        <w:t xml:space="preserve">Knipe</w:t>
-      </w:r>
-      <w:r>
-        <w:rPr>
-          <w:vertAlign w:val="superscript"/>
-        </w:rPr>
         <w:t xml:space="preserve">1</w:t>
-      </w:r>
-      <w:r>
-        <w:rPr>
-          <w:vertAlign w:val="superscript"/>
-        </w:rPr>
-        <w:t xml:space="preserve">,</w:t>
-      </w:r>
-      <w:r>
-        <w:rPr>
-          <w:vertAlign w:val="superscript"/>
-        </w:rPr>
-        <w:t xml:space="preserve">3</w:t>
-      </w:r>
-      <w:r>
-        <w:t xml:space="preserve">,</w:t>
-      </w:r>
-      <w:r>
-        <w:t xml:space="preserve"> </w:t>
-      </w:r>
-      <w:r>
-        <w:t xml:space="preserve">Jared</w:t>
-      </w:r>
-      <w:r>
-        <w:t xml:space="preserve"> </w:t>
-      </w:r>
-      <w:r>
-        <w:t xml:space="preserve">Rutter</w:t>
-      </w:r>
-      <w:r>
-        <w:rPr>
-          <w:vertAlign w:val="superscript"/>
-        </w:rPr>
-        <w:t xml:space="preserve">8</w:t>
-      </w:r>
-      <w:r>
-        <w:rPr>
-          <w:vertAlign w:val="superscript"/>
-        </w:rPr>
-        <w:t xml:space="preserve">,</w:t>
-      </w:r>
-      <w:r>
-        <w:rPr>
-          <w:vertAlign w:val="superscript"/>
-        </w:rPr>
-        <w:t xml:space="preserve">9</w:t>
-      </w:r>
-      <w:r>
-        <w:t xml:space="preserve">,</w:t>
-      </w:r>
-      <w:r>
-        <w:t xml:space="preserve"> </w:t>
-      </w:r>
-      <w:r>
-        <w:t xml:space="preserve">and</w:t>
-      </w:r>
-      <w:r>
-        <w:t xml:space="preserve"> </w:t>
-      </w:r>
-      <w:r>
-        <w:t xml:space="preserve">William</w:t>
-      </w:r>
-      <w:r>
-        <w:t xml:space="preserve"> </w:t>
-      </w:r>
-      <w:r>
-        <w:t xml:space="preserve">M.</w:t>
-      </w:r>
-      <w:r>
-        <w:t xml:space="preserve"> </w:t>
-      </w:r>
-      <w:r>
-        <w:t xml:space="preserve">Oldham</w:t>
-      </w:r>
-      <w:r>
-        <w:rPr>
-          <w:vertAlign w:val="superscript"/>
-        </w:rPr>
-        <w:t xml:space="preserve">2</w:t>
       </w:r>
       <w:r>
         <w:rPr>
@@ -529,6 +691,21 @@
         <w:t xml:space="preserve"> </w:t>
       </w:r>
       <w:r>
+        <w:t xml:space="preserve">Department of Medicine, Brigham and Women’s Hospital, Boston, MA</w:t>
+      </w:r>
+      <w:r>
+        <w:br/>
+      </w:r>
+      <w:r>
+        <w:rPr>
+          <w:vertAlign w:val="superscript"/>
+        </w:rPr>
+        <w:t xml:space="preserve">2</w:t>
+      </w:r>
+      <w:r>
+        <w:t xml:space="preserve"> </w:t>
+      </w:r>
+      <w:r>
         <w:t xml:space="preserve">Department of Medicine, Massachusetts General Hospital, Boston, MA</w:t>
       </w:r>
       <w:r>
@@ -538,13 +715,13 @@
         <w:rPr>
           <w:vertAlign w:val="superscript"/>
         </w:rPr>
-        <w:t xml:space="preserve">2</w:t>
-      </w:r>
-      <w:r>
-        <w:t xml:space="preserve"> </w:t>
-      </w:r>
-      <w:r>
-        <w:t xml:space="preserve">Department of Medicine, Brigham and Women’s Hospital and Harvard Medical School, Boston, MA</w:t>
+        <w:t xml:space="preserve">3</w:t>
+      </w:r>
+      <w:r>
+        <w:t xml:space="preserve"> </w:t>
+      </w:r>
+      <w:r>
+        <w:t xml:space="preserve">Department of Medicine, Harvard Medical School, Boston, MA</w:t>
       </w:r>
       <w:r>
         <w:br/>
@@ -553,13 +730,13 @@
         <w:rPr>
           <w:vertAlign w:val="superscript"/>
         </w:rPr>
-        <w:t xml:space="preserve">3</w:t>
-      </w:r>
-      <w:r>
-        <w:t xml:space="preserve"> </w:t>
-      </w:r>
-      <w:r>
-        <w:t xml:space="preserve">Department of Medicine, Harvard Medical School, Boston, MA</w:t>
+        <w:t xml:space="preserve">4</w:t>
+      </w:r>
+      <w:r>
+        <w:t xml:space="preserve"> </w:t>
+      </w:r>
+      <w:r>
+        <w:t xml:space="preserve">Vettore Biosciences, San Francisco, CA</w:t>
       </w:r>
       <w:r>
         <w:br/>
@@ -568,7 +745,7 @@
         <w:rPr>
           <w:vertAlign w:val="superscript"/>
         </w:rPr>
-        <w:t xml:space="preserve">4</w:t>
+        <w:t xml:space="preserve">5</w:t>
       </w:r>
       <w:r>
         <w:t xml:space="preserve"> </w:t>
@@ -583,13 +760,13 @@
         <w:rPr>
           <w:vertAlign w:val="superscript"/>
         </w:rPr>
-        <w:t xml:space="preserve">5</w:t>
-      </w:r>
-      <w:r>
-        <w:t xml:space="preserve"> </w:t>
-      </w:r>
-      <w:r>
-        <w:t xml:space="preserve">Vettore Biosciences, San Francisco, CA</w:t>
+        <w:t xml:space="preserve">6</w:t>
+      </w:r>
+      <w:r>
+        <w:t xml:space="preserve"> </w:t>
+      </w:r>
+      <w:r>
+        <w:t xml:space="preserve">Department of Biochemistry, University of Utah, Salt Lake City, UT</w:t>
       </w:r>
       <w:r>
         <w:br/>
@@ -598,7 +775,37 @@
         <w:rPr>
           <w:vertAlign w:val="superscript"/>
         </w:rPr>
-        <w:t xml:space="preserve">6</w:t>
+        <w:t xml:space="preserve">7</w:t>
+      </w:r>
+      <w:r>
+        <w:t xml:space="preserve"> </w:t>
+      </w:r>
+      <w:r>
+        <w:t xml:space="preserve">Department of Medicine, University of Maryland School of Medicine, Baltimore, MD</w:t>
+      </w:r>
+      <w:r>
+        <w:br/>
+      </w:r>
+      <w:r>
+        <w:rPr>
+          <w:vertAlign w:val="superscript"/>
+        </w:rPr>
+        <w:t xml:space="preserve">8</w:t>
+      </w:r>
+      <w:r>
+        <w:t xml:space="preserve"> </w:t>
+      </w:r>
+      <w:r>
+        <w:t xml:space="preserve">University of Maryland Institute for Health Computing, Bethesda, MD</w:t>
+      </w:r>
+      <w:r>
+        <w:br/>
+      </w:r>
+      <w:r>
+        <w:rPr>
+          <w:vertAlign w:val="superscript"/>
+        </w:rPr>
+        <w:t xml:space="preserve">9</w:t>
       </w:r>
       <w:r>
         <w:t xml:space="preserve"> </w:t>
@@ -613,7 +820,7 @@
         <w:rPr>
           <w:vertAlign w:val="superscript"/>
         </w:rPr>
-        <w:t xml:space="preserve">7</w:t>
+        <w:t xml:space="preserve">10</w:t>
       </w:r>
       <w:r>
         <w:t xml:space="preserve"> </w:t>
@@ -628,13 +835,13 @@
         <w:rPr>
           <w:vertAlign w:val="superscript"/>
         </w:rPr>
-        <w:t xml:space="preserve">8</w:t>
-      </w:r>
-      <w:r>
-        <w:t xml:space="preserve"> </w:t>
-      </w:r>
-      <w:r>
-        <w:t xml:space="preserve">Department of Biochemistry, University of Utah, Salt Lake City, UT</w:t>
+        <w:t xml:space="preserve">11</w:t>
+      </w:r>
+      <w:r>
+        <w:t xml:space="preserve"> </w:t>
+      </w:r>
+      <w:r>
+        <w:t xml:space="preserve">Aging Institute, University of Pittsburgh, Pittsburgh, PA</w:t>
       </w:r>
       <w:r>
         <w:br/>
@@ -643,7 +850,22 @@
         <w:rPr>
           <w:vertAlign w:val="superscript"/>
         </w:rPr>
-        <w:t xml:space="preserve">9</w:t>
+        <w:t xml:space="preserve">12</w:t>
+      </w:r>
+      <w:r>
+        <w:t xml:space="preserve"> </w:t>
+      </w:r>
+      <w:r>
+        <w:t xml:space="preserve">UPMC Heart and Vascular Institute, UPMC Presbyterian, Pittsburgh, PA</w:t>
+      </w:r>
+      <w:r>
+        <w:br/>
+      </w:r>
+      <w:r>
+        <w:rPr>
+          <w:vertAlign w:val="superscript"/>
+        </w:rPr>
+        <w:t xml:space="preserve">13</w:t>
       </w:r>
       <w:r>
         <w:t xml:space="preserve"> </w:t>
@@ -4800,7 +5022,7 @@
         <w:pStyle w:val="FirstParagraph"/>
       </w:pPr>
       <w:r>
-        <w:t xml:space="preserve">Recombinant human TGF-β1 was purchased commercially , dissolved in 10 mM citric acid, pH 3.0, filtered, and diluted to 10 μg/mL in PBS with 0.1% BSA prior to aliquoting and storing at -80 °C. AZD3965 (100 nM; Medkoo) and AR-C155858 (200 nM; Tocris) were purchased from commercial vendors. VB124 (10 μM) was a gift from Vettore, LLC. The drugs were prepared in DMSO and used at the indicated doses unless otherwise indicated. These doses were chosen based on prior reports and their target affinities.</w:t>
+        <w:t xml:space="preserve">Recombinant human TGFβ was purchased commercially , dissolved in 10 mM citric acid, pH 3.0, filtered, and diluted to 10 μg/mL in PBS with 0.1% BSA prior to aliquoting and storing at -80 °C. AZD3965 (100 nM; Medkoo) and AR-C155858 (200 nM; Tocris) were purchased from commercial vendors. VB124 (10 μM) was a gift from Vettore, LLC. The drugs were prepared in DMSO and used at the indicated doses unless otherwise indicated. These doses were chosen based on prior reports and their target affinities.</w:t>
       </w:r>
     </w:p>
     <w:bookmarkEnd w:id="22"/>
@@ -4974,7 +5196,7 @@
         <w:t xml:space="preserve"> </w:t>
       </w:r>
       <w:r>
-        <w:t xml:space="preserve">using recombinant human TGF-β1 (2 ng/mL) (Peprotech) for 48 h following 24 h serum starvation unless otherwise indicated.</w:t>
+        <w:t xml:space="preserve">using recombinant human TGFβ (2 ng/mL) (Peprotech) for 48 h following 24 h serum starvation unless otherwise indicated.</w:t>
       </w:r>
     </w:p>
     <w:bookmarkEnd w:id="25"/>
@@ -5983,13 +6205,7 @@
         <w:t xml:space="preserve">1</w:t>
       </w:r>
       <w:r>
-        <w:t xml:space="preserve">H ratios, respectively, using an open source plugin to ImageJ, OpenMIMS 3.0 (github.com/BWHCNI/OpenMIMS).</w:t>
-      </w:r>
-      <w:r>
-        <w:t xml:space="preserve"> </w:t>
-      </w:r>
-      <w:r>
-        <w:t xml:space="preserve">Ratio images are presented visually as hue saturation intensity images, with the blue lower bound of the scale set to the natural background ratio and the red upper bound of the scale set such that within tissue labeling differences are visually apparent. Changes to the scaling modify the visual appearance but not affect the quantitative data. Quantification of isotopic enrichment was based on a pixel ratio analysis of several MIMS images acquired per animal. Specifically, image masks were generated by Otsu thresholding the</w:t>
+        <w:t xml:space="preserve">H ratios, respectively, using an open source plugin to ImageJ, OpenMIMS 3.0 (github.com/BWHCNI/OpenMIMS). Ratio images are presented visually as hue saturation intensity images, with the blue lower bound of the scale set to the natural background ratio and the red upper bound of the scale set such that within tissue labeling differences are visually apparent. Changes to the scaling modify the visual appearance but not affect the quantitative data. Quantification of isotopic enrichment was based on a pixel ratio analysis of several MIMS images acquired per animal. Specifically, image masks were generated by Otsu thresholding the</w:t>
       </w:r>
       <w:r>
         <w:t xml:space="preserve"> </w:t>
@@ -6064,7 +6280,7 @@
         <w:pStyle w:val="FirstParagraph"/>
       </w:pPr>
       <w:r>
-        <w:t xml:space="preserve">VB253 was developed by Vettore, LLC as a more potent small molecule inhibitor of MCT4. Experiments involving VB253 were conducted by several contract research organizations under the supervision of Vettore, LLC. These experiments were completed independently of the other studies presented in the manuscript and offer independent validation of the antifibrotic effects of MCT4 inhibition in cells and mice.</w:t>
+        <w:t xml:space="preserve">VB253 was developed by Vettore, LLC as a more potent small molecule inhibitor of MCT4. Experiments involving VB253 were conducted by several contract research organizations under the supervision of Vettore, LLC, as described in detail below. These experiments were completed independently of the other studies presented in the manuscript and offer independent validation of the antifibrotic effects of MCT4 inhibition in cells and mice.</w:t>
       </w:r>
     </w:p>
     <w:p>
@@ -6072,11 +6288,47 @@
         <w:pStyle w:val="BodyText"/>
       </w:pPr>
       <w:r>
+        <w:t xml:space="preserve">All cell culture experiments were conducted by Charles River Laboratories (Wilmington, MA, USA). Lung fibroblasts from three independent IPF donors were seeded at a density of 750 cells/well in 384-well plates. Fibroblasts were subsequently treated with medium with 0.1% DMSO (vehicle control), 1.25 ng/ml TGFβ alone, 1.25 ng/ml TGFβ in the presence of 1 μM SB525334 (positive control), or 1.25 ng/ml TGFβ with 8-point concentration response curves (CRC) in biologic duplicate with semi-log dilutions of nintedanib or VB253. The top concentration tested was 10 μM. Cells were fixed with 4% paraformaldehyde 72 h post treatment with TGFβ. The principal readout was immunofluorescence staining to for α-SMA and DAPI to quantify the proportion of α-SMA-positive cells.</w:t>
+      </w:r>
+    </w:p>
+    <w:p>
+      <w:pPr>
+        <w:pStyle w:val="BodyText"/>
+      </w:pPr>
+      <w:r>
+        <w:t xml:space="preserve">SMAD3 nuclear translocation was evaluated in lung fibroblasts from one IPF donor. Cells were plated on Purecol-coated 96-well plates. Unstimulated (medium only) and stimulated cells (0.5 ng/ml TGFβ) were treated with 0.1% DMSO (vehicle control), 1 μM SB525334 (positive control), nintedanib in 8-point CRC, ALK5 inhibitor (SB525334) in 8-point CRC, and VB253 in a 16-point CRC, with a maximum concentration of 30 μM. All cells were fixed 2 h after treatment. The readout was immunofluorescence staining for pSMAD3 and DAPI.</w:t>
+      </w:r>
+    </w:p>
+    <w:p>
+      <w:pPr>
+        <w:pStyle w:val="BodyText"/>
+      </w:pPr>
+      <w:r>
+        <w:t xml:space="preserve">The</w:t>
+      </w:r>
+      <w:r>
+        <w:t xml:space="preserve"> </w:t>
+      </w:r>
+      <w:r>
         <w:rPr>
           <w:iCs/>
           <w:i/>
         </w:rPr>
-        <w:t xml:space="preserve">Nathan, Mark, and Jared. Add the names of the CROs that did the experiments? I think the aSMA/Smad3/nuclei experiments will need a description. The others are pretty similar to what is described above.</w:t>
+        <w:t xml:space="preserve">in vivo</w:t>
+      </w:r>
+      <w:r>
+        <w:t xml:space="preserve"> </w:t>
+      </w:r>
+      <w:r>
+        <w:t xml:space="preserve">therapeutic evaluation of VB253 in bleomycin-induced pulmonary fibrosis in both young and aged mice was conducted by Aragen Biosciences (Morgan Hill, CA, USA). In two separate experiments, C57Bl/6 mice, aged either 6-7 weeks or 68-70 weeks, were obtained from Jackson Labs (Bar Harbor, ME, USA). Under anesthesia, mice were administered either PBS vehicle (N = 10 per experiment) or 1.5 U/kg bleomycin in PBS intratracheally. After 7 days, mice treated with bleomycin were randomized to receive either vehicle (0.5% methylcellulose in saline) (N = 10), VB253 dissolved in 0.5% methylcellulose (3 mg/kg BID), Pirfenidone (Glentham Life Sciences Lid. Cat #GP4948, 100 mg/kg BID), or Nintedinib (Axon MedChem Cat#2648, 50 mg/kg, daily) (N = 10 per group). Mice injected with saline, rather than bleomycin, were administered vehicle. Treatments were administered daily until the experiment was terminated 21 days after bleomycin instillation, approximately 2-4 h after the final treatment dose. Whole-body plethysmography was performed on day 20 using Buxco WBP instrument system measuring Enhanced Pause (Penh) and respiratory rate on unrestrained animals. Upon experiment termination, lungs were inflated with 10% neutral buffered formalin (NBF) and fixed in 10% NBF for histology.</w:t>
+      </w:r>
+    </w:p>
+    <w:p>
+      <w:pPr>
+        <w:pStyle w:val="BodyText"/>
+      </w:pPr>
+      <w:r>
+        <w:t xml:space="preserve">Histology, imaging, and pathologic analyses were performed by HistoTox Labs (Boulder, CO, USA). Multiple slides per block were sectioned at 5 μm and stained with hematoxylin and eosin (H&amp;E) or by routine immunohistochemistry (IHC) methods for α-SMA. H&amp;E-stained glass slides were evaluated using light microscopy by an ACVP board-certified veterinary pathologist. Lung sections were scored according to the modified Ashcroft scale. Briefly, scores for five representative 200× microscopic fields per sample were averaged to obtain a mean score for each animal. α-SMA-stained glass slides were scanned using an Aperio AT2 whole slide scanner. Whole slide images were annotated to delineate regions of interest (ROI). Exclusions were applied to remove tissue artifacts (folds, tears, non-specific staining), large airways, and blood vessels. Visiopharm (VIS) image analysis software, using imaging filters to separate positive staining from counterstaining and background were applied to quantify α-SMA signal within each sample. Differences in expression levels between samples and treatments were evaluated by calculating the percent positive detection of cells or area within the viable lung tissue.</w:t>
       </w:r>
     </w:p>
     <w:p>

--- a/manuscript/ziehr_2023_mcti_supplement.docx
+++ b/manuscript/ziehr_2023_mcti_supplement.docx
@@ -5982,7 +5982,7 @@
         <w:t xml:space="preserve">15</w:t>
       </w:r>
       <w:r>
-        <w:t xml:space="preserve">N]-proline (20 mg/mL) every 12 h prior to euthanasia on day 21 after bleomycin. Perfused and inflated lungs were fixed with formaldehyde/glutaraldehyde 2.5% in sodium cacodylate buffer, pH 7.4, embedded in EPON, section to 0.5 μm, mounted on silicon wafers, and gold coated. Sections were analyzed with the NanoSIMS 50L (CAMECA) housed in the Brigham and Women’s Hospital Center for NanoImaging, using previously developed analytical protocols</w:t>
+        <w:t xml:space="preserve">N]-proline (20 mg/mL) every 12 h prior to euthanasia on either day 21 or day 14 after bleomycin. Perfused and inflated lungs were fixed with formaldehyde/glutaraldehyde 2.5% in sodium cacodylate buffer, pH 7.4, embedded in EPON, section to 0.5 μm, mounted on silicon wafers, and gold coated. Sections were analyzed with the NanoSIMS 50L (CAMECA) housed in the Brigham and Women’s Hospital Center for NanoImaging, using previously developed analytical protocols</w:t>
       </w:r>
       <w:r>
         <w:t xml:space="preserve"> </w:t>
@@ -6296,7 +6296,7 @@
         <w:pStyle w:val="BodyText"/>
       </w:pPr>
       <w:r>
-        <w:t xml:space="preserve">SMAD3 nuclear translocation was evaluated in lung fibroblasts from one IPF donor. Cells were plated on Purecol-coated 96-well plates. Unstimulated (medium only) and stimulated cells (0.5 ng/ml TGFβ) were treated with 0.1% DMSO (vehicle control), 1 μM SB525334 (positive control), nintedanib in 8-point CRC, ALK5 inhibitor (SB525334) in 8-point CRC, and VB253 in a 16-point CRC, with a maximum concentration of 30 μM. All cells were fixed 2 h after treatment. The readout was immunofluorescence staining for pSMAD3 and DAPI.</w:t>
+        <w:t xml:space="preserve">SMAD3 nuclear translocation was evaluated in lung fibroblasts from one IPF donor. Cells were plated on Purecol-coated 96-well plates. Unstimulated (medium only) and stimulated cells (0.5 ng/ml TGFβ) were treated with 0.1% DMSO (vehicle control), 1 μM SB525334 (positive control), nintedanib in 8-point CRC, ALK5 inhibitor (SB525334) in 8-point CRC, and VB253 in a 16-point CRC, with a maximum concentration of 30 μM. All cells were fixed 2 h after treatment. The readout was immunofluorescence staining for pSmad3 and DAPI.</w:t>
       </w:r>
     </w:p>
     <w:p>
